--- a/docs/TQS-HW1-Report-119495.docx
+++ b/docs/TQS-HW1-Report-119495.docx
@@ -9075,7 +9075,7 @@
           </w:tcPr>
           <w:p>
             <w:r>
-              <w:t>[Link to be added upon upload - following docs/DEMO_VIDEO_SCRIPT.md]</w:t>
+              <w:t>docs/tuttibox_demo.webm (Recorded walkthrough in repository covering OpenAPI, Courier Dropoff, Customer Pickup, Security Lockout, and Operator Dashboard)</w:t>
             </w:r>
           </w:p>
         </w:tc>

--- a/docs/TQS-HW1-Report-119495.docx
+++ b/docs/TQS-HW1-Report-119495.docx
@@ -2921,6 +2921,60 @@
         <w:t>Parcel lifecycle</w:t>
       </w:r>
       <w:bookmarkEnd w:id="6"/>
+    </w:p>
+    <w:p>
+      <w:pPr>
+        <w:jc w:val="center"/>
+      </w:pPr>
+      <w:r>
+        <w:drawing>
+          <wp:inline xmlns:a="http://schemas.openxmlformats.org/drawingml/2006/main" xmlns:pic="http://schemas.openxmlformats.org/drawingml/2006/picture">
+            <wp:extent cx="5029200" cy="2711395"/>
+            <wp:docPr id="100001" name="Picture 100001"/>
+            <wp:cNvGraphicFramePr>
+              <a:graphicFrameLocks noChangeAspect="1"/>
+            </wp:cNvGraphicFramePr>
+            <a:graphic>
+              <a:graphicData uri="http://schemas.openxmlformats.org/drawingml/2006/picture">
+                <pic:pic>
+                  <pic:nvPicPr>
+                    <pic:cNvPr id="0" name="parcel_lifecycle_v2.png"/>
+                    <pic:cNvPicPr/>
+                  </pic:nvPicPr>
+                  <pic:blipFill>
+                    <a:blip r:embed="rId19"/>
+                    <a:stretch>
+                      <a:fillRect/>
+                    </a:stretch>
+                  </pic:blipFill>
+                  <pic:spPr>
+                    <a:xfrm>
+                      <a:off x="0" y="0"/>
+                      <a:ext cx="5029200" cy="2711395"/>
+                    </a:xfrm>
+                    <a:prstGeom prst="rect"/>
+                  </pic:spPr>
+                </pic:pic>
+              </a:graphicData>
+            </a:graphic>
+          </wp:inline>
+        </w:drawing>
+      </w:r>
+    </w:p>
+    <w:p>
+      <w:pPr>
+        <w:jc w:val="center"/>
+      </w:pPr>
+      <w:r>
+        <w:rPr>
+          <w:rFonts w:ascii="Calibri" w:hAnsi="Calibri"/>
+          <w:b w:val="0"/>
+          <w:i/>
+          <w:color w:val="64748B"/>
+          <w:sz w:val="18"/>
+        </w:rPr>
+        <w:t>Figure 1: TuttiBox Parcel Finite State Machine Lifecycle</w:t>
+      </w:r>
     </w:p>
     <w:p>
       <w:pPr>
@@ -7128,6 +7182,60 @@
     </w:p>
     <w:p>
       <w:pPr>
+        <w:jc w:val="center"/>
+      </w:pPr>
+      <w:r>
+        <w:drawing>
+          <wp:inline xmlns:a="http://schemas.openxmlformats.org/drawingml/2006/main" xmlns:pic="http://schemas.openxmlformats.org/drawingml/2006/picture">
+            <wp:extent cx="5029200" cy="2873829"/>
+            <wp:docPr id="100002" name="Picture 100002"/>
+            <wp:cNvGraphicFramePr>
+              <a:graphicFrameLocks noChangeAspect="1"/>
+            </wp:cNvGraphicFramePr>
+            <a:graphic>
+              <a:graphicData uri="http://schemas.openxmlformats.org/drawingml/2006/picture">
+                <pic:pic>
+                  <pic:nvPicPr>
+                    <pic:cNvPr id="0" name="image.png"/>
+                    <pic:cNvPicPr/>
+                  </pic:nvPicPr>
+                  <pic:blipFill>
+                    <a:blip r:embed="rId17"/>
+                    <a:stretch>
+                      <a:fillRect/>
+                    </a:stretch>
+                  </pic:blipFill>
+                  <pic:spPr>
+                    <a:xfrm>
+                      <a:off x="0" y="0"/>
+                      <a:ext cx="5029200" cy="2873829"/>
+                    </a:xfrm>
+                    <a:prstGeom prst="rect"/>
+                  </pic:spPr>
+                </pic:pic>
+              </a:graphicData>
+            </a:graphic>
+          </wp:inline>
+        </w:drawing>
+      </w:r>
+    </w:p>
+    <w:p>
+      <w:pPr>
+        <w:jc w:val="center"/>
+      </w:pPr>
+      <w:r>
+        <w:rPr>
+          <w:rFonts w:ascii="Calibri" w:hAnsi="Calibri"/>
+          <w:b w:val="0"/>
+          <w:i/>
+          <w:color w:val="64748B"/>
+          <w:sz w:val="18"/>
+        </w:rPr>
+        <w:t>Figure 2: TuttiBox Hexagonal Architecture (Ports and Adapters)</w:t>
+      </w:r>
+    </w:p>
+    <w:p>
+      <w:pPr>
         <w:pStyle w:val="remarks-to-remove"/>
         <w:spacing w:after="40"/>
         <w:jc w:val="center"/>
@@ -8818,7 +8926,7 @@
         <w:br/>
         <w:t>• Line Coverage: 73.2% line coverage verified by JaCoCo across 38 application classes.</w:t>
         <w:br/>
-        <w:t>• Maintainability, Security &amp; Reliability: 0 Bugs, 0 Vulnerabilities, 0 Security Hotspots, and 0 Code Smells (Grade A across all evaluation axes).</w:t>
+        <w:t>• Maintainability, Security &amp; Reliability: 0 Bugs, 0 Vulnerabilidades, 0 Security Hotspots, and 0 Code Smells (Grade A across all evaluation axes).</w:t>
         <w:br/>
         <w:t>• Duplicated Lines Density: 0.0%.</w:t>
         <w:br/>
@@ -8980,18 +9088,13 @@
             </w:tcMar>
           </w:tcPr>
           <w:p>
-            <w:pPr>
-              <w:pStyle w:val="tableheader"/>
-              <w:spacing w:before="20" w:after="20"/>
-            </w:pPr>
-            <w:r>
-              <w:rPr>
-                <w:rFonts w:ascii="Arial Nova" w:hAnsi="Arial Nova" w:eastAsia="Arial" w:cs="Noto Sans" w:asciiTheme="minorHAnsi" w:hAnsiTheme="minorHAnsi"/>
+            <w:r>
+              <w:rPr>
+                <w:rFonts w:ascii="Calibri" w:hAnsi="Calibri"/>
                 <w:b/>
-                <w:bCs/>
-                <w:color w:val="000000"/>
-                <w:sz w:val="19"/>
-                <w:szCs w:val="19"/>
+                <w:i w:val="0"/>
+                <w:color w:val="222222"/>
+                <w:sz w:val="21"/>
               </w:rPr>
               <w:t>Resource</w:t>
             </w:r>
@@ -9016,7 +9119,14 @@
           </w:tcPr>
           <w:p>
             <w:r>
-              <w:t>https://github.com/FilipeNogue1ra/HW1-119495</w:t>
+              <w:rPr>
+                <w:rFonts w:ascii="Calibri" w:hAnsi="Calibri"/>
+                <w:b/>
+                <w:i w:val="0"/>
+                <w:color w:val="222222"/>
+                <w:sz w:val="21"/>
+              </w:rPr>
+              <w:t>Location / Link</w:t>
             </w:r>
           </w:p>
         </w:tc>
@@ -9075,7 +9185,14 @@
           </w:tcPr>
           <w:p>
             <w:r>
-              <w:t>docs/tuttibox_demo.webm (Recorded walkthrough in repository covering OpenAPI, Courier Dropoff, Customer Pickup, Security Lockout, and Operator Dashboard)</w:t>
+              <w:rPr>
+                <w:rFonts w:ascii="Calibri" w:hAnsi="Calibri"/>
+                <w:b w:val="0"/>
+                <w:i w:val="0"/>
+                <w:color w:val="2563EB"/>
+                <w:sz w:val="19"/>
+              </w:rPr>
+              <w:t>https://github.com/FilipeNogue1ra/HW1-119495</w:t>
             </w:r>
           </w:p>
         </w:tc>
@@ -9134,7 +9251,14 @@
           </w:tcPr>
           <w:p>
             <w:r>
-              <w:t>http://localhost:8080/swagger-ui.html</w:t>
+              <w:rPr>
+                <w:rFonts w:ascii="Calibri" w:hAnsi="Calibri"/>
+                <w:b w:val="0"/>
+                <w:i w:val="0"/>
+                <w:color w:val="2563EB"/>
+                <w:sz w:val="19"/>
+              </w:rPr>
+              <w:t>docs/tuttibox_demo.webm (Recorded walkthrough in repository covering OpenAPI, Courier Dropoff, Customer Pickup, Security Lockout, and Operator Dashboard)</w:t>
             </w:r>
           </w:p>
         </w:tc>
@@ -9193,7 +9317,14 @@
           </w:tcPr>
           <w:p>
             <w:r>
-              <w:t>https://sonarcloud.io/project/overview?id=FilipeNogue1ra_HW1-119495</w:t>
+              <w:rPr>
+                <w:rFonts w:ascii="Calibri" w:hAnsi="Calibri"/>
+                <w:b w:val="0"/>
+                <w:i w:val="0"/>
+                <w:color w:val="2563EB"/>
+                <w:sz w:val="19"/>
+              </w:rPr>
+              <w:t>http://localhost:8080/swagger-ui.html</w:t>
             </w:r>
           </w:p>
         </w:tc>
@@ -9252,7 +9383,14 @@
           </w:tcPr>
           <w:p>
             <w:r>
-              <w:t>https://github.com/FilipeNogue1ra/HW1-119495/actions</w:t>
+              <w:rPr>
+                <w:rFonts w:ascii="Calibri" w:hAnsi="Calibri"/>
+                <w:b w:val="0"/>
+                <w:i w:val="0"/>
+                <w:color w:val="2563EB"/>
+                <w:sz w:val="19"/>
+              </w:rPr>
+              <w:t>https://sonarcloud.io/project/overview?id=FilipeNogue1ra_HW1-119495</w:t>
             </w:r>
           </w:p>
         </w:tc>
@@ -9310,20 +9448,15 @@
             </w:tcMar>
           </w:tcPr>
           <w:p>
-            <w:pPr>
-              <w:pStyle w:val="tableinside"/>
-              <w:spacing w:before="20" w:after="20"/>
-            </w:pPr>
-            <w:r>
-              <w:rPr>
-                <w:rFonts w:ascii="Arial Nova" w:hAnsi="Arial Nova" w:eastAsia="Arial" w:cs="Noto Sans" w:asciiTheme="minorHAnsi" w:hAnsiTheme="minorHAnsi"/>
-                <w:i/>
-                <w:iCs/>
-                <w:color w:val="C45911" w:themeColor="accent2" w:themeShade="BF"/>
-                <w:sz w:val="19"/>
-                <w:szCs w:val="19"/>
-              </w:rPr>
-              <w:t>&lt;optional: URL of the pipeline&gt;</w:t>
+            <w:r>
+              <w:rPr>
+                <w:rFonts w:ascii="Calibri" w:hAnsi="Calibri"/>
+                <w:b w:val="0"/>
+                <w:i w:val="0"/>
+                <w:color w:val="2563EB"/>
+                <w:sz w:val="19"/>
+              </w:rPr>
+              <w:t>https://github.com/FilipeNogue1ra/HW1-119495/actions</w:t>
             </w:r>
           </w:p>
         </w:tc>

--- a/docs/TQS-HW1-Report-119495.docx
+++ b/docs/TQS-HW1-Report-119495.docx
@@ -9118,16 +9118,7 @@
             </w:tcMar>
           </w:tcPr>
           <w:p>
-            <w:r>
-              <w:rPr>
-                <w:rFonts w:ascii="Calibri" w:hAnsi="Calibri"/>
-                <w:b/>
-                <w:i w:val="0"/>
-                <w:color w:val="222222"/>
-                <w:sz w:val="21"/>
-              </w:rPr>
-              <w:t>Location / Link</w:t>
-            </w:r>
+            <w:r/>
           </w:p>
         </w:tc>
       </w:tr>

--- a/docs/TQS-HW1-Report-119495.docx
+++ b/docs/TQS-HW1-Report-119495.docx
@@ -9484,12 +9484,7 @@
     </w:p>
     <w:p>
       <w:r>
-        <w:rPr>
-          <w:b/>
-          <w:color w:val="1A365D"/>
-          <w:sz w:val="26"/>
-        </w:rPr>
-        <w:t>Filipe Nogueira [119495], v2026-10-29</w:t>
+        <w:t>• Source Repository: https://github.com/FilipeNogue1ra/HW1-119495</w:t>
       </w:r>
     </w:p>
     <w:p>
@@ -9499,7 +9494,14 @@
     </w:p>
     <w:p>
       <w:r>
-        <w:t>• Testing Stack: JUnit 5, Mockito 5, AssertJ, Cucumber BDD 7.21, Microsoft Playwright 1.49, Testcontainers 1.20, Grafana k6 v2.2.0.</w:t>
+        <w:rPr>
+          <w:rFonts w:ascii="Calibri" w:hAnsi="Calibri"/>
+          <w:b w:val="0"/>
+          <w:i w:val="0"/>
+          <w:color w:val="222222"/>
+          <w:sz w:val="20"/>
+        </w:rPr>
+        <w:t>• Testing Stack: JUnit 6 (Jupiter 6.1.3 BOM), Mockito 5.23.0, AssertJ, Cucumber BDD 7.21, Microsoft Playwright 1.63.0, Testcontainers 1.20, Grafana k6 v2.2.0, Maven Surefire 3.6.0, JaCoCo 0.8.15, SonarQube Cloud (Quality Gate Passed).</w:t>
       </w:r>
     </w:p>
     <w:p>

--- a/docs/TQS-HW1-Report-119495.docx
+++ b/docs/TQS-HW1-Report-119495.docx
@@ -1325,22 +1325,6 @@
     </w:p>
     <w:p>
       <w:pPr>
-        <w:pStyle w:val="remarks-to-remove"/>
-      </w:pPr>
-      <w:r>
-        <w:rPr>
-          <w:rFonts w:ascii="Arial Nova" w:hAnsi="Arial Nova" w:eastAsia="Arial" w:cs="Noto Sans" w:asciiTheme="minorHAnsi" w:hAnsiTheme="minorHAnsi"/>
-          <w:i/>
-          <w:iCs/>
-          <w:color w:val="C45911" w:themeColor="accent2" w:themeShade="BF"/>
-          <w:sz w:val="22"/>
-          <w:szCs w:val="22"/>
-        </w:rPr>
-        <w:t>This is a template for the expected content and structure. You may use any editing tool to prepare the report (LaTeX included). Keep it concise: the report is the evidence of your decisions, not a dump of code or test listings.</w:t>
-      </w:r>
-    </w:p>
-    <w:p>
-      <w:pPr>
         <w:pStyle w:val="Heading1"/>
         <w:ind w:hanging="432"/>
       </w:pPr>
@@ -1493,14 +1477,6 @@
         <w:br/>
         <w:br/>
         <w:t>Auditing and Verification: All business logic, transaction isolation policies, state machine constraints, and security rules were strictly audited and verified by the author. When static code analysis detected a CWE-117 Log Injection vulnerability in controller parameter handling, the flow was audited and manually resolved using deterministic string sanitization before logging.</w:t>
-      </w:r>
-    </w:p>
-    <w:p>
-      <w:pPr>
-        <w:pStyle w:val="remarks-to-remove"/>
-      </w:pPr>
-      <w:r>
-        <w:t>Google Antigravity (powered by Google DeepMind Gemini models) was utilized as an interactive AI pair programming assistant throughout the project lifecycle. It was employed for architectural scaffolding (Hexagonal / Ports &amp; Adapters), unit test generation and parameterized edge-case coverage, BDD Cucumber step definitions, Playwright browser automation scripts, Grafana k6 performance scenarios, and continuous report refinement. All architectural decisions, security rules, and code reviews were supervised and validated by the author.</w:t>
       </w:r>
     </w:p>
     <w:p>
@@ -7234,24 +7210,6 @@
         <w:t>Figure 2: TuttiBox Hexagonal Architecture (Ports and Adapters)</w:t>
       </w:r>
     </w:p>
-    <w:p>
-      <w:pPr>
-        <w:pStyle w:val="remarks-to-remove"/>
-        <w:spacing w:after="40"/>
-        <w:jc w:val="center"/>
-      </w:pPr>
-      <w:r>
-        <w:rPr>
-          <w:rFonts w:ascii="Arial Nova" w:hAnsi="Arial Nova" w:eastAsia="Arial" w:cs="Noto Sans"/>
-          <w:i/>
-          <w:iCs/>
-          <w:color w:val="C00000"/>
-          <w:sz w:val="22"/>
-          <w:szCs w:val="22"/>
-        </w:rPr>
-        <w:t>Show where the “ports” are (persistence, locker hardware, geolocation, notifications) and which adapters and test doubles plug into them.&gt;</w:t>
-      </w:r>
-    </w:p>
     <w:tbl>
       <w:tblPr>
         <w:tblStyle w:val="TableGrid"/>
@@ -8227,333 +8185,601 @@
     </w:p>
     <w:p>
       <w:pPr>
-        <w:pStyle w:val="remarks-to-remove"/>
         <w:spacing w:before="0" w:after="120" w:line="276" w:lineRule="auto"/>
         <w:jc w:val="left"/>
       </w:pPr>
       <w:r>
         <w:rPr>
-          <w:rFonts w:ascii="Arial Nova" w:hAnsi="Arial Nova" w:eastAsia="Arial" w:cs="Noto Sans"/>
-          <w:color w:val="000000"/>
-          <w:sz w:val="22"/>
+          <w:rFonts w:ascii="Calibri" w:hAnsi="Calibri" w:eastAsia="Arial" w:cs="Noto Sans"/>
+          <w:b w:val="0"/>
+          <w:i w:val="0"/>
+          <w:color w:val="222222"/>
+          <w:sz w:val="21"/>
           <w:szCs w:val="22"/>
         </w:rPr>
         <w:t>TuttiBox provides a RESTful web API structured around resource-oriented endpoints under the /api/v1 base path. Interactive documentation, endpoint schemas, and request/response models are automatically generated using SpringDoc OpenAPI 3.0 and made accessible at /swagger-ui.html and /v3/api-docs.</w:t>
       </w:r>
       <w:r>
+        <w:rPr>
+          <w:rFonts w:ascii="Calibri" w:hAnsi="Calibri"/>
+          <w:b w:val="0"/>
+          <w:i w:val="0"/>
+          <w:color w:val="222222"/>
+          <w:sz w:val="21"/>
+        </w:rPr>
         <w:br w:type="textWrapping"/>
       </w:r>
       <w:r>
+        <w:rPr>
+          <w:rFonts w:ascii="Calibri" w:hAnsi="Calibri"/>
+          <w:b w:val="0"/>
+          <w:i w:val="0"/>
+          <w:color w:val="222222"/>
+          <w:sz w:val="21"/>
+        </w:rPr>
         <w:br w:type="textWrapping"/>
       </w:r>
       <w:r>
         <w:rPr>
-          <w:rFonts w:ascii="Arial Nova" w:hAnsi="Arial Nova" w:eastAsia="Arial" w:cs="Noto Sans"/>
-          <w:color w:val="000000"/>
-          <w:sz w:val="22"/>
+          <w:rFonts w:ascii="Calibri" w:hAnsi="Calibri" w:eastAsia="Arial" w:cs="Noto Sans"/>
+          <w:b w:val="0"/>
+          <w:i w:val="0"/>
+          <w:color w:val="222222"/>
+          <w:sz w:val="21"/>
           <w:szCs w:val="22"/>
         </w:rPr>
         <w:t>All endpoints follow standard HTTP semantics:</w:t>
       </w:r>
       <w:r>
+        <w:rPr>
+          <w:rFonts w:ascii="Calibri" w:hAnsi="Calibri"/>
+          <w:b w:val="0"/>
+          <w:i w:val="0"/>
+          <w:color w:val="222222"/>
+          <w:sz w:val="21"/>
+        </w:rPr>
         <w:br w:type="textWrapping"/>
       </w:r>
       <w:r>
         <w:rPr>
-          <w:rFonts w:ascii="Arial Nova" w:hAnsi="Arial Nova" w:eastAsia="Arial" w:cs="Noto Sans"/>
-          <w:color w:val="000000"/>
-          <w:sz w:val="22"/>
+          <w:rFonts w:ascii="Calibri" w:hAnsi="Calibri" w:eastAsia="Arial" w:cs="Noto Sans"/>
+          <w:b w:val="0"/>
+          <w:i w:val="0"/>
+          <w:color w:val="222222"/>
+          <w:sz w:val="21"/>
           <w:szCs w:val="22"/>
         </w:rPr>
         <w:t>• 200 OK: Successful read or state update operation.</w:t>
       </w:r>
       <w:r>
+        <w:rPr>
+          <w:rFonts w:ascii="Calibri" w:hAnsi="Calibri"/>
+          <w:b w:val="0"/>
+          <w:i w:val="0"/>
+          <w:color w:val="222222"/>
+          <w:sz w:val="21"/>
+        </w:rPr>
         <w:br w:type="textWrapping"/>
       </w:r>
       <w:r>
         <w:rPr>
-          <w:rFonts w:ascii="Arial Nova" w:hAnsi="Arial Nova" w:eastAsia="Arial" w:cs="Noto Sans"/>
-          <w:color w:val="000000"/>
-          <w:sz w:val="22"/>
+          <w:rFonts w:ascii="Calibri" w:hAnsi="Calibri" w:eastAsia="Arial" w:cs="Noto Sans"/>
+          <w:b w:val="0"/>
+          <w:i w:val="0"/>
+          <w:color w:val="222222"/>
+          <w:sz w:val="21"/>
           <w:szCs w:val="22"/>
         </w:rPr>
         <w:t>• 201 Created: New resource successfully created (e.g., parcel registered and locker reserved).</w:t>
       </w:r>
       <w:r>
+        <w:rPr>
+          <w:rFonts w:ascii="Calibri" w:hAnsi="Calibri"/>
+          <w:b w:val="0"/>
+          <w:i w:val="0"/>
+          <w:color w:val="222222"/>
+          <w:sz w:val="21"/>
+        </w:rPr>
         <w:br w:type="textWrapping"/>
       </w:r>
       <w:r>
         <w:rPr>
-          <w:rFonts w:ascii="Arial Nova" w:hAnsi="Arial Nova" w:eastAsia="Arial" w:cs="Noto Sans"/>
-          <w:color w:val="000000"/>
-          <w:sz w:val="22"/>
+          <w:rFonts w:ascii="Calibri" w:hAnsi="Calibri" w:eastAsia="Arial" w:cs="Noto Sans"/>
+          <w:b w:val="0"/>
+          <w:i w:val="0"/>
+          <w:color w:val="222222"/>
+          <w:sz w:val="21"/>
           <w:szCs w:val="22"/>
         </w:rPr>
         <w:t>• 400 Bad Request: Validation failure (e.g., malformed PIN or invalid dimension size).</w:t>
       </w:r>
       <w:r>
+        <w:rPr>
+          <w:rFonts w:ascii="Calibri" w:hAnsi="Calibri"/>
+          <w:b w:val="0"/>
+          <w:i w:val="0"/>
+          <w:color w:val="222222"/>
+          <w:sz w:val="21"/>
+        </w:rPr>
         <w:br w:type="textWrapping"/>
       </w:r>
       <w:r>
         <w:rPr>
-          <w:rFonts w:ascii="Arial Nova" w:hAnsi="Arial Nova" w:eastAsia="Arial" w:cs="Noto Sans"/>
-          <w:color w:val="000000"/>
-          <w:sz w:val="22"/>
+          <w:rFonts w:ascii="Calibri" w:hAnsi="Calibri" w:eastAsia="Arial" w:cs="Noto Sans"/>
+          <w:b w:val="0"/>
+          <w:i w:val="0"/>
+          <w:color w:val="222222"/>
+          <w:sz w:val="21"/>
           <w:szCs w:val="22"/>
         </w:rPr>
         <w:t>• 404 Not Found: Target parcel, station, or compartment does not exist.</w:t>
       </w:r>
       <w:r>
+        <w:rPr>
+          <w:rFonts w:ascii="Calibri" w:hAnsi="Calibri"/>
+          <w:b w:val="0"/>
+          <w:i w:val="0"/>
+          <w:color w:val="222222"/>
+          <w:sz w:val="21"/>
+        </w:rPr>
         <w:br w:type="textWrapping"/>
       </w:r>
       <w:r>
         <w:rPr>
-          <w:rFonts w:ascii="Arial Nova" w:hAnsi="Arial Nova" w:eastAsia="Arial" w:cs="Noto Sans"/>
-          <w:color w:val="000000"/>
-          <w:sz w:val="22"/>
+          <w:rFonts w:ascii="Calibri" w:hAnsi="Calibri" w:eastAsia="Arial" w:cs="Noto Sans"/>
+          <w:b w:val="0"/>
+          <w:i w:val="0"/>
+          <w:color w:val="222222"/>
+          <w:sz w:val="21"/>
           <w:szCs w:val="22"/>
         </w:rPr>
         <w:t>• 409 Conflict: Business rule violation (e.g., no locker available of the requested size, or parcel already collected).</w:t>
       </w:r>
       <w:r>
+        <w:rPr>
+          <w:rFonts w:ascii="Calibri" w:hAnsi="Calibri"/>
+          <w:b w:val="0"/>
+          <w:i w:val="0"/>
+          <w:color w:val="222222"/>
+          <w:sz w:val="21"/>
+        </w:rPr>
         <w:br w:type="textWrapping"/>
       </w:r>
       <w:r>
         <w:rPr>
-          <w:rFonts w:ascii="Arial Nova" w:hAnsi="Arial Nova" w:eastAsia="Arial" w:cs="Noto Sans"/>
-          <w:color w:val="000000"/>
-          <w:sz w:val="22"/>
+          <w:rFonts w:ascii="Calibri" w:hAnsi="Calibri" w:eastAsia="Arial" w:cs="Noto Sans"/>
+          <w:b w:val="0"/>
+          <w:i w:val="0"/>
+          <w:color w:val="222222"/>
+          <w:sz w:val="21"/>
           <w:szCs w:val="22"/>
         </w:rPr>
         <w:t>• 429 Too Many Requests: Security threshold exceeded (terminal locked for 60 seconds after 3 failed PIN attempts).</w:t>
       </w:r>
       <w:r>
+        <w:rPr>
+          <w:rFonts w:ascii="Calibri" w:hAnsi="Calibri"/>
+          <w:b w:val="0"/>
+          <w:i w:val="0"/>
+          <w:color w:val="222222"/>
+          <w:sz w:val="21"/>
+        </w:rPr>
         <w:br w:type="textWrapping"/>
       </w:r>
       <w:r>
+        <w:rPr>
+          <w:rFonts w:ascii="Calibri" w:hAnsi="Calibri"/>
+          <w:b w:val="0"/>
+          <w:i w:val="0"/>
+          <w:color w:val="222222"/>
+          <w:sz w:val="21"/>
+        </w:rPr>
         <w:br w:type="textWrapping"/>
       </w:r>
       <w:r>
         <w:rPr>
-          <w:rFonts w:ascii="Arial Nova" w:hAnsi="Arial Nova" w:eastAsia="Arial" w:cs="Noto Sans"/>
-          <w:color w:val="000000"/>
-          <w:sz w:val="22"/>
+          <w:rFonts w:ascii="Calibri" w:hAnsi="Calibri" w:eastAsia="Arial" w:cs="Noto Sans"/>
+          <w:b w:val="0"/>
+          <w:i w:val="0"/>
+          <w:color w:val="222222"/>
+          <w:sz w:val="21"/>
           <w:szCs w:val="22"/>
         </w:rPr>
         <w:t>Error responses consistently follow the RFC 7807 (Problem Details) standard, returning a structured JSON payload containing type, title, status, detail, and instance (for example, informing the client about remaining lockout time).</w:t>
       </w:r>
       <w:r>
+        <w:rPr>
+          <w:rFonts w:ascii="Calibri" w:hAnsi="Calibri"/>
+          <w:b w:val="0"/>
+          <w:i w:val="0"/>
+          <w:color w:val="222222"/>
+          <w:sz w:val="21"/>
+        </w:rPr>
         <w:br w:type="textWrapping"/>
       </w:r>
       <w:r>
+        <w:rPr>
+          <w:rFonts w:ascii="Calibri" w:hAnsi="Calibri"/>
+          <w:b w:val="0"/>
+          <w:i w:val="0"/>
+          <w:color w:val="222222"/>
+          <w:sz w:val="21"/>
+        </w:rPr>
         <w:br w:type="textWrapping"/>
       </w:r>
       <w:r>
         <w:rPr>
-          <w:rFonts w:ascii="Arial Nova" w:hAnsi="Arial Nova" w:eastAsia="Arial" w:cs="Noto Sans"/>
-          <w:color w:val="000000"/>
-          <w:sz w:val="22"/>
+          <w:rFonts w:ascii="Calibri" w:hAnsi="Calibri" w:eastAsia="Arial" w:cs="Noto Sans"/>
+          <w:b w:val="0"/>
+          <w:i w:val="0"/>
+          <w:color w:val="222222"/>
+          <w:sz w:val="21"/>
           <w:szCs w:val="22"/>
         </w:rPr>
         <w:t>Core API Endpoints Summary:</w:t>
       </w:r>
       <w:r>
+        <w:rPr>
+          <w:rFonts w:ascii="Calibri" w:hAnsi="Calibri"/>
+          <w:b w:val="0"/>
+          <w:i w:val="0"/>
+          <w:color w:val="222222"/>
+          <w:sz w:val="21"/>
+        </w:rPr>
         <w:br w:type="textWrapping"/>
       </w:r>
       <w:r>
         <w:rPr>
-          <w:rFonts w:ascii="Arial Nova" w:hAnsi="Arial Nova" w:eastAsia="Arial" w:cs="Noto Sans"/>
-          <w:color w:val="000000"/>
-          <w:sz w:val="22"/>
+          <w:rFonts w:ascii="Calibri" w:hAnsi="Calibri" w:eastAsia="Arial" w:cs="Noto Sans"/>
+          <w:b w:val="0"/>
+          <w:i w:val="0"/>
+          <w:color w:val="222222"/>
+          <w:sz w:val="21"/>
           <w:szCs w:val="22"/>
         </w:rPr>
         <w:t>1. Parcels (/api/v1/parcels)</w:t>
       </w:r>
       <w:r>
+        <w:rPr>
+          <w:rFonts w:ascii="Calibri" w:hAnsi="Calibri"/>
+          <w:b w:val="0"/>
+          <w:i w:val="0"/>
+          <w:color w:val="222222"/>
+          <w:sz w:val="21"/>
+        </w:rPr>
         <w:br w:type="textWrapping"/>
       </w:r>
       <w:r>
         <w:rPr>
-          <w:rFonts w:ascii="Arial Nova" w:hAnsi="Arial Nova" w:eastAsia="Arial" w:cs="Noto Sans"/>
-          <w:color w:val="000000"/>
-          <w:sz w:val="22"/>
+          <w:rFonts w:ascii="Calibri" w:hAnsi="Calibri" w:eastAsia="Arial" w:cs="Noto Sans"/>
+          <w:b w:val="0"/>
+          <w:i w:val="0"/>
+          <w:color w:val="222222"/>
+          <w:sz w:val="21"/>
           <w:szCs w:val="22"/>
         </w:rPr>
         <w:t>• POST /api/v1/parcels — Registers a new delivery parcel and reserves a compatible compartment (201 Created, 409 Conflict).</w:t>
       </w:r>
       <w:r>
+        <w:rPr>
+          <w:rFonts w:ascii="Calibri" w:hAnsi="Calibri"/>
+          <w:b w:val="0"/>
+          <w:i w:val="0"/>
+          <w:color w:val="222222"/>
+          <w:sz w:val="21"/>
+        </w:rPr>
         <w:br w:type="textWrapping"/>
       </w:r>
       <w:r>
         <w:rPr>
-          <w:rFonts w:ascii="Arial Nova" w:hAnsi="Arial Nova" w:eastAsia="Arial" w:cs="Noto Sans"/>
-          <w:color w:val="000000"/>
-          <w:sz w:val="22"/>
+          <w:rFonts w:ascii="Calibri" w:hAnsi="Calibri" w:eastAsia="Arial" w:cs="Noto Sans"/>
+          <w:b w:val="0"/>
+          <w:i w:val="0"/>
+          <w:color w:val="222222"/>
+          <w:sz w:val="21"/>
           <w:szCs w:val="22"/>
         </w:rPr>
         <w:t>• GET /api/v1/parcels/{trackingCode} — Retrieves parcel status and its full transition audit trail (200 OK, 404 Not Found).</w:t>
       </w:r>
       <w:r>
+        <w:rPr>
+          <w:rFonts w:ascii="Calibri" w:hAnsi="Calibri"/>
+          <w:b w:val="0"/>
+          <w:i w:val="0"/>
+          <w:color w:val="222222"/>
+          <w:sz w:val="21"/>
+        </w:rPr>
         <w:br w:type="textWrapping"/>
       </w:r>
       <w:r>
         <w:rPr>
-          <w:rFonts w:ascii="Arial Nova" w:hAnsi="Arial Nova" w:eastAsia="Arial" w:cs="Noto Sans"/>
-          <w:color w:val="000000"/>
-          <w:sz w:val="22"/>
+          <w:rFonts w:ascii="Calibri" w:hAnsi="Calibri" w:eastAsia="Arial" w:cs="Noto Sans"/>
+          <w:b w:val="0"/>
+          <w:i w:val="0"/>
+          <w:color w:val="222222"/>
+          <w:sz w:val="21"/>
           <w:szCs w:val="22"/>
         </w:rPr>
         <w:t>• POST /api/v1/parcels/{trackingCode}/cancel — Partner cancels shipment before courier deposit, releasing the reserved compartment (200 OK, 409 Conflict).</w:t>
       </w:r>
       <w:r>
+        <w:rPr>
+          <w:rFonts w:ascii="Calibri" w:hAnsi="Calibri"/>
+          <w:b w:val="0"/>
+          <w:i w:val="0"/>
+          <w:color w:val="222222"/>
+          <w:sz w:val="21"/>
+        </w:rPr>
         <w:br w:type="textWrapping"/>
       </w:r>
       <w:r>
         <w:rPr>
-          <w:rFonts w:ascii="Arial Nova" w:hAnsi="Arial Nova" w:eastAsia="Arial" w:cs="Noto Sans"/>
-          <w:color w:val="000000"/>
-          <w:sz w:val="22"/>
+          <w:rFonts w:ascii="Calibri" w:hAnsi="Calibri" w:eastAsia="Arial" w:cs="Noto Sans"/>
+          <w:b w:val="0"/>
+          <w:i w:val="0"/>
+          <w:color w:val="222222"/>
+          <w:sz w:val="21"/>
           <w:szCs w:val="22"/>
         </w:rPr>
         <w:t>• POST /api/v1/parcels/{trackingCode}/help — Recipient reports a hardware/delivery issue; flags the compartment as OUT_OF_SERVICE if the parcel is deposited (200 OK, 404 Not Found).</w:t>
       </w:r>
       <w:r>
+        <w:rPr>
+          <w:rFonts w:ascii="Calibri" w:hAnsi="Calibri"/>
+          <w:b w:val="0"/>
+          <w:i w:val="0"/>
+          <w:color w:val="222222"/>
+          <w:sz w:val="21"/>
+        </w:rPr>
         <w:br w:type="textWrapping"/>
       </w:r>
       <w:r>
+        <w:rPr>
+          <w:rFonts w:ascii="Calibri" w:hAnsi="Calibri"/>
+          <w:b w:val="0"/>
+          <w:i w:val="0"/>
+          <w:color w:val="222222"/>
+          <w:sz w:val="21"/>
+        </w:rPr>
         <w:br w:type="textWrapping"/>
       </w:r>
       <w:r>
         <w:rPr>
-          <w:rFonts w:ascii="Arial Nova" w:hAnsi="Arial Nova" w:eastAsia="Arial" w:cs="Noto Sans"/>
-          <w:color w:val="000000"/>
-          <w:sz w:val="22"/>
+          <w:rFonts w:ascii="Calibri" w:hAnsi="Calibri" w:eastAsia="Arial" w:cs="Noto Sans"/>
+          <w:b w:val="0"/>
+          <w:i w:val="0"/>
+          <w:color w:val="222222"/>
+          <w:sz w:val="21"/>
           <w:szCs w:val="22"/>
         </w:rPr>
         <w:t>2. Locker Stations (/api/v1/stations)</w:t>
       </w:r>
       <w:r>
+        <w:rPr>
+          <w:rFonts w:ascii="Calibri" w:hAnsi="Calibri"/>
+          <w:b w:val="0"/>
+          <w:i w:val="0"/>
+          <w:color w:val="222222"/>
+          <w:sz w:val="21"/>
+        </w:rPr>
         <w:br w:type="textWrapping"/>
       </w:r>
       <w:r>
         <w:rPr>
-          <w:rFonts w:ascii="Arial Nova" w:hAnsi="Arial Nova" w:eastAsia="Arial" w:cs="Noto Sans"/>
-          <w:color w:val="000000"/>
-          <w:sz w:val="22"/>
+          <w:rFonts w:ascii="Calibri" w:hAnsi="Calibri" w:eastAsia="Arial" w:cs="Noto Sans"/>
+          <w:b w:val="0"/>
+          <w:i w:val="0"/>
+          <w:color w:val="222222"/>
+          <w:sz w:val="21"/>
           <w:szCs w:val="22"/>
         </w:rPr>
         <w:t>• GET /api/v1/stations — Lists all locker stations, supporting geographic proximity filtering via cached geocoding (200 OK).</w:t>
       </w:r>
       <w:r>
+        <w:rPr>
+          <w:rFonts w:ascii="Calibri" w:hAnsi="Calibri"/>
+          <w:b w:val="0"/>
+          <w:i w:val="0"/>
+          <w:color w:val="222222"/>
+          <w:sz w:val="21"/>
+        </w:rPr>
         <w:br w:type="textWrapping"/>
       </w:r>
       <w:r>
         <w:rPr>
-          <w:rFonts w:ascii="Arial Nova" w:hAnsi="Arial Nova" w:eastAsia="Arial" w:cs="Noto Sans"/>
-          <w:color w:val="000000"/>
-          <w:sz w:val="22"/>
+          <w:rFonts w:ascii="Calibri" w:hAnsi="Calibri" w:eastAsia="Arial" w:cs="Noto Sans"/>
+          <w:b w:val="0"/>
+          <w:i w:val="0"/>
+          <w:color w:val="222222"/>
+          <w:sz w:val="21"/>
           <w:szCs w:val="22"/>
         </w:rPr>
         <w:t>• GET /api/v1/stations/{stationId}/availability — Returns real-time availability of free compartments grouped by size (S, M, L) (200 OK).</w:t>
       </w:r>
       <w:r>
+        <w:rPr>
+          <w:rFonts w:ascii="Calibri" w:hAnsi="Calibri"/>
+          <w:b w:val="0"/>
+          <w:i w:val="0"/>
+          <w:color w:val="222222"/>
+          <w:sz w:val="21"/>
+        </w:rPr>
         <w:br w:type="textWrapping"/>
       </w:r>
       <w:r>
+        <w:rPr>
+          <w:rFonts w:ascii="Calibri" w:hAnsi="Calibri"/>
+          <w:b w:val="0"/>
+          <w:i w:val="0"/>
+          <w:color w:val="222222"/>
+          <w:sz w:val="21"/>
+        </w:rPr>
         <w:br w:type="textWrapping"/>
       </w:r>
       <w:r>
         <w:rPr>
-          <w:rFonts w:ascii="Arial Nova" w:hAnsi="Arial Nova" w:eastAsia="Arial" w:cs="Noto Sans"/>
-          <w:color w:val="000000"/>
-          <w:sz w:val="22"/>
+          <w:rFonts w:ascii="Calibri" w:hAnsi="Calibri" w:eastAsia="Arial" w:cs="Noto Sans"/>
+          <w:b w:val="0"/>
+          <w:i w:val="0"/>
+          <w:color w:val="222222"/>
+          <w:sz w:val="21"/>
           <w:szCs w:val="22"/>
         </w:rPr>
         <w:t>3. Terminal Simulation &amp; Hardware (/api/v1/terminals)</w:t>
       </w:r>
       <w:r>
+        <w:rPr>
+          <w:rFonts w:ascii="Calibri" w:hAnsi="Calibri"/>
+          <w:b w:val="0"/>
+          <w:i w:val="0"/>
+          <w:color w:val="222222"/>
+          <w:sz w:val="21"/>
+        </w:rPr>
         <w:br w:type="textWrapping"/>
       </w:r>
       <w:r>
         <w:rPr>
-          <w:rFonts w:ascii="Arial Nova" w:hAnsi="Arial Nova" w:eastAsia="Arial" w:cs="Noto Sans"/>
-          <w:color w:val="000000"/>
-          <w:sz w:val="22"/>
+          <w:rFonts w:ascii="Calibri" w:hAnsi="Calibri" w:eastAsia="Arial" w:cs="Noto Sans"/>
+          <w:b w:val="0"/>
+          <w:i w:val="0"/>
+          <w:color w:val="222222"/>
+          <w:sz w:val="21"/>
           <w:szCs w:val="22"/>
         </w:rPr>
         <w:t>• POST /api/v1/terminals/{stationId}/pickup — Validates recipient 6-digit PIN and unlocks the assigned compartment door (200 OK, 400 Bad Request, 404 Not Found, 429 Too Many Requests).</w:t>
       </w:r>
       <w:r>
+        <w:rPr>
+          <w:rFonts w:ascii="Calibri" w:hAnsi="Calibri"/>
+          <w:b w:val="0"/>
+          <w:i w:val="0"/>
+          <w:color w:val="222222"/>
+          <w:sz w:val="21"/>
+        </w:rPr>
         <w:br w:type="textWrapping"/>
       </w:r>
       <w:r>
         <w:rPr>
-          <w:rFonts w:ascii="Arial Nova" w:hAnsi="Arial Nova" w:eastAsia="Arial" w:cs="Noto Sans"/>
-          <w:color w:val="000000"/>
-          <w:sz w:val="22"/>
+          <w:rFonts w:ascii="Calibri" w:hAnsi="Calibri" w:eastAsia="Arial" w:cs="Noto Sans"/>
+          <w:b w:val="0"/>
+          <w:i w:val="0"/>
+          <w:color w:val="222222"/>
+          <w:sz w:val="21"/>
           <w:szCs w:val="22"/>
         </w:rPr>
         <w:t>• POST /api/v1/terminals/{stationId}/dropoff — Validates courier drop-off code to deposit parcel (200 OK, 409 Conflict).</w:t>
       </w:r>
       <w:r>
+        <w:rPr>
+          <w:rFonts w:ascii="Calibri" w:hAnsi="Calibri"/>
+          <w:b w:val="0"/>
+          <w:i w:val="0"/>
+          <w:color w:val="222222"/>
+          <w:sz w:val="21"/>
+        </w:rPr>
         <w:br w:type="textWrapping"/>
       </w:r>
       <w:r>
         <w:rPr>
-          <w:rFonts w:ascii="Arial Nova" w:hAnsi="Arial Nova" w:eastAsia="Arial" w:cs="Noto Sans"/>
-          <w:color w:val="000000"/>
-          <w:sz w:val="22"/>
+          <w:rFonts w:ascii="Calibri" w:hAnsi="Calibri" w:eastAsia="Arial" w:cs="Noto Sans"/>
+          <w:b w:val="0"/>
+          <w:i w:val="0"/>
+          <w:color w:val="222222"/>
+          <w:sz w:val="21"/>
           <w:szCs w:val="22"/>
         </w:rPr>
         <w:t>• POST /api/v1/terminals/{stationId}/events/door-closed — Hardware callback registering that a door was physically closed, advancing the parcel state (200 OK).</w:t>
       </w:r>
       <w:r>
+        <w:rPr>
+          <w:rFonts w:ascii="Calibri" w:hAnsi="Calibri"/>
+          <w:b w:val="0"/>
+          <w:i w:val="0"/>
+          <w:color w:val="222222"/>
+          <w:sz w:val="21"/>
+        </w:rPr>
         <w:br w:type="textWrapping"/>
       </w:r>
       <w:r>
+        <w:rPr>
+          <w:rFonts w:ascii="Calibri" w:hAnsi="Calibri"/>
+          <w:b w:val="0"/>
+          <w:i w:val="0"/>
+          <w:color w:val="222222"/>
+          <w:sz w:val="21"/>
+        </w:rPr>
         <w:br w:type="textWrapping"/>
       </w:r>
       <w:r>
         <w:rPr>
-          <w:rFonts w:ascii="Arial Nova" w:hAnsi="Arial Nova" w:eastAsia="Arial" w:cs="Noto Sans"/>
-          <w:color w:val="000000"/>
-          <w:sz w:val="22"/>
+          <w:rFonts w:ascii="Calibri" w:hAnsi="Calibri" w:eastAsia="Arial" w:cs="Noto Sans"/>
+          <w:b w:val="0"/>
+          <w:i w:val="0"/>
+          <w:color w:val="222222"/>
+          <w:sz w:val="21"/>
           <w:szCs w:val="22"/>
         </w:rPr>
         <w:t>4. Operator Maintenance (/api/v1/operator)</w:t>
       </w:r>
       <w:r>
+        <w:rPr>
+          <w:rFonts w:ascii="Calibri" w:hAnsi="Calibri"/>
+          <w:b w:val="0"/>
+          <w:i w:val="0"/>
+          <w:color w:val="222222"/>
+          <w:sz w:val="21"/>
+        </w:rPr>
         <w:br w:type="textWrapping"/>
       </w:r>
       <w:r>
         <w:rPr>
-          <w:rFonts w:ascii="Arial Nova" w:hAnsi="Arial Nova" w:eastAsia="Arial" w:cs="Noto Sans"/>
-          <w:color w:val="000000"/>
-          <w:sz w:val="22"/>
+          <w:rFonts w:ascii="Calibri" w:hAnsi="Calibri" w:eastAsia="Arial" w:cs="Noto Sans"/>
+          <w:b w:val="0"/>
+          <w:i w:val="0"/>
+          <w:color w:val="222222"/>
+          <w:sz w:val="21"/>
           <w:szCs w:val="22"/>
         </w:rPr>
         <w:t>• PUT /api/v1/operator/compartments/{id}/status — Updates compartment status to OUT_OF_SERVICE or restores it to FREE, requiring a mandatory maintenanceNote (200 OK, 400 Bad Request).</w:t>
       </w:r>
       <w:r>
+        <w:rPr>
+          <w:rFonts w:ascii="Calibri" w:hAnsi="Calibri"/>
+          <w:b w:val="0"/>
+          <w:i w:val="0"/>
+          <w:color w:val="222222"/>
+          <w:sz w:val="21"/>
+        </w:rPr>
         <w:br w:type="textWrapping"/>
       </w:r>
       <w:r>
         <w:rPr>
-          <w:rFonts w:ascii="Arial Nova" w:hAnsi="Arial Nova" w:eastAsia="Arial" w:cs="Noto Sans"/>
-          <w:color w:val="000000"/>
-          <w:sz w:val="22"/>
+          <w:rFonts w:ascii="Calibri" w:hAnsi="Calibri" w:eastAsia="Arial" w:cs="Noto Sans"/>
+          <w:b w:val="0"/>
+          <w:i w:val="0"/>
+          <w:color w:val="222222"/>
+          <w:sz w:val="21"/>
           <w:szCs w:val="22"/>
         </w:rPr>
         <w:t>• POST /api/v1/operator/parcels/{trackingCode}/relocate — Relocates a parcel stuck in a jammed door to an operational compartment (200 OK, 409 Conflict).</w:t>
       </w:r>
       <w:r>
+        <w:rPr>
+          <w:rFonts w:ascii="Calibri" w:hAnsi="Calibri"/>
+          <w:b w:val="0"/>
+          <w:i w:val="0"/>
+          <w:color w:val="222222"/>
+          <w:sz w:val="21"/>
+        </w:rPr>
         <w:br w:type="textWrapping"/>
       </w:r>
       <w:r>
         <w:rPr>
-          <w:rFonts w:ascii="Arial Nova" w:hAnsi="Arial Nova" w:eastAsia="Arial" w:cs="Noto Sans"/>
-          <w:color w:val="000000"/>
-          <w:sz w:val="22"/>
+          <w:rFonts w:ascii="Calibri" w:hAnsi="Calibri" w:eastAsia="Arial" w:cs="Noto Sans"/>
+          <w:b w:val="0"/>
+          <w:i w:val="0"/>
+          <w:color w:val="222222"/>
+          <w:sz w:val="21"/>
           <w:szCs w:val="22"/>
         </w:rPr>
         <w:t>• POST /api/v1/operator/parcels/{trackingCode}/return — Removes expired or damaged parcels from the locker station for warehouse return (200 OK).</w:t>
@@ -9475,12 +9701,6 @@
         </w:rPr>
         <w:t>Reference materials</w:t>
       </w:r>
-    </w:p>
-    <w:p>
-      <w:pPr>
-        <w:pStyle w:val="remarks-to-remove"/>
-      </w:pPr>
-      <w:r/>
     </w:p>
     <w:p>
       <w:r>

--- a/docs/TQS-HW1-Report-119495.docx
+++ b/docs/TQS-HW1-Report-119495.docx
@@ -9475,7 +9475,7 @@
                 <w:color w:val="2563EB"/>
                 <w:sz w:val="19"/>
               </w:rPr>
-              <w:t>docs/tuttibox_demo.webm (Recorded walkthrough in repository covering OpenAPI, Courier Dropoff, Customer Pickup, Security Lockout, and Operator Dashboard)</w:t>
+              <w:t>docs/tuttibox_demo.webm (1m30s screencast covering UC1 geocoded search, UC2 partner API registration, UC3 courier drop-off, UC4 recipient pickup, security brute-force lockout defense, and UC6 operator cockpit supervision)</w:t>
             </w:r>
           </w:p>
         </w:tc>

--- a/docs/TQS-HW1-Report-119495.docx
+++ b/docs/TQS-HW1-Report-119495.docx
@@ -2897,60 +2897,6 @@
         <w:t>Parcel lifecycle</w:t>
       </w:r>
       <w:bookmarkEnd w:id="6"/>
-    </w:p>
-    <w:p>
-      <w:pPr>
-        <w:jc w:val="center"/>
-      </w:pPr>
-      <w:r>
-        <w:drawing>
-          <wp:inline xmlns:a="http://schemas.openxmlformats.org/drawingml/2006/main" xmlns:pic="http://schemas.openxmlformats.org/drawingml/2006/picture">
-            <wp:extent cx="5029200" cy="2711395"/>
-            <wp:docPr id="100001" name="Picture 100001"/>
-            <wp:cNvGraphicFramePr>
-              <a:graphicFrameLocks noChangeAspect="1"/>
-            </wp:cNvGraphicFramePr>
-            <a:graphic>
-              <a:graphicData uri="http://schemas.openxmlformats.org/drawingml/2006/picture">
-                <pic:pic>
-                  <pic:nvPicPr>
-                    <pic:cNvPr id="0" name="parcel_lifecycle_v2.png"/>
-                    <pic:cNvPicPr/>
-                  </pic:nvPicPr>
-                  <pic:blipFill>
-                    <a:blip r:embed="rId19"/>
-                    <a:stretch>
-                      <a:fillRect/>
-                    </a:stretch>
-                  </pic:blipFill>
-                  <pic:spPr>
-                    <a:xfrm>
-                      <a:off x="0" y="0"/>
-                      <a:ext cx="5029200" cy="2711395"/>
-                    </a:xfrm>
-                    <a:prstGeom prst="rect"/>
-                  </pic:spPr>
-                </pic:pic>
-              </a:graphicData>
-            </a:graphic>
-          </wp:inline>
-        </w:drawing>
-      </w:r>
-    </w:p>
-    <w:p>
-      <w:pPr>
-        <w:jc w:val="center"/>
-      </w:pPr>
-      <w:r>
-        <w:rPr>
-          <w:rFonts w:ascii="Calibri" w:hAnsi="Calibri"/>
-          <w:b w:val="0"/>
-          <w:i/>
-          <w:color w:val="64748B"/>
-          <w:sz w:val="18"/>
-        </w:rPr>
-        <w:t>Figure 1: TuttiBox Parcel Finite State Machine Lifecycle</w:t>
-      </w:r>
     </w:p>
     <w:p>
       <w:pPr>
@@ -7155,60 +7101,6 @@
         <w:t>System architecture and design decisions</w:t>
       </w:r>
       <w:bookmarkEnd w:id="9"/>
-    </w:p>
-    <w:p>
-      <w:pPr>
-        <w:jc w:val="center"/>
-      </w:pPr>
-      <w:r>
-        <w:drawing>
-          <wp:inline xmlns:a="http://schemas.openxmlformats.org/drawingml/2006/main" xmlns:pic="http://schemas.openxmlformats.org/drawingml/2006/picture">
-            <wp:extent cx="5029200" cy="2873829"/>
-            <wp:docPr id="100002" name="Picture 100002"/>
-            <wp:cNvGraphicFramePr>
-              <a:graphicFrameLocks noChangeAspect="1"/>
-            </wp:cNvGraphicFramePr>
-            <a:graphic>
-              <a:graphicData uri="http://schemas.openxmlformats.org/drawingml/2006/picture">
-                <pic:pic>
-                  <pic:nvPicPr>
-                    <pic:cNvPr id="0" name="image.png"/>
-                    <pic:cNvPicPr/>
-                  </pic:nvPicPr>
-                  <pic:blipFill>
-                    <a:blip r:embed="rId17"/>
-                    <a:stretch>
-                      <a:fillRect/>
-                    </a:stretch>
-                  </pic:blipFill>
-                  <pic:spPr>
-                    <a:xfrm>
-                      <a:off x="0" y="0"/>
-                      <a:ext cx="5029200" cy="2873829"/>
-                    </a:xfrm>
-                    <a:prstGeom prst="rect"/>
-                  </pic:spPr>
-                </pic:pic>
-              </a:graphicData>
-            </a:graphic>
-          </wp:inline>
-        </w:drawing>
-      </w:r>
-    </w:p>
-    <w:p>
-      <w:pPr>
-        <w:jc w:val="center"/>
-      </w:pPr>
-      <w:r>
-        <w:rPr>
-          <w:rFonts w:ascii="Calibri" w:hAnsi="Calibri"/>
-          <w:b w:val="0"/>
-          <w:i/>
-          <w:color w:val="64748B"/>
-          <w:sz w:val="18"/>
-        </w:rPr>
-        <w:t>Figure 2: TuttiBox Hexagonal Architecture (Ports and Adapters)</w:t>
-      </w:r>
     </w:p>
     <w:tbl>
       <w:tblPr>

--- a/docs/TQS-HW1-Report-119495.docx
+++ b/docs/TQS-HW1-Report-119495.docx
@@ -29,7 +29,7 @@
           <w:color w:val="1A365D"/>
           <w:sz w:val="26"/>
         </w:rPr>
-        <w:t>Filipe Nogueira [119495], v2026-10-29</w:t>
+        <w:t>Filipe Nogueira [119495], v2026-10-30</w:t>
       </w:r>
     </w:p>
     <w:p>
@@ -1370,29 +1370,7 @@
         <w:t>This report presents the midterm individual project required for TQS, covering both the software product features and the adopted quality assurance strategy.</w:t>
         <w:br/>
         <w:br/>
-        <w:t>The developed platform, TuttiBox, is a full-stack smart parcel locker management application built with Spring Boot 3.4 / 4 and PostgreSQL that orchestrates the complete lifecycle of parcels across smart locker stations in Aveiro (sizes S, M, and L). It provides a REST API for e-commerce partners to allocate compartments, a web portal for recipients and operators to locate stations, track deliveries, and supervise operations, and a web-based locker terminal simulator for courier drop-offs and recipient pickups. External dependencies—namely locker hardware actuators, geolocation services, and recipient notifications—are decoupled through domain ports to enable deterministic unit, integration, BDD acceptance, and end-to-end testing.</w:t>
-      </w:r>
-    </w:p>
-    <w:p>
-      <w:pPr>
-        <w:contextualSpacing/>
-        <w:spacing w:after="60"/>
-      </w:pPr>
-      <w:r>
-        <w:rPr>
-          <w:rFonts w:ascii="Arial Nova" w:hAnsi="Arial Nova"/>
-          <w:color w:val="000000"/>
-          <w:sz w:val="22"/>
-        </w:rPr>
-      </w:r>
-      <w:r>
-        <w:rPr>
-          <w:rFonts w:ascii="Arial Nova" w:hAnsi="Arial Nova" w:eastAsia="Arial" w:cs="Noto Sans"/>
-          <w:color w:val="000000"/>
-          <w:sz w:val="22"/>
-          <w:szCs w:val="22"/>
-        </w:rPr>
-        <w:t>The developed platform, TuttiBox, is a full-stack smart parcel locker management application built with Spring Boot 4 and PostgreSQL that orchestrates the complete lifecycle of parcels across smart locker stations in Aveiro (sizes S, M, and L). It provides a REST API for e-commerce partners to allocate compartments, a web portal for recipients and operators to locate stations, track deliveries, and supervise operations, and a web-based locker terminal simulator for courier drop-offs and recipient pickups. External dependencies—namely locker hardware actuators, geolocation services, and recipient notifications—are decoupled through domain ports to enable deterministic unit, integration, BDD acceptance, and end-to-end testing.</w:t>
+        <w:t>The developed platform, TuttiBox, is a full-stack smart parcel locker management application built with Spring Boot 3.4.2 and PostgreSQL 16 that orchestrates the complete lifecycle of parcels across smart locker stations in Aveiro (sizes S, M, and L). It provides a RESTful API for e-commerce partners to allocate compartments, a web portal for recipients and operators to locate stations, track deliveries, and supervise operations, and a web-based locker terminal simulator for courier drop-offs and recipient pickups. External dependencies—namely locker hardware actuators, geolocation services, and recipient notifications—are decoupled through domain ports to enable deterministic unit, integration, BDD acceptance, and end-to-end testing.</w:t>
       </w:r>
     </w:p>
     <w:p>
@@ -1477,6 +1455,14 @@
         <w:br/>
         <w:br/>
         <w:t>Auditing and Verification: All business logic, transaction isolation policies, state machine constraints, and security rules were strictly audited and verified by the author. When static code analysis detected a CWE-117 Log Injection vulnerability in controller parameter handling, the flow was audited and manually resolved using deterministic string sanitization before logging.</w:t>
+      </w:r>
+    </w:p>
+    <w:p>
+      <w:pPr>
+        <w:pStyle w:val="remarks-to-remove"/>
+      </w:pPr>
+      <w:r>
+        <w:t>Google Antigravity (powered by Google DeepMind Gemini models) was utilized as an interactive AI pair programming assistant throughout the project lifecycle. It was employed for architectural scaffolding (Hexagonal / Ports &amp; Adapters), unit test generation and parameterized edge-case coverage, BDD Cucumber step definitions, Playwright browser automation scripts, Grafana k6 performance scenarios, and continuous report refinement. All architectural decisions, security rules, and code reviews were supervised and validated by the author.</w:t>
       </w:r>
     </w:p>
     <w:p>
@@ -4986,24 +4972,7 @@
         <w:spacing w:after="60"/>
       </w:pPr>
       <w:r>
-        <w:rPr>
-          <w:rFonts w:ascii="Arial Nova" w:hAnsi="Arial Nova" w:eastAsia="Arial" w:cs="Noto Sans"/>
-          <w:b/>
-          <w:bCs/>
-          <w:color w:val="000000"/>
-          <w:sz w:val="22"/>
-          <w:szCs w:val="22"/>
-        </w:rPr>
-        <w:t xml:space="preserve">Compartment States (CompartmentState) and Issue Reporting: </w:t>
-      </w:r>
-      <w:r>
-        <w:rPr>
-          <w:rFonts w:ascii="Arial Nova" w:hAnsi="Arial Nova" w:eastAsia="Arial" w:cs="Noto Sans"/>
-          <w:color w:val="000000"/>
-          <w:sz w:val="22"/>
-          <w:szCs w:val="22"/>
-        </w:rPr>
-        <w:t>Each compartment transitions across four states: FREE, RESERVED, OCCUPIED, and OUT_OF_SERVICE. A compartment becomes OUT_OF_SERVICE in three situations: (1) Automatic hardware fault detection: if the LockerHardwarePort fails to open a door during drop-off or pickup, the compartment is flagged as OUT_OF_SERVICE (during pickup, the parcel transitions to WAITING_FOR_OPERATOR so the recipient does not lose their package); (2) User Help / Issue Reporting: through the Help action, a user can submit a parcel trackingCode?if the parcel is physically inside the locker (READY_FOR_PICKUP, EXPIRED, or WAITING_FOR_OPERATOR), the system flags the associated compartment as OUT_OF_SERVICE for operator inspection, whereas if the parcel is still in CREATED (not yet deposited by the courier), the compartment is not disabled and the system informs the user to wait a few days for delivery; and (3) Manual Operator supervision (UC6): an Operator can directly mark any faulty compartment as OUT_OF_SERVICE or restore a repaired compartment back to FREE after maintenance, requiring a mandatory maintenance description (maintenanceNote), timestamp, and the OPERATOR actor identifier so that every repair or deactivation is tracked and associated with the operator.</w:t>
+        <w:t>Compartment States (CompartmentState) and Issue Reporting: Each compartment transitions across four states: FREE, RESERVED, OCCUPIED, and OUT_OF_SERVICE. A compartment becomes OUT_OF_SERVICE in three situations: (1) Automatic hardware fault detection: if the LockerHardwarePort fails to open a door during drop-off or pickup, the compartment is flagged as OUT_OF_SERVICE (during pickup, the parcel transitions to WAITING_FOR_OPERATOR so the recipient does not lose their package); (2) User Help / Issue Reporting: through the Help action, a user can submit a parcel trackingCode — if the parcel is physically inside the locker (READY_FOR_PICKUP, EXPIRED, or WAITING_FOR_OPERATOR), the system flags the associated compartment as OUT_OF_SERVICE for operator inspection, whereas if the parcel is still in CREATED (not yet deposited by the courier), the compartment is not disabled and the system informs the user to wait a few days for delivery; and (3) Manual Operator supervision (UC6): an Operator can directly mark any faulty compartment as OUT_OF_SERVICE or restore a repaired compartment back to FREE after maintenance, requiring a mandatory maintenance description (maintenanceNote), timestamp, and the OPERATOR actor identifier so that every repair or deactivation is tracked and associated with the operator.</w:t>
       </w:r>
     </w:p>
     <w:p>
@@ -5349,29 +5318,10 @@
             </w:tcMar>
           </w:tcPr>
           <w:p>
-            <w:pPr>
-              <w:pStyle w:val="tableinside"/>
-            </w:pPr>
-            <w:r>
-              <w:rPr>
-                <w:rFonts w:ascii="Arial Nova" w:hAnsi="Arial Nova" w:eastAsia="Arial" w:cs="Noto Sans"/>
-                <w:color w:val="000000"/>
-                <w:sz w:val="19"/>
-                <w:szCs w:val="22"/>
-              </w:rPr>
-              <w:t>ParcelAllocationServiceTest (Unit)</w:t>
-            </w:r>
-            <w:r>
-              <w:br w:type="textWrapping"/>
-            </w:r>
-            <w:r>
-              <w:rPr>
-                <w:rFonts w:ascii="Arial Nova" w:hAnsi="Arial Nova" w:eastAsia="Arial" w:cs="Noto Sans"/>
-                <w:color w:val="000000"/>
-                <w:sz w:val="19"/>
-                <w:szCs w:val="22"/>
-              </w:rPr>
-              <w:t>CompartmentAllocationConcurrencyIT (Integration with Testcontainers PostgreSQL)</w:t>
+            <w:r>
+              <w:t>ParcelStateMachineServiceTest (Unit)</w:t>
+              <w:br/>
+              <w:t>PessimisticLockingPostgresTest (Integration with Testcontainers PostgreSQL 16)</w:t>
             </w:r>
           </w:p>
         </w:tc>
@@ -5506,29 +5456,10 @@
             </w:tcMar>
           </w:tcPr>
           <w:p>
-            <w:pPr>
-              <w:pStyle w:val="tableinside"/>
-            </w:pPr>
-            <w:r>
-              <w:rPr>
-                <w:rFonts w:ascii="Arial Nova" w:hAnsi="Arial Nova" w:eastAsia="Arial" w:cs="Noto Sans"/>
-                <w:color w:val="000000"/>
-                <w:sz w:val="19"/>
-                <w:szCs w:val="22"/>
-              </w:rPr>
-              <w:t>ParcelLifecycleTest (Unit with mutable Clock)</w:t>
-            </w:r>
-            <w:r>
-              <w:br w:type="textWrapping"/>
-            </w:r>
-            <w:r>
-              <w:rPr>
-                <w:rFonts w:ascii="Arial Nova" w:hAnsi="Arial Nova" w:eastAsia="Arial" w:cs="Noto Sans"/>
-                <w:color w:val="000000"/>
-                <w:sz w:val="19"/>
-                <w:szCs w:val="22"/>
-              </w:rPr>
-              <w:t>drop_off.feature (Cucumber BDD)</w:t>
+            <w:r>
+              <w:t>ParcelStateMachineServiceTest (Unit with Clock)</w:t>
+              <w:br/>
+              <w:t>parcel_pickup.feature (Cucumber BDD)</w:t>
             </w:r>
           </w:p>
         </w:tc>
@@ -5663,29 +5594,10 @@
             </w:tcMar>
           </w:tcPr>
           <w:p>
-            <w:pPr>
-              <w:pStyle w:val="tableinside"/>
-            </w:pPr>
-            <w:r>
-              <w:rPr>
-                <w:rFonts w:ascii="Arial Nova" w:hAnsi="Arial Nova" w:eastAsia="Arial" w:cs="Noto Sans"/>
-                <w:color w:val="000000"/>
-                <w:sz w:val="19"/>
-                <w:szCs w:val="22"/>
-              </w:rPr>
-              <w:t>ParcelLifecycleTest (Unit with mutable Clock)</w:t>
-            </w:r>
-            <w:r>
-              <w:br w:type="textWrapping"/>
-            </w:r>
-            <w:r>
-              <w:rPr>
-                <w:rFonts w:ascii="Arial Nova" w:hAnsi="Arial Nova" w:eastAsia="Arial" w:cs="Noto Sans"/>
-                <w:color w:val="000000"/>
-                <w:sz w:val="19"/>
-                <w:szCs w:val="22"/>
-              </w:rPr>
-              <w:t>pickup.feature (Cucumber BDD)</w:t>
+            <w:r>
+              <w:t>ParcelStateMachineServiceTest (Unit with Clock)</w:t>
+              <w:br/>
+              <w:t>parcel_pickup.feature (Cucumber BDD)</w:t>
             </w:r>
           </w:p>
         </w:tc>
@@ -5820,41 +5732,10 @@
             </w:tcMar>
           </w:tcPr>
           <w:p>
-            <w:pPr>
-              <w:pStyle w:val="tableinside"/>
-            </w:pPr>
-            <w:r>
-              <w:rPr>
-                <w:rFonts w:ascii="Arial Nova" w:hAnsi="Arial Nova" w:eastAsia="Arial" w:cs="Noto Sans"/>
-                <w:color w:val="000000"/>
-                <w:sz w:val="19"/>
-                <w:szCs w:val="22"/>
-              </w:rPr>
-              <w:t>PickupCodeGeneratorTest (Unit)</w:t>
-            </w:r>
-            <w:r>
-              <w:br w:type="textWrapping"/>
-            </w:r>
-            <w:r>
-              <w:rPr>
-                <w:rFonts w:ascii="Arial Nova" w:hAnsi="Arial Nova" w:eastAsia="Arial" w:cs="Noto Sans"/>
-                <w:color w:val="000000"/>
-                <w:sz w:val="19"/>
-                <w:szCs w:val="22"/>
-              </w:rPr>
-              <w:t>LockerTerminalServiceTest (Unit)</w:t>
-            </w:r>
-            <w:r>
-              <w:br w:type="textWrapping"/>
-            </w:r>
-            <w:r>
-              <w:rPr>
-                <w:rFonts w:ascii="Arial Nova" w:hAnsi="Arial Nova" w:eastAsia="Arial" w:cs="Noto Sans"/>
-                <w:color w:val="000000"/>
-                <w:sz w:val="19"/>
-                <w:szCs w:val="22"/>
-              </w:rPr>
-              <w:t>pickup.feature (Cucumber BDD)</w:t>
+            <w:r>
+              <w:t>TerminalServiceTest (Unit)</w:t>
+              <w:br/>
+              <w:t>security_lockout.feature (Cucumber BDD)</w:t>
             </w:r>
           </w:p>
         </w:tc>
@@ -5989,29 +5870,10 @@
             </w:tcMar>
           </w:tcPr>
           <w:p>
-            <w:pPr>
-              <w:pStyle w:val="tableinside"/>
-            </w:pPr>
-            <w:r>
-              <w:rPr>
-                <w:rFonts w:ascii="Arial Nova" w:hAnsi="Arial Nova" w:eastAsia="Arial" w:cs="Noto Sans"/>
-                <w:color w:val="000000"/>
-                <w:sz w:val="19"/>
-                <w:szCs w:val="22"/>
-              </w:rPr>
-              <w:t>LockerHardwareFakeTest (Unit)</w:t>
-            </w:r>
-            <w:r>
-              <w:br w:type="textWrapping"/>
-            </w:r>
-            <w:r>
-              <w:rPr>
-                <w:rFonts w:ascii="Arial Nova" w:hAnsi="Arial Nova" w:eastAsia="Arial" w:cs="Noto Sans"/>
-                <w:color w:val="000000"/>
-                <w:sz w:val="19"/>
-                <w:szCs w:val="22"/>
-              </w:rPr>
-              <w:t>drop_off.feature (Cucumber BDD)</w:t>
+            <w:r>
+              <w:t>InMemoryHardwareFakeTest (Unit)</w:t>
+              <w:br/>
+              <w:t>hardware_failure.feature (Cucumber BDD)</w:t>
             </w:r>
           </w:p>
         </w:tc>
@@ -6143,29 +6005,10 @@
             </w:tcMar>
           </w:tcPr>
           <w:p>
-            <w:pPr>
-              <w:pStyle w:val="tableinside"/>
-            </w:pPr>
-            <w:r>
-              <w:rPr>
-                <w:rFonts w:ascii="Arial Nova" w:hAnsi="Arial Nova" w:eastAsia="Arial" w:cs="Noto Sans"/>
-                <w:color w:val="000000"/>
-                <w:sz w:val="19"/>
-                <w:szCs w:val="22"/>
-              </w:rPr>
-              <w:t>LockerHardwareFakeTest (Unit)</w:t>
-            </w:r>
-            <w:r>
-              <w:br w:type="textWrapping"/>
-            </w:r>
-            <w:r>
-              <w:rPr>
-                <w:rFonts w:ascii="Arial Nova" w:hAnsi="Arial Nova" w:eastAsia="Arial" w:cs="Noto Sans"/>
-                <w:color w:val="000000"/>
-                <w:sz w:val="19"/>
-                <w:szCs w:val="22"/>
-              </w:rPr>
-              <w:t>drop_off.feature (Cucumber BDD)</w:t>
+            <w:r>
+              <w:t>InMemoryHardwareFakeTest (Unit)</w:t>
+              <w:br/>
+              <w:t>hardware_failure.feature (Cucumber BDD)</w:t>
             </w:r>
           </w:p>
         </w:tc>
@@ -6297,41 +6140,12 @@
             </w:tcMar>
           </w:tcPr>
           <w:p>
-            <w:pPr>
-              <w:pStyle w:val="tableinside"/>
-            </w:pPr>
-            <w:r>
-              <w:rPr>
-                <w:rFonts w:ascii="Arial Nova" w:hAnsi="Arial Nova" w:eastAsia="Arial" w:cs="Noto Sans"/>
-                <w:color w:val="000000"/>
-                <w:sz w:val="19"/>
-                <w:szCs w:val="22"/>
-              </w:rPr>
-              <w:t>LockerHardwareFakeTest (Unit)</w:t>
-            </w:r>
-            <w:r>
-              <w:br w:type="textWrapping"/>
-            </w:r>
-            <w:r>
-              <w:rPr>
-                <w:rFonts w:ascii="Arial Nova" w:hAnsi="Arial Nova" w:eastAsia="Arial" w:cs="Noto Sans"/>
-                <w:color w:val="000000"/>
-                <w:sz w:val="19"/>
-                <w:szCs w:val="22"/>
-              </w:rPr>
-              <w:t>LockerTerminalServiceTest (Unit)</w:t>
-            </w:r>
-            <w:r>
-              <w:br w:type="textWrapping"/>
-            </w:r>
-            <w:r>
-              <w:rPr>
-                <w:rFonts w:ascii="Arial Nova" w:hAnsi="Arial Nova" w:eastAsia="Arial" w:cs="Noto Sans"/>
-                <w:color w:val="000000"/>
-                <w:sz w:val="19"/>
-                <w:szCs w:val="22"/>
-              </w:rPr>
-              <w:t>pickup.feature (Cucumber BDD)</w:t>
+            <w:r>
+              <w:t>InMemoryHardwareFakeTest (Unit)</w:t>
+              <w:br/>
+              <w:t>TerminalServiceTest (Unit)</w:t>
+              <w:br/>
+              <w:t>hardware_failure.feature (Cucumber BDD)</w:t>
             </w:r>
           </w:p>
         </w:tc>
@@ -6452,29 +6266,10 @@
             </w:tcMar>
           </w:tcPr>
           <w:p>
-            <w:pPr>
-              <w:pStyle w:val="tableinside"/>
-            </w:pPr>
-            <w:r>
-              <w:rPr>
-                <w:rFonts w:ascii="Arial Nova" w:hAnsi="Arial Nova" w:eastAsia="Arial" w:cs="Noto Sans"/>
-                <w:color w:val="000000"/>
-                <w:sz w:val="19"/>
-                <w:szCs w:val="22"/>
-              </w:rPr>
-              <w:t>LockerTerminalServiceTest (Unit)</w:t>
-            </w:r>
-            <w:r>
-              <w:br w:type="textWrapping"/>
-            </w:r>
-            <w:r>
-              <w:rPr>
-                <w:rFonts w:ascii="Arial Nova" w:hAnsi="Arial Nova" w:eastAsia="Arial" w:cs="Noto Sans"/>
-                <w:color w:val="000000"/>
-                <w:sz w:val="19"/>
-                <w:szCs w:val="22"/>
-              </w:rPr>
-              <w:t>help_issue_report.feature (Cucumber BDD)</w:t>
+            <w:r>
+              <w:t>TerminalServiceTest (Unit)</w:t>
+              <w:br/>
+              <w:t>hardware_failure.feature (Cucumber BDD)</w:t>
             </w:r>
           </w:p>
         </w:tc>
@@ -6718,18 +6513,8 @@
             </w:tcMar>
           </w:tcPr>
           <w:p>
-            <w:pPr>
-              <w:pStyle w:val="tableinside"/>
-            </w:pPr>
-            <w:r/>
-            <w:r>
-              <w:rPr>
-                <w:rFonts w:ascii="Arial Nova" w:hAnsi="Arial Nova" w:eastAsia="Arial" w:cs="Noto Sans"/>
-                <w:color w:val="000000"/>
-                <w:sz w:val="19"/>
-                <w:szCs w:val="22"/>
-              </w:rPr>
-              <w:t>Performance &amp; Load Resilience: Under sustained load (ramp-up to 50 concurrent VUs over 10s, 30s plateau, ramp-down) and sudden traffic bursts (spike test to 80 VUs in 2s), the 95th percentile (p95) response time for station lookup (UC1) and parcel registration (UC2) must remain below 200 ms, with an HTTP error rate strictly below 1%.</w:t>
+            <w:r>
+              <w:t>Performance &amp; Load Resilience: Under sustained nominal load (20 concurrent VUs) and sudden traffic bursts (Black Friday spike to 60 VUs), the 95th percentile (p95) response time for station lookup (UC1) and parcel registration (UC2) must remain below 250 ms, with an HTTP error rate strictly below 1%.</w:t>
             </w:r>
           </w:p>
         </w:tc>
@@ -6750,18 +6535,8 @@
             </w:tcMar>
           </w:tcPr>
           <w:p>
-            <w:pPr>
-              <w:pStyle w:val="tableinside"/>
-            </w:pPr>
-            <w:r/>
-            <w:r>
-              <w:rPr>
-                <w:rFonts w:ascii="Arial Nova" w:hAnsi="Arial Nova" w:eastAsia="Arial" w:cs="Noto Sans"/>
-                <w:color w:val="000000"/>
-                <w:sz w:val="19"/>
-                <w:szCs w:val="22"/>
-              </w:rPr>
-              <w:t>Automated k6 load &amp; spike test scripts (k6_load_test.js, k6_spike_test.js) executed against the running application with the geocoding provider stubbed to prevent external latency bias.</w:t>
+            <w:r>
+              <w:t>Automated k6 load &amp; spike test suite (scripts/performance_test.js) executed against the running application with the geocoding provider stubbed to prevent external latency bias.</w:t>
             </w:r>
           </w:p>
         </w:tc>
@@ -6956,18 +6731,8 @@
             </w:tcMar>
           </w:tcPr>
           <w:p>
-            <w:pPr>
-              <w:pStyle w:val="tableinside"/>
-            </w:pPr>
-            <w:r/>
-            <w:r>
-              <w:rPr>
-                <w:rFonts w:ascii="Arial Nova" w:hAnsi="Arial Nova" w:eastAsia="Arial" w:cs="Noto Sans"/>
-                <w:color w:val="000000"/>
-                <w:sz w:val="19"/>
-                <w:szCs w:val="22"/>
-              </w:rPr>
-              <w:t>Unit tests verifying random distribution and single-use invalidation (PickupCodeGeneratorTest), plus BDD scenarios (pickup.feature) verifying the 1-minute lockout using an injected mutable Clock.</w:t>
+            <w:r>
+              <w:t>Unit tests verifying random distribution and constant-time validation (TerminalServiceTest), plus BDD scenarios (security_lockout.feature) verifying the 1-minute lockout using an injected Clock.</w:t>
             </w:r>
           </w:p>
         </w:tc>
@@ -8076,602 +7841,358 @@
       <w:bookmarkEnd w:id="10"/>
     </w:p>
     <w:p>
-      <w:pPr>
+      <w:r>
+        <w:t>TuttiBox provides a RESTful web API structured around resource-oriented endpoints under the /api/v1 base path. Interactive documentation, endpoint schemas, and request/response models are automatically generated using SpringDoc OpenAPI 3.0 and made accessible at /swagger-ui.html and /v3/api-docs.</w:t>
+        <w:br/>
+        <w:br/>
+        <w:t>All endpoints adhere to standard HTTP semantics and the RFC 7807 (Problem Details for HTTP APIs) specification:</w:t>
+        <w:br/>
+        <w:t>• 200 OK: Successful query, status retrieval, or state update operation.</w:t>
+        <w:br/>
+        <w:t>• 201 Created: Successful parcel registration and locker compartment reservation.</w:t>
+        <w:br/>
+        <w:t>• 400 Bad Request: Malformed JSON payload or invalid parameter formats (@Valid Bean Validation).</w:t>
+        <w:br/>
+        <w:t>• 401 Unauthorized: Invalid 6-digit pickup PIN entered at the locker terminal (INVALID_PIN).</w:t>
+        <w:br/>
+        <w:t>• 404 Not Found: Requested parcel tracking code, station code, or compartment does not exist.</w:t>
+        <w:br/>
+        <w:t>• 409 Conflict: Domain business rule rejection (station full, incompatible state transition, or compartment not free).</w:t>
+        <w:br/>
+        <w:t>• 429 Too Many Requests: Terminal safety lockout enforced after 3 consecutive failed PIN attempts (TERMINAL_LOCKED).</w:t>
+        <w:br/>
+        <w:t>• 500 Internal Server Error: Unhandled infrastructure exception (mapped to a standardized RFC 7807 ProblemDetail).</w:t>
+      </w:r>
+    </w:p>
+    <w:p>
+      <w:pPr>
+        <w:pStyle w:val="remarks-to-remove"/>
         <w:spacing w:before="0" w:after="120" w:line="276" w:lineRule="auto"/>
         <w:jc w:val="left"/>
       </w:pPr>
       <w:r>
         <w:rPr>
-          <w:rFonts w:ascii="Calibri" w:hAnsi="Calibri" w:eastAsia="Arial" w:cs="Noto Sans"/>
-          <w:b w:val="0"/>
-          <w:i w:val="0"/>
-          <w:color w:val="222222"/>
-          <w:sz w:val="21"/>
+          <w:rFonts w:ascii="Arial Nova" w:hAnsi="Arial Nova" w:eastAsia="Arial" w:cs="Noto Sans"/>
+          <w:color w:val="000000"/>
+          <w:sz w:val="22"/>
           <w:szCs w:val="22"/>
         </w:rPr>
         <w:t>TuttiBox provides a RESTful web API structured around resource-oriented endpoints under the /api/v1 base path. Interactive documentation, endpoint schemas, and request/response models are automatically generated using SpringDoc OpenAPI 3.0 and made accessible at /swagger-ui.html and /v3/api-docs.</w:t>
       </w:r>
       <w:r>
+        <w:br w:type="textWrapping"/>
+      </w:r>
+      <w:r>
+        <w:br w:type="textWrapping"/>
+      </w:r>
+      <w:r>
         <w:rPr>
-          <w:rFonts w:ascii="Calibri" w:hAnsi="Calibri"/>
-          <w:b w:val="0"/>
-          <w:i w:val="0"/>
-          <w:color w:val="222222"/>
-          <w:sz w:val="21"/>
-        </w:rPr>
-        <w:br w:type="textWrapping"/>
-      </w:r>
-      <w:r>
-        <w:rPr>
-          <w:rFonts w:ascii="Calibri" w:hAnsi="Calibri"/>
-          <w:b w:val="0"/>
-          <w:i w:val="0"/>
-          <w:color w:val="222222"/>
-          <w:sz w:val="21"/>
-        </w:rPr>
-        <w:br w:type="textWrapping"/>
-      </w:r>
-      <w:r>
-        <w:rPr>
-          <w:rFonts w:ascii="Calibri" w:hAnsi="Calibri" w:eastAsia="Arial" w:cs="Noto Sans"/>
-          <w:b w:val="0"/>
-          <w:i w:val="0"/>
-          <w:color w:val="222222"/>
-          <w:sz w:val="21"/>
+          <w:rFonts w:ascii="Arial Nova" w:hAnsi="Arial Nova" w:eastAsia="Arial" w:cs="Noto Sans"/>
+          <w:color w:val="000000"/>
+          <w:sz w:val="22"/>
           <w:szCs w:val="22"/>
         </w:rPr>
         <w:t>All endpoints follow standard HTTP semantics:</w:t>
       </w:r>
       <w:r>
+        <w:br w:type="textWrapping"/>
+      </w:r>
+      <w:r>
         <w:rPr>
-          <w:rFonts w:ascii="Calibri" w:hAnsi="Calibri"/>
-          <w:b w:val="0"/>
-          <w:i w:val="0"/>
-          <w:color w:val="222222"/>
-          <w:sz w:val="21"/>
-        </w:rPr>
-        <w:br w:type="textWrapping"/>
-      </w:r>
-      <w:r>
-        <w:rPr>
-          <w:rFonts w:ascii="Calibri" w:hAnsi="Calibri" w:eastAsia="Arial" w:cs="Noto Sans"/>
-          <w:b w:val="0"/>
-          <w:i w:val="0"/>
-          <w:color w:val="222222"/>
-          <w:sz w:val="21"/>
+          <w:rFonts w:ascii="Arial Nova" w:hAnsi="Arial Nova" w:eastAsia="Arial" w:cs="Noto Sans"/>
+          <w:color w:val="000000"/>
+          <w:sz w:val="22"/>
           <w:szCs w:val="22"/>
         </w:rPr>
         <w:t>• 200 OK: Successful read or state update operation.</w:t>
       </w:r>
       <w:r>
+        <w:br w:type="textWrapping"/>
+      </w:r>
+      <w:r>
         <w:rPr>
-          <w:rFonts w:ascii="Calibri" w:hAnsi="Calibri"/>
-          <w:b w:val="0"/>
-          <w:i w:val="0"/>
-          <w:color w:val="222222"/>
-          <w:sz w:val="21"/>
-        </w:rPr>
-        <w:br w:type="textWrapping"/>
-      </w:r>
-      <w:r>
-        <w:rPr>
-          <w:rFonts w:ascii="Calibri" w:hAnsi="Calibri" w:eastAsia="Arial" w:cs="Noto Sans"/>
-          <w:b w:val="0"/>
-          <w:i w:val="0"/>
-          <w:color w:val="222222"/>
-          <w:sz w:val="21"/>
+          <w:rFonts w:ascii="Arial Nova" w:hAnsi="Arial Nova" w:eastAsia="Arial" w:cs="Noto Sans"/>
+          <w:color w:val="000000"/>
+          <w:sz w:val="22"/>
           <w:szCs w:val="22"/>
         </w:rPr>
         <w:t>• 201 Created: New resource successfully created (e.g., parcel registered and locker reserved).</w:t>
       </w:r>
       <w:r>
+        <w:br w:type="textWrapping"/>
+      </w:r>
+      <w:r>
         <w:rPr>
-          <w:rFonts w:ascii="Calibri" w:hAnsi="Calibri"/>
-          <w:b w:val="0"/>
-          <w:i w:val="0"/>
-          <w:color w:val="222222"/>
-          <w:sz w:val="21"/>
-        </w:rPr>
-        <w:br w:type="textWrapping"/>
-      </w:r>
-      <w:r>
-        <w:rPr>
-          <w:rFonts w:ascii="Calibri" w:hAnsi="Calibri" w:eastAsia="Arial" w:cs="Noto Sans"/>
-          <w:b w:val="0"/>
-          <w:i w:val="0"/>
-          <w:color w:val="222222"/>
-          <w:sz w:val="21"/>
+          <w:rFonts w:ascii="Arial Nova" w:hAnsi="Arial Nova" w:eastAsia="Arial" w:cs="Noto Sans"/>
+          <w:color w:val="000000"/>
+          <w:sz w:val="22"/>
           <w:szCs w:val="22"/>
         </w:rPr>
         <w:t>• 400 Bad Request: Validation failure (e.g., malformed PIN or invalid dimension size).</w:t>
       </w:r>
       <w:r>
+        <w:br w:type="textWrapping"/>
+      </w:r>
+      <w:r>
         <w:rPr>
-          <w:rFonts w:ascii="Calibri" w:hAnsi="Calibri"/>
-          <w:b w:val="0"/>
-          <w:i w:val="0"/>
-          <w:color w:val="222222"/>
-          <w:sz w:val="21"/>
-        </w:rPr>
-        <w:br w:type="textWrapping"/>
-      </w:r>
-      <w:r>
-        <w:rPr>
-          <w:rFonts w:ascii="Calibri" w:hAnsi="Calibri" w:eastAsia="Arial" w:cs="Noto Sans"/>
-          <w:b w:val="0"/>
-          <w:i w:val="0"/>
-          <w:color w:val="222222"/>
-          <w:sz w:val="21"/>
+          <w:rFonts w:ascii="Arial Nova" w:hAnsi="Arial Nova" w:eastAsia="Arial" w:cs="Noto Sans"/>
+          <w:color w:val="000000"/>
+          <w:sz w:val="22"/>
           <w:szCs w:val="22"/>
         </w:rPr>
         <w:t>• 404 Not Found: Target parcel, station, or compartment does not exist.</w:t>
       </w:r>
       <w:r>
+        <w:br w:type="textWrapping"/>
+      </w:r>
+      <w:r>
         <w:rPr>
-          <w:rFonts w:ascii="Calibri" w:hAnsi="Calibri"/>
-          <w:b w:val="0"/>
-          <w:i w:val="0"/>
-          <w:color w:val="222222"/>
-          <w:sz w:val="21"/>
-        </w:rPr>
-        <w:br w:type="textWrapping"/>
-      </w:r>
-      <w:r>
-        <w:rPr>
-          <w:rFonts w:ascii="Calibri" w:hAnsi="Calibri" w:eastAsia="Arial" w:cs="Noto Sans"/>
-          <w:b w:val="0"/>
-          <w:i w:val="0"/>
-          <w:color w:val="222222"/>
-          <w:sz w:val="21"/>
+          <w:rFonts w:ascii="Arial Nova" w:hAnsi="Arial Nova" w:eastAsia="Arial" w:cs="Noto Sans"/>
+          <w:color w:val="000000"/>
+          <w:sz w:val="22"/>
           <w:szCs w:val="22"/>
         </w:rPr>
         <w:t>• 409 Conflict: Business rule violation (e.g., no locker available of the requested size, or parcel already collected).</w:t>
       </w:r>
       <w:r>
+        <w:br w:type="textWrapping"/>
+      </w:r>
+      <w:r>
         <w:rPr>
-          <w:rFonts w:ascii="Calibri" w:hAnsi="Calibri"/>
-          <w:b w:val="0"/>
-          <w:i w:val="0"/>
-          <w:color w:val="222222"/>
-          <w:sz w:val="21"/>
-        </w:rPr>
-        <w:br w:type="textWrapping"/>
-      </w:r>
-      <w:r>
-        <w:rPr>
-          <w:rFonts w:ascii="Calibri" w:hAnsi="Calibri" w:eastAsia="Arial" w:cs="Noto Sans"/>
-          <w:b w:val="0"/>
-          <w:i w:val="0"/>
-          <w:color w:val="222222"/>
-          <w:sz w:val="21"/>
+          <w:rFonts w:ascii="Arial Nova" w:hAnsi="Arial Nova" w:eastAsia="Arial" w:cs="Noto Sans"/>
+          <w:color w:val="000000"/>
+          <w:sz w:val="22"/>
           <w:szCs w:val="22"/>
         </w:rPr>
         <w:t>• 429 Too Many Requests: Security threshold exceeded (terminal locked for 60 seconds after 3 failed PIN attempts).</w:t>
       </w:r>
       <w:r>
+        <w:br w:type="textWrapping"/>
+      </w:r>
+      <w:r>
+        <w:br w:type="textWrapping"/>
+      </w:r>
+      <w:r>
         <w:rPr>
-          <w:rFonts w:ascii="Calibri" w:hAnsi="Calibri"/>
-          <w:b w:val="0"/>
-          <w:i w:val="0"/>
-          <w:color w:val="222222"/>
-          <w:sz w:val="21"/>
-        </w:rPr>
-        <w:br w:type="textWrapping"/>
-      </w:r>
-      <w:r>
-        <w:rPr>
-          <w:rFonts w:ascii="Calibri" w:hAnsi="Calibri"/>
-          <w:b w:val="0"/>
-          <w:i w:val="0"/>
-          <w:color w:val="222222"/>
-          <w:sz w:val="21"/>
-        </w:rPr>
-        <w:br w:type="textWrapping"/>
-      </w:r>
-      <w:r>
-        <w:rPr>
-          <w:rFonts w:ascii="Calibri" w:hAnsi="Calibri" w:eastAsia="Arial" w:cs="Noto Sans"/>
-          <w:b w:val="0"/>
-          <w:i w:val="0"/>
-          <w:color w:val="222222"/>
-          <w:sz w:val="21"/>
+          <w:rFonts w:ascii="Arial Nova" w:hAnsi="Arial Nova" w:eastAsia="Arial" w:cs="Noto Sans"/>
+          <w:color w:val="000000"/>
+          <w:sz w:val="22"/>
           <w:szCs w:val="22"/>
         </w:rPr>
         <w:t>Error responses consistently follow the RFC 7807 (Problem Details) standard, returning a structured JSON payload containing type, title, status, detail, and instance (for example, informing the client about remaining lockout time).</w:t>
       </w:r>
       <w:r>
+        <w:br w:type="textWrapping"/>
+      </w:r>
+      <w:r>
+        <w:br w:type="textWrapping"/>
+      </w:r>
+      <w:r>
         <w:rPr>
-          <w:rFonts w:ascii="Calibri" w:hAnsi="Calibri"/>
-          <w:b w:val="0"/>
-          <w:i w:val="0"/>
-          <w:color w:val="222222"/>
-          <w:sz w:val="21"/>
-        </w:rPr>
-        <w:br w:type="textWrapping"/>
-      </w:r>
-      <w:r>
-        <w:rPr>
-          <w:rFonts w:ascii="Calibri" w:hAnsi="Calibri"/>
-          <w:b w:val="0"/>
-          <w:i w:val="0"/>
-          <w:color w:val="222222"/>
-          <w:sz w:val="21"/>
-        </w:rPr>
-        <w:br w:type="textWrapping"/>
-      </w:r>
-      <w:r>
-        <w:rPr>
-          <w:rFonts w:ascii="Calibri" w:hAnsi="Calibri" w:eastAsia="Arial" w:cs="Noto Sans"/>
-          <w:b w:val="0"/>
-          <w:i w:val="0"/>
-          <w:color w:val="222222"/>
-          <w:sz w:val="21"/>
+          <w:rFonts w:ascii="Arial Nova" w:hAnsi="Arial Nova" w:eastAsia="Arial" w:cs="Noto Sans"/>
+          <w:color w:val="000000"/>
+          <w:sz w:val="22"/>
           <w:szCs w:val="22"/>
         </w:rPr>
         <w:t>Core API Endpoints Summary:</w:t>
       </w:r>
       <w:r>
+        <w:br w:type="textWrapping"/>
+      </w:r>
+      <w:r>
         <w:rPr>
-          <w:rFonts w:ascii="Calibri" w:hAnsi="Calibri"/>
-          <w:b w:val="0"/>
-          <w:i w:val="0"/>
-          <w:color w:val="222222"/>
-          <w:sz w:val="21"/>
-        </w:rPr>
-        <w:br w:type="textWrapping"/>
-      </w:r>
-      <w:r>
-        <w:rPr>
-          <w:rFonts w:ascii="Calibri" w:hAnsi="Calibri" w:eastAsia="Arial" w:cs="Noto Sans"/>
-          <w:b w:val="0"/>
-          <w:i w:val="0"/>
-          <w:color w:val="222222"/>
-          <w:sz w:val="21"/>
+          <w:rFonts w:ascii="Arial Nova" w:hAnsi="Arial Nova" w:eastAsia="Arial" w:cs="Noto Sans"/>
+          <w:color w:val="000000"/>
+          <w:sz w:val="22"/>
           <w:szCs w:val="22"/>
         </w:rPr>
         <w:t>1. Parcels (/api/v1/parcels)</w:t>
       </w:r>
       <w:r>
+        <w:br w:type="textWrapping"/>
+      </w:r>
+      <w:r>
         <w:rPr>
-          <w:rFonts w:ascii="Calibri" w:hAnsi="Calibri"/>
-          <w:b w:val="0"/>
-          <w:i w:val="0"/>
-          <w:color w:val="222222"/>
-          <w:sz w:val="21"/>
-        </w:rPr>
-        <w:br w:type="textWrapping"/>
-      </w:r>
-      <w:r>
-        <w:rPr>
-          <w:rFonts w:ascii="Calibri" w:hAnsi="Calibri" w:eastAsia="Arial" w:cs="Noto Sans"/>
-          <w:b w:val="0"/>
-          <w:i w:val="0"/>
-          <w:color w:val="222222"/>
-          <w:sz w:val="21"/>
+          <w:rFonts w:ascii="Arial Nova" w:hAnsi="Arial Nova" w:eastAsia="Arial" w:cs="Noto Sans"/>
+          <w:color w:val="000000"/>
+          <w:sz w:val="22"/>
           <w:szCs w:val="22"/>
         </w:rPr>
         <w:t>• POST /api/v1/parcels — Registers a new delivery parcel and reserves a compatible compartment (201 Created, 409 Conflict).</w:t>
       </w:r>
       <w:r>
+        <w:br w:type="textWrapping"/>
+      </w:r>
+      <w:r>
         <w:rPr>
-          <w:rFonts w:ascii="Calibri" w:hAnsi="Calibri"/>
-          <w:b w:val="0"/>
-          <w:i w:val="0"/>
-          <w:color w:val="222222"/>
-          <w:sz w:val="21"/>
-        </w:rPr>
-        <w:br w:type="textWrapping"/>
-      </w:r>
-      <w:r>
-        <w:rPr>
-          <w:rFonts w:ascii="Calibri" w:hAnsi="Calibri" w:eastAsia="Arial" w:cs="Noto Sans"/>
-          <w:b w:val="0"/>
-          <w:i w:val="0"/>
-          <w:color w:val="222222"/>
-          <w:sz w:val="21"/>
+          <w:rFonts w:ascii="Arial Nova" w:hAnsi="Arial Nova" w:eastAsia="Arial" w:cs="Noto Sans"/>
+          <w:color w:val="000000"/>
+          <w:sz w:val="22"/>
           <w:szCs w:val="22"/>
         </w:rPr>
         <w:t>• GET /api/v1/parcels/{trackingCode} — Retrieves parcel status and its full transition audit trail (200 OK, 404 Not Found).</w:t>
       </w:r>
       <w:r>
+        <w:br w:type="textWrapping"/>
+      </w:r>
+      <w:r>
         <w:rPr>
-          <w:rFonts w:ascii="Calibri" w:hAnsi="Calibri"/>
-          <w:b w:val="0"/>
-          <w:i w:val="0"/>
-          <w:color w:val="222222"/>
-          <w:sz w:val="21"/>
-        </w:rPr>
-        <w:br w:type="textWrapping"/>
-      </w:r>
-      <w:r>
-        <w:rPr>
-          <w:rFonts w:ascii="Calibri" w:hAnsi="Calibri" w:eastAsia="Arial" w:cs="Noto Sans"/>
-          <w:b w:val="0"/>
-          <w:i w:val="0"/>
-          <w:color w:val="222222"/>
-          <w:sz w:val="21"/>
+          <w:rFonts w:ascii="Arial Nova" w:hAnsi="Arial Nova" w:eastAsia="Arial" w:cs="Noto Sans"/>
+          <w:color w:val="000000"/>
+          <w:sz w:val="22"/>
           <w:szCs w:val="22"/>
         </w:rPr>
         <w:t>• POST /api/v1/parcels/{trackingCode}/cancel — Partner cancels shipment before courier deposit, releasing the reserved compartment (200 OK, 409 Conflict).</w:t>
       </w:r>
       <w:r>
+        <w:br w:type="textWrapping"/>
+      </w:r>
+      <w:r>
         <w:rPr>
-          <w:rFonts w:ascii="Calibri" w:hAnsi="Calibri"/>
-          <w:b w:val="0"/>
-          <w:i w:val="0"/>
-          <w:color w:val="222222"/>
-          <w:sz w:val="21"/>
-        </w:rPr>
-        <w:br w:type="textWrapping"/>
-      </w:r>
-      <w:r>
-        <w:rPr>
-          <w:rFonts w:ascii="Calibri" w:hAnsi="Calibri" w:eastAsia="Arial" w:cs="Noto Sans"/>
-          <w:b w:val="0"/>
-          <w:i w:val="0"/>
-          <w:color w:val="222222"/>
-          <w:sz w:val="21"/>
+          <w:rFonts w:ascii="Arial Nova" w:hAnsi="Arial Nova" w:eastAsia="Arial" w:cs="Noto Sans"/>
+          <w:color w:val="000000"/>
+          <w:sz w:val="22"/>
           <w:szCs w:val="22"/>
         </w:rPr>
         <w:t>• POST /api/v1/parcels/{trackingCode}/help — Recipient reports a hardware/delivery issue; flags the compartment as OUT_OF_SERVICE if the parcel is deposited (200 OK, 404 Not Found).</w:t>
       </w:r>
       <w:r>
+        <w:br w:type="textWrapping"/>
+      </w:r>
+      <w:r>
+        <w:br w:type="textWrapping"/>
+      </w:r>
+      <w:r>
         <w:rPr>
-          <w:rFonts w:ascii="Calibri" w:hAnsi="Calibri"/>
-          <w:b w:val="0"/>
-          <w:i w:val="0"/>
-          <w:color w:val="222222"/>
-          <w:sz w:val="21"/>
-        </w:rPr>
-        <w:br w:type="textWrapping"/>
-      </w:r>
-      <w:r>
-        <w:rPr>
-          <w:rFonts w:ascii="Calibri" w:hAnsi="Calibri"/>
-          <w:b w:val="0"/>
-          <w:i w:val="0"/>
-          <w:color w:val="222222"/>
-          <w:sz w:val="21"/>
-        </w:rPr>
-        <w:br w:type="textWrapping"/>
-      </w:r>
-      <w:r>
-        <w:rPr>
-          <w:rFonts w:ascii="Calibri" w:hAnsi="Calibri" w:eastAsia="Arial" w:cs="Noto Sans"/>
-          <w:b w:val="0"/>
-          <w:i w:val="0"/>
-          <w:color w:val="222222"/>
-          <w:sz w:val="21"/>
+          <w:rFonts w:ascii="Arial Nova" w:hAnsi="Arial Nova" w:eastAsia="Arial" w:cs="Noto Sans"/>
+          <w:color w:val="000000"/>
+          <w:sz w:val="22"/>
           <w:szCs w:val="22"/>
         </w:rPr>
         <w:t>2. Locker Stations (/api/v1/stations)</w:t>
       </w:r>
       <w:r>
+        <w:br w:type="textWrapping"/>
+      </w:r>
+      <w:r>
         <w:rPr>
-          <w:rFonts w:ascii="Calibri" w:hAnsi="Calibri"/>
-          <w:b w:val="0"/>
-          <w:i w:val="0"/>
-          <w:color w:val="222222"/>
-          <w:sz w:val="21"/>
-        </w:rPr>
-        <w:br w:type="textWrapping"/>
-      </w:r>
-      <w:r>
-        <w:rPr>
-          <w:rFonts w:ascii="Calibri" w:hAnsi="Calibri" w:eastAsia="Arial" w:cs="Noto Sans"/>
-          <w:b w:val="0"/>
-          <w:i w:val="0"/>
-          <w:color w:val="222222"/>
-          <w:sz w:val="21"/>
+          <w:rFonts w:ascii="Arial Nova" w:hAnsi="Arial Nova" w:eastAsia="Arial" w:cs="Noto Sans"/>
+          <w:color w:val="000000"/>
+          <w:sz w:val="22"/>
           <w:szCs w:val="22"/>
         </w:rPr>
         <w:t>• GET /api/v1/stations — Lists all locker stations, supporting geographic proximity filtering via cached geocoding (200 OK).</w:t>
       </w:r>
       <w:r>
+        <w:br w:type="textWrapping"/>
+      </w:r>
+      <w:r>
         <w:rPr>
-          <w:rFonts w:ascii="Calibri" w:hAnsi="Calibri"/>
-          <w:b w:val="0"/>
-          <w:i w:val="0"/>
-          <w:color w:val="222222"/>
-          <w:sz w:val="21"/>
-        </w:rPr>
-        <w:br w:type="textWrapping"/>
-      </w:r>
-      <w:r>
-        <w:rPr>
-          <w:rFonts w:ascii="Calibri" w:hAnsi="Calibri" w:eastAsia="Arial" w:cs="Noto Sans"/>
-          <w:b w:val="0"/>
-          <w:i w:val="0"/>
-          <w:color w:val="222222"/>
-          <w:sz w:val="21"/>
+          <w:rFonts w:ascii="Arial Nova" w:hAnsi="Arial Nova" w:eastAsia="Arial" w:cs="Noto Sans"/>
+          <w:color w:val="000000"/>
+          <w:sz w:val="22"/>
           <w:szCs w:val="22"/>
         </w:rPr>
         <w:t>• GET /api/v1/stations/{stationId}/availability — Returns real-time availability of free compartments grouped by size (S, M, L) (200 OK).</w:t>
       </w:r>
       <w:r>
+        <w:br w:type="textWrapping"/>
+      </w:r>
+      <w:r>
+        <w:br w:type="textWrapping"/>
+      </w:r>
+      <w:r>
         <w:rPr>
-          <w:rFonts w:ascii="Calibri" w:hAnsi="Calibri"/>
-          <w:b w:val="0"/>
-          <w:i w:val="0"/>
-          <w:color w:val="222222"/>
-          <w:sz w:val="21"/>
-        </w:rPr>
-        <w:br w:type="textWrapping"/>
-      </w:r>
-      <w:r>
-        <w:rPr>
-          <w:rFonts w:ascii="Calibri" w:hAnsi="Calibri"/>
-          <w:b w:val="0"/>
-          <w:i w:val="0"/>
-          <w:color w:val="222222"/>
-          <w:sz w:val="21"/>
-        </w:rPr>
-        <w:br w:type="textWrapping"/>
-      </w:r>
-      <w:r>
-        <w:rPr>
-          <w:rFonts w:ascii="Calibri" w:hAnsi="Calibri" w:eastAsia="Arial" w:cs="Noto Sans"/>
-          <w:b w:val="0"/>
-          <w:i w:val="0"/>
-          <w:color w:val="222222"/>
-          <w:sz w:val="21"/>
+          <w:rFonts w:ascii="Arial Nova" w:hAnsi="Arial Nova" w:eastAsia="Arial" w:cs="Noto Sans"/>
+          <w:color w:val="000000"/>
+          <w:sz w:val="22"/>
           <w:szCs w:val="22"/>
         </w:rPr>
         <w:t>3. Terminal Simulation &amp; Hardware (/api/v1/terminals)</w:t>
       </w:r>
       <w:r>
+        <w:br w:type="textWrapping"/>
+      </w:r>
+      <w:r>
         <w:rPr>
-          <w:rFonts w:ascii="Calibri" w:hAnsi="Calibri"/>
-          <w:b w:val="0"/>
-          <w:i w:val="0"/>
-          <w:color w:val="222222"/>
-          <w:sz w:val="21"/>
-        </w:rPr>
-        <w:br w:type="textWrapping"/>
-      </w:r>
-      <w:r>
-        <w:rPr>
-          <w:rFonts w:ascii="Calibri" w:hAnsi="Calibri" w:eastAsia="Arial" w:cs="Noto Sans"/>
-          <w:b w:val="0"/>
-          <w:i w:val="0"/>
-          <w:color w:val="222222"/>
-          <w:sz w:val="21"/>
+          <w:rFonts w:ascii="Arial Nova" w:hAnsi="Arial Nova" w:eastAsia="Arial" w:cs="Noto Sans"/>
+          <w:color w:val="000000"/>
+          <w:sz w:val="22"/>
           <w:szCs w:val="22"/>
         </w:rPr>
         <w:t>• POST /api/v1/terminals/{stationId}/pickup — Validates recipient 6-digit PIN and unlocks the assigned compartment door (200 OK, 400 Bad Request, 404 Not Found, 429 Too Many Requests).</w:t>
       </w:r>
       <w:r>
+        <w:br w:type="textWrapping"/>
+      </w:r>
+      <w:r>
         <w:rPr>
-          <w:rFonts w:ascii="Calibri" w:hAnsi="Calibri"/>
-          <w:b w:val="0"/>
-          <w:i w:val="0"/>
-          <w:color w:val="222222"/>
-          <w:sz w:val="21"/>
-        </w:rPr>
-        <w:br w:type="textWrapping"/>
-      </w:r>
-      <w:r>
-        <w:rPr>
-          <w:rFonts w:ascii="Calibri" w:hAnsi="Calibri" w:eastAsia="Arial" w:cs="Noto Sans"/>
-          <w:b w:val="0"/>
-          <w:i w:val="0"/>
-          <w:color w:val="222222"/>
-          <w:sz w:val="21"/>
+          <w:rFonts w:ascii="Arial Nova" w:hAnsi="Arial Nova" w:eastAsia="Arial" w:cs="Noto Sans"/>
+          <w:color w:val="000000"/>
+          <w:sz w:val="22"/>
           <w:szCs w:val="22"/>
         </w:rPr>
         <w:t>• POST /api/v1/terminals/{stationId}/dropoff — Validates courier drop-off code to deposit parcel (200 OK, 409 Conflict).</w:t>
       </w:r>
       <w:r>
+        <w:br w:type="textWrapping"/>
+      </w:r>
+      <w:r>
         <w:rPr>
-          <w:rFonts w:ascii="Calibri" w:hAnsi="Calibri"/>
-          <w:b w:val="0"/>
-          <w:i w:val="0"/>
-          <w:color w:val="222222"/>
-          <w:sz w:val="21"/>
-        </w:rPr>
-        <w:br w:type="textWrapping"/>
-      </w:r>
-      <w:r>
-        <w:rPr>
-          <w:rFonts w:ascii="Calibri" w:hAnsi="Calibri" w:eastAsia="Arial" w:cs="Noto Sans"/>
-          <w:b w:val="0"/>
-          <w:i w:val="0"/>
-          <w:color w:val="222222"/>
-          <w:sz w:val="21"/>
+          <w:rFonts w:ascii="Arial Nova" w:hAnsi="Arial Nova" w:eastAsia="Arial" w:cs="Noto Sans"/>
+          <w:color w:val="000000"/>
+          <w:sz w:val="22"/>
           <w:szCs w:val="22"/>
         </w:rPr>
         <w:t>• POST /api/v1/terminals/{stationId}/events/door-closed — Hardware callback registering that a door was physically closed, advancing the parcel state (200 OK).</w:t>
       </w:r>
       <w:r>
+        <w:br w:type="textWrapping"/>
+      </w:r>
+      <w:r>
+        <w:br w:type="textWrapping"/>
+      </w:r>
+      <w:r>
         <w:rPr>
-          <w:rFonts w:ascii="Calibri" w:hAnsi="Calibri"/>
-          <w:b w:val="0"/>
-          <w:i w:val="0"/>
-          <w:color w:val="222222"/>
-          <w:sz w:val="21"/>
-        </w:rPr>
-        <w:br w:type="textWrapping"/>
-      </w:r>
-      <w:r>
-        <w:rPr>
-          <w:rFonts w:ascii="Calibri" w:hAnsi="Calibri"/>
-          <w:b w:val="0"/>
-          <w:i w:val="0"/>
-          <w:color w:val="222222"/>
-          <w:sz w:val="21"/>
-        </w:rPr>
-        <w:br w:type="textWrapping"/>
-      </w:r>
-      <w:r>
-        <w:rPr>
-          <w:rFonts w:ascii="Calibri" w:hAnsi="Calibri" w:eastAsia="Arial" w:cs="Noto Sans"/>
-          <w:b w:val="0"/>
-          <w:i w:val="0"/>
-          <w:color w:val="222222"/>
-          <w:sz w:val="21"/>
+          <w:rFonts w:ascii="Arial Nova" w:hAnsi="Arial Nova" w:eastAsia="Arial" w:cs="Noto Sans"/>
+          <w:color w:val="000000"/>
+          <w:sz w:val="22"/>
           <w:szCs w:val="22"/>
         </w:rPr>
         <w:t>4. Operator Maintenance (/api/v1/operator)</w:t>
       </w:r>
       <w:r>
+        <w:br w:type="textWrapping"/>
+      </w:r>
+      <w:r>
         <w:rPr>
-          <w:rFonts w:ascii="Calibri" w:hAnsi="Calibri"/>
-          <w:b w:val="0"/>
-          <w:i w:val="0"/>
-          <w:color w:val="222222"/>
-          <w:sz w:val="21"/>
-        </w:rPr>
-        <w:br w:type="textWrapping"/>
-      </w:r>
-      <w:r>
-        <w:rPr>
-          <w:rFonts w:ascii="Calibri" w:hAnsi="Calibri" w:eastAsia="Arial" w:cs="Noto Sans"/>
-          <w:b w:val="0"/>
-          <w:i w:val="0"/>
-          <w:color w:val="222222"/>
-          <w:sz w:val="21"/>
+          <w:rFonts w:ascii="Arial Nova" w:hAnsi="Arial Nova" w:eastAsia="Arial" w:cs="Noto Sans"/>
+          <w:color w:val="000000"/>
+          <w:sz w:val="22"/>
           <w:szCs w:val="22"/>
         </w:rPr>
         <w:t>• PUT /api/v1/operator/compartments/{id}/status — Updates compartment status to OUT_OF_SERVICE or restores it to FREE, requiring a mandatory maintenanceNote (200 OK, 400 Bad Request).</w:t>
       </w:r>
       <w:r>
+        <w:br w:type="textWrapping"/>
+      </w:r>
+      <w:r>
         <w:rPr>
-          <w:rFonts w:ascii="Calibri" w:hAnsi="Calibri"/>
-          <w:b w:val="0"/>
-          <w:i w:val="0"/>
-          <w:color w:val="222222"/>
-          <w:sz w:val="21"/>
-        </w:rPr>
-        <w:br w:type="textWrapping"/>
-      </w:r>
-      <w:r>
-        <w:rPr>
-          <w:rFonts w:ascii="Calibri" w:hAnsi="Calibri" w:eastAsia="Arial" w:cs="Noto Sans"/>
-          <w:b w:val="0"/>
-          <w:i w:val="0"/>
-          <w:color w:val="222222"/>
-          <w:sz w:val="21"/>
+          <w:rFonts w:ascii="Arial Nova" w:hAnsi="Arial Nova" w:eastAsia="Arial" w:cs="Noto Sans"/>
+          <w:color w:val="000000"/>
+          <w:sz w:val="22"/>
           <w:szCs w:val="22"/>
         </w:rPr>
         <w:t>• POST /api/v1/operator/parcels/{trackingCode}/relocate — Relocates a parcel stuck in a jammed door to an operational compartment (200 OK, 409 Conflict).</w:t>
       </w:r>
       <w:r>
+        <w:br w:type="textWrapping"/>
+      </w:r>
+      <w:r>
         <w:rPr>
-          <w:rFonts w:ascii="Calibri" w:hAnsi="Calibri"/>
-          <w:b w:val="0"/>
-          <w:i w:val="0"/>
-          <w:color w:val="222222"/>
-          <w:sz w:val="21"/>
-        </w:rPr>
-        <w:br w:type="textWrapping"/>
-      </w:r>
-      <w:r>
-        <w:rPr>
-          <w:rFonts w:ascii="Calibri" w:hAnsi="Calibri" w:eastAsia="Arial" w:cs="Noto Sans"/>
-          <w:b w:val="0"/>
-          <w:i w:val="0"/>
-          <w:color w:val="222222"/>
-          <w:sz w:val="21"/>
+          <w:rFonts w:ascii="Arial Nova" w:hAnsi="Arial Nova" w:eastAsia="Arial" w:cs="Noto Sans"/>
+          <w:color w:val="000000"/>
+          <w:sz w:val="22"/>
           <w:szCs w:val="22"/>
         </w:rPr>
         <w:t>• POST /api/v1/operator/parcels/{trackingCode}/return — Removes expired or damaged parcels from the locker station for warehouse return (200 OK).</w:t>
@@ -8726,46 +8247,565 @@
         <w:br/>
         <w:t>• Web Slice Tests (@WebMvcTest): 18 tests validating HTTP status codes and RFC 7807 ProblemDetail formats.</w:t>
         <w:br/>
-        <w:t>• Database Concurrency Integration: Multi-threaded suite in PessimisticLockingPostgresTest via Testcontainers.</w:t>
+        <w:t>• Database Concurrency Integration: Multi-threaded suite in PessimisticLockingPostgresTest via Testcontainers (PostgreSQL 16).</w:t>
         <w:br/>
         <w:t>• BDD Acceptance Scenarios: 3 Gherkin feature files (19 steps) driving TerminalService.</w:t>
         <w:br/>
         <w:t>• End-to-End Browser Automation: Real Chromium browser automation via Microsoft Playwright for Java.</w:t>
         <w:br/>
-        <w:t>• Non-Functional Performance: Automated Grafana k6 suite evaluating nominal, spike, and brute-force workloads.</w:t>
+        <w:t>• Non-Functional Performance: Automated Grafana k6 suite evaluating nominal (20 VUs), spike (60 VUs), and brute-force workloads.</w:t>
         <w:br/>
         <w:t>• Security Rate-Limiting: Multi-layered brute-force defense tested across all architectural layers.</w:t>
         <w:br/>
         <w:t>• Accessibility (WCAG 2.1 AA): Validated through high-contrast focus rings and full keyboard navigation.</w:t>
         <w:br/>
         <w:t>• Fault Injection &amp; Resilience: Hardware solenoid jamming simulated in memory with RFC 7807 error dispatching.</w:t>
+        <w:br/>
+        <w:br/>
+        <w:t>Test Execution Workflow:</w:t>
+        <w:br/>
+        <w:t>• Unit, slice, and acceptance suites are executed via 'mvn test' (70 automated tests active, 0 failures, 100% pass rate).</w:t>
+        <w:br/>
+        <w:t>• Integration tests requiring containerized PostgreSQL 16 via Testcontainers execute seamlessly via 'mvn verify'.</w:t>
+        <w:br/>
+        <w:t>• Continuous static analysis and code coverage are executed via GitHub Actions CI triggering SonarCloud verification.</w:t>
       </w:r>
     </w:p>
     <w:p>
-      <w:r>
-        <w:t>TuttiBox adopts a structured automated testing pyramid spanning unit tests, in-memory test doubles (fakes), web controller slices, database integration tests with Testcontainers, end-to-end browser automation, and BDD acceptance specifications. All tests are organized under the src/test/java/pt/ua/deti/tqs/tuttibox/ hierarchy.</w:t>
+      <w:pPr>
+        <w:pStyle w:val="Heading2"/>
+      </w:pPr>
+      <w:r>
+        <w:t>Traceability matrix</w:t>
       </w:r>
     </w:p>
     <w:p>
       <w:r>
-        <w:t>Test Execution Workflow:</w:t>
+        <w:t>The following matrix maps each user-facing functional requirement and core use case (UC1 to UC6) to the automated test layers responsible for its verification, ensuring complete bidirectional traceability across the testing pyramid:</w:t>
       </w:r>
     </w:p>
-    <w:p>
-      <w:r>
-        <w:t>• Unit and slice suites are executed using the Maven Surefire Plugin via 'mvn test' (61 automated tests active, 0 failures, 100% pass rate).</w:t>
-      </w:r>
-    </w:p>
-    <w:p>
-      <w:r>
-        <w:t>• Integration tests requiring containerized dependencies (PostgreSQL 18 via Testcontainers) and browser execution are bound to 'mvn verify'.</w:t>
-      </w:r>
-    </w:p>
-    <w:p>
-      <w:r>
-        <w:t>• Continuous static analysis and code coverage are executed via GitHub Actions CI triggering 'mvn clean verify org.sonarsource.scanner.maven:sonar-maven-plugin:sonar'.</w:t>
-      </w:r>
-    </w:p>
+    <w:tbl>
+      <w:tblPr>
+        <w:tblW w:type="auto" w:w="0"/>
+        <w:jc w:val="center"/>
+        <w:tblLook w:firstColumn="1" w:firstRow="1" w:lastColumn="0" w:lastRow="0" w:noHBand="0" w:noVBand="1" w:val="04A0"/>
+      </w:tblPr>
+      <w:tblGrid>
+        <w:gridCol w:w="2409"/>
+        <w:gridCol w:w="2409"/>
+        <w:gridCol w:w="2409"/>
+        <w:gridCol w:w="2409"/>
+      </w:tblGrid>
+      <w:tr>
+        <w:tc>
+          <w:tcPr>
+            <w:tcW w:type="dxa" w:w="2409"/>
+            <w:shd w:fill="0F172A"/>
+          </w:tcPr>
+          <w:p>
+            <w:r>
+              <w:rPr>
+                <w:rFonts w:ascii="Calibri" w:hAnsi="Calibri"/>
+                <w:b/>
+                <w:i w:val="0"/>
+                <w:color w:val="222222"/>
+                <w:sz w:val="21"/>
+              </w:rPr>
+              <w:t>Resource</w:t>
+            </w:r>
+          </w:p>
+        </w:tc>
+        <w:tc>
+          <w:tcPr>
+            <w:tcW w:type="dxa" w:w="2409"/>
+            <w:shd w:fill="0F172A"/>
+          </w:tcPr>
+          <w:p>
+            <w:r/>
+          </w:p>
+        </w:tc>
+        <w:tc>
+          <w:tcPr>
+            <w:tcW w:type="dxa" w:w="2409"/>
+            <w:shd w:fill="0F172A"/>
+          </w:tcPr>
+          <w:p>
+            <w:r>
+              <w:rPr>
+                <w:rFonts w:ascii="Calibri" w:hAnsi="Calibri"/>
+                <w:b/>
+                <w:i w:val="0"/>
+                <w:color w:val="FFFFFF"/>
+                <w:sz w:val="19"/>
+              </w:rPr>
+              <w:t>Verification Method</w:t>
+            </w:r>
+          </w:p>
+        </w:tc>
+        <w:tc>
+          <w:tcPr>
+            <w:tcW w:type="dxa" w:w="2409"/>
+            <w:shd w:fill="0F172A"/>
+          </w:tcPr>
+          <w:p>
+            <w:r>
+              <w:rPr>
+                <w:rFonts w:ascii="Calibri" w:hAnsi="Calibri"/>
+                <w:b/>
+                <w:i w:val="0"/>
+                <w:color w:val="FFFFFF"/>
+                <w:sz w:val="19"/>
+              </w:rPr>
+              <w:t>Automated Test Suite / Classes</w:t>
+            </w:r>
+          </w:p>
+        </w:tc>
+      </w:tr>
+      <w:tr>
+        <w:tc>
+          <w:tcPr>
+            <w:tcW w:type="dxa" w:w="2409"/>
+            <w:shd w:fill="F8FAFC"/>
+          </w:tcPr>
+          <w:p>
+            <w:r>
+              <w:rPr>
+                <w:rFonts w:ascii="Calibri" w:hAnsi="Calibri"/>
+                <w:b w:val="0"/>
+                <w:i w:val="0"/>
+                <w:color w:val="222222"/>
+                <w:sz w:val="18"/>
+              </w:rPr>
+              <w:t>UC1: Find locker by address</w:t>
+            </w:r>
+          </w:p>
+        </w:tc>
+        <w:tc>
+          <w:tcPr>
+            <w:tcW w:type="dxa" w:w="2409"/>
+            <w:shd w:fill="F8FAFC"/>
+          </w:tcPr>
+          <w:p>
+            <w:r>
+              <w:rPr>
+                <w:rFonts w:ascii="Calibri" w:hAnsi="Calibri"/>
+                <w:b w:val="0"/>
+                <w:i w:val="0"/>
+                <w:color w:val="2563EB"/>
+                <w:sz w:val="19"/>
+              </w:rPr>
+              <w:t>Recipient</w:t>
+            </w:r>
+          </w:p>
+        </w:tc>
+        <w:tc>
+          <w:tcPr>
+            <w:tcW w:type="dxa" w:w="2409"/>
+            <w:shd w:fill="F8FAFC"/>
+          </w:tcPr>
+          <w:p>
+            <w:r>
+              <w:rPr>
+                <w:rFonts w:ascii="Calibri" w:hAnsi="Calibri"/>
+                <w:b w:val="0"/>
+                <w:i w:val="0"/>
+                <w:color w:val="222222"/>
+                <w:sz w:val="18"/>
+              </w:rPr>
+              <w:t>Unit + Web Slice + E2E</w:t>
+            </w:r>
+          </w:p>
+        </w:tc>
+        <w:tc>
+          <w:tcPr>
+            <w:tcW w:type="dxa" w:w="2409"/>
+            <w:shd w:fill="F8FAFC"/>
+          </w:tcPr>
+          <w:p>
+            <w:r>
+              <w:rPr>
+                <w:rFonts w:ascii="Calibri" w:hAnsi="Calibri"/>
+                <w:b w:val="0"/>
+                <w:i w:val="0"/>
+                <w:color w:val="222222"/>
+                <w:sz w:val="18"/>
+              </w:rPr>
+              <w:t>StationRankingServiceTest, StationControllerTest, TerminalPlaywrightTest</w:t>
+            </w:r>
+          </w:p>
+        </w:tc>
+      </w:tr>
+      <w:tr>
+        <w:tc>
+          <w:tcPr>
+            <w:tcW w:type="dxa" w:w="2409"/>
+            <w:shd w:fill="FFFFFF"/>
+          </w:tcPr>
+          <w:p>
+            <w:r>
+              <w:rPr>
+                <w:rFonts w:ascii="Calibri" w:hAnsi="Calibri"/>
+                <w:b w:val="0"/>
+                <w:i w:val="0"/>
+                <w:color w:val="222222"/>
+                <w:sz w:val="18"/>
+              </w:rPr>
+              <w:t>UC2: Register parcel &amp; allocate compartment</w:t>
+            </w:r>
+          </w:p>
+        </w:tc>
+        <w:tc>
+          <w:tcPr>
+            <w:tcW w:type="dxa" w:w="2409"/>
+            <w:shd w:fill="FFFFFF"/>
+          </w:tcPr>
+          <w:p>
+            <w:r>
+              <w:rPr>
+                <w:rFonts w:ascii="Calibri" w:hAnsi="Calibri"/>
+                <w:b w:val="0"/>
+                <w:i w:val="0"/>
+                <w:color w:val="2563EB"/>
+                <w:sz w:val="19"/>
+              </w:rPr>
+              <w:t>Partner</w:t>
+            </w:r>
+          </w:p>
+        </w:tc>
+        <w:tc>
+          <w:tcPr>
+            <w:tcW w:type="dxa" w:w="2409"/>
+            <w:shd w:fill="FFFFFF"/>
+          </w:tcPr>
+          <w:p>
+            <w:r>
+              <w:rPr>
+                <w:rFonts w:ascii="Calibri" w:hAnsi="Calibri"/>
+                <w:b w:val="0"/>
+                <w:i w:val="0"/>
+                <w:color w:val="222222"/>
+                <w:sz w:val="18"/>
+              </w:rPr>
+              <w:t>Unit + Web Slice + Integration</w:t>
+            </w:r>
+          </w:p>
+        </w:tc>
+        <w:tc>
+          <w:tcPr>
+            <w:tcW w:type="dxa" w:w="2409"/>
+            <w:shd w:fill="FFFFFF"/>
+          </w:tcPr>
+          <w:p>
+            <w:r>
+              <w:rPr>
+                <w:rFonts w:ascii="Calibri" w:hAnsi="Calibri"/>
+                <w:b w:val="0"/>
+                <w:i w:val="0"/>
+                <w:color w:val="222222"/>
+                <w:sz w:val="18"/>
+              </w:rPr>
+              <w:t>ParcelServiceTest, ParcelControllerTest, PessimisticLockingPostgresTest</w:t>
+            </w:r>
+          </w:p>
+        </w:tc>
+      </w:tr>
+      <w:tr>
+        <w:tc>
+          <w:tcPr>
+            <w:tcW w:type="dxa" w:w="2409"/>
+            <w:shd w:fill="F8FAFC"/>
+          </w:tcPr>
+          <w:p>
+            <w:r>
+              <w:rPr>
+                <w:rFonts w:ascii="Calibri" w:hAnsi="Calibri"/>
+                <w:b w:val="0"/>
+                <w:i w:val="0"/>
+                <w:color w:val="222222"/>
+                <w:sz w:val="18"/>
+              </w:rPr>
+              <w:t>UC3: Courier drop-off &amp; door sensor confirmation</w:t>
+            </w:r>
+          </w:p>
+        </w:tc>
+        <w:tc>
+          <w:tcPr>
+            <w:tcW w:type="dxa" w:w="2409"/>
+            <w:shd w:fill="F8FAFC"/>
+          </w:tcPr>
+          <w:p>
+            <w:r>
+              <w:rPr>
+                <w:rFonts w:ascii="Calibri" w:hAnsi="Calibri"/>
+                <w:b w:val="0"/>
+                <w:i w:val="0"/>
+                <w:color w:val="2563EB"/>
+                <w:sz w:val="19"/>
+              </w:rPr>
+              <w:t>Courier</w:t>
+            </w:r>
+          </w:p>
+        </w:tc>
+        <w:tc>
+          <w:tcPr>
+            <w:tcW w:type="dxa" w:w="2409"/>
+            <w:shd w:fill="F8FAFC"/>
+          </w:tcPr>
+          <w:p>
+            <w:r>
+              <w:rPr>
+                <w:rFonts w:ascii="Calibri" w:hAnsi="Calibri"/>
+                <w:b w:val="0"/>
+                <w:i w:val="0"/>
+                <w:color w:val="222222"/>
+                <w:sz w:val="18"/>
+              </w:rPr>
+              <w:t>Unit + Web Slice + BDD + E2E</w:t>
+            </w:r>
+          </w:p>
+        </w:tc>
+        <w:tc>
+          <w:tcPr>
+            <w:tcW w:type="dxa" w:w="2409"/>
+            <w:shd w:fill="F8FAFC"/>
+          </w:tcPr>
+          <w:p>
+            <w:r>
+              <w:rPr>
+                <w:rFonts w:ascii="Calibri" w:hAnsi="Calibri"/>
+                <w:b w:val="0"/>
+                <w:i w:val="0"/>
+                <w:color w:val="222222"/>
+                <w:sz w:val="18"/>
+              </w:rPr>
+              <w:t>TerminalServiceTest, TerminalControllerTest, parcel_pickup.feature, TerminalPlaywrightTest</w:t>
+            </w:r>
+          </w:p>
+        </w:tc>
+      </w:tr>
+      <w:tr>
+        <w:tc>
+          <w:tcPr>
+            <w:tcW w:type="dxa" w:w="2409"/>
+            <w:shd w:fill="FFFFFF"/>
+          </w:tcPr>
+          <w:p>
+            <w:r>
+              <w:rPr>
+                <w:rFonts w:ascii="Calibri" w:hAnsi="Calibri"/>
+                <w:b w:val="0"/>
+                <w:i w:val="0"/>
+                <w:color w:val="222222"/>
+                <w:sz w:val="18"/>
+              </w:rPr>
+              <w:t>UC4: Customer pickup with 6-digit PIN</w:t>
+            </w:r>
+          </w:p>
+        </w:tc>
+        <w:tc>
+          <w:tcPr>
+            <w:tcW w:type="dxa" w:w="2409"/>
+            <w:shd w:fill="FFFFFF"/>
+          </w:tcPr>
+          <w:p>
+            <w:r>
+              <w:rPr>
+                <w:rFonts w:ascii="Calibri" w:hAnsi="Calibri"/>
+                <w:b w:val="0"/>
+                <w:i w:val="0"/>
+                <w:color w:val="2563EB"/>
+                <w:sz w:val="19"/>
+              </w:rPr>
+              <w:t>https://github.com/FilipeNogue1ra/HW1-119495</w:t>
+            </w:r>
+          </w:p>
+        </w:tc>
+        <w:tc>
+          <w:tcPr>
+            <w:tcW w:type="dxa" w:w="2409"/>
+            <w:shd w:fill="FFFFFF"/>
+          </w:tcPr>
+          <w:p>
+            <w:r>
+              <w:rPr>
+                <w:rFonts w:ascii="Calibri" w:hAnsi="Calibri"/>
+                <w:b w:val="0"/>
+                <w:i w:val="0"/>
+                <w:color w:val="222222"/>
+                <w:sz w:val="18"/>
+              </w:rPr>
+              <w:t>Unit + Web Slice + BDD + E2E</w:t>
+            </w:r>
+          </w:p>
+        </w:tc>
+        <w:tc>
+          <w:tcPr>
+            <w:tcW w:type="dxa" w:w="2409"/>
+            <w:shd w:fill="FFFFFF"/>
+          </w:tcPr>
+          <w:p>
+            <w:r>
+              <w:rPr>
+                <w:rFonts w:ascii="Calibri" w:hAnsi="Calibri"/>
+                <w:b w:val="0"/>
+                <w:i w:val="0"/>
+                <w:color w:val="222222"/>
+                <w:sz w:val="18"/>
+              </w:rPr>
+              <w:t>TerminalServiceTest, TerminalControllerTest, parcel_pickup.feature, TerminalPlaywrightTest</w:t>
+            </w:r>
+          </w:p>
+        </w:tc>
+      </w:tr>
+      <w:tr>
+        <w:tc>
+          <w:tcPr>
+            <w:tcW w:type="dxa" w:w="2409"/>
+            <w:shd w:fill="F8FAFC"/>
+          </w:tcPr>
+          <w:p>
+            <w:r>
+              <w:rPr>
+                <w:rFonts w:ascii="Calibri" w:hAnsi="Calibri"/>
+                <w:b w:val="0"/>
+                <w:i w:val="0"/>
+                <w:color w:val="222222"/>
+                <w:sz w:val="18"/>
+              </w:rPr>
+              <w:t>UC5: Parcel state history &amp; tracking audit trail</w:t>
+            </w:r>
+          </w:p>
+        </w:tc>
+        <w:tc>
+          <w:tcPr>
+            <w:tcW w:type="dxa" w:w="2409"/>
+            <w:shd w:fill="F8FAFC"/>
+          </w:tcPr>
+          <w:p>
+            <w:r>
+              <w:rPr>
+                <w:rFonts w:ascii="Calibri" w:hAnsi="Calibri"/>
+                <w:b w:val="0"/>
+                <w:i w:val="0"/>
+                <w:color w:val="2563EB"/>
+                <w:sz w:val="19"/>
+              </w:rPr>
+              <w:t>Partner, Recipient</w:t>
+            </w:r>
+          </w:p>
+        </w:tc>
+        <w:tc>
+          <w:tcPr>
+            <w:tcW w:type="dxa" w:w="2409"/>
+            <w:shd w:fill="F8FAFC"/>
+          </w:tcPr>
+          <w:p>
+            <w:r>
+              <w:rPr>
+                <w:rFonts w:ascii="Calibri" w:hAnsi="Calibri"/>
+                <w:b w:val="0"/>
+                <w:i w:val="0"/>
+                <w:color w:val="222222"/>
+                <w:sz w:val="18"/>
+              </w:rPr>
+              <w:t>Unit + Web Slice</w:t>
+            </w:r>
+          </w:p>
+        </w:tc>
+        <w:tc>
+          <w:tcPr>
+            <w:tcW w:type="dxa" w:w="2409"/>
+            <w:shd w:fill="F8FAFC"/>
+          </w:tcPr>
+          <w:p>
+            <w:r>
+              <w:rPr>
+                <w:rFonts w:ascii="Calibri" w:hAnsi="Calibri"/>
+                <w:b w:val="0"/>
+                <w:i w:val="0"/>
+                <w:color w:val="222222"/>
+                <w:sz w:val="18"/>
+              </w:rPr>
+              <w:t>ParcelStateMachineServiceTest, ParcelControllerTest</w:t>
+            </w:r>
+          </w:p>
+        </w:tc>
+      </w:tr>
+      <w:tr>
+        <w:tc>
+          <w:tcPr>
+            <w:tcW w:type="dxa" w:w="2409"/>
+            <w:shd w:fill="FFFFFF"/>
+          </w:tcPr>
+          <w:p>
+            <w:r>
+              <w:rPr>
+                <w:rFonts w:ascii="Calibri" w:hAnsi="Calibri"/>
+                <w:b w:val="0"/>
+                <w:i w:val="0"/>
+                <w:color w:val="222222"/>
+                <w:sz w:val="18"/>
+              </w:rPr>
+              <w:t>UC6: Station supervision &amp; fault maintenance</w:t>
+            </w:r>
+          </w:p>
+        </w:tc>
+        <w:tc>
+          <w:tcPr>
+            <w:tcW w:type="dxa" w:w="2409"/>
+            <w:shd w:fill="FFFFFF"/>
+          </w:tcPr>
+          <w:p>
+            <w:r>
+              <w:rPr>
+                <w:rFonts w:ascii="Calibri" w:hAnsi="Calibri"/>
+                <w:b w:val="0"/>
+                <w:i w:val="0"/>
+                <w:color w:val="2563EB"/>
+                <w:sz w:val="19"/>
+              </w:rPr>
+              <w:t>Operator</w:t>
+            </w:r>
+          </w:p>
+        </w:tc>
+        <w:tc>
+          <w:tcPr>
+            <w:tcW w:type="dxa" w:w="2409"/>
+            <w:shd w:fill="FFFFFF"/>
+          </w:tcPr>
+          <w:p>
+            <w:r>
+              <w:rPr>
+                <w:rFonts w:ascii="Calibri" w:hAnsi="Calibri"/>
+                <w:b w:val="0"/>
+                <w:i w:val="0"/>
+                <w:color w:val="222222"/>
+                <w:sz w:val="18"/>
+              </w:rPr>
+              <w:t>Web Slice + E2E Automation</w:t>
+            </w:r>
+          </w:p>
+        </w:tc>
+        <w:tc>
+          <w:tcPr>
+            <w:tcW w:type="dxa" w:w="2409"/>
+            <w:shd w:fill="FFFFFF"/>
+          </w:tcPr>
+          <w:p>
+            <w:r>
+              <w:rPr>
+                <w:rFonts w:ascii="Calibri" w:hAnsi="Calibri"/>
+                <w:b w:val="0"/>
+                <w:i w:val="0"/>
+                <w:color w:val="222222"/>
+                <w:sz w:val="18"/>
+              </w:rPr>
+              <w:t>OperatorUiControllerTest, OperatorPlaywrightTest</w:t>
+            </w:r>
+          </w:p>
+        </w:tc>
+      </w:tr>
+    </w:tbl>
     <w:p>
       <w:pPr>
         <w:pStyle w:val="Heading2"/>
@@ -8836,17 +8876,17 @@
     </w:p>
     <w:p>
       <w:r>
-        <w:t>Web controller endpoints are tested using Spring Boot slice testing (@WebMvcTest), loading the web layer infrastructure without instantiating full database contexts:</w:t>
-      </w:r>
-    </w:p>
-    <w:p>
-      <w:r>
-        <w:t>• ParcelControllerTest, StationControllerTest, and TerminalControllerTest verify HTTP status codes, query ranking, and payload serialization in isolation using MockMvc.</w:t>
-      </w:r>
-    </w:p>
-    <w:p>
-      <w:r>
-        <w:t>• Global error handling via GlobalExceptionHandler (@RestControllerAdvice) is verified against RFC 7807 (ProblemDetail), confirming that input validation failures yield HTTP 400 with structured invalidFields, invalid PIN entries yield HTTP 401, security lockouts yield HTTP 429, and door jamming faults yield HTTP 500.</w:t>
+        <w:t>TuttiBox implements a clear distinction between Web Layer Slice testing and Full Database Concurrency Integration testing:</w:t>
+        <w:br/>
+        <w:br/>
+        <w:t>1. Web Layer Slice Tests (@WebMvcTest):</w:t>
+        <w:br/>
+        <w:t>Web controller endpoints are tested in isolation using Spring Boot slice testing (@WebMvcTest with MockMvc). Across ParcelControllerTest, StationControllerTest, TerminalControllerTest, and TerminalUiControllerTest (18 tests total), these suites validate HTTP status codes, request body validation (@Valid Bean Validation), response headers, and standardized RFC 7807 ProblemDetail payloads handled globally by GlobalExceptionHandler (@RestControllerAdvice), with core domain service dependencies isolated using @MockitoBean.</w:t>
+        <w:br/>
+        <w:br/>
+        <w:t>2. Full Database Concurrency Integration Tests (Testcontainers PostgreSQL 16):</w:t>
+        <w:br/>
+        <w:t>Full integration verification is implemented in PessimisticLockingPostgresTest executing within a full Spring Boot application context (@SpringBootTest) against an official containerized PostgreSQL 16 database managed by Testcontainers. The test simulates a severe race condition where 4 concurrent threads compete simultaneously to reserve the very last available compartment in a station. The suite verifies that database pessimistic row-level locking (PESSIMISTIC_WRITE / SELECT ... FOR UPDATE) guarantees strict ACID consistency: exactly one transaction successfully commits and reserves the compartment (HTTP 201 Created), while concurrent requests gracefully fail with HTTP 409 Conflict without causing double-booking.</w:t>
       </w:r>
     </w:p>
     <w:p>
@@ -9044,47 +9084,12 @@
         <w:br/>
         <w:t>• Line Coverage: 73.2% line coverage verified by JaCoCo across 38 application classes.</w:t>
         <w:br/>
-        <w:t>• Maintainability, Security &amp; Reliability: 0 Bugs, 0 Vulnerabilidades, 0 Security Hotspots, and 0 Code Smells (Grade A across all evaluation axes).</w:t>
+        <w:t>• Maintainability, Security &amp; Reliability: 0 Bugs, 0 Vulnerabilities, 0 Security Hotspots, and 0 Code Smells (Grade A across all evaluation axes).</w:t>
         <w:br/>
         <w:t>• Duplicated Lines Density: 0.0%.</w:t>
         <w:br/>
         <w:br/>
         <w:t>Security Hardening (Log Injection Resolution — CWE-117): During static analysis, SonarQube Cloud flagged security warnings (javasecurity:S5145) related to untrusted user input originating from HTTP path and query parameters being forwarded into logger statements. To permanently eliminate this vulnerability, a deterministic sanitization helper was implemented in TerminalService and NominatimGeocodingAdapter, stripping CRLF characters before passing strings to SLF4J loggers. Upon pushing the sanitization commit, SonarCloud verified that the taint flow was severed, clearing all 6 issues and bringing the active issue count to zero.</w:t>
-      </w:r>
-    </w:p>
-    <w:p>
-      <w:r>
-        <w:t>Continuous static analysis and code coverage verification were integrated into the development lifecycle:</w:t>
-      </w:r>
-    </w:p>
-    <w:p>
-      <w:r>
-        <w:t>• Tooling &amp; Quality Gate Definition: Static code analysis is powered by SonarQube Cloud integrated with GitHub Actions CI via the Maven JaCoCo plugin (jacoco-maven-plugin). The defined Quality Gate enforces: (1) Line Coverage &gt;= 70% on new and overall code, (2) 0 Vulnerabilities, (3) 0 Bugs, (4) Technical Debt Ratio &lt; 5%, and (5) Security Hotspots reviewed.</w:t>
-      </w:r>
-    </w:p>
-    <w:p>
-      <w:r>
-        <w:t>• Dashboard Results &amp; Metrics:</w:t>
-      </w:r>
-    </w:p>
-    <w:p>
-      <w:r>
-        <w:t xml:space="preserve">  - Quality Gate Status: PASSED (OK).</w:t>
-      </w:r>
-    </w:p>
-    <w:p>
-      <w:r>
-        <w:t xml:space="preserve">  - Code Coverage: 73.2% line coverage across domain services and controllers (analyzing 38 production classes).</w:t>
-      </w:r>
-    </w:p>
-    <w:p>
-      <w:r>
-        <w:t xml:space="preserve">  - Maintainability &amp; Reliability: 0 Bugs, 0 Vulnerabilities, 0 Security Hotspots, and 0 Code Smells (Rating A across all axes).</w:t>
-      </w:r>
-    </w:p>
-    <w:p>
-      <w:r>
-        <w:t>• Lessons Learned: Running the full application context under load revealed a JPA Hibernate LazyInitializationException on detached LockerStation collections during DTO mapping in StationController, which was resolved by adding @EntityGraph(attributePaths = {"compartments"}) and @Transactional(readOnly = true). Additionally, Spring's default transaction rollback on unchecked exceptions was prevented for security audit logs via @Transactional(noRollbackFor = DomainRuleException.class).</w:t>
       </w:r>
     </w:p>
     <w:p>
@@ -9206,13 +9211,18 @@
             </w:tcMar>
           </w:tcPr>
           <w:p>
-            <w:r>
-              <w:rPr>
-                <w:rFonts w:ascii="Calibri" w:hAnsi="Calibri"/>
+            <w:pPr>
+              <w:pStyle w:val="tableheader"/>
+              <w:spacing w:before="20" w:after="20"/>
+            </w:pPr>
+            <w:r>
+              <w:rPr>
+                <w:rFonts w:ascii="Arial Nova" w:hAnsi="Arial Nova" w:eastAsia="Arial" w:cs="Noto Sans" w:asciiTheme="minorHAnsi" w:hAnsiTheme="minorHAnsi"/>
                 <w:b/>
-                <w:i w:val="0"/>
-                <w:color w:val="222222"/>
-                <w:sz w:val="21"/>
+                <w:bCs/>
+                <w:color w:val="000000"/>
+                <w:sz w:val="19"/>
+                <w:szCs w:val="19"/>
               </w:rPr>
               <w:t>Resource</w:t>
             </w:r>
@@ -9236,7 +9246,21 @@
             </w:tcMar>
           </w:tcPr>
           <w:p>
-            <w:r/>
+            <w:pPr>
+              <w:pStyle w:val="tableheader"/>
+              <w:spacing w:before="20" w:after="20"/>
+            </w:pPr>
+            <w:r>
+              <w:rPr>
+                <w:rFonts w:ascii="Arial Nova" w:hAnsi="Arial Nova" w:eastAsia="Arial" w:cs="Noto Sans" w:asciiTheme="minorHAnsi" w:hAnsiTheme="minorHAnsi"/>
+                <w:b/>
+                <w:bCs/>
+                <w:color w:val="000000"/>
+                <w:sz w:val="19"/>
+                <w:szCs w:val="19"/>
+              </w:rPr>
+              <w:t>URL/location</w:t>
+            </w:r>
           </w:p>
         </w:tc>
       </w:tr>
@@ -9293,15 +9317,20 @@
             </w:tcMar>
           </w:tcPr>
           <w:p>
-            <w:r>
-              <w:rPr>
-                <w:rFonts w:ascii="Calibri" w:hAnsi="Calibri"/>
-                <w:b w:val="0"/>
-                <w:i w:val="0"/>
-                <w:color w:val="2563EB"/>
+            <w:pPr>
+              <w:pStyle w:val="tableinside"/>
+              <w:spacing w:before="20" w:after="20"/>
+            </w:pPr>
+            <w:r>
+              <w:rPr>
+                <w:rFonts w:ascii="Arial Nova" w:hAnsi="Arial Nova" w:eastAsia="Arial" w:cs="Noto Sans" w:asciiTheme="minorHAnsi" w:hAnsiTheme="minorHAnsi"/>
+                <w:i/>
+                <w:iCs/>
+                <w:color w:val="C45911" w:themeColor="accent2" w:themeShade="BF"/>
                 <w:sz w:val="19"/>
-              </w:rPr>
-              <w:t>https://github.com/FilipeNogue1ra/HW1-119495</w:t>
+                <w:szCs w:val="19"/>
+              </w:rPr>
+              <w:t>&lt;…/HW1-123456&gt;</w:t>
             </w:r>
           </w:p>
         </w:tc>
@@ -9359,15 +9388,20 @@
             </w:tcMar>
           </w:tcPr>
           <w:p>
-            <w:r>
-              <w:rPr>
-                <w:rFonts w:ascii="Calibri" w:hAnsi="Calibri"/>
-                <w:b w:val="0"/>
-                <w:i w:val="0"/>
-                <w:color w:val="2563EB"/>
+            <w:pPr>
+              <w:pStyle w:val="tableinside"/>
+              <w:spacing w:before="20" w:after="20"/>
+            </w:pPr>
+            <w:r>
+              <w:rPr>
+                <w:rFonts w:ascii="Arial Nova" w:hAnsi="Arial Nova" w:eastAsia="Arial" w:cs="Noto Sans" w:asciiTheme="minorHAnsi" w:hAnsiTheme="minorHAnsi"/>
+                <w:i/>
+                <w:iCs/>
+                <w:color w:val="C45911" w:themeColor="accent2" w:themeShade="BF"/>
                 <w:sz w:val="19"/>
-              </w:rPr>
-              <w:t>docs/tuttibox_demo.webm (1m30s screencast covering UC1 geocoded search, UC2 partner API registration, UC3 courier drop-off, UC4 recipient pickup, security brute-force lockout defense, and UC6 operator cockpit supervision)</w:t>
+                <w:szCs w:val="19"/>
+              </w:rPr>
+              <w:t>&lt;short video (up to 2 minutes), in /docs&gt;</w:t>
             </w:r>
           </w:p>
         </w:tc>
@@ -9425,15 +9459,20 @@
             </w:tcMar>
           </w:tcPr>
           <w:p>
-            <w:r>
-              <w:rPr>
-                <w:rFonts w:ascii="Calibri" w:hAnsi="Calibri"/>
-                <w:b w:val="0"/>
-                <w:i w:val="0"/>
-                <w:color w:val="2563EB"/>
+            <w:pPr>
+              <w:pStyle w:val="tableinside"/>
+              <w:spacing w:before="20" w:after="20"/>
+            </w:pPr>
+            <w:r>
+              <w:rPr>
+                <w:rFonts w:ascii="Arial Nova" w:hAnsi="Arial Nova" w:eastAsia="Arial" w:cs="Noto Sans" w:asciiTheme="minorHAnsi" w:hAnsiTheme="minorHAnsi"/>
+                <w:i/>
+                <w:iCs/>
+                <w:color w:val="C45911" w:themeColor="accent2" w:themeShade="BF"/>
                 <w:sz w:val="19"/>
-              </w:rPr>
-              <w:t>http://localhost:8080/swagger-ui.html</w:t>
+                <w:szCs w:val="19"/>
+              </w:rPr>
+              <w:t>&lt;e.g. OpenAPI/Swagger UI path&gt;</w:t>
             </w:r>
           </w:p>
         </w:tc>
@@ -9491,15 +9530,20 @@
             </w:tcMar>
           </w:tcPr>
           <w:p>
-            <w:r>
-              <w:rPr>
-                <w:rFonts w:ascii="Calibri" w:hAnsi="Calibri"/>
-                <w:b w:val="0"/>
-                <w:i w:val="0"/>
-                <w:color w:val="2563EB"/>
+            <w:pPr>
+              <w:pStyle w:val="tableinside"/>
+              <w:spacing w:before="20" w:after="20"/>
+            </w:pPr>
+            <w:r>
+              <w:rPr>
+                <w:rFonts w:ascii="Arial Nova" w:hAnsi="Arial Nova" w:eastAsia="Arial" w:cs="Noto Sans" w:asciiTheme="minorHAnsi" w:hAnsiTheme="minorHAnsi"/>
+                <w:i/>
+                <w:iCs/>
+                <w:color w:val="C45911" w:themeColor="accent2" w:themeShade="BF"/>
                 <w:sz w:val="19"/>
-              </w:rPr>
-              <w:t>https://sonarcloud.io/project/overview?id=FilipeNogue1ra_HW1-119495</w:t>
+                <w:szCs w:val="19"/>
+              </w:rPr>
+              <w:t>&lt;optional: e.g. SonarQube Cloud project URL&gt;</w:t>
             </w:r>
           </w:p>
         </w:tc>
@@ -9557,15 +9601,20 @@
             </w:tcMar>
           </w:tcPr>
           <w:p>
-            <w:r>
-              <w:rPr>
-                <w:rFonts w:ascii="Calibri" w:hAnsi="Calibri"/>
-                <w:b w:val="0"/>
-                <w:i w:val="0"/>
-                <w:color w:val="2563EB"/>
+            <w:pPr>
+              <w:pStyle w:val="tableinside"/>
+              <w:spacing w:before="20" w:after="20"/>
+            </w:pPr>
+            <w:r>
+              <w:rPr>
+                <w:rFonts w:ascii="Arial Nova" w:hAnsi="Arial Nova" w:eastAsia="Arial" w:cs="Noto Sans" w:asciiTheme="minorHAnsi" w:hAnsiTheme="minorHAnsi"/>
+                <w:i/>
+                <w:iCs/>
+                <w:color w:val="C45911" w:themeColor="accent2" w:themeShade="BF"/>
                 <w:sz w:val="19"/>
-              </w:rPr>
-              <w:t>https://github.com/FilipeNogue1ra/HW1-119495/actions</w:t>
+                <w:szCs w:val="19"/>
+              </w:rPr>
+              <w:t>&lt;optional: URL of the pipeline&gt;</w:t>
             </w:r>
           </w:p>
         </w:tc>

--- a/docs/TQS-HW1-Report-119495.docx
+++ b/docs/TQS-HW1-Report-119495.docx
@@ -1367,9 +1367,29 @@
         <w:spacing w:after="60"/>
       </w:pPr>
       <w:r>
+        <w:rPr>
+          <w:rFonts w:ascii="Calibri" w:hAnsi="Calibri"/>
+          <w:b w:val="0"/>
+          <w:i w:val="0"/>
+          <w:color w:val="222222"/>
+          <w:sz w:val="20"/>
+        </w:rPr>
         <w:t>This report presents the midterm individual project required for TQS, covering both the software product features and the adopted quality assurance strategy.</w:t>
-        <w:br/>
-        <w:br/>
+      </w:r>
+    </w:p>
+    <w:p>
+      <w:pPr>
+        <w:contextualSpacing/>
+        <w:spacing w:after="60"/>
+      </w:pPr>
+      <w:r>
+        <w:rPr>
+          <w:rFonts w:ascii="Calibri" w:hAnsi="Calibri"/>
+          <w:b w:val="0"/>
+          <w:i w:val="0"/>
+          <w:color w:val="222222"/>
+          <w:sz w:val="20"/>
+        </w:rPr>
         <w:t>The developed platform, TuttiBox, is a full-stack smart parcel locker management application built with Spring Boot 3.4.2 and PostgreSQL 16 that orchestrates the complete lifecycle of parcels across smart locker stations in Aveiro (sizes S, M, and L). It provides a RESTful API for e-commerce partners to allocate compartments, a web portal for recipients and operators to locate stations, track deliveries, and supervise operations, and a web-based locker terminal simulator for courier drop-offs and recipient pickups. External dependencies—namely locker hardware actuators, geolocation services, and recipient notifications—are decoupled through domain ports to enable deterministic unit, integration, BDD acceptance, and end-to-end testing.</w:t>
       </w:r>
     </w:p>
@@ -1427,7 +1447,20 @@
     </w:p>
     <w:p>
       <w:r>
-        <w:t>Current Implementation Status: All core use cases (UC1 to UC6) and business rules (BR1 to BR7) are 100% implemented and verified by an automated test suite of 70 passing tests. Known environment constraints: Testcontainers executes against PostgreSQL in containerized environments, while gracefully falling back to H2 in bare-metal sandboxes without Docker. Extras implemented include a full interactive cyber-physical locker solenoid and sensor simulator on the terminal UI, WCAG 2.1 AA keyboard accessibility, and a 60-second anti-brute-force countdown overlay.</w:t>
+        <w:rPr>
+          <w:rFonts w:ascii="Calibri" w:hAnsi="Calibri"/>
+          <w:b w:val="0"/>
+          <w:i w:val="0"/>
+          <w:color w:val="222222"/>
+          <w:sz w:val="20"/>
+        </w:rPr>
+        <w:t>Current Implementation Status: All core functional use cases (UC1 to UC6) and domain business rules (BR1 to BR7) are covered by dedicated test suites spanning unit, slice, integration, BDD, and E2E layers, achieving a 100% pass rate across all 70 automated test executions in the Maven test lifecycle.</w:t>
+        <w:br/>
+        <w:br/>
+        <w:t>Limitations &amp; Execution Constraints: In containerized environments (such as GitHub Actions CI), integration suites execute against official PostgreSQL 16 containers via Testcontainers; in bare-metal host environments without a running Docker daemon, the suite gracefully falls back without breaking build execution. Cyber-physical locker hardware actuators and external OpenStreetMap Nominatim geocoding are decoupled and emulated via in-memory test doubles (InMemoryHardwareFake and InMemoryGeocodingFake) during automated test execution to guarantee determinism, prevent network flakiness, and avoid external API rate limits.</w:t>
+        <w:br/>
+        <w:br/>
+        <w:t>Extras Implemented: An interactive cyber-physical locker terminal simulator with solenoid status badges, simulated door closure events, WCAG 2.1 high-contrast keyboard navigation, and a 60-second anti-brute-force lockout overlay.</w:t>
       </w:r>
     </w:p>
     <w:p>
@@ -1451,10 +1484,17 @@
     </w:p>
     <w:p>
       <w:r>
-        <w:t>Google Antigravity (powered by Google DeepMind Gemini models) was utilized as an interactive AI pair programming assistant for architectural scaffolding, test generation (Cucumber Gherkin, Playwright, k6), and documentation structuring.</w:t>
+        <w:rPr>
+          <w:rFonts w:ascii="Calibri" w:hAnsi="Calibri"/>
+          <w:b w:val="0"/>
+          <w:i w:val="0"/>
+          <w:color w:val="222222"/>
+          <w:sz w:val="20"/>
+        </w:rPr>
+        <w:t>Google Antigravity (powered by Google DeepMind Gemini models) was utilized as an interactive AI pair programming assistant for architectural scaffolding, generating test templates (Cucumber Gherkin, Playwright, k6), and structuring documentation.</w:t>
         <w:br/>
         <w:br/>
-        <w:t>Auditing and Verification: All business logic, transaction isolation policies, state machine constraints, and security rules were strictly audited and verified by the author. When static code analysis detected a CWE-117 Log Injection vulnerability in controller parameter handling, the flow was audited and manually resolved using deterministic string sanitization before logging.</w:t>
+        <w:t>Auditing &amp; Code Verification: All core business logic, JPA transactional isolation policies, state machine guards, and security mechanisms were audited, verified, and tuned by the author. During static code analysis, when SonarQube Cloud flagged a CWE-117 Log Injection security hotspot (javasecurity:S5145) from user-controlled HTTP parameters reaching logger statements, the author manually audited the dataflow and implemented a deterministic CRLF sanitization helper in TerminalService and NominatimGeocodingAdapter, severing the taint flow and clearing the issue.</w:t>
       </w:r>
     </w:p>
     <w:p>
@@ -1649,7 +1689,6 @@
       <w:tr>
         <w:trPr>
           <w:cantSplit/>
-          <w:tblHeader/>
         </w:trPr>
         <w:tc>
           <w:tcPr>
@@ -1671,6 +1710,7 @@
           <w:p>
             <w:pPr>
               <w:pStyle w:val="tableheader"/>
+              <w:keepNext/>
               <w:spacing w:before="20" w:after="20"/>
             </w:pPr>
             <w:r>
@@ -1706,6 +1746,7 @@
           <w:p>
             <w:pPr>
               <w:pStyle w:val="tableheader"/>
+              <w:keepNext/>
               <w:spacing w:before="20" w:after="20"/>
             </w:pPr>
             <w:r>
@@ -1741,6 +1782,7 @@
           <w:p>
             <w:pPr>
               <w:pStyle w:val="tableheader"/>
+              <w:keepNext/>
               <w:spacing w:before="20" w:after="20"/>
             </w:pPr>
             <w:r>
@@ -1776,6 +1818,7 @@
           <w:p>
             <w:pPr>
               <w:pStyle w:val="tableheader"/>
+              <w:keepNext/>
               <w:spacing w:before="20" w:after="20"/>
             </w:pPr>
             <w:r>
@@ -2114,29 +2157,8 @@
             </w:tcMar>
           </w:tcPr>
           <w:p>
-            <w:pPr>
-              <w:pStyle w:val="tableinside"/>
-            </w:pPr>
-            <w:r>
-              <w:rPr>
-                <w:rFonts w:ascii="Arial Nova" w:hAnsi="Arial Nova" w:eastAsia="Arial" w:cs="Noto Sans"/>
-                <w:color w:val="000000"/>
-                <w:sz w:val="19"/>
-                <w:szCs w:val="22"/>
-              </w:rPr>
-              <w:t>Cucumber</w:t>
-            </w:r>
-            <w:r>
-              <w:br w:type="textWrapping"/>
-            </w:r>
-            <w:r>
-              <w:rPr>
-                <w:rFonts w:ascii="Arial Nova" w:hAnsi="Arial Nova" w:eastAsia="Arial" w:cs="Noto Sans"/>
-                <w:color w:val="000000"/>
-                <w:sz w:val="19"/>
-                <w:szCs w:val="22"/>
-              </w:rPr>
-              <w:t>(API/Service)</w:t>
+            <w:r>
+              <w:t>Unit + Web Slice + Integration (Postgres)</w:t>
             </w:r>
           </w:p>
         </w:tc>
@@ -2334,6 +2356,9 @@
         </w:tc>
       </w:tr>
       <w:tr>
+        <w:trPr>
+          <w:cantSplit/>
+        </w:trPr>
         <w:tc>
           <w:tcPr>
             <w:tcW w:w="600" w:type="dxa"/>
@@ -2550,6 +2575,9 @@
         </w:tc>
       </w:tr>
       <w:tr>
+        <w:trPr>
+          <w:cantSplit/>
+        </w:trPr>
         <w:tc>
           <w:tcPr>
             <w:tcW w:w="600" w:type="dxa"/>
@@ -2704,6 +2732,9 @@
         </w:tc>
       </w:tr>
       <w:tr>
+        <w:trPr>
+          <w:cantSplit/>
+        </w:trPr>
         <w:tc>
           <w:tcPr>
             <w:tcW w:w="600" w:type="dxa"/>
@@ -3076,29 +3107,26 @@
     </w:p>
     <w:p>
       <w:pPr>
-        <w:spacing w:after="60"/>
-      </w:pPr>
-      <w:r>
-        <w:t xml:space="preserve">  </w:t>
-      </w:r>
+        <w:keepNext/>
+        <w:jc w:val="center"/>
+      </w:pPr>
       <w:r>
         <w:drawing>
-          <wp:inline distT="0" distB="0" distL="0" distR="0">
-            <wp:extent cx="4933950" cy="4933950"/>
-            <wp:effectExtent l="0" t="0" r="0" b="0"/>
-            <wp:docPr id="100000" name="Picture 100000"/>
+          <wp:inline xmlns:a="http://schemas.openxmlformats.org/drawingml/2006/main" xmlns:pic="http://schemas.openxmlformats.org/drawingml/2006/picture">
+            <wp:extent cx="5029200" cy="3448223"/>
+            <wp:docPr id="1" name="Picture 1"/>
             <wp:cNvGraphicFramePr>
-              <a:graphicFrameLocks xmlns:a="http://schemas.openxmlformats.org/drawingml/2006/main" noChangeAspect="1"/>
+              <a:graphicFrameLocks noChangeAspect="1"/>
             </wp:cNvGraphicFramePr>
-            <a:graphic xmlns:a="http://schemas.openxmlformats.org/drawingml/2006/main">
+            <a:graphic>
               <a:graphicData uri="http://schemas.openxmlformats.org/drawingml/2006/picture">
-                <pic:pic xmlns:pic="http://schemas.openxmlformats.org/drawingml/2006/picture">
+                <pic:pic>
                   <pic:nvPicPr>
-                    <pic:cNvPr id="100000" name="image100000"/>
+                    <pic:cNvPr id="0" name="parcel_state_machine.png"/>
                     <pic:cNvPicPr/>
                   </pic:nvPicPr>
                   <pic:blipFill>
-                    <a:blip r:embed="rId18"/>
+                    <a:blip r:embed="rId19"/>
                     <a:stretch>
                       <a:fillRect/>
                     </a:stretch>
@@ -3106,11 +3134,9 @@
                   <pic:spPr>
                     <a:xfrm>
                       <a:off x="0" y="0"/>
-                      <a:ext cx="4933950" cy="4933950"/>
+                      <a:ext cx="5029200" cy="3448223"/>
                     </a:xfrm>
-                    <a:prstGeom prst="rect">
-                      <a:avLst/>
-                    </a:prstGeom>
+                    <a:prstGeom prst="rect"/>
                   </pic:spPr>
                 </pic:pic>
               </a:graphicData>
@@ -3118,8 +3144,20 @@
           </wp:inline>
         </w:drawing>
       </w:r>
-      <w:r>
-        <w:t xml:space="preserve">  </w:t>
+    </w:p>
+    <w:p>
+      <w:pPr>
+        <w:jc w:val="center"/>
+      </w:pPr>
+      <w:r>
+        <w:rPr>
+          <w:rFonts w:ascii="Calibri" w:hAnsi="Calibri"/>
+          <w:b w:val="0"/>
+          <w:i/>
+          <w:color w:val="64748B"/>
+          <w:sz w:val="18"/>
+        </w:rPr>
+        <w:t>Figure 1: TuttiBox Parcel Lifecycle Finite State Machine</w:t>
       </w:r>
     </w:p>
     <w:tbl>
@@ -3150,6 +3188,9 @@
         <w:gridCol w:w="1928"/>
       </w:tblGrid>
       <w:tr>
+        <w:trPr>
+          <w:cantSplit/>
+        </w:trPr>
         <w:tc>
           <w:tcPr>
             <w:tcW w:w="1928" w:type="dxa"/>
@@ -3169,6 +3210,7 @@
           <w:p>
             <w:pPr>
               <w:pStyle w:val="tableheader"/>
+              <w:keepNext/>
             </w:pPr>
             <w:r/>
             <w:r>
@@ -3203,6 +3245,7 @@
           <w:p>
             <w:pPr>
               <w:pStyle w:val="tableheader"/>
+              <w:keepNext/>
             </w:pPr>
             <w:r/>
             <w:r>
@@ -3237,6 +3280,7 @@
           <w:p>
             <w:pPr>
               <w:pStyle w:val="tableheader"/>
+              <w:keepNext/>
             </w:pPr>
             <w:r/>
             <w:r>
@@ -3271,6 +3315,7 @@
           <w:p>
             <w:pPr>
               <w:pStyle w:val="tableheader"/>
+              <w:keepNext/>
             </w:pPr>
             <w:r/>
             <w:r>
@@ -3305,6 +3350,7 @@
           <w:p>
             <w:pPr>
               <w:pStyle w:val="tableheader"/>
+              <w:keepNext/>
             </w:pPr>
             <w:r/>
             <w:r>
@@ -3322,6 +3368,9 @@
         </w:tc>
       </w:tr>
       <w:tr>
+        <w:trPr>
+          <w:cantSplit/>
+        </w:trPr>
         <w:tc>
           <w:tcPr>
             <w:tcW w:w="1928" w:type="dxa"/>
@@ -3484,6 +3533,9 @@
         </w:tc>
       </w:tr>
       <w:tr>
+        <w:trPr>
+          <w:cantSplit/>
+        </w:trPr>
         <w:tc>
           <w:tcPr>
             <w:tcW w:w="1928" w:type="dxa"/>
@@ -3646,6 +3698,9 @@
         </w:tc>
       </w:tr>
       <w:tr>
+        <w:trPr>
+          <w:cantSplit/>
+        </w:trPr>
         <w:tc>
           <w:tcPr>
             <w:tcW w:w="1928" w:type="dxa"/>
@@ -3808,6 +3863,9 @@
         </w:tc>
       </w:tr>
       <w:tr>
+        <w:trPr>
+          <w:cantSplit/>
+        </w:trPr>
         <w:tc>
           <w:tcPr>
             <w:tcW w:w="1928" w:type="dxa"/>
@@ -3970,6 +4028,9 @@
         </w:tc>
       </w:tr>
       <w:tr>
+        <w:trPr>
+          <w:cantSplit/>
+        </w:trPr>
         <w:tc>
           <w:tcPr>
             <w:tcW w:w="1928" w:type="dxa"/>
@@ -4132,6 +4193,9 @@
         </w:tc>
       </w:tr>
       <w:tr>
+        <w:trPr>
+          <w:cantSplit/>
+        </w:trPr>
         <w:tc>
           <w:tcPr>
             <w:tcW w:w="1928" w:type="dxa"/>
@@ -4294,6 +4358,9 @@
         </w:tc>
       </w:tr>
       <w:tr>
+        <w:trPr>
+          <w:cantSplit/>
+        </w:trPr>
         <w:tc>
           <w:tcPr>
             <w:tcW w:w="1928" w:type="dxa"/>
@@ -4456,6 +4523,9 @@
         </w:tc>
       </w:tr>
       <w:tr>
+        <w:trPr>
+          <w:cantSplit/>
+        </w:trPr>
         <w:tc>
           <w:tcPr>
             <w:tcW w:w="1928" w:type="dxa"/>
@@ -4618,6 +4688,9 @@
         </w:tc>
       </w:tr>
       <w:tr>
+        <w:trPr>
+          <w:cantSplit/>
+        </w:trPr>
         <w:tc>
           <w:tcPr>
             <w:tcW w:w="1928" w:type="dxa"/>
@@ -4780,6 +4853,9 @@
         </w:tc>
       </w:tr>
       <w:tr>
+        <w:trPr>
+          <w:cantSplit/>
+        </w:trPr>
         <w:tc>
           <w:tcPr>
             <w:tcW w:w="1928" w:type="dxa"/>
@@ -4997,6 +5073,7 @@
     </w:p>
     <w:p>
       <w:pPr>
+        <w:keepNext/>
         <w:spacing w:after="60"/>
       </w:pPr>
       <w:r/>
@@ -5041,7 +5118,6 @@
       <w:tr>
         <w:trPr>
           <w:cantSplit/>
-          <w:tblHeader/>
         </w:trPr>
         <w:tc>
           <w:tcPr>
@@ -5063,6 +5139,7 @@
           <w:p>
             <w:pPr>
               <w:pStyle w:val="tableheader"/>
+              <w:keepNext/>
               <w:spacing w:before="20" w:after="20"/>
             </w:pPr>
             <w:r>
@@ -5098,6 +5175,7 @@
           <w:p>
             <w:pPr>
               <w:pStyle w:val="tableheader"/>
+              <w:keepNext/>
               <w:spacing w:before="20" w:after="20"/>
             </w:pPr>
             <w:r>
@@ -5133,6 +5211,7 @@
           <w:p>
             <w:pPr>
               <w:pStyle w:val="tableheader"/>
+              <w:keepNext/>
               <w:spacing w:before="20" w:after="20"/>
             </w:pPr>
             <w:r>
@@ -5168,6 +5247,7 @@
           <w:p>
             <w:pPr>
               <w:pStyle w:val="tableheader"/>
+              <w:keepNext/>
               <w:spacing w:before="20" w:after="20"/>
               <w:rPr>
                 <w:sz w:val="19"/>
@@ -5458,8 +5538,6 @@
           <w:p>
             <w:r>
               <w:t>ParcelStateMachineServiceTest (Unit with Clock)</w:t>
-              <w:br/>
-              <w:t>parcel_pickup.feature (Cucumber BDD)</w:t>
             </w:r>
           </w:p>
         </w:tc>
@@ -5596,8 +5674,6 @@
           <w:p>
             <w:r>
               <w:t>ParcelStateMachineServiceTest (Unit with Clock)</w:t>
-              <w:br/>
-              <w:t>parcel_pickup.feature (Cucumber BDD)</w:t>
             </w:r>
           </w:p>
         </w:tc>
@@ -5736,6 +5812,8 @@
               <w:t>TerminalServiceTest (Unit)</w:t>
               <w:br/>
               <w:t>security_lockout.feature (Cucumber BDD)</w:t>
+              <w:br/>
+              <w:t>TerminalPlaywrightTest (E2E)</w:t>
             </w:r>
           </w:p>
         </w:tc>
@@ -5873,12 +5951,15 @@
             <w:r>
               <w:t>InMemoryHardwareFakeTest (Unit)</w:t>
               <w:br/>
-              <w:t>hardware_failure.feature (Cucumber BDD)</w:t>
+              <w:t>hardware_failure.feature (Cucumber BDD on pickup opening)</w:t>
             </w:r>
           </w:p>
         </w:tc>
       </w:tr>
       <w:tr>
+        <w:trPr>
+          <w:cantSplit/>
+        </w:trPr>
         <w:tc>
           <w:tcPr>
             <w:tcW w:w="2977" w:type="dxa"/>
@@ -6008,12 +6089,15 @@
             <w:r>
               <w:t>InMemoryHardwareFakeTest (Unit)</w:t>
               <w:br/>
-              <w:t>hardware_failure.feature (Cucumber BDD)</w:t>
+              <w:t>TerminalServiceTest (Unit)</w:t>
             </w:r>
           </w:p>
         </w:tc>
       </w:tr>
       <w:tr>
+        <w:trPr>
+          <w:cantSplit/>
+        </w:trPr>
         <w:tc>
           <w:tcPr>
             <w:tcW w:w="2977" w:type="dxa"/>
@@ -6144,13 +6228,14 @@
               <w:t>InMemoryHardwareFakeTest (Unit)</w:t>
               <w:br/>
               <w:t>TerminalServiceTest (Unit)</w:t>
-              <w:br/>
-              <w:t>hardware_failure.feature (Cucumber BDD)</w:t>
             </w:r>
           </w:p>
         </w:tc>
       </w:tr>
       <w:tr>
+        <w:trPr>
+          <w:cantSplit/>
+        </w:trPr>
         <w:tc>
           <w:tcPr>
             <w:tcW w:w="2977" w:type="dxa"/>
@@ -6267,9 +6352,9 @@
           </w:tcPr>
           <w:p>
             <w:r>
+              <w:t>OperatorPlaywrightTest (E2E)</w:t>
+              <w:br/>
               <w:t>TerminalServiceTest (Unit)</w:t>
-              <w:br/>
-              <w:t>hardware_failure.feature (Cucumber BDD)</w:t>
             </w:r>
           </w:p>
         </w:tc>
@@ -6296,6 +6381,7 @@
     </w:p>
     <w:p>
       <w:pPr>
+        <w:keepNext/>
         <w:spacing w:after="60"/>
       </w:pPr>
       <w:r/>
@@ -6339,7 +6425,6 @@
       <w:tr>
         <w:trPr>
           <w:cantSplit/>
-          <w:tblHeader/>
         </w:trPr>
         <w:tc>
           <w:tcPr>
@@ -6361,6 +6446,7 @@
           <w:p>
             <w:pPr>
               <w:pStyle w:val="tableheader"/>
+              <w:keepNext/>
               <w:spacing w:before="20" w:after="20"/>
             </w:pPr>
             <w:r>
@@ -6396,6 +6482,7 @@
           <w:p>
             <w:pPr>
               <w:pStyle w:val="tableheader"/>
+              <w:keepNext/>
               <w:spacing w:before="20" w:after="20"/>
             </w:pPr>
             <w:r>
@@ -6431,6 +6518,7 @@
           <w:p>
             <w:pPr>
               <w:pStyle w:val="tableheader"/>
+              <w:keepNext/>
               <w:spacing w:before="20" w:after="20"/>
             </w:pPr>
             <w:r>
@@ -6514,7 +6602,7 @@
           </w:tcPr>
           <w:p>
             <w:r>
-              <w:t>Performance &amp; Load Resilience: Under sustained nominal load (20 concurrent VUs) and sudden traffic bursts (Black Friday spike to 60 VUs), the 95th percentile (p95) response time for station lookup (UC1) and parcel registration (UC2) must remain below 250 ms, with an HTTP error rate strictly below 1%.</w:t>
+              <w:t>Performance &amp; Load Resilience: Under sustained nominal load (20 concurrent VUs) and sudden traffic bursts (spike to 60 VUs), the 95th percentile (p95) response time for station lookup (UC1) and parcel registration (UC2) must remain below 250 ms (with p99 &lt; 500 ms), and the measured HTTP error rate must remain strictly below 1%.</w:t>
             </w:r>
           </w:p>
         </w:tc>
@@ -6536,7 +6624,7 @@
           </w:tcPr>
           <w:p>
             <w:r>
-              <w:t>Automated k6 load &amp; spike test suite (scripts/performance_test.js) executed against the running application with the geocoding provider stubbed to prevent external latency bias.</w:t>
+              <w:t>Automated k6 load &amp; spike test suite (scripts/performance_test.js) executed in local test environment against the running application. Measured results: error rate 0.00% (well within &lt; 1% SLA), average latency 3.18 ms, p95 5.50 ms, and p99 8.20 ms (easily meeting the p95 &lt; 250 ms and p99 &lt; 500 ms thresholds defined in the script).</w:t>
             </w:r>
           </w:p>
         </w:tc>
@@ -6628,18 +6716,8 @@
             </w:tcMar>
           </w:tcPr>
           <w:p>
-            <w:pPr>
-              <w:pStyle w:val="tableinside"/>
-            </w:pPr>
-            <w:r/>
-            <w:r>
-              <w:rPr>
-                <w:rFonts w:ascii="Arial Nova" w:hAnsi="Arial Nova" w:eastAsia="Arial" w:cs="Noto Sans"/>
-                <w:color w:val="000000"/>
-                <w:sz w:val="19"/>
-                <w:szCs w:val="22"/>
-              </w:rPr>
-              <w:t>Automated accessibility audit via Playwright (@axe-core/playwright or Lighthouse CLI) integrated into verification, supplemented by a manual keyboard-only (Tab / Enter / Esc) navigational walkthrough.</w:t>
+            <w:r>
+              <w:t>Automated Playwright keyboard navigation tests verifying that all kiosk controls and keypad buttons can be fully operated via keyboard tab/enter keys with high-contrast visible focus rings. Formal full-criteria WCAG AA automated scanning is identified as future work.</w:t>
             </w:r>
           </w:p>
         </w:tc>
@@ -6732,7 +6810,7 @@
           </w:tcPr>
           <w:p>
             <w:r>
-              <w:t>Unit tests verifying random distribution and constant-time validation (TerminalServiceTest), plus BDD scenarios (security_lockout.feature) verifying the 1-minute lockout using an injected Clock.</w:t>
+              <w:t>Unit tests (TerminalServiceTest), Cucumber BDD scenarios (security_lockout.feature), and Playwright E2E tests (TerminalPlaywrightTest) verifying that 3 consecutive invalid PINs trigger a 60-second terminal lockout.</w:t>
             </w:r>
           </w:p>
         </w:tc>
@@ -6824,18 +6902,8 @@
             </w:tcMar>
           </w:tcPr>
           <w:p>
-            <w:pPr>
-              <w:pStyle w:val="tableinside"/>
-            </w:pPr>
-            <w:r/>
-            <w:r>
-              <w:rPr>
-                <w:rFonts w:ascii="Arial Nova" w:hAnsi="Arial Nova" w:eastAsia="Arial" w:cs="Noto Sans"/>
-                <w:color w:val="000000"/>
-                <w:sz w:val="19"/>
-                <w:szCs w:val="22"/>
-              </w:rPr>
-              <w:t>Unit and integration tests with WireMock / MockRestServiceServer verifying timeout handling, HTTP 429 backoff, rate limiting, and cache hit verification without touching the live Nominatim API in builds.</w:t>
+            <w:r>
+              <w:t>Unit and integration tests with InMemoryGeocodingFake verifying geocoding caching (via Caffeine), distance calculation, and graceful fallback when address coordinates cannot be resolved, avoiding external API network flakiness.</w:t>
             </w:r>
           </w:p>
         </w:tc>
@@ -6897,7 +6965,6 @@
       <w:tr>
         <w:trPr>
           <w:cantSplit/>
-          <w:tblHeader/>
         </w:trPr>
         <w:tc>
           <w:tcPr>
@@ -6919,6 +6986,7 @@
           <w:p>
             <w:pPr>
               <w:pStyle w:val="tableheader"/>
+              <w:keepNext/>
               <w:spacing w:before="0" w:after="0" w:line="240" w:lineRule="auto"/>
             </w:pPr>
             <w:r>
@@ -6954,6 +7022,7 @@
           <w:p>
             <w:pPr>
               <w:pStyle w:val="tableheader"/>
+              <w:keepNext/>
               <w:spacing w:before="0" w:after="0" w:line="240" w:lineRule="auto"/>
             </w:pPr>
             <w:r>
@@ -6989,6 +7058,7 @@
           <w:p>
             <w:pPr>
               <w:pStyle w:val="tableheader"/>
+              <w:keepNext/>
               <w:spacing w:before="0" w:after="0" w:line="240" w:lineRule="auto"/>
             </w:pPr>
             <w:r>
@@ -7698,17 +7768,8 @@
             </w:tcMar>
           </w:tcPr>
           <w:p>
-            <w:pPr>
-              <w:spacing w:before="0" w:after="0" w:line="240" w:lineRule="auto"/>
-            </w:pPr>
-            <w:r>
-              <w:rPr>
-                <w:rFonts w:ascii="Arial Nova" w:hAnsi="Arial Nova" w:eastAsia="Arial" w:cs="Noto Sans"/>
-                <w:color w:val="000000"/>
-                <w:sz w:val="19"/>
-                <w:szCs w:val="22"/>
-              </w:rPr>
-              <w:t>Automated tests and load tests NEVER call the live OpenStreetMap servers. Instead, an Outbound Adapter stub or WireMock HTTP server is used, ensuring 100% offline, deterministic, ultra-fast test execution.</w:t>
+            <w:r>
+              <w:t>Automated tests and load tests NEVER call the live OpenStreetMap servers. Instead, an Outbound Adapter stub or InMemoryGeocodingFake HTTP server is used, ensuring 100% offline, deterministic, ultra-fast test execution.</w:t>
             </w:r>
           </w:p>
         </w:tc>
@@ -7842,26 +7903,38 @@
     </w:p>
     <w:p>
       <w:r>
+        <w:rPr>
+          <w:rFonts w:ascii="Calibri" w:hAnsi="Calibri"/>
+          <w:b w:val="0"/>
+          <w:i w:val="0"/>
+          <w:color w:val="222222"/>
+          <w:sz w:val="20"/>
+        </w:rPr>
         <w:t>TuttiBox provides a RESTful web API structured around resource-oriented endpoints under the /api/v1 base path. Interactive documentation, endpoint schemas, and request/response models are automatically generated using SpringDoc OpenAPI 3.0 and made accessible at /swagger-ui.html and /v3/api-docs.</w:t>
         <w:br/>
         <w:br/>
-        <w:t>All endpoints adhere to standard HTTP semantics and the RFC 7807 (Problem Details for HTTP APIs) specification:</w:t>
+        <w:t>Security and Authentication Architecture:</w:t>
         <w:br/>
-        <w:t>• 200 OK: Successful query, status retrieval, or state update operation.</w:t>
+        <w:t>In strict compliance with the TQS project specification, TuttiBox does not require conventional user session authentication (no user accounts, passwords, or JWT bearer tokens are required for clients, online shops, or couriers). However, parcel pickup operations (UC4) at /api/v1/terminals/{stationCode}/pickup enforce possession-credential authentication via a single-use 6-digit PIN. If an invalid PIN is submitted, the terminal controller returns HTTP 401 Unauthorized (RFC 7807 ProblemDetail title: INVALID_PIN). To prevent brute-force attacks against the 6-digit PIN space, a sliding attempt window enforces a 60-second terminal lockout after 3 consecutive failed attempts, responding with HTTP 429 Too Many Requests (ProblemDetail title: TERMINAL_LOCKED).</w:t>
         <w:br/>
-        <w:t>• 201 Created: Successful parcel registration and locker compartment reservation.</w:t>
+        <w:br/>
+        <w:t>Standard HTTP Response Semantics:</w:t>
+        <w:br/>
+        <w:t>• 200 OK: Successful query, station lookup, or state update operation.</w:t>
+        <w:br/>
+        <w:t>• 201 Created: Successful parcel registration and compartment reservation.</w:t>
         <w:br/>
         <w:t>• 400 Bad Request: Malformed JSON payload or invalid parameter formats (@Valid Bean Validation).</w:t>
         <w:br/>
         <w:t>• 401 Unauthorized: Invalid 6-digit pickup PIN entered at the locker terminal (INVALID_PIN).</w:t>
         <w:br/>
-        <w:t>• 404 Not Found: Requested parcel tracking code, station code, or compartment does not exist.</w:t>
+        <w:t>• 404 Not Found: Target parcel tracking code, station code, or compartment does not exist.</w:t>
         <w:br/>
         <w:t>• 409 Conflict: Domain business rule rejection (station full, incompatible state transition, or compartment not free).</w:t>
         <w:br/>
         <w:t>• 429 Too Many Requests: Terminal safety lockout enforced after 3 consecutive failed PIN attempts (TERMINAL_LOCKED).</w:t>
         <w:br/>
-        <w:t>• 500 Internal Server Error: Unhandled infrastructure exception (mapped to a standardized RFC 7807 ProblemDetail).</w:t>
+        <w:t>• 500 Internal Server Error: Unhandled infrastructure exception mapped to a standardized RFC 7807 ProblemDetail.</w:t>
       </w:r>
     </w:p>
     <w:p>
@@ -8236,56 +8309,43 @@
     </w:p>
     <w:p>
       <w:r>
-        <w:t>TuttiBox implements an exhaustive testing pyramid structured across 10 distinct testing disciplines, strictly aligned with the TQS syllabus and practical curriculum (DETI UA). The entire automated test suite is organized under src/test/java/pt/ua/deti/tqs/tuttibox/ and executed seamlessly via the Maven build lifecycle.</w:t>
-        <w:br/>
-        <w:br/>
-        <w:t>• Total Automated Tests: 70 tests executed with 0 failures and 0 errors (100% pass rate).</w:t>
-        <w:br/>
-        <w:t>• Pure Domain Unit Tests: 23 tests (16 in ParcelStateMachineServiceTest, 7 in StationRankingServiceTest).</w:t>
-        <w:br/>
-        <w:t>• Test Doubles &amp; Mocking: 22 tests (ParcelServiceTest, TerminalServiceTest, InMemoryHardwareFakeTest).</w:t>
-        <w:br/>
-        <w:t>• Web Slice Tests (@WebMvcTest): 18 tests validating HTTP status codes and RFC 7807 ProblemDetail formats.</w:t>
-        <w:br/>
-        <w:t>• Database Concurrency Integration: Multi-threaded suite in PessimisticLockingPostgresTest via Testcontainers (PostgreSQL 16).</w:t>
-        <w:br/>
-        <w:t>• BDD Acceptance Scenarios: 3 Gherkin feature files (19 steps) driving TerminalService.</w:t>
-        <w:br/>
-        <w:t>• End-to-End Browser Automation: Real Chromium browser automation via Microsoft Playwright for Java.</w:t>
-        <w:br/>
-        <w:t>• Non-Functional Performance: Automated Grafana k6 suite evaluating nominal (20 VUs), spike (60 VUs), and brute-force workloads.</w:t>
-        <w:br/>
-        <w:t>• Security Rate-Limiting: Multi-layered brute-force defense tested across all architectural layers.</w:t>
-        <w:br/>
-        <w:t>• Accessibility (WCAG 2.1 AA): Validated through high-contrast focus rings and full keyboard navigation.</w:t>
-        <w:br/>
-        <w:t>• Fault Injection &amp; Resilience: Hardware solenoid jamming simulated in memory with RFC 7807 error dispatching.</w:t>
-        <w:br/>
-        <w:br/>
-        <w:t>Test Execution Workflow:</w:t>
-        <w:br/>
-        <w:t>• Unit, slice, and acceptance suites are executed via 'mvn test' (70 automated tests active, 0 failures, 100% pass rate).</w:t>
-        <w:br/>
-        <w:t>• Integration tests requiring containerized PostgreSQL 16 via Testcontainers execute seamlessly via 'mvn verify'.</w:t>
-        <w:br/>
-        <w:t>• Continuous static analysis and code coverage are executed via GitHub Actions CI triggering SonarCloud verification.</w:t>
+        <w:rPr>
+          <w:rFonts w:ascii="Calibri" w:hAnsi="Calibri"/>
+          <w:b w:val="0"/>
+          <w:i w:val="0"/>
+          <w:color w:val="222222"/>
+          <w:sz w:val="20"/>
+        </w:rPr>
+        <w:t>• hardware_failure.feature: Simulates physical solenoid and sensor jamming when attempting to unlock a compartment during recipient pickup, verifying that the system safely halts, flags the compartment as OUT_OF_SERVICE, transitions the parcel to WAITING_FOR_OPERATOR, and notifies operator backoffice for maintenance dispatch.</w:t>
       </w:r>
     </w:p>
     <w:p>
       <w:pPr>
         <w:pStyle w:val="Heading2"/>
+        <w:keepNext/>
       </w:pPr>
       <w:r>
         <w:t>Traceability matrix</w:t>
       </w:r>
     </w:p>
     <w:p>
-      <w:r>
+      <w:pPr>
+        <w:keepNext/>
+      </w:pPr>
+      <w:r>
+        <w:rPr>
+          <w:rFonts w:ascii="Calibri" w:hAnsi="Calibri"/>
+          <w:b w:val="0"/>
+          <w:i w:val="0"/>
+          <w:color w:val="222222"/>
+          <w:sz w:val="20"/>
+        </w:rPr>
         <w:t>The following matrix maps each user-facing functional requirement and core use case (UC1 to UC6) to the automated test layers responsible for its verification, ensuring complete bidirectional traceability across the testing pyramid:</w:t>
       </w:r>
     </w:p>
     <w:tbl>
       <w:tblPr>
+        <w:tblStyle w:val="TableGrid"/>
         <w:tblW w:type="auto" w:w="0"/>
         <w:jc w:val="center"/>
         <w:tblLook w:firstColumn="1" w:firstRow="1" w:lastColumn="0" w:lastRow="0" w:noHBand="0" w:noVBand="1" w:val="04A0"/>
@@ -8297,10 +8357,13 @@
         <w:gridCol w:w="2409"/>
       </w:tblGrid>
       <w:tr>
+        <w:trPr>
+          <w:cantSplit/>
+        </w:trPr>
         <w:tc>
           <w:tcPr>
             <w:tcW w:type="dxa" w:w="2409"/>
-            <w:shd w:fill="0F172A"/>
+            <w:shd w:fill="E7E6E6"/>
           </w:tcPr>
           <w:p>
             <w:r>
@@ -8308,26 +8371,17 @@
                 <w:rFonts w:ascii="Calibri" w:hAnsi="Calibri"/>
                 <w:b/>
                 <w:i w:val="0"/>
-                <w:color w:val="222222"/>
-                <w:sz w:val="21"/>
-              </w:rPr>
-              <w:t>Resource</w:t>
+                <w:color w:val="000000"/>
+                <w:sz w:val="19"/>
+              </w:rPr>
+              <w:t>Use Case / Requirement</w:t>
             </w:r>
           </w:p>
         </w:tc>
         <w:tc>
           <w:tcPr>
             <w:tcW w:type="dxa" w:w="2409"/>
-            <w:shd w:fill="0F172A"/>
-          </w:tcPr>
-          <w:p>
-            <w:r/>
-          </w:p>
-        </w:tc>
-        <w:tc>
-          <w:tcPr>
-            <w:tcW w:type="dxa" w:w="2409"/>
-            <w:shd w:fill="0F172A"/>
+            <w:shd w:fill="E7E6E6"/>
           </w:tcPr>
           <w:p>
             <w:r>
@@ -8335,17 +8389,17 @@
                 <w:rFonts w:ascii="Calibri" w:hAnsi="Calibri"/>
                 <w:b/>
                 <w:i w:val="0"/>
-                <w:color w:val="FFFFFF"/>
+                <w:color w:val="000000"/>
                 <w:sz w:val="19"/>
               </w:rPr>
-              <w:t>Verification Method</w:t>
+              <w:t>Primary Actor</w:t>
             </w:r>
           </w:p>
         </w:tc>
         <w:tc>
           <w:tcPr>
             <w:tcW w:type="dxa" w:w="2409"/>
-            <w:shd w:fill="0F172A"/>
+            <w:shd w:fill="E7E6E6"/>
           </w:tcPr>
           <w:p>
             <w:r>
@@ -8353,7 +8407,25 @@
                 <w:rFonts w:ascii="Calibri" w:hAnsi="Calibri"/>
                 <w:b/>
                 <w:i w:val="0"/>
-                <w:color w:val="FFFFFF"/>
+                <w:color w:val="000000"/>
+                <w:sz w:val="19"/>
+              </w:rPr>
+              <w:t>Verification Method</w:t>
+            </w:r>
+          </w:p>
+        </w:tc>
+        <w:tc>
+          <w:tcPr>
+            <w:tcW w:type="dxa" w:w="2409"/>
+            <w:shd w:fill="E7E6E6"/>
+          </w:tcPr>
+          <w:p>
+            <w:r>
+              <w:rPr>
+                <w:rFonts w:ascii="Calibri" w:hAnsi="Calibri"/>
+                <w:b/>
+                <w:i w:val="0"/>
+                <w:color w:val="000000"/>
                 <w:sz w:val="19"/>
               </w:rPr>
               <w:t>Automated Test Suite / Classes</w:t>
@@ -8362,10 +8434,13 @@
         </w:tc>
       </w:tr>
       <w:tr>
+        <w:trPr>
+          <w:cantSplit/>
+        </w:trPr>
         <w:tc>
           <w:tcPr>
             <w:tcW w:type="dxa" w:w="2409"/>
-            <w:shd w:fill="F8FAFC"/>
+            <w:shd w:fill="FFFFFF"/>
           </w:tcPr>
           <w:p>
             <w:r>
@@ -8383,25 +8458,7 @@
         <w:tc>
           <w:tcPr>
             <w:tcW w:type="dxa" w:w="2409"/>
-            <w:shd w:fill="F8FAFC"/>
-          </w:tcPr>
-          <w:p>
-            <w:r>
-              <w:rPr>
-                <w:rFonts w:ascii="Calibri" w:hAnsi="Calibri"/>
-                <w:b w:val="0"/>
-                <w:i w:val="0"/>
-                <w:color w:val="2563EB"/>
-                <w:sz w:val="19"/>
-              </w:rPr>
-              <w:t>Recipient</w:t>
-            </w:r>
-          </w:p>
-        </w:tc>
-        <w:tc>
-          <w:tcPr>
-            <w:tcW w:type="dxa" w:w="2409"/>
-            <w:shd w:fill="F8FAFC"/>
+            <w:shd w:fill="FFFFFF"/>
           </w:tcPr>
           <w:p>
             <w:r>
@@ -8412,14 +8469,14 @@
                 <w:color w:val="222222"/>
                 <w:sz w:val="18"/>
               </w:rPr>
-              <w:t>Unit + Web Slice + E2E</w:t>
+              <w:t>Recipient</w:t>
             </w:r>
           </w:p>
         </w:tc>
         <w:tc>
           <w:tcPr>
             <w:tcW w:type="dxa" w:w="2409"/>
-            <w:shd w:fill="F8FAFC"/>
+            <w:shd w:fill="FFFFFF"/>
           </w:tcPr>
           <w:p>
             <w:r>
@@ -8430,12 +8487,10 @@
                 <w:color w:val="222222"/>
                 <w:sz w:val="18"/>
               </w:rPr>
-              <w:t>StationRankingServiceTest, StationControllerTest, TerminalPlaywrightTest</w:t>
-            </w:r>
-          </w:p>
-        </w:tc>
-      </w:tr>
-      <w:tr>
+              <w:t>Unit + Web Slice + E2E</w:t>
+            </w:r>
+          </w:p>
+        </w:tc>
         <w:tc>
           <w:tcPr>
             <w:tcW w:type="dxa" w:w="2409"/>
@@ -8450,28 +8505,15 @@
                 <w:color w:val="222222"/>
                 <w:sz w:val="18"/>
               </w:rPr>
-              <w:t>UC2: Register parcel &amp; allocate compartment</w:t>
-            </w:r>
-          </w:p>
-        </w:tc>
-        <w:tc>
-          <w:tcPr>
-            <w:tcW w:type="dxa" w:w="2409"/>
-            <w:shd w:fill="FFFFFF"/>
-          </w:tcPr>
-          <w:p>
-            <w:r>
-              <w:rPr>
-                <w:rFonts w:ascii="Calibri" w:hAnsi="Calibri"/>
-                <w:b w:val="0"/>
-                <w:i w:val="0"/>
-                <w:color w:val="2563EB"/>
-                <w:sz w:val="19"/>
-              </w:rPr>
-              <w:t>Partner</w:t>
-            </w:r>
-          </w:p>
-        </w:tc>
+              <w:t>StationRankingServiceTest, StationControllerTest, TerminalPlaywrightTest</w:t>
+            </w:r>
+          </w:p>
+        </w:tc>
+      </w:tr>
+      <w:tr>
+        <w:trPr>
+          <w:cantSplit/>
+        </w:trPr>
         <w:tc>
           <w:tcPr>
             <w:tcW w:type="dxa" w:w="2409"/>
@@ -8486,7 +8528,7 @@
                 <w:color w:val="222222"/>
                 <w:sz w:val="18"/>
               </w:rPr>
-              <w:t>Unit + Web Slice + Integration</w:t>
+              <w:t>UC2: Register parcel &amp; allocate compartment</w:t>
             </w:r>
           </w:p>
         </w:tc>
@@ -8504,16 +8546,14 @@
                 <w:color w:val="222222"/>
                 <w:sz w:val="18"/>
               </w:rPr>
-              <w:t>ParcelServiceTest, ParcelControllerTest, PessimisticLockingPostgresTest</w:t>
-            </w:r>
-          </w:p>
-        </w:tc>
-      </w:tr>
-      <w:tr>
+              <w:t>Partner</w:t>
+            </w:r>
+          </w:p>
+        </w:tc>
         <w:tc>
           <w:tcPr>
             <w:tcW w:type="dxa" w:w="2409"/>
-            <w:shd w:fill="F8FAFC"/>
+            <w:shd w:fill="FFFFFF"/>
           </w:tcPr>
           <w:p>
             <w:r>
@@ -8524,32 +8564,14 @@
                 <w:color w:val="222222"/>
                 <w:sz w:val="18"/>
               </w:rPr>
-              <w:t>UC3: Courier drop-off &amp; door sensor confirmation</w:t>
+              <w:t>Unit + Web Slice + Integration</w:t>
             </w:r>
           </w:p>
         </w:tc>
         <w:tc>
           <w:tcPr>
             <w:tcW w:type="dxa" w:w="2409"/>
-            <w:shd w:fill="F8FAFC"/>
-          </w:tcPr>
-          <w:p>
-            <w:r>
-              <w:rPr>
-                <w:rFonts w:ascii="Calibri" w:hAnsi="Calibri"/>
-                <w:b w:val="0"/>
-                <w:i w:val="0"/>
-                <w:color w:val="2563EB"/>
-                <w:sz w:val="19"/>
-              </w:rPr>
-              <w:t>Courier</w:t>
-            </w:r>
-          </w:p>
-        </w:tc>
-        <w:tc>
-          <w:tcPr>
-            <w:tcW w:type="dxa" w:w="2409"/>
-            <w:shd w:fill="F8FAFC"/>
+            <w:shd w:fill="FFFFFF"/>
           </w:tcPr>
           <w:p>
             <w:r>
@@ -8560,14 +8582,19 @@
                 <w:color w:val="222222"/>
                 <w:sz w:val="18"/>
               </w:rPr>
-              <w:t>Unit + Web Slice + BDD + E2E</w:t>
-            </w:r>
-          </w:p>
-        </w:tc>
+              <w:t>ParcelServiceTest, ParcelControllerTest, PessimisticLockingPostgresTest</w:t>
+            </w:r>
+          </w:p>
+        </w:tc>
+      </w:tr>
+      <w:tr>
+        <w:trPr>
+          <w:cantSplit/>
+        </w:trPr>
         <w:tc>
           <w:tcPr>
             <w:tcW w:type="dxa" w:w="2409"/>
-            <w:shd w:fill="F8FAFC"/>
+            <w:shd w:fill="FFFFFF"/>
           </w:tcPr>
           <w:p>
             <w:r>
@@ -8578,12 +8605,10 @@
                 <w:color w:val="222222"/>
                 <w:sz w:val="18"/>
               </w:rPr>
-              <w:t>TerminalServiceTest, TerminalControllerTest, parcel_pickup.feature, TerminalPlaywrightTest</w:t>
-            </w:r>
-          </w:p>
-        </w:tc>
-      </w:tr>
-      <w:tr>
+              <w:t>UC3: Courier drop-off &amp; door sensor confirmation</w:t>
+            </w:r>
+          </w:p>
+        </w:tc>
         <w:tc>
           <w:tcPr>
             <w:tcW w:type="dxa" w:w="2409"/>
@@ -8598,25 +8623,7 @@
                 <w:color w:val="222222"/>
                 <w:sz w:val="18"/>
               </w:rPr>
-              <w:t>UC4: Customer pickup with 6-digit PIN</w:t>
-            </w:r>
-          </w:p>
-        </w:tc>
-        <w:tc>
-          <w:tcPr>
-            <w:tcW w:type="dxa" w:w="2409"/>
-            <w:shd w:fill="FFFFFF"/>
-          </w:tcPr>
-          <w:p>
-            <w:r>
-              <w:rPr>
-                <w:rFonts w:ascii="Calibri" w:hAnsi="Calibri"/>
-                <w:b w:val="0"/>
-                <w:i w:val="0"/>
-                <w:color w:val="2563EB"/>
-                <w:sz w:val="19"/>
-              </w:rPr>
-              <w:t>https://github.com/FilipeNogue1ra/HW1-119495</w:t>
+              <w:t>Courier</w:t>
             </w:r>
           </w:p>
         </w:tc>
@@ -8634,7 +8641,7 @@
                 <w:color w:val="222222"/>
                 <w:sz w:val="18"/>
               </w:rPr>
-              <w:t>Unit + Web Slice + BDD + E2E</w:t>
+              <w:t>Unit + Web Slice + E2E</w:t>
             </w:r>
           </w:p>
         </w:tc>
@@ -8652,16 +8659,19 @@
                 <w:color w:val="222222"/>
                 <w:sz w:val="18"/>
               </w:rPr>
-              <w:t>TerminalServiceTest, TerminalControllerTest, parcel_pickup.feature, TerminalPlaywrightTest</w:t>
+              <w:t>TerminalServiceTest, TerminalControllerTest, TerminalPlaywrightTest</w:t>
             </w:r>
           </w:p>
         </w:tc>
       </w:tr>
       <w:tr>
+        <w:trPr>
+          <w:cantSplit/>
+        </w:trPr>
         <w:tc>
           <w:tcPr>
             <w:tcW w:type="dxa" w:w="2409"/>
-            <w:shd w:fill="F8FAFC"/>
+            <w:shd w:fill="FFFFFF"/>
           </w:tcPr>
           <w:p>
             <w:r>
@@ -8672,32 +8682,14 @@
                 <w:color w:val="222222"/>
                 <w:sz w:val="18"/>
               </w:rPr>
-              <w:t>UC5: Parcel state history &amp; tracking audit trail</w:t>
+              <w:t>UC4: Customer pickup with 6-digit PIN</w:t>
             </w:r>
           </w:p>
         </w:tc>
         <w:tc>
           <w:tcPr>
             <w:tcW w:type="dxa" w:w="2409"/>
-            <w:shd w:fill="F8FAFC"/>
-          </w:tcPr>
-          <w:p>
-            <w:r>
-              <w:rPr>
-                <w:rFonts w:ascii="Calibri" w:hAnsi="Calibri"/>
-                <w:b w:val="0"/>
-                <w:i w:val="0"/>
-                <w:color w:val="2563EB"/>
-                <w:sz w:val="19"/>
-              </w:rPr>
-              <w:t>Partner, Recipient</w:t>
-            </w:r>
-          </w:p>
-        </w:tc>
-        <w:tc>
-          <w:tcPr>
-            <w:tcW w:type="dxa" w:w="2409"/>
-            <w:shd w:fill="F8FAFC"/>
+            <w:shd w:fill="FFFFFF"/>
           </w:tcPr>
           <w:p>
             <w:r>
@@ -8708,14 +8700,14 @@
                 <w:color w:val="222222"/>
                 <w:sz w:val="18"/>
               </w:rPr>
-              <w:t>Unit + Web Slice</w:t>
+              <w:t>Recipient</w:t>
             </w:r>
           </w:p>
         </w:tc>
         <w:tc>
           <w:tcPr>
             <w:tcW w:type="dxa" w:w="2409"/>
-            <w:shd w:fill="F8FAFC"/>
+            <w:shd w:fill="FFFFFF"/>
           </w:tcPr>
           <w:p>
             <w:r>
@@ -8726,12 +8718,10 @@
                 <w:color w:val="222222"/>
                 <w:sz w:val="18"/>
               </w:rPr>
-              <w:t>ParcelStateMachineServiceTest, ParcelControllerTest</w:t>
-            </w:r>
-          </w:p>
-        </w:tc>
-      </w:tr>
-      <w:tr>
+              <w:t>Unit + Web Slice + BDD + E2E</w:t>
+            </w:r>
+          </w:p>
+        </w:tc>
         <w:tc>
           <w:tcPr>
             <w:tcW w:type="dxa" w:w="2409"/>
@@ -8746,28 +8736,15 @@
                 <w:color w:val="222222"/>
                 <w:sz w:val="18"/>
               </w:rPr>
-              <w:t>UC6: Station supervision &amp; fault maintenance</w:t>
-            </w:r>
-          </w:p>
-        </w:tc>
-        <w:tc>
-          <w:tcPr>
-            <w:tcW w:type="dxa" w:w="2409"/>
-            <w:shd w:fill="FFFFFF"/>
-          </w:tcPr>
-          <w:p>
-            <w:r>
-              <w:rPr>
-                <w:rFonts w:ascii="Calibri" w:hAnsi="Calibri"/>
-                <w:b w:val="0"/>
-                <w:i w:val="0"/>
-                <w:color w:val="2563EB"/>
-                <w:sz w:val="19"/>
-              </w:rPr>
-              <w:t>Operator</w:t>
-            </w:r>
-          </w:p>
-        </w:tc>
+              <w:t>TerminalServiceTest, TerminalControllerTest, parcel_pickup.feature, security_lockout.feature, TerminalPlaywrightTest</w:t>
+            </w:r>
+          </w:p>
+        </w:tc>
+      </w:tr>
+      <w:tr>
+        <w:trPr>
+          <w:cantSplit/>
+        </w:trPr>
         <w:tc>
           <w:tcPr>
             <w:tcW w:type="dxa" w:w="2409"/>
@@ -8782,7 +8759,7 @@
                 <w:color w:val="222222"/>
                 <w:sz w:val="18"/>
               </w:rPr>
-              <w:t>Web Slice + E2E Automation</w:t>
+              <w:t>UC5: Parcel state history &amp; tracking audit trail</w:t>
             </w:r>
           </w:p>
         </w:tc>
@@ -8800,7 +8777,120 @@
                 <w:color w:val="222222"/>
                 <w:sz w:val="18"/>
               </w:rPr>
-              <w:t>OperatorUiControllerTest, OperatorPlaywrightTest</w:t>
+              <w:t>Partner, Recipient</w:t>
+            </w:r>
+          </w:p>
+        </w:tc>
+        <w:tc>
+          <w:tcPr>
+            <w:tcW w:type="dxa" w:w="2409"/>
+            <w:shd w:fill="FFFFFF"/>
+          </w:tcPr>
+          <w:p>
+            <w:r>
+              <w:rPr>
+                <w:rFonts w:ascii="Calibri" w:hAnsi="Calibri"/>
+                <w:b w:val="0"/>
+                <w:i w:val="0"/>
+                <w:color w:val="222222"/>
+                <w:sz w:val="18"/>
+              </w:rPr>
+              <w:t>Unit + Web Slice</w:t>
+            </w:r>
+          </w:p>
+        </w:tc>
+        <w:tc>
+          <w:tcPr>
+            <w:tcW w:type="dxa" w:w="2409"/>
+            <w:shd w:fill="FFFFFF"/>
+          </w:tcPr>
+          <w:p>
+            <w:r>
+              <w:rPr>
+                <w:rFonts w:ascii="Calibri" w:hAnsi="Calibri"/>
+                <w:b w:val="0"/>
+                <w:i w:val="0"/>
+                <w:color w:val="222222"/>
+                <w:sz w:val="18"/>
+              </w:rPr>
+              <w:t>ParcelStateMachineServiceTest, ParcelControllerTest</w:t>
+            </w:r>
+          </w:p>
+        </w:tc>
+      </w:tr>
+      <w:tr>
+        <w:trPr>
+          <w:cantSplit/>
+        </w:trPr>
+        <w:tc>
+          <w:tcPr>
+            <w:tcW w:type="dxa" w:w="2409"/>
+            <w:shd w:fill="FFFFFF"/>
+          </w:tcPr>
+          <w:p>
+            <w:r>
+              <w:rPr>
+                <w:rFonts w:ascii="Calibri" w:hAnsi="Calibri"/>
+                <w:b w:val="0"/>
+                <w:i w:val="0"/>
+                <w:color w:val="222222"/>
+                <w:sz w:val="18"/>
+              </w:rPr>
+              <w:t>UC6: Station supervision &amp; fault maintenance</w:t>
+            </w:r>
+          </w:p>
+        </w:tc>
+        <w:tc>
+          <w:tcPr>
+            <w:tcW w:type="dxa" w:w="2409"/>
+            <w:shd w:fill="FFFFFF"/>
+          </w:tcPr>
+          <w:p>
+            <w:r>
+              <w:rPr>
+                <w:rFonts w:ascii="Calibri" w:hAnsi="Calibri"/>
+                <w:b w:val="0"/>
+                <w:i w:val="0"/>
+                <w:color w:val="222222"/>
+                <w:sz w:val="18"/>
+              </w:rPr>
+              <w:t>Operator</w:t>
+            </w:r>
+          </w:p>
+        </w:tc>
+        <w:tc>
+          <w:tcPr>
+            <w:tcW w:type="dxa" w:w="2409"/>
+            <w:shd w:fill="FFFFFF"/>
+          </w:tcPr>
+          <w:p>
+            <w:r>
+              <w:rPr>
+                <w:rFonts w:ascii="Calibri" w:hAnsi="Calibri"/>
+                <w:b w:val="0"/>
+                <w:i w:val="0"/>
+                <w:color w:val="222222"/>
+                <w:sz w:val="18"/>
+              </w:rPr>
+              <w:t>Web Slice + E2E Automation</w:t>
+            </w:r>
+          </w:p>
+        </w:tc>
+        <w:tc>
+          <w:tcPr>
+            <w:tcW w:type="dxa" w:w="2409"/>
+            <w:shd w:fill="FFFFFF"/>
+          </w:tcPr>
+          <w:p>
+            <w:r>
+              <w:rPr>
+                <w:rFonts w:ascii="Calibri" w:hAnsi="Calibri"/>
+                <w:b w:val="0"/>
+                <w:i w:val="0"/>
+                <w:color w:val="222222"/>
+                <w:sz w:val="18"/>
+              </w:rPr>
+              <w:t>TerminalUiControllerTest, OperatorPlaywrightTest</w:t>
             </w:r>
           </w:p>
         </w:tc>
@@ -8876,6 +8966,13 @@
     </w:p>
     <w:p>
       <w:r>
+        <w:rPr>
+          <w:rFonts w:ascii="Calibri" w:hAnsi="Calibri"/>
+          <w:b w:val="0"/>
+          <w:i w:val="0"/>
+          <w:color w:val="222222"/>
+          <w:sz w:val="20"/>
+        </w:rPr>
         <w:t>TuttiBox implements a clear distinction between Web Layer Slice testing and Full Database Concurrency Integration testing:</w:t>
         <w:br/>
         <w:br/>
@@ -8974,7 +9071,14 @@
     </w:p>
     <w:p>
       <w:r>
-        <w:t xml:space="preserve">  - hardware_failure.feature (Hardware Failure): Simulates physical solenoid/sensor jamming during door closure, verifying that the system safely halts, flags the compartment as OUT_OF_SERVICE, and transitions the parcel to WAITING_FOR_OPERATOR for manual recovery.</w:t>
+        <w:rPr>
+          <w:rFonts w:ascii="Calibri" w:hAnsi="Calibri"/>
+          <w:b w:val="0"/>
+          <w:i w:val="0"/>
+          <w:color w:val="222222"/>
+          <w:sz w:val="20"/>
+        </w:rPr>
+        <w:t>• hardware_failure.feature: Simulates physical solenoid and sensor jamming when attempting to unlock a compartment during recipient pickup, verifying that the system safely halts, flags the compartment as OUT_OF_SERVICE, transitions the parcel to WAITING_FOR_OPERATOR, and notifies operator backoffice for maintenance dispatch.</w:t>
       </w:r>
     </w:p>
     <w:p>
@@ -9077,14 +9181,21 @@
     </w:p>
     <w:p>
       <w:r>
+        <w:rPr>
+          <w:rFonts w:ascii="Calibri" w:hAnsi="Calibri"/>
+          <w:b w:val="0"/>
+          <w:i w:val="0"/>
+          <w:color w:val="222222"/>
+          <w:sz w:val="20"/>
+        </w:rPr>
         <w:t>Static code analysis is powered by SonarQube Cloud integrated with GitHub Actions CI via the JaCoCo Maven plugin.</w:t>
         <w:br/>
         <w:br/>
-        <w:t>• Quality Gate Status: PASSED (OK) across all conditions.</w:t>
+        <w:t>• Quality Gate Status: PASSED (OK) across all defined metrics.</w:t>
         <w:br/>
         <w:t>• Line Coverage: 73.2% line coverage verified by JaCoCo across 38 application classes.</w:t>
         <w:br/>
-        <w:t>• Maintainability, Security &amp; Reliability: 0 Bugs, 0 Vulnerabilities, 0 Security Hotspots, and 0 Code Smells (Grade A across all evaluation axes).</w:t>
+        <w:t>• Maintainability, Security &amp; Reliability: 0 Bugs, 0 Vulnerabilities, 0 Security Hotspots, and 0 Code Smells detected under the default 'Sonar way' quality profile (Grade A across all evaluation axes).</w:t>
         <w:br/>
         <w:t>• Duplicated Lines Density: 0.0%.</w:t>
         <w:br/>
@@ -9149,6 +9260,7 @@
     <w:p>
       <w:pPr>
         <w:pStyle w:val="tableheader"/>
+        <w:keepNext/>
       </w:pPr>
       <w:r>
         <w:rPr>
@@ -9191,7 +9303,6 @@
       <w:tr>
         <w:trPr>
           <w:cantSplit/>
-          <w:tblHeader/>
         </w:trPr>
         <w:tc>
           <w:tcPr>
@@ -9202,27 +9313,22 @@
               <w:bottom w:val="single" w:sz="4" w:space="0" w:color="808080"/>
               <w:right w:val="single" w:sz="4" w:space="0" w:color="808080"/>
             </w:tcBorders>
-            <w:shd w:val="clear" w:fill="E7E6E6"/>
             <w:tcMar>
               <w:top w:w="40" w:type="dxa"/>
               <w:left w:w="80" w:type="dxa"/>
               <w:bottom w:w="40" w:type="dxa"/>
               <w:right w:w="80" w:type="dxa"/>
             </w:tcMar>
-          </w:tcPr>
-          <w:p>
-            <w:pPr>
-              <w:pStyle w:val="tableheader"/>
-              <w:spacing w:before="20" w:after="20"/>
-            </w:pPr>
-            <w:r>
-              <w:rPr>
-                <w:rFonts w:ascii="Arial Nova" w:hAnsi="Arial Nova" w:eastAsia="Arial" w:cs="Noto Sans" w:asciiTheme="minorHAnsi" w:hAnsiTheme="minorHAnsi"/>
+            <w:shd w:fill="E7E6E6"/>
+          </w:tcPr>
+          <w:p>
+            <w:r>
+              <w:rPr>
+                <w:rFonts w:ascii="Calibri" w:hAnsi="Calibri"/>
                 <w:b/>
-                <w:bCs/>
+                <w:i w:val="0"/>
                 <w:color w:val="000000"/>
                 <w:sz w:val="19"/>
-                <w:szCs w:val="19"/>
               </w:rPr>
               <w:t>Resource</w:t>
             </w:r>
@@ -9237,27 +9343,22 @@
               <w:bottom w:val="single" w:sz="4" w:space="0" w:color="808080"/>
               <w:right w:val="single" w:sz="4" w:space="0" w:color="808080"/>
             </w:tcBorders>
-            <w:shd w:val="clear" w:fill="E7E6E6"/>
             <w:tcMar>
               <w:top w:w="40" w:type="dxa"/>
               <w:left w:w="80" w:type="dxa"/>
               <w:bottom w:w="40" w:type="dxa"/>
               <w:right w:w="80" w:type="dxa"/>
             </w:tcMar>
-          </w:tcPr>
-          <w:p>
-            <w:pPr>
-              <w:pStyle w:val="tableheader"/>
-              <w:spacing w:before="20" w:after="20"/>
-            </w:pPr>
-            <w:r>
-              <w:rPr>
-                <w:rFonts w:ascii="Arial Nova" w:hAnsi="Arial Nova" w:eastAsia="Arial" w:cs="Noto Sans" w:asciiTheme="minorHAnsi" w:hAnsiTheme="minorHAnsi"/>
+            <w:shd w:fill="E7E6E6"/>
+          </w:tcPr>
+          <w:p>
+            <w:r>
+              <w:rPr>
+                <w:rFonts w:ascii="Calibri" w:hAnsi="Calibri"/>
                 <w:b/>
-                <w:bCs/>
+                <w:i w:val="0"/>
                 <w:color w:val="000000"/>
                 <w:sz w:val="19"/>
-                <w:szCs w:val="19"/>
               </w:rPr>
               <w:t>URL/location</w:t>
             </w:r>
@@ -9283,6 +9384,7 @@
               <w:bottom w:w="40" w:type="dxa"/>
               <w:right w:w="80" w:type="dxa"/>
             </w:tcMar>
+            <w:shd w:fill="FFFFFF"/>
           </w:tcPr>
           <w:p>
             <w:pPr>
@@ -9291,8 +9393,10 @@
             </w:pPr>
             <w:r>
               <w:rPr>
-                <w:rFonts w:ascii="Arial Nova" w:hAnsi="Arial Nova" w:eastAsia="Arial" w:cs="Noto Sans" w:asciiTheme="minorHAnsi" w:hAnsiTheme="minorHAnsi"/>
-                <w:color w:val="000000"/>
+                <w:rFonts w:ascii="Calibri" w:hAnsi="Calibri" w:eastAsia="Arial" w:cs="Noto Sans" w:asciiTheme="minorHAnsi" w:hAnsiTheme="minorHAnsi"/>
+                <w:b w:val="0"/>
+                <w:i w:val="0"/>
+                <w:color w:val="222222"/>
                 <w:sz w:val="19"/>
                 <w:szCs w:val="19"/>
               </w:rPr>
@@ -9315,22 +9419,18 @@
               <w:bottom w:w="40" w:type="dxa"/>
               <w:right w:w="80" w:type="dxa"/>
             </w:tcMar>
-          </w:tcPr>
-          <w:p>
-            <w:pPr>
-              <w:pStyle w:val="tableinside"/>
-              <w:spacing w:before="20" w:after="20"/>
-            </w:pPr>
-            <w:r>
-              <w:rPr>
-                <w:rFonts w:ascii="Arial Nova" w:hAnsi="Arial Nova" w:eastAsia="Arial" w:cs="Noto Sans" w:asciiTheme="minorHAnsi" w:hAnsiTheme="minorHAnsi"/>
-                <w:i/>
-                <w:iCs/>
-                <w:color w:val="C45911" w:themeColor="accent2" w:themeShade="BF"/>
+            <w:shd w:fill="FFFFFF"/>
+          </w:tcPr>
+          <w:p>
+            <w:r>
+              <w:rPr>
+                <w:rFonts w:ascii="Calibri" w:hAnsi="Calibri"/>
+                <w:b w:val="0"/>
+                <w:i w:val="0"/>
+                <w:color w:val="2563EB"/>
                 <w:sz w:val="19"/>
-                <w:szCs w:val="19"/>
-              </w:rPr>
-              <w:t>&lt;…/HW1-123456&gt;</w:t>
+              </w:rPr>
+              <w:t>https://github.com/FilipeNogue1ra/HW1-119495</w:t>
             </w:r>
           </w:p>
         </w:tc>
@@ -9354,6 +9454,7 @@
               <w:bottom w:w="40" w:type="dxa"/>
               <w:right w:w="80" w:type="dxa"/>
             </w:tcMar>
+            <w:shd w:fill="FFFFFF"/>
           </w:tcPr>
           <w:p>
             <w:pPr>
@@ -9362,8 +9463,10 @@
             </w:pPr>
             <w:r>
               <w:rPr>
-                <w:rFonts w:ascii="Arial Nova" w:hAnsi="Arial Nova" w:eastAsia="Arial" w:cs="Noto Sans" w:asciiTheme="minorHAnsi" w:hAnsiTheme="minorHAnsi"/>
-                <w:color w:val="000000"/>
+                <w:rFonts w:ascii="Calibri" w:hAnsi="Calibri" w:eastAsia="Arial" w:cs="Noto Sans" w:asciiTheme="minorHAnsi" w:hAnsiTheme="minorHAnsi"/>
+                <w:b w:val="0"/>
+                <w:i w:val="0"/>
+                <w:color w:val="222222"/>
                 <w:sz w:val="19"/>
                 <w:szCs w:val="19"/>
               </w:rPr>
@@ -9386,22 +9489,18 @@
               <w:bottom w:w="40" w:type="dxa"/>
               <w:right w:w="80" w:type="dxa"/>
             </w:tcMar>
-          </w:tcPr>
-          <w:p>
-            <w:pPr>
-              <w:pStyle w:val="tableinside"/>
-              <w:spacing w:before="20" w:after="20"/>
-            </w:pPr>
-            <w:r>
-              <w:rPr>
-                <w:rFonts w:ascii="Arial Nova" w:hAnsi="Arial Nova" w:eastAsia="Arial" w:cs="Noto Sans" w:asciiTheme="minorHAnsi" w:hAnsiTheme="minorHAnsi"/>
-                <w:i/>
-                <w:iCs/>
-                <w:color w:val="C45911" w:themeColor="accent2" w:themeShade="BF"/>
+            <w:shd w:fill="FFFFFF"/>
+          </w:tcPr>
+          <w:p>
+            <w:r>
+              <w:rPr>
+                <w:rFonts w:ascii="Calibri" w:hAnsi="Calibri"/>
+                <w:b w:val="0"/>
+                <w:i w:val="0"/>
+                <w:color w:val="2563EB"/>
                 <w:sz w:val="19"/>
-                <w:szCs w:val="19"/>
-              </w:rPr>
-              <w:t>&lt;short video (up to 2 minutes), in /docs&gt;</w:t>
+              </w:rPr>
+              <w:t>docs/tuttibox_demo.webm (1m30s screencast covering UC1 geocoded search, UC2 partner API registration, UC3 courier drop-off, UC4 recipient pickup, security brute-force lockout defense, and UC6 operator cockpit supervision)</w:t>
             </w:r>
           </w:p>
         </w:tc>
@@ -9425,6 +9524,7 @@
               <w:bottom w:w="40" w:type="dxa"/>
               <w:right w:w="80" w:type="dxa"/>
             </w:tcMar>
+            <w:shd w:fill="FFFFFF"/>
           </w:tcPr>
           <w:p>
             <w:pPr>
@@ -9433,8 +9533,10 @@
             </w:pPr>
             <w:r>
               <w:rPr>
-                <w:rFonts w:ascii="Arial Nova" w:hAnsi="Arial Nova" w:eastAsia="Arial" w:cs="Noto Sans" w:asciiTheme="minorHAnsi" w:hAnsiTheme="minorHAnsi"/>
-                <w:color w:val="000000"/>
+                <w:rFonts w:ascii="Calibri" w:hAnsi="Calibri" w:eastAsia="Arial" w:cs="Noto Sans" w:asciiTheme="minorHAnsi" w:hAnsiTheme="minorHAnsi"/>
+                <w:b w:val="0"/>
+                <w:i w:val="0"/>
+                <w:color w:val="222222"/>
                 <w:sz w:val="19"/>
                 <w:szCs w:val="19"/>
               </w:rPr>
@@ -9457,22 +9559,18 @@
               <w:bottom w:w="40" w:type="dxa"/>
               <w:right w:w="80" w:type="dxa"/>
             </w:tcMar>
-          </w:tcPr>
-          <w:p>
-            <w:pPr>
-              <w:pStyle w:val="tableinside"/>
-              <w:spacing w:before="20" w:after="20"/>
-            </w:pPr>
-            <w:r>
-              <w:rPr>
-                <w:rFonts w:ascii="Arial Nova" w:hAnsi="Arial Nova" w:eastAsia="Arial" w:cs="Noto Sans" w:asciiTheme="minorHAnsi" w:hAnsiTheme="minorHAnsi"/>
-                <w:i/>
-                <w:iCs/>
-                <w:color w:val="C45911" w:themeColor="accent2" w:themeShade="BF"/>
+            <w:shd w:fill="FFFFFF"/>
+          </w:tcPr>
+          <w:p>
+            <w:r>
+              <w:rPr>
+                <w:rFonts w:ascii="Calibri" w:hAnsi="Calibri"/>
+                <w:b w:val="0"/>
+                <w:i w:val="0"/>
+                <w:color w:val="2563EB"/>
                 <w:sz w:val="19"/>
-                <w:szCs w:val="19"/>
-              </w:rPr>
-              <w:t>&lt;e.g. OpenAPI/Swagger UI path&gt;</w:t>
+              </w:rPr>
+              <w:t>http://localhost:8080/swagger-ui.html</w:t>
             </w:r>
           </w:p>
         </w:tc>
@@ -9496,6 +9594,7 @@
               <w:bottom w:w="40" w:type="dxa"/>
               <w:right w:w="80" w:type="dxa"/>
             </w:tcMar>
+            <w:shd w:fill="FFFFFF"/>
           </w:tcPr>
           <w:p>
             <w:pPr>
@@ -9504,8 +9603,10 @@
             </w:pPr>
             <w:r>
               <w:rPr>
-                <w:rFonts w:ascii="Arial Nova" w:hAnsi="Arial Nova" w:eastAsia="Arial" w:cs="Noto Sans" w:asciiTheme="minorHAnsi" w:hAnsiTheme="minorHAnsi"/>
-                <w:color w:val="000000"/>
+                <w:rFonts w:ascii="Calibri" w:hAnsi="Calibri" w:eastAsia="Arial" w:cs="Noto Sans" w:asciiTheme="minorHAnsi" w:hAnsiTheme="minorHAnsi"/>
+                <w:b w:val="0"/>
+                <w:i w:val="0"/>
+                <w:color w:val="222222"/>
                 <w:sz w:val="19"/>
                 <w:szCs w:val="19"/>
               </w:rPr>
@@ -9528,22 +9629,18 @@
               <w:bottom w:w="40" w:type="dxa"/>
               <w:right w:w="80" w:type="dxa"/>
             </w:tcMar>
-          </w:tcPr>
-          <w:p>
-            <w:pPr>
-              <w:pStyle w:val="tableinside"/>
-              <w:spacing w:before="20" w:after="20"/>
-            </w:pPr>
-            <w:r>
-              <w:rPr>
-                <w:rFonts w:ascii="Arial Nova" w:hAnsi="Arial Nova" w:eastAsia="Arial" w:cs="Noto Sans" w:asciiTheme="minorHAnsi" w:hAnsiTheme="minorHAnsi"/>
-                <w:i/>
-                <w:iCs/>
-                <w:color w:val="C45911" w:themeColor="accent2" w:themeShade="BF"/>
+            <w:shd w:fill="FFFFFF"/>
+          </w:tcPr>
+          <w:p>
+            <w:r>
+              <w:rPr>
+                <w:rFonts w:ascii="Calibri" w:hAnsi="Calibri"/>
+                <w:b w:val="0"/>
+                <w:i w:val="0"/>
+                <w:color w:val="2563EB"/>
                 <w:sz w:val="19"/>
-                <w:szCs w:val="19"/>
-              </w:rPr>
-              <w:t>&lt;optional: e.g. SonarQube Cloud project URL&gt;</w:t>
+              </w:rPr>
+              <w:t>https://sonarcloud.io/project/overview?id=FilipeNogue1ra_HW1-119495</w:t>
             </w:r>
           </w:p>
         </w:tc>
@@ -9567,6 +9664,7 @@
               <w:bottom w:w="40" w:type="dxa"/>
               <w:right w:w="80" w:type="dxa"/>
             </w:tcMar>
+            <w:shd w:fill="FFFFFF"/>
           </w:tcPr>
           <w:p>
             <w:pPr>
@@ -9575,8 +9673,10 @@
             </w:pPr>
             <w:r>
               <w:rPr>
-                <w:rFonts w:ascii="Arial Nova" w:hAnsi="Arial Nova" w:eastAsia="Arial" w:cs="Noto Sans" w:asciiTheme="minorHAnsi" w:hAnsiTheme="minorHAnsi"/>
-                <w:color w:val="000000"/>
+                <w:rFonts w:ascii="Calibri" w:hAnsi="Calibri" w:eastAsia="Arial" w:cs="Noto Sans" w:asciiTheme="minorHAnsi" w:hAnsiTheme="minorHAnsi"/>
+                <w:b w:val="0"/>
+                <w:i w:val="0"/>
+                <w:color w:val="222222"/>
                 <w:sz w:val="19"/>
                 <w:szCs w:val="19"/>
               </w:rPr>
@@ -9599,22 +9699,18 @@
               <w:bottom w:w="40" w:type="dxa"/>
               <w:right w:w="80" w:type="dxa"/>
             </w:tcMar>
-          </w:tcPr>
-          <w:p>
-            <w:pPr>
-              <w:pStyle w:val="tableinside"/>
-              <w:spacing w:before="20" w:after="20"/>
-            </w:pPr>
-            <w:r>
-              <w:rPr>
-                <w:rFonts w:ascii="Arial Nova" w:hAnsi="Arial Nova" w:eastAsia="Arial" w:cs="Noto Sans" w:asciiTheme="minorHAnsi" w:hAnsiTheme="minorHAnsi"/>
-                <w:i/>
-                <w:iCs/>
-                <w:color w:val="C45911" w:themeColor="accent2" w:themeShade="BF"/>
+            <w:shd w:fill="FFFFFF"/>
+          </w:tcPr>
+          <w:p>
+            <w:r>
+              <w:rPr>
+                <w:rFonts w:ascii="Calibri" w:hAnsi="Calibri"/>
+                <w:b w:val="0"/>
+                <w:i w:val="0"/>
+                <w:color w:val="2563EB"/>
                 <w:sz w:val="19"/>
-                <w:szCs w:val="19"/>
-              </w:rPr>
-              <w:t>&lt;optional: URL of the pipeline&gt;</w:t>
+              </w:rPr>
+              <w:t>https://github.com/FilipeNogue1ra/HW1-119495/actions</w:t>
             </w:r>
           </w:p>
         </w:tc>
@@ -9662,7 +9758,7 @@
           <w:color w:val="222222"/>
           <w:sz w:val="20"/>
         </w:rPr>
-        <w:t>• Testing Stack: JUnit 6 (Jupiter 6.1.3 BOM), Mockito 5.23.0, AssertJ, Cucumber BDD 7.21, Microsoft Playwright 1.63.0, Testcontainers 1.20, Grafana k6 v2.2.0, Maven Surefire 3.6.0, JaCoCo 0.8.15, SonarQube Cloud (Quality Gate Passed).</w:t>
+        <w:t>• Testing Stack: JUnit 6 (Jupiter 6.1.3 BOM), Mockito 5.23.0, AssertJ, Cucumber BDD 7.21.1, Microsoft Playwright 1.63.0, Testcontainers 1.20, Grafana k6 v2.2.0, Maven Surefire 3.6.0, JaCoCo 0.8.15, SonarQube Cloud (Quality Gate Passed).</w:t>
       </w:r>
     </w:p>
     <w:p>

--- a/docs/TQS-HW1-Report-119495.docx
+++ b/docs/TQS-HW1-Report-119495.docx
@@ -1454,10 +1454,10 @@
           <w:color w:val="222222"/>
           <w:sz w:val="20"/>
         </w:rPr>
-        <w:t>Current Implementation Status: All core functional use cases (UC1 to UC6) and domain business rules (BR1 to BR7) are covered by dedicated test suites spanning unit, slice, integration, BDD, and E2E layers, achieving a 100% pass rate across all 70 automated test executions in the Maven test lifecycle.</w:t>
+        <w:t>Current Implementation Status: All core functional use cases (UC1 to UC6) and domain business rules (BR1 to BR8) are covered by dedicated test suites spanning unit, slice, integration, BDD, and E2E layers, achieving a 100% pass rate across all 70 automated test executions in the Maven test lifecycle.</w:t>
         <w:br/>
         <w:br/>
-        <w:t>Limitations &amp; Execution Constraints: In containerized environments (such as GitHub Actions CI), integration suites execute against official PostgreSQL 16 containers via Testcontainers; in bare-metal host environments without a running Docker daemon, the suite gracefully falls back without breaking build execution. Cyber-physical locker hardware actuators and external OpenStreetMap Nominatim geocoding are decoupled and emulated via in-memory test doubles (InMemoryHardwareFake and InMemoryGeocodingFake) during automated test execution to guarantee determinism, prevent network flakiness, and avoid external API rate limits.</w:t>
+        <w:t>Limitations &amp; Execution Constraints: In containerized environments (such as GitHub Actions CI), integration suites execute against official PostgreSQL 16 containers via Testcontainers; in bare-metal host environments without a running Docker daemon, the suite gracefully falls back to an in-memory H2 database without breaking build execution. Cyber-physical locker hardware actuators and external OpenStreetMap Nominatim geocoding are decoupled and emulated via in-memory test doubles (InMemoryHardwareFake and InMemoryGeocodingFake) during automated test execution to guarantee determinism, prevent network flakiness, and avoid external API rate limits.</w:t>
         <w:br/>
         <w:br/>
         <w:t>Extras Implemented: An interactive cyber-physical locker terminal simulator with solenoid status badges, simulated door closure events, WCAG 2.1 high-contrast keyboard navigation, and a 60-second anti-brute-force lockout overlay.</w:t>
@@ -1491,18 +1491,10 @@
           <w:color w:val="222222"/>
           <w:sz w:val="20"/>
         </w:rPr>
-        <w:t>Google Antigravity (powered by Google DeepMind Gemini models) was utilized as an interactive AI pair programming assistant for architectural scaffolding, generating test templates (Cucumber Gherkin, Playwright, k6), and structuring documentation.</w:t>
+        <w:t>Google Antigravity (powered by Google DeepMind Gemini models) was utilized as an interactive AI pair programming assistant throughout the project lifecycle. It was employed for architectural scaffolding (Hexagonal / Ports &amp; Adapters), unit test generation, Cucumber Gherkin feature files, Playwright browser automation scripts, Grafana k6 performance scenarios, and documentation structuring.</w:t>
         <w:br/>
         <w:br/>
-        <w:t>Auditing &amp; Code Verification: All core business logic, JPA transactional isolation policies, state machine guards, and security mechanisms were audited, verified, and tuned by the author. During static code analysis, when SonarQube Cloud flagged a CWE-117 Log Injection security hotspot (javasecurity:S5145) from user-controlled HTTP parameters reaching logger statements, the author manually audited the dataflow and implemented a deterministic CRLF sanitization helper in TerminalService and NominatimGeocodingAdapter, severing the taint flow and clearing the issue.</w:t>
-      </w:r>
-    </w:p>
-    <w:p>
-      <w:pPr>
-        <w:pStyle w:val="remarks-to-remove"/>
-      </w:pPr>
-      <w:r>
-        <w:t>Google Antigravity (powered by Google DeepMind Gemini models) was utilized as an interactive AI pair programming assistant throughout the project lifecycle. It was employed for architectural scaffolding (Hexagonal / Ports &amp; Adapters), unit test generation and parameterized edge-case coverage, BDD Cucumber step definitions, Playwright browser automation scripts, Grafana k6 performance scenarios, and continuous report refinement. All architectural decisions, security rules, and code reviews were supervised and validated by the author.</w:t>
+        <w:t>Auditing &amp; Code Verification: All core business logic, JPA transactional isolation policies, state machine guards, and security mechanisms were audited, verified, and tuned by the author. During static code analysis, when SonarQube Cloud flagged a CWE-117 Log Injection vulnerability (rule javasecurity:S5145, categorized as a Taint Analysis Vulnerability) from user-controlled HTTP parameters reaching logger statements, the author manually audited the dataflow and implemented a deterministic CRLF sanitization helper in TerminalService and NominatimGeocodingAdapter, severing the taint flow and clearing the issue.</w:t>
       </w:r>
     </w:p>
     <w:p>
@@ -5289,20 +5281,8 @@
             </w:tcMar>
           </w:tcPr>
           <w:p>
-            <w:pPr>
-              <w:pStyle w:val="tableinside"/>
-            </w:pPr>
-            <w:r/>
-            <w:r>
-              <w:rPr>
-                <w:rFonts w:ascii="Arial Nova" w:hAnsi="Arial Nova" w:eastAsia="Arial" w:cs="Noto Sans"/>
-                <w:b/>
-                <w:bCs/>
-                <w:color w:val="000000"/>
-                <w:sz w:val="19"/>
-                <w:szCs w:val="22"/>
-              </w:rPr>
-              <w:t>Compartment allocation</w:t>
+            <w:r>
+              <w:t>BR1: Compartment allocation</w:t>
             </w:r>
           </w:p>
         </w:tc>
@@ -5427,20 +5407,8 @@
             </w:tcMar>
           </w:tcPr>
           <w:p>
-            <w:pPr>
-              <w:pStyle w:val="tableinside"/>
-            </w:pPr>
-            <w:r/>
-            <w:r>
-              <w:rPr>
-                <w:rFonts w:ascii="Arial Nova" w:hAnsi="Arial Nova" w:eastAsia="Arial" w:cs="Noto Sans"/>
-                <w:b/>
-                <w:bCs/>
-                <w:color w:val="000000"/>
-                <w:sz w:val="19"/>
-                <w:szCs w:val="22"/>
-              </w:rPr>
-              <w:t>Drop-off deadline</w:t>
+            <w:r>
+              <w:t>BR2: Drop-off deadline (48h)</w:t>
             </w:r>
           </w:p>
         </w:tc>
@@ -5563,20 +5531,8 @@
             </w:tcMar>
           </w:tcPr>
           <w:p>
-            <w:pPr>
-              <w:pStyle w:val="tableinside"/>
-            </w:pPr>
-            <w:r/>
-            <w:r>
-              <w:rPr>
-                <w:rFonts w:ascii="Arial Nova" w:hAnsi="Arial Nova" w:eastAsia="Arial" w:cs="Noto Sans"/>
-                <w:b/>
-                <w:bCs/>
-                <w:color w:val="000000"/>
-                <w:sz w:val="19"/>
-                <w:szCs w:val="22"/>
-              </w:rPr>
-              <w:t>Pickup deadline</w:t>
+            <w:r>
+              <w:t>BR3: Pickup deadline (72h)</w:t>
             </w:r>
           </w:p>
         </w:tc>
@@ -5699,20 +5655,8 @@
             </w:tcMar>
           </w:tcPr>
           <w:p>
-            <w:pPr>
-              <w:pStyle w:val="tableinside"/>
-            </w:pPr>
-            <w:r/>
-            <w:r>
-              <w:rPr>
-                <w:rFonts w:ascii="Arial Nova" w:hAnsi="Arial Nova" w:eastAsia="Arial" w:cs="Noto Sans"/>
-                <w:b/>
-                <w:bCs/>
-                <w:color w:val="000000"/>
-                <w:sz w:val="19"/>
-                <w:szCs w:val="22"/>
-              </w:rPr>
-              <w:t>Pickup code (format, validity, protection against guessing)</w:t>
+            <w:r>
+              <w:t>BR4: Anti-brute-force lockout</w:t>
             </w:r>
           </w:p>
         </w:tc>
@@ -5839,20 +5783,8 @@
             </w:tcMar>
           </w:tcPr>
           <w:p>
-            <w:pPr>
-              <w:pStyle w:val="tableinside"/>
-            </w:pPr>
-            <w:r/>
-            <w:r>
-              <w:rPr>
-                <w:rFonts w:ascii="Arial Nova" w:hAnsi="Arial Nova" w:eastAsia="Arial" w:cs="Noto Sans"/>
-                <w:b/>
-                <w:bCs/>
-                <w:color w:val="000000"/>
-                <w:sz w:val="19"/>
-                <w:szCs w:val="22"/>
-              </w:rPr>
-              <w:t>Hardware failure: Drop-off door jammed</w:t>
+            <w:r>
+              <w:t>BR5: Mechanical fault handling</w:t>
             </w:r>
           </w:p>
         </w:tc>
@@ -5977,20 +5909,8 @@
             </w:tcMar>
           </w:tcPr>
           <w:p>
-            <w:pPr>
-              <w:pStyle w:val="tableinside"/>
-            </w:pPr>
-            <w:r/>
-            <w:r>
-              <w:rPr>
-                <w:rFonts w:ascii="Arial Nova" w:hAnsi="Arial Nova" w:eastAsia="Arial" w:cs="Noto Sans"/>
-                <w:b/>
-                <w:bCs/>
-                <w:color w:val="000000"/>
-                <w:sz w:val="19"/>
-                <w:szCs w:val="22"/>
-              </w:rPr>
-              <w:t>Hardware failure: Door close sensor fault</w:t>
+            <w:r>
+              <w:t>BR6: Door sensor confirmation</w:t>
             </w:r>
           </w:p>
         </w:tc>
@@ -6115,6 +6035,28 @@
             </w:tcMar>
           </w:tcPr>
           <w:p>
+            <w:r>
+              <w:t>BR7: Operator supervision note</w:t>
+            </w:r>
+          </w:p>
+        </w:tc>
+        <w:tc>
+          <w:tcPr>
+            <w:tcW w:w="2552" w:type="dxa"/>
+            <w:tcBorders>
+              <w:top w:val="single" w:sz="4" w:space="0" w:color="808080"/>
+              <w:left w:val="single" w:sz="4" w:space="0" w:color="808080"/>
+              <w:bottom w:val="single" w:sz="4" w:space="0" w:color="808080"/>
+              <w:right w:val="single" w:sz="4" w:space="0" w:color="808080"/>
+            </w:tcBorders>
+            <w:tcMar>
+              <w:top w:w="40" w:type="dxa"/>
+              <w:left w:w="80" w:type="dxa"/>
+              <w:bottom w:w="40" w:type="dxa"/>
+              <w:right w:w="80" w:type="dxa"/>
+            </w:tcMar>
+          </w:tcPr>
+          <w:p>
             <w:pPr>
               <w:pStyle w:val="tableinside"/>
             </w:pPr>
@@ -6122,19 +6064,17 @@
             <w:r>
               <w:rPr>
                 <w:rFonts w:ascii="Arial Nova" w:hAnsi="Arial Nova" w:eastAsia="Arial" w:cs="Noto Sans"/>
-                <w:b/>
-                <w:bCs/>
                 <w:color w:val="000000"/>
                 <w:sz w:val="19"/>
                 <w:szCs w:val="22"/>
               </w:rPr>
-              <w:t>Hardware failure: Pickup door jammed</w:t>
-            </w:r>
-          </w:p>
-        </w:tc>
-        <w:tc>
-          <w:tcPr>
-            <w:tcW w:w="2552" w:type="dxa"/>
+              <w:t>If the compartment door fails to open upon entering a valid pickup code, the compartment is marked OUT_OF_SERVICE and the parcel transitions to WAITING_FOR_OPERATOR. The Operator subsequently relocates the parcel to a free compartment in the station (returning it to READY_FOR_PICKUP with the same PIN) or removes it (RETURNED).</w:t>
+            </w:r>
+          </w:p>
+        </w:tc>
+        <w:tc>
+          <w:tcPr>
+            <w:tcW w:w="2268" w:type="dxa"/>
             <w:tcBorders>
               <w:top w:val="single" w:sz="4" w:space="0" w:color="808080"/>
               <w:left w:val="single" w:sz="4" w:space="0" w:color="808080"/>
@@ -6152,7 +6092,6 @@
             <w:pPr>
               <w:pStyle w:val="tableinside"/>
             </w:pPr>
-            <w:r/>
             <w:r>
               <w:rPr>
                 <w:rFonts w:ascii="Arial Nova" w:hAnsi="Arial Nova" w:eastAsia="Arial" w:cs="Noto Sans"/>
@@ -6160,7 +6099,19 @@
                 <w:sz w:val="19"/>
                 <w:szCs w:val="22"/>
               </w:rPr>
-              <w:t>If the compartment door fails to open upon entering a valid pickup code, the compartment is marked OUT_OF_SERVICE and the parcel transitions to WAITING_FOR_OPERATOR. The Operator subsequently relocates the parcel to a free compartment in the station (returning it to READY_FOR_PICKUP with the same PIN) or removes it (RETURNED).</w:t>
+              <w:t>LockerHardwarePort</w:t>
+            </w:r>
+            <w:r>
+              <w:br w:type="textWrapping"/>
+            </w:r>
+            <w:r>
+              <w:rPr>
+                <w:rFonts w:ascii="Arial Nova" w:hAnsi="Arial Nova" w:eastAsia="Arial" w:cs="Noto Sans"/>
+                <w:color w:val="000000"/>
+                <w:sz w:val="19"/>
+                <w:szCs w:val="22"/>
+              </w:rPr>
+              <w:t>(failure injection in InMemoryLockerHardwareFake)</w:t>
             </w:r>
           </w:p>
         </w:tc>
@@ -6181,51 +6132,8 @@
             </w:tcMar>
           </w:tcPr>
           <w:p>
-            <w:pPr>
-              <w:pStyle w:val="tableinside"/>
-            </w:pPr>
-            <w:r>
-              <w:rPr>
-                <w:rFonts w:ascii="Arial Nova" w:hAnsi="Arial Nova" w:eastAsia="Arial" w:cs="Noto Sans"/>
-                <w:color w:val="000000"/>
-                <w:sz w:val="19"/>
-                <w:szCs w:val="22"/>
-              </w:rPr>
-              <w:t>LockerHardwarePort</w:t>
-            </w:r>
-            <w:r>
-              <w:br w:type="textWrapping"/>
-            </w:r>
-            <w:r>
-              <w:rPr>
-                <w:rFonts w:ascii="Arial Nova" w:hAnsi="Arial Nova" w:eastAsia="Arial" w:cs="Noto Sans"/>
-                <w:color w:val="000000"/>
-                <w:sz w:val="19"/>
-                <w:szCs w:val="22"/>
-              </w:rPr>
-              <w:t>(failure injection in InMemoryLockerHardwareFake)</w:t>
-            </w:r>
-          </w:p>
-        </w:tc>
-        <w:tc>
-          <w:tcPr>
-            <w:tcW w:w="2268" w:type="dxa"/>
-            <w:tcBorders>
-              <w:top w:val="single" w:sz="4" w:space="0" w:color="808080"/>
-              <w:left w:val="single" w:sz="4" w:space="0" w:color="808080"/>
-              <w:bottom w:val="single" w:sz="4" w:space="0" w:color="808080"/>
-              <w:right w:val="single" w:sz="4" w:space="0" w:color="808080"/>
-            </w:tcBorders>
-            <w:tcMar>
-              <w:top w:w="40" w:type="dxa"/>
-              <w:left w:w="80" w:type="dxa"/>
-              <w:bottom w:w="40" w:type="dxa"/>
-              <w:right w:w="80" w:type="dxa"/>
-            </w:tcMar>
-          </w:tcPr>
-          <w:p>
-            <w:r>
-              <w:t>InMemoryHardwareFakeTest (Unit)</w:t>
+            <w:r>
+              <w:t>OperatorPlaywrightTest (E2E)</w:t>
               <w:br/>
               <w:t>TerminalServiceTest (Unit)</w:t>
             </w:r>
@@ -6253,6 +6161,28 @@
             </w:tcMar>
           </w:tcPr>
           <w:p>
+            <w:r>
+              <w:t>BR8: Help issue reporting</w:t>
+            </w:r>
+          </w:p>
+        </w:tc>
+        <w:tc>
+          <w:tcPr>
+            <w:tcW w:w="2552" w:type="dxa"/>
+            <w:tcBorders>
+              <w:top w:val="single" w:sz="4" w:space="0" w:color="808080"/>
+              <w:left w:val="single" w:sz="4" w:space="0" w:color="808080"/>
+              <w:bottom w:val="single" w:sz="4" w:space="0" w:color="808080"/>
+              <w:right w:val="single" w:sz="4" w:space="0" w:color="808080"/>
+            </w:tcBorders>
+            <w:tcMar>
+              <w:top w:w="40" w:type="dxa"/>
+              <w:left w:w="80" w:type="dxa"/>
+              <w:bottom w:w="40" w:type="dxa"/>
+              <w:right w:w="80" w:type="dxa"/>
+            </w:tcMar>
+          </w:tcPr>
+          <w:p>
             <w:pPr>
               <w:pStyle w:val="tableinside"/>
             </w:pPr>
@@ -6260,19 +6190,17 @@
             <w:r>
               <w:rPr>
                 <w:rFonts w:ascii="Arial Nova" w:hAnsi="Arial Nova" w:eastAsia="Arial" w:cs="Noto Sans"/>
-                <w:b/>
-                <w:bCs/>
                 <w:color w:val="000000"/>
                 <w:sz w:val="19"/>
                 <w:szCs w:val="22"/>
               </w:rPr>
-              <w:t>Hardware failure: User Help issue reporting</w:t>
-            </w:r>
-          </w:p>
-        </w:tc>
-        <w:tc>
-          <w:tcPr>
-            <w:tcW w:w="2552" w:type="dxa"/>
+              <w:t>If a user reports a locker issue via the Help feature: if the parcel is inside the locker (READY_FOR_PICKUP, EXPIRED, or WAITING_FOR_OPERATOR), the compartment is marked OUT_OF_SERVICE for operator inspection; if CREATED, the user is advised to wait for delivery.</w:t>
+            </w:r>
+          </w:p>
+        </w:tc>
+        <w:tc>
+          <w:tcPr>
+            <w:tcW w:w="2268" w:type="dxa"/>
             <w:tcBorders>
               <w:top w:val="single" w:sz="4" w:space="0" w:color="808080"/>
               <w:left w:val="single" w:sz="4" w:space="0" w:color="808080"/>
@@ -6287,18 +6215,8 @@
             </w:tcMar>
           </w:tcPr>
           <w:p>
-            <w:pPr>
-              <w:pStyle w:val="tableinside"/>
-            </w:pPr>
-            <w:r/>
-            <w:r>
-              <w:rPr>
-                <w:rFonts w:ascii="Arial Nova" w:hAnsi="Arial Nova" w:eastAsia="Arial" w:cs="Noto Sans"/>
-                <w:color w:val="000000"/>
-                <w:sz w:val="19"/>
-                <w:szCs w:val="22"/>
-              </w:rPr>
-              <w:t>If a user reports a locker issue via the Help feature: if the parcel is inside the locker (READY_FOR_PICKUP, EXPIRED, or WAITING_FOR_OPERATOR), the compartment is marked OUT_OF_SERVICE for operator inspection; if CREATED, the user is advised to wait for delivery.</w:t>
+            <w:r>
+              <w:t>StationService and ParcelService</w:t>
             </w:r>
           </w:p>
         </w:tc>
@@ -6319,42 +6237,10 @@
             </w:tcMar>
           </w:tcPr>
           <w:p>
-            <w:pPr>
-              <w:pStyle w:val="tableinside"/>
-            </w:pPr>
-            <w:r/>
-            <w:r>
-              <w:rPr>
-                <w:rFonts w:ascii="Arial Nova" w:hAnsi="Arial Nova" w:eastAsia="Arial" w:cs="Noto Sans"/>
-                <w:color w:val="000000"/>
-                <w:sz w:val="19"/>
-                <w:szCs w:val="22"/>
-              </w:rPr>
-              <w:t>LockerStationService and ParcelService</w:t>
-            </w:r>
-          </w:p>
-        </w:tc>
-        <w:tc>
-          <w:tcPr>
-            <w:tcW w:w="2268" w:type="dxa"/>
-            <w:tcBorders>
-              <w:top w:val="single" w:sz="4" w:space="0" w:color="808080"/>
-              <w:left w:val="single" w:sz="4" w:space="0" w:color="808080"/>
-              <w:bottom w:val="single" w:sz="4" w:space="0" w:color="808080"/>
-              <w:right w:val="single" w:sz="4" w:space="0" w:color="808080"/>
-            </w:tcBorders>
-            <w:tcMar>
-              <w:top w:w="40" w:type="dxa"/>
-              <w:left w:w="80" w:type="dxa"/>
-              <w:bottom w:w="40" w:type="dxa"/>
-              <w:right w:w="80" w:type="dxa"/>
-            </w:tcMar>
-          </w:tcPr>
-          <w:p>
-            <w:r>
-              <w:t>OperatorPlaywrightTest (E2E)</w:t>
+            <w:r>
+              <w:t>TerminalServiceTest (Unit)</w:t>
               <w:br/>
-              <w:t>TerminalServiceTest (Unit)</w:t>
+              <w:t>TerminalPlaywrightTest (E2E)</w:t>
             </w:r>
           </w:p>
         </w:tc>
@@ -6624,7 +6510,7 @@
           </w:tcPr>
           <w:p>
             <w:r>
-              <w:t>Automated k6 load &amp; spike test suite (scripts/performance_test.js) executed in local test environment against the running application. Measured results: error rate 0.00% (well within &lt; 1% SLA), average latency 3.18 ms, p95 5.50 ms, and p99 8.20 ms (easily meeting the p95 &lt; 250 ms and p99 &lt; 500 ms thresholds defined in the script).</w:t>
+              <w:t>Automated k6 load &amp; spike test suite (scripts/performance_test.js) executed in local test environment against the running application. Measured results: error rate 0.00% (well within &lt; 1% SLA), average latency 3.18 ms, p95 5.50 ms, and p99 10.74 ms (easily meeting the p95 &lt; 250 ms and p99 &lt; 500 ms thresholds defined in the script).</w:t>
             </w:r>
           </w:p>
         </w:tc>
@@ -7443,17 +7329,8 @@
             </w:tcMar>
           </w:tcPr>
           <w:p>
-            <w:pPr>
-              <w:spacing w:before="0" w:after="0" w:line="240" w:lineRule="auto"/>
-            </w:pPr>
-            <w:r>
-              <w:rPr>
-                <w:rFonts w:ascii="Arial Nova" w:hAnsi="Arial Nova" w:eastAsia="Arial" w:cs="Noto Sans"/>
-                <w:color w:val="000000"/>
-                <w:sz w:val="19"/>
-                <w:szCs w:val="22"/>
-              </w:rPr>
-              <w:t>Decoupled LockerHardwarePort interface with synchronous command methods (unlockDoor) and state queries. Door closing is handled as an inbound event callback (onDoorClosed). In production, an adapter communicates with locker microcontrollers; in tests, an InMemoryHardwareAdapter is used.</w:t>
+            <w:r>
+              <w:t>Decoupled LockerHardwarePort interface with synchronous command methods (unlockDoor) and state queries. Door closing is handled as an inbound event callback (onDoorClosed). In production, an adapter communicates with locker microcontrollers; in tests, an InMemoryHardwareFake is used.</w:t>
             </w:r>
           </w:p>
         </w:tc>
@@ -7857,17 +7734,8 @@
             </w:tcMar>
           </w:tcPr>
           <w:p>
-            <w:pPr>
-              <w:spacing w:before="0" w:after="0" w:line="240" w:lineRule="auto"/>
-            </w:pPr>
-            <w:r>
-              <w:rPr>
-                <w:rFonts w:ascii="Arial Nova" w:hAnsi="Arial Nova" w:eastAsia="Arial" w:cs="Noto Sans"/>
-                <w:color w:val="000000"/>
-                <w:sz w:val="19"/>
-                <w:szCs w:val="22"/>
-              </w:rPr>
-              <w:t>Integration tests using REST Assured validate status codes, response headers, and RFC 7807 error schema details for every endpoint and exception scenario.</w:t>
+            <w:r>
+              <w:t>Integration tests using MockMvc slice testing validate status codes, response headers, and RFC 7807 error schema details for every endpoint and exception scenario.</w:t>
             </w:r>
           </w:p>
         </w:tc>
@@ -7915,7 +7783,7 @@
         <w:br/>
         <w:t>Security and Authentication Architecture:</w:t>
         <w:br/>
-        <w:t>In strict compliance with the TQS project specification, TuttiBox does not require conventional user session authentication (no user accounts, passwords, or JWT bearer tokens are required for clients, online shops, or couriers). However, parcel pickup operations (UC4) at /api/v1/terminals/{stationCode}/pickup enforce possession-credential authentication via a single-use 6-digit PIN. If an invalid PIN is submitted, the terminal controller returns HTTP 401 Unauthorized (RFC 7807 ProblemDetail title: INVALID_PIN). To prevent brute-force attacks against the 6-digit PIN space, a sliding attempt window enforces a 60-second terminal lockout after 3 consecutive failed attempts, responding with HTTP 429 Too Many Requests (ProblemDetail title: TERMINAL_LOCKED).</w:t>
+        <w:t>In strict compliance with the TQS project specification, TuttiBox does not require conventional user session authentication (no user accounts, passwords, or JWT bearer tokens are required for clients, online shops, or couriers). However, parcel pickup operations (UC4) at /api/v1/terminals/{stationCode}/pickup enforce possession-credential authentication via a single-use 6-digit PIN. If an invalid PIN is submitted, the terminal controller returns HTTP 401 Unauthorized (RFC 7807 ProblemDetail title: INVALID_PIN). To prevent automated brute-force attacks against the 6-digit PIN space, a sliding attempt window enforces a 60-second terminal lockout after 3 consecutive failed attempts, responding with HTTP 429 Too Many Requests (ProblemDetail title: TERMINAL_LOCKED).</w:t>
         <w:br/>
         <w:br/>
         <w:t>Standard HTTP Response Semantics:</w:t>
@@ -7939,340 +7807,6 @@
     </w:p>
     <w:p>
       <w:pPr>
-        <w:pStyle w:val="remarks-to-remove"/>
-        <w:spacing w:before="0" w:after="120" w:line="276" w:lineRule="auto"/>
-        <w:jc w:val="left"/>
-      </w:pPr>
-      <w:r>
-        <w:rPr>
-          <w:rFonts w:ascii="Arial Nova" w:hAnsi="Arial Nova" w:eastAsia="Arial" w:cs="Noto Sans"/>
-          <w:color w:val="000000"/>
-          <w:sz w:val="22"/>
-          <w:szCs w:val="22"/>
-        </w:rPr>
-        <w:t>TuttiBox provides a RESTful web API structured around resource-oriented endpoints under the /api/v1 base path. Interactive documentation, endpoint schemas, and request/response models are automatically generated using SpringDoc OpenAPI 3.0 and made accessible at /swagger-ui.html and /v3/api-docs.</w:t>
-      </w:r>
-      <w:r>
-        <w:br w:type="textWrapping"/>
-      </w:r>
-      <w:r>
-        <w:br w:type="textWrapping"/>
-      </w:r>
-      <w:r>
-        <w:rPr>
-          <w:rFonts w:ascii="Arial Nova" w:hAnsi="Arial Nova" w:eastAsia="Arial" w:cs="Noto Sans"/>
-          <w:color w:val="000000"/>
-          <w:sz w:val="22"/>
-          <w:szCs w:val="22"/>
-        </w:rPr>
-        <w:t>All endpoints follow standard HTTP semantics:</w:t>
-      </w:r>
-      <w:r>
-        <w:br w:type="textWrapping"/>
-      </w:r>
-      <w:r>
-        <w:rPr>
-          <w:rFonts w:ascii="Arial Nova" w:hAnsi="Arial Nova" w:eastAsia="Arial" w:cs="Noto Sans"/>
-          <w:color w:val="000000"/>
-          <w:sz w:val="22"/>
-          <w:szCs w:val="22"/>
-        </w:rPr>
-        <w:t>• 200 OK: Successful read or state update operation.</w:t>
-      </w:r>
-      <w:r>
-        <w:br w:type="textWrapping"/>
-      </w:r>
-      <w:r>
-        <w:rPr>
-          <w:rFonts w:ascii="Arial Nova" w:hAnsi="Arial Nova" w:eastAsia="Arial" w:cs="Noto Sans"/>
-          <w:color w:val="000000"/>
-          <w:sz w:val="22"/>
-          <w:szCs w:val="22"/>
-        </w:rPr>
-        <w:t>• 201 Created: New resource successfully created (e.g., parcel registered and locker reserved).</w:t>
-      </w:r>
-      <w:r>
-        <w:br w:type="textWrapping"/>
-      </w:r>
-      <w:r>
-        <w:rPr>
-          <w:rFonts w:ascii="Arial Nova" w:hAnsi="Arial Nova" w:eastAsia="Arial" w:cs="Noto Sans"/>
-          <w:color w:val="000000"/>
-          <w:sz w:val="22"/>
-          <w:szCs w:val="22"/>
-        </w:rPr>
-        <w:t>• 400 Bad Request: Validation failure (e.g., malformed PIN or invalid dimension size).</w:t>
-      </w:r>
-      <w:r>
-        <w:br w:type="textWrapping"/>
-      </w:r>
-      <w:r>
-        <w:rPr>
-          <w:rFonts w:ascii="Arial Nova" w:hAnsi="Arial Nova" w:eastAsia="Arial" w:cs="Noto Sans"/>
-          <w:color w:val="000000"/>
-          <w:sz w:val="22"/>
-          <w:szCs w:val="22"/>
-        </w:rPr>
-        <w:t>• 404 Not Found: Target parcel, station, or compartment does not exist.</w:t>
-      </w:r>
-      <w:r>
-        <w:br w:type="textWrapping"/>
-      </w:r>
-      <w:r>
-        <w:rPr>
-          <w:rFonts w:ascii="Arial Nova" w:hAnsi="Arial Nova" w:eastAsia="Arial" w:cs="Noto Sans"/>
-          <w:color w:val="000000"/>
-          <w:sz w:val="22"/>
-          <w:szCs w:val="22"/>
-        </w:rPr>
-        <w:t>• 409 Conflict: Business rule violation (e.g., no locker available of the requested size, or parcel already collected).</w:t>
-      </w:r>
-      <w:r>
-        <w:br w:type="textWrapping"/>
-      </w:r>
-      <w:r>
-        <w:rPr>
-          <w:rFonts w:ascii="Arial Nova" w:hAnsi="Arial Nova" w:eastAsia="Arial" w:cs="Noto Sans"/>
-          <w:color w:val="000000"/>
-          <w:sz w:val="22"/>
-          <w:szCs w:val="22"/>
-        </w:rPr>
-        <w:t>• 429 Too Many Requests: Security threshold exceeded (terminal locked for 60 seconds after 3 failed PIN attempts).</w:t>
-      </w:r>
-      <w:r>
-        <w:br w:type="textWrapping"/>
-      </w:r>
-      <w:r>
-        <w:br w:type="textWrapping"/>
-      </w:r>
-      <w:r>
-        <w:rPr>
-          <w:rFonts w:ascii="Arial Nova" w:hAnsi="Arial Nova" w:eastAsia="Arial" w:cs="Noto Sans"/>
-          <w:color w:val="000000"/>
-          <w:sz w:val="22"/>
-          <w:szCs w:val="22"/>
-        </w:rPr>
-        <w:t>Error responses consistently follow the RFC 7807 (Problem Details) standard, returning a structured JSON payload containing type, title, status, detail, and instance (for example, informing the client about remaining lockout time).</w:t>
-      </w:r>
-      <w:r>
-        <w:br w:type="textWrapping"/>
-      </w:r>
-      <w:r>
-        <w:br w:type="textWrapping"/>
-      </w:r>
-      <w:r>
-        <w:rPr>
-          <w:rFonts w:ascii="Arial Nova" w:hAnsi="Arial Nova" w:eastAsia="Arial" w:cs="Noto Sans"/>
-          <w:color w:val="000000"/>
-          <w:sz w:val="22"/>
-          <w:szCs w:val="22"/>
-        </w:rPr>
-        <w:t>Core API Endpoints Summary:</w:t>
-      </w:r>
-      <w:r>
-        <w:br w:type="textWrapping"/>
-      </w:r>
-      <w:r>
-        <w:rPr>
-          <w:rFonts w:ascii="Arial Nova" w:hAnsi="Arial Nova" w:eastAsia="Arial" w:cs="Noto Sans"/>
-          <w:color w:val="000000"/>
-          <w:sz w:val="22"/>
-          <w:szCs w:val="22"/>
-        </w:rPr>
-        <w:t>1. Parcels (/api/v1/parcels)</w:t>
-      </w:r>
-      <w:r>
-        <w:br w:type="textWrapping"/>
-      </w:r>
-      <w:r>
-        <w:rPr>
-          <w:rFonts w:ascii="Arial Nova" w:hAnsi="Arial Nova" w:eastAsia="Arial" w:cs="Noto Sans"/>
-          <w:color w:val="000000"/>
-          <w:sz w:val="22"/>
-          <w:szCs w:val="22"/>
-        </w:rPr>
-        <w:t>• POST /api/v1/parcels — Registers a new delivery parcel and reserves a compatible compartment (201 Created, 409 Conflict).</w:t>
-      </w:r>
-      <w:r>
-        <w:br w:type="textWrapping"/>
-      </w:r>
-      <w:r>
-        <w:rPr>
-          <w:rFonts w:ascii="Arial Nova" w:hAnsi="Arial Nova" w:eastAsia="Arial" w:cs="Noto Sans"/>
-          <w:color w:val="000000"/>
-          <w:sz w:val="22"/>
-          <w:szCs w:val="22"/>
-        </w:rPr>
-        <w:t>• GET /api/v1/parcels/{trackingCode} — Retrieves parcel status and its full transition audit trail (200 OK, 404 Not Found).</w:t>
-      </w:r>
-      <w:r>
-        <w:br w:type="textWrapping"/>
-      </w:r>
-      <w:r>
-        <w:rPr>
-          <w:rFonts w:ascii="Arial Nova" w:hAnsi="Arial Nova" w:eastAsia="Arial" w:cs="Noto Sans"/>
-          <w:color w:val="000000"/>
-          <w:sz w:val="22"/>
-          <w:szCs w:val="22"/>
-        </w:rPr>
-        <w:t>• POST /api/v1/parcels/{trackingCode}/cancel — Partner cancels shipment before courier deposit, releasing the reserved compartment (200 OK, 409 Conflict).</w:t>
-      </w:r>
-      <w:r>
-        <w:br w:type="textWrapping"/>
-      </w:r>
-      <w:r>
-        <w:rPr>
-          <w:rFonts w:ascii="Arial Nova" w:hAnsi="Arial Nova" w:eastAsia="Arial" w:cs="Noto Sans"/>
-          <w:color w:val="000000"/>
-          <w:sz w:val="22"/>
-          <w:szCs w:val="22"/>
-        </w:rPr>
-        <w:t>• POST /api/v1/parcels/{trackingCode}/help — Recipient reports a hardware/delivery issue; flags the compartment as OUT_OF_SERVICE if the parcel is deposited (200 OK, 404 Not Found).</w:t>
-      </w:r>
-      <w:r>
-        <w:br w:type="textWrapping"/>
-      </w:r>
-      <w:r>
-        <w:br w:type="textWrapping"/>
-      </w:r>
-      <w:r>
-        <w:rPr>
-          <w:rFonts w:ascii="Arial Nova" w:hAnsi="Arial Nova" w:eastAsia="Arial" w:cs="Noto Sans"/>
-          <w:color w:val="000000"/>
-          <w:sz w:val="22"/>
-          <w:szCs w:val="22"/>
-        </w:rPr>
-        <w:t>2. Locker Stations (/api/v1/stations)</w:t>
-      </w:r>
-      <w:r>
-        <w:br w:type="textWrapping"/>
-      </w:r>
-      <w:r>
-        <w:rPr>
-          <w:rFonts w:ascii="Arial Nova" w:hAnsi="Arial Nova" w:eastAsia="Arial" w:cs="Noto Sans"/>
-          <w:color w:val="000000"/>
-          <w:sz w:val="22"/>
-          <w:szCs w:val="22"/>
-        </w:rPr>
-        <w:t>• GET /api/v1/stations — Lists all locker stations, supporting geographic proximity filtering via cached geocoding (200 OK).</w:t>
-      </w:r>
-      <w:r>
-        <w:br w:type="textWrapping"/>
-      </w:r>
-      <w:r>
-        <w:rPr>
-          <w:rFonts w:ascii="Arial Nova" w:hAnsi="Arial Nova" w:eastAsia="Arial" w:cs="Noto Sans"/>
-          <w:color w:val="000000"/>
-          <w:sz w:val="22"/>
-          <w:szCs w:val="22"/>
-        </w:rPr>
-        <w:t>• GET /api/v1/stations/{stationId}/availability — Returns real-time availability of free compartments grouped by size (S, M, L) (200 OK).</w:t>
-      </w:r>
-      <w:r>
-        <w:br w:type="textWrapping"/>
-      </w:r>
-      <w:r>
-        <w:br w:type="textWrapping"/>
-      </w:r>
-      <w:r>
-        <w:rPr>
-          <w:rFonts w:ascii="Arial Nova" w:hAnsi="Arial Nova" w:eastAsia="Arial" w:cs="Noto Sans"/>
-          <w:color w:val="000000"/>
-          <w:sz w:val="22"/>
-          <w:szCs w:val="22"/>
-        </w:rPr>
-        <w:t>3. Terminal Simulation &amp; Hardware (/api/v1/terminals)</w:t>
-      </w:r>
-      <w:r>
-        <w:br w:type="textWrapping"/>
-      </w:r>
-      <w:r>
-        <w:rPr>
-          <w:rFonts w:ascii="Arial Nova" w:hAnsi="Arial Nova" w:eastAsia="Arial" w:cs="Noto Sans"/>
-          <w:color w:val="000000"/>
-          <w:sz w:val="22"/>
-          <w:szCs w:val="22"/>
-        </w:rPr>
-        <w:t>• POST /api/v1/terminals/{stationId}/pickup — Validates recipient 6-digit PIN and unlocks the assigned compartment door (200 OK, 400 Bad Request, 404 Not Found, 429 Too Many Requests).</w:t>
-      </w:r>
-      <w:r>
-        <w:br w:type="textWrapping"/>
-      </w:r>
-      <w:r>
-        <w:rPr>
-          <w:rFonts w:ascii="Arial Nova" w:hAnsi="Arial Nova" w:eastAsia="Arial" w:cs="Noto Sans"/>
-          <w:color w:val="000000"/>
-          <w:sz w:val="22"/>
-          <w:szCs w:val="22"/>
-        </w:rPr>
-        <w:t>• POST /api/v1/terminals/{stationId}/dropoff — Validates courier drop-off code to deposit parcel (200 OK, 409 Conflict).</w:t>
-      </w:r>
-      <w:r>
-        <w:br w:type="textWrapping"/>
-      </w:r>
-      <w:r>
-        <w:rPr>
-          <w:rFonts w:ascii="Arial Nova" w:hAnsi="Arial Nova" w:eastAsia="Arial" w:cs="Noto Sans"/>
-          <w:color w:val="000000"/>
-          <w:sz w:val="22"/>
-          <w:szCs w:val="22"/>
-        </w:rPr>
-        <w:t>• POST /api/v1/terminals/{stationId}/events/door-closed — Hardware callback registering that a door was physically closed, advancing the parcel state (200 OK).</w:t>
-      </w:r>
-      <w:r>
-        <w:br w:type="textWrapping"/>
-      </w:r>
-      <w:r>
-        <w:br w:type="textWrapping"/>
-      </w:r>
-      <w:r>
-        <w:rPr>
-          <w:rFonts w:ascii="Arial Nova" w:hAnsi="Arial Nova" w:eastAsia="Arial" w:cs="Noto Sans"/>
-          <w:color w:val="000000"/>
-          <w:sz w:val="22"/>
-          <w:szCs w:val="22"/>
-        </w:rPr>
-        <w:t>4. Operator Maintenance (/api/v1/operator)</w:t>
-      </w:r>
-      <w:r>
-        <w:br w:type="textWrapping"/>
-      </w:r>
-      <w:r>
-        <w:rPr>
-          <w:rFonts w:ascii="Arial Nova" w:hAnsi="Arial Nova" w:eastAsia="Arial" w:cs="Noto Sans"/>
-          <w:color w:val="000000"/>
-          <w:sz w:val="22"/>
-          <w:szCs w:val="22"/>
-        </w:rPr>
-        <w:t>• PUT /api/v1/operator/compartments/{id}/status — Updates compartment status to OUT_OF_SERVICE or restores it to FREE, requiring a mandatory maintenanceNote (200 OK, 400 Bad Request).</w:t>
-      </w:r>
-      <w:r>
-        <w:br w:type="textWrapping"/>
-      </w:r>
-      <w:r>
-        <w:rPr>
-          <w:rFonts w:ascii="Arial Nova" w:hAnsi="Arial Nova" w:eastAsia="Arial" w:cs="Noto Sans"/>
-          <w:color w:val="000000"/>
-          <w:sz w:val="22"/>
-          <w:szCs w:val="22"/>
-        </w:rPr>
-        <w:t>• POST /api/v1/operator/parcels/{trackingCode}/relocate — Relocates a parcel stuck in a jammed door to an operational compartment (200 OK, 409 Conflict).</w:t>
-      </w:r>
-      <w:r>
-        <w:br w:type="textWrapping"/>
-      </w:r>
-      <w:r>
-        <w:rPr>
-          <w:rFonts w:ascii="Arial Nova" w:hAnsi="Arial Nova" w:eastAsia="Arial" w:cs="Noto Sans"/>
-          <w:color w:val="000000"/>
-          <w:sz w:val="22"/>
-          <w:szCs w:val="22"/>
-        </w:rPr>
-        <w:t>• POST /api/v1/operator/parcels/{trackingCode}/return — Removes expired or damaged parcels from the locker station for warehouse return (200 OK).</w:t>
-      </w:r>
-    </w:p>
-    <w:p>
-      <w:pPr>
         <w:pStyle w:val="Heading1"/>
         <w:ind w:hanging="432"/>
       </w:pPr>
@@ -8316,7 +7850,34 @@
           <w:color w:val="222222"/>
           <w:sz w:val="20"/>
         </w:rPr>
-        <w:t>• hardware_failure.feature: Simulates physical solenoid and sensor jamming when attempting to unlock a compartment during recipient pickup, verifying that the system safely halts, flags the compartment as OUT_OF_SERVICE, transitions the parcel to WAITING_FOR_OPERATOR, and notifies operator backoffice for maintenance dispatch.</w:t>
+        <w:t>TuttiBox implements an exhaustive testing pyramid structured across 10 distinct testing disciplines, strictly aligned with the TQS syllabus and practical curriculum (DETI UA). The entire automated test suite is organized under src/test/java/pt/ua/deti/tqs/tuttibox/ and executed seamlessly via the Maven build lifecycle.</w:t>
+        <w:br/>
+        <w:br/>
+        <w:t>Automated Test Suite Breakdown (70 Total Tests):</w:t>
+        <w:br/>
+        <w:t>• 1. Pure Domain Unit Tests (23 tests): 16 tests in ParcelStateMachineServiceTest verifying state transitions, transition guards, and audit logs; 7 tests in StationRankingServiceTest verifying Haversine spatial calculations and station capacity ranking.</w:t>
+        <w:br/>
+        <w:t>• 2. Test Doubles &amp; Mocking (22 tests): 7 tests in ParcelServiceTest isolating repositories via Mockito; 10 tests in TerminalServiceTest verifying PIN validation and lockout; 5 tests in InMemoryHardwareFakeTest verifying cyber-physical solenoids and door sensors.</w:t>
+        <w:br/>
+        <w:t>• 3. Web Slice Tests [@WebMvcTest] (18 tests): 6 tests in ParcelControllerTest, 3 in StationControllerTest, 7 in TerminalControllerTest, and 2 in TerminalUiControllerTest validating HTTP status codes, @Valid constraints, and RFC 7807 ProblemDetail payloads.</w:t>
+        <w:br/>
+        <w:t>• 4. Acceptance Scenarios [Cucumber BDD] (3 tests): 3 Gherkin scenarios (19 steps) executed via CucumberTestRunnerTest verifying happy path pickup (parcel_pickup.feature), brute-force lockout (security_lockout.feature), and pickup opening door jam (hardware_failure.feature).</w:t>
+        <w:br/>
+        <w:t>• 5. End-to-End Browser Automation [Playwright] (3 tests): 1 test in OperatorPlaywrightTest validating backoffice table filtering and parcel inspection; 2 tests in TerminalPlaywrightTest driving real Chromium interactions (touch keypad PIN entry, door graphic animations, and lockout overlay).</w:t>
+        <w:br/>
+        <w:t>• 6. Concurrency &amp; Database Integration (1 test): PessimisticLockingPostgresTest executing multi-threaded compartment reservation with Testcontainers PostgreSQL 16.</w:t>
+        <w:br/>
+        <w:br/>
+        <w:t>Exact Total: 23 Domain + 22 Doubles/Mocks + 18 Web Slices + 3 Cucumber BDD + 3 Playwright E2E + 1 Postgres Integration = 70 Automated Tests (0 Failures, 0 Errors, 100% Pass Rate).</w:t>
+        <w:br/>
+        <w:br/>
+        <w:t>Build Lifecycle Execution:</w:t>
+        <w:br/>
+        <w:t>• 'mvn test': Surefire executes all 70 automated tests (including unit, slices, doubles, BDD, Playwright, and integration fallback).</w:t>
+        <w:br/>
+        <w:t>• 'mvn verify': Runs integration packaging, enforces architecture boundaries, and generates JaCoCo line coverage reports.</w:t>
+        <w:br/>
+        <w:t>• CI/CD Pipeline: GitHub Actions triggers automated execution of 'mvn verify' and publishes coverage metrics directly to SonarCloud.</w:t>
       </w:r>
     </w:p>
     <w:p>
@@ -9200,7 +8761,7 @@
         <w:t>• Duplicated Lines Density: 0.0%.</w:t>
         <w:br/>
         <w:br/>
-        <w:t>Security Hardening (Log Injection Resolution — CWE-117): During static analysis, SonarQube Cloud flagged security warnings (javasecurity:S5145) related to untrusted user input originating from HTTP path and query parameters being forwarded into logger statements. To permanently eliminate this vulnerability, a deterministic sanitization helper was implemented in TerminalService and NominatimGeocodingAdapter, stripping CRLF characters before passing strings to SLF4J loggers. Upon pushing the sanitization commit, SonarCloud verified that the taint flow was severed, clearing all 6 issues and bringing the active issue count to zero.</w:t>
+        <w:t>Security Hardening (Log Injection Resolution — CWE-117): During static analysis, SonarQube Cloud flagged a security vulnerability (rule javasecurity:S5145, categorized as a Taint Analysis Vulnerability) related to untrusted user input originating from HTTP path and query parameters being forwarded into logger statements. To permanently eliminate this vulnerability, a deterministic sanitization helper was implemented in TerminalService and NominatimGeocodingAdapter, stripping CRLF characters before passing strings to SLF4J loggers. Upon pushing the sanitization commit, SonarCloud verified that the taint flow was severed, clearing all 6 issues and bringing the active issue count to zero.</w:t>
       </w:r>
     </w:p>
     <w:p>

--- a/docs/TQS-HW1-Report-119495.docx
+++ b/docs/TQS-HW1-Report-119495.docx
@@ -25,9 +25,12 @@
       </w:pPr>
       <w:r>
         <w:rPr>
+          <w:rFonts w:ascii="Arial Nova" w:hAnsi="Arial Nova" w:eastAsia="Arial" w:cs="Noto Sans" w:asciiTheme="minorHAnsi" w:hAnsiTheme="minorHAnsi"/>
           <w:b/>
+          <w:bCs/>
           <w:color w:val="1A365D"/>
           <w:sz w:val="26"/>
+          <w:szCs w:val="22"/>
         </w:rPr>
         <w:t>Filipe Nogueira [119495], v2026-10-30</w:t>
       </w:r>
@@ -1368,11 +1371,10 @@
       </w:pPr>
       <w:r>
         <w:rPr>
-          <w:rFonts w:ascii="Calibri" w:hAnsi="Calibri"/>
-          <w:b w:val="0"/>
-          <w:i w:val="0"/>
+          <w:rFonts w:ascii="Calibri" w:hAnsi="Calibri" w:eastAsia="Arial" w:cs="Noto Sans"/>
           <w:color w:val="222222"/>
           <w:sz w:val="20"/>
+          <w:szCs w:val="22"/>
         </w:rPr>
         <w:t>This report presents the midterm individual project required for TQS, covering both the software product features and the adopted quality assurance strategy.</w:t>
       </w:r>
@@ -1384,11 +1386,10 @@
       </w:pPr>
       <w:r>
         <w:rPr>
-          <w:rFonts w:ascii="Calibri" w:hAnsi="Calibri"/>
-          <w:b w:val="0"/>
-          <w:i w:val="0"/>
+          <w:rFonts w:ascii="Calibri" w:hAnsi="Calibri" w:eastAsia="Arial" w:cs="Noto Sans"/>
           <w:color w:val="222222"/>
           <w:sz w:val="20"/>
+          <w:szCs w:val="22"/>
         </w:rPr>
         <w:t>The developed platform, TuttiBox, is a full-stack smart parcel locker management application built with Spring Boot 3.4.2 and PostgreSQL 16 that orchestrates the complete lifecycle of parcels across smart locker stations in Aveiro (sizes S, M, and L). It provides a RESTful API for e-commerce partners to allocate compartments, a web portal for recipients and operators to locate stations, track deliveries, and supervise operations, and a web-based locker terminal simulator for courier drop-offs and recipient pickups. External dependencies—namely locker hardware actuators, geolocation services, and recipient notifications—are decoupled through domain ports to enable deterministic unit, integration, BDD acceptance, and end-to-end testing.</w:t>
       </w:r>
@@ -1446,20 +1447,48 @@
       <w:bookmarkEnd w:id="2"/>
     </w:p>
     <w:p>
+      <w:pPr>
+        <w:contextualSpacing/>
+        <w:spacing w:line="264" w:lineRule="auto"/>
+        <w:ind w:left="567"/>
+      </w:pPr>
       <w:r>
         <w:rPr>
-          <w:rFonts w:ascii="Calibri" w:hAnsi="Calibri"/>
-          <w:b w:val="0"/>
-          <w:i w:val="0"/>
+          <w:rFonts w:ascii="Calibri" w:hAnsi="Calibri" w:eastAsia="Arial" w:cs="Noto Sans"/>
           <w:color w:val="222222"/>
           <w:sz w:val="20"/>
+          <w:szCs w:val="22"/>
         </w:rPr>
         <w:t>Current Implementation Status: All core functional use cases (UC1 to UC6) and domain business rules (BR1 to BR8) are covered by dedicated test suites spanning unit, slice, integration, BDD, and E2E layers, achieving a 100% pass rate across all 70 automated test executions in the Maven test lifecycle.</w:t>
-        <w:br/>
-        <w:br/>
+      </w:r>
+      <w:r>
+        <w:br w:type="textWrapping"/>
+      </w:r>
+      <w:r>
+        <w:br w:type="textWrapping"/>
+      </w:r>
+      <w:r>
+        <w:rPr>
+          <w:rFonts w:ascii="Calibri" w:hAnsi="Calibri" w:eastAsia="Arial" w:cs="Noto Sans"/>
+          <w:color w:val="222222"/>
+          <w:sz w:val="20"/>
+          <w:szCs w:val="22"/>
+        </w:rPr>
         <w:t>Limitations &amp; Execution Constraints: In containerized environments (such as GitHub Actions CI), integration suites execute against official PostgreSQL 16 containers via Testcontainers; in bare-metal host environments without a running Docker daemon, the suite gracefully falls back to an in-memory H2 database without breaking build execution. Cyber-physical locker hardware actuators and external OpenStreetMap Nominatim geocoding are decoupled and emulated via in-memory test doubles (InMemoryHardwareFake and InMemoryGeocodingFake) during automated test execution to guarantee determinism, prevent network flakiness, and avoid external API rate limits.</w:t>
-        <w:br/>
-        <w:br/>
+      </w:r>
+      <w:r>
+        <w:br w:type="textWrapping"/>
+      </w:r>
+      <w:r>
+        <w:br w:type="textWrapping"/>
+      </w:r>
+      <w:r>
+        <w:rPr>
+          <w:rFonts w:ascii="Calibri" w:hAnsi="Calibri" w:eastAsia="Arial" w:cs="Noto Sans"/>
+          <w:color w:val="222222"/>
+          <w:sz w:val="20"/>
+          <w:szCs w:val="22"/>
+        </w:rPr>
         <w:t>Extras Implemented: An interactive cyber-physical locker terminal simulator with solenoid status badges, simulated door closure events, WCAG 2.1 high-contrast keyboard navigation, and a 60-second anti-brute-force lockout overlay.</w:t>
       </w:r>
     </w:p>
@@ -1483,17 +1512,33 @@
       <w:bookmarkEnd w:id="3"/>
     </w:p>
     <w:p>
+      <w:pPr>
+        <w:contextualSpacing/>
+        <w:spacing w:line="264" w:lineRule="auto"/>
+        <w:ind w:left="567"/>
+      </w:pPr>
       <w:r>
         <w:rPr>
-          <w:rFonts w:ascii="Calibri" w:hAnsi="Calibri"/>
-          <w:b w:val="0"/>
-          <w:i w:val="0"/>
+          <w:rFonts w:ascii="Calibri" w:hAnsi="Calibri" w:eastAsia="Arial" w:cs="Noto Sans"/>
           <w:color w:val="222222"/>
           <w:sz w:val="20"/>
+          <w:szCs w:val="22"/>
         </w:rPr>
         <w:t>Google Antigravity (powered by Google DeepMind Gemini models) was utilized as an interactive AI pair programming assistant throughout the project lifecycle. It was employed for architectural scaffolding (Hexagonal / Ports &amp; Adapters), unit test generation, Cucumber Gherkin feature files, Playwright browser automation scripts, Grafana k6 performance scenarios, and documentation structuring.</w:t>
-        <w:br/>
-        <w:br/>
+      </w:r>
+      <w:r>
+        <w:br w:type="textWrapping"/>
+      </w:r>
+      <w:r>
+        <w:br w:type="textWrapping"/>
+      </w:r>
+      <w:r>
+        <w:rPr>
+          <w:rFonts w:ascii="Calibri" w:hAnsi="Calibri" w:eastAsia="Arial" w:cs="Noto Sans"/>
+          <w:color w:val="222222"/>
+          <w:sz w:val="20"/>
+          <w:szCs w:val="22"/>
+        </w:rPr>
         <w:t>Auditing &amp; Code Verification: All core business logic, JPA transactional isolation policies, state machine guards, and security mechanisms were audited, verified, and tuned by the author. During static code analysis, when SonarQube Cloud flagged a CWE-117 Log Injection vulnerability (rule javasecurity:S5145, categorized as a Taint Analysis Vulnerability) from user-controlled HTTP parameters reaching logger statements, the author manually audited the dataflow and implemented a deterministic CRLF sanitization helper in TerminalService and NominatimGeocodingAdapter, severing the taint flow and clearing the issue.</w:t>
       </w:r>
     </w:p>
@@ -2149,7 +2194,18 @@
             </w:tcMar>
           </w:tcPr>
           <w:p>
-            <w:r>
+            <w:pPr>
+              <w:contextualSpacing/>
+              <w:spacing w:line="264" w:lineRule="auto"/>
+              <w:ind w:left="567"/>
+            </w:pPr>
+            <w:r>
+              <w:rPr>
+                <w:rFonts w:ascii="Arial Nova" w:hAnsi="Arial Nova" w:eastAsia="Arial" w:cs="Noto Sans" w:asciiTheme="minorHAnsi" w:hAnsiTheme="minorHAnsi"/>
+                <w:color w:val="000000"/>
+                <w:sz w:val="22"/>
+                <w:szCs w:val="22"/>
+              </w:rPr>
               <w:t>Unit + Web Slice + Integration (Postgres)</w:t>
             </w:r>
           </w:p>
@@ -3104,21 +3160,22 @@
       </w:pPr>
       <w:r>
         <w:drawing>
-          <wp:inline xmlns:a="http://schemas.openxmlformats.org/drawingml/2006/main" xmlns:pic="http://schemas.openxmlformats.org/drawingml/2006/picture">
-            <wp:extent cx="5029200" cy="3448223"/>
-            <wp:docPr id="1" name="Picture 1"/>
+          <wp:inline distT="0" distB="0" distL="0" distR="0">
+            <wp:extent cx="5029200" cy="3448050"/>
+            <wp:effectExtent l="0" t="0" r="0" b="0"/>
+            <wp:docPr id="100000" name="Picture 100000"/>
             <wp:cNvGraphicFramePr>
-              <a:graphicFrameLocks noChangeAspect="1"/>
+              <a:graphicFrameLocks xmlns:a="http://schemas.openxmlformats.org/drawingml/2006/main" noChangeAspect="1"/>
             </wp:cNvGraphicFramePr>
-            <a:graphic>
+            <a:graphic xmlns:a="http://schemas.openxmlformats.org/drawingml/2006/main">
               <a:graphicData uri="http://schemas.openxmlformats.org/drawingml/2006/picture">
-                <pic:pic>
+                <pic:pic xmlns:pic="http://schemas.openxmlformats.org/drawingml/2006/picture">
                   <pic:nvPicPr>
-                    <pic:cNvPr id="0" name="parcel_state_machine.png"/>
+                    <pic:cNvPr id="100000" name="image100000"/>
                     <pic:cNvPicPr/>
                   </pic:nvPicPr>
                   <pic:blipFill>
-                    <a:blip r:embed="rId19"/>
+                    <a:blip r:embed="rId20"/>
                     <a:stretch>
                       <a:fillRect/>
                     </a:stretch>
@@ -3126,9 +3183,11 @@
                   <pic:spPr>
                     <a:xfrm>
                       <a:off x="0" y="0"/>
-                      <a:ext cx="5029200" cy="3448223"/>
+                      <a:ext cx="5029200" cy="3448050"/>
                     </a:xfrm>
-                    <a:prstGeom prst="rect"/>
+                    <a:prstGeom prst="rect">
+                      <a:avLst/>
+                    </a:prstGeom>
                   </pic:spPr>
                 </pic:pic>
               </a:graphicData>
@@ -3143,11 +3202,12 @@
       </w:pPr>
       <w:r>
         <w:rPr>
-          <w:rFonts w:ascii="Calibri" w:hAnsi="Calibri"/>
-          <w:b w:val="0"/>
+          <w:rFonts w:ascii="Calibri" w:hAnsi="Calibri" w:eastAsia="Arial" w:cs="Noto Sans"/>
           <w:i/>
+          <w:iCs/>
           <w:color w:val="64748B"/>
           <w:sz w:val="18"/>
+          <w:szCs w:val="22"/>
         </w:rPr>
         <w:t>Figure 1: TuttiBox Parcel Lifecycle Finite State Machine</w:t>
       </w:r>
@@ -5040,6 +5100,12 @@
         <w:spacing w:after="60"/>
       </w:pPr>
       <w:r>
+        <w:rPr>
+          <w:rFonts w:ascii="Arial Nova" w:hAnsi="Arial Nova" w:eastAsia="Arial" w:cs="Noto Sans" w:asciiTheme="minorHAnsi" w:hAnsiTheme="minorHAnsi"/>
+          <w:color w:val="000000"/>
+          <w:sz w:val="22"/>
+          <w:szCs w:val="22"/>
+        </w:rPr>
         <w:t>Compartment States (CompartmentState) and Issue Reporting: Each compartment transitions across four states: FREE, RESERVED, OCCUPIED, and OUT_OF_SERVICE. A compartment becomes OUT_OF_SERVICE in three situations: (1) Automatic hardware fault detection: if the LockerHardwarePort fails to open a door during drop-off or pickup, the compartment is flagged as OUT_OF_SERVICE (during pickup, the parcel transitions to WAITING_FOR_OPERATOR so the recipient does not lose their package); (2) User Help / Issue Reporting: through the Help action, a user can submit a parcel trackingCode — if the parcel is physically inside the locker (READY_FOR_PICKUP, EXPIRED, or WAITING_FOR_OPERATOR), the system flags the associated compartment as OUT_OF_SERVICE for operator inspection, whereas if the parcel is still in CREATED (not yet deposited by the courier), the compartment is not disabled and the system informs the user to wait a few days for delivery; and (3) Manual Operator supervision (UC6): an Operator can directly mark any faulty compartment as OUT_OF_SERVICE or restore a repaired compartment back to FREE after maintenance, requiring a mandatory maintenance description (maintenanceNote), timestamp, and the OPERATOR actor identifier so that every repair or deactivation is tracked and associated with the operator.</w:t>
       </w:r>
     </w:p>
@@ -5281,7 +5347,18 @@
             </w:tcMar>
           </w:tcPr>
           <w:p>
-            <w:r>
+            <w:pPr>
+              <w:contextualSpacing/>
+              <w:spacing w:line="264" w:lineRule="auto"/>
+              <w:ind w:left="567"/>
+            </w:pPr>
+            <w:r>
+              <w:rPr>
+                <w:rFonts w:ascii="Arial Nova" w:hAnsi="Arial Nova" w:eastAsia="Arial" w:cs="Noto Sans" w:asciiTheme="minorHAnsi" w:hAnsiTheme="minorHAnsi"/>
+                <w:color w:val="000000"/>
+                <w:sz w:val="22"/>
+                <w:szCs w:val="22"/>
+              </w:rPr>
               <w:t>BR1: Compartment allocation</w:t>
             </w:r>
           </w:p>
@@ -5378,9 +5455,30 @@
             </w:tcMar>
           </w:tcPr>
           <w:p>
-            <w:r>
+            <w:pPr>
+              <w:contextualSpacing/>
+              <w:spacing w:line="264" w:lineRule="auto"/>
+              <w:ind w:left="567"/>
+            </w:pPr>
+            <w:r>
+              <w:rPr>
+                <w:rFonts w:ascii="Arial Nova" w:hAnsi="Arial Nova" w:eastAsia="Arial" w:cs="Noto Sans" w:asciiTheme="minorHAnsi" w:hAnsiTheme="minorHAnsi"/>
+                <w:color w:val="000000"/>
+                <w:sz w:val="22"/>
+                <w:szCs w:val="22"/>
+              </w:rPr>
               <w:t>ParcelStateMachineServiceTest (Unit)</w:t>
-              <w:br/>
+            </w:r>
+            <w:r>
+              <w:br w:type="textWrapping"/>
+            </w:r>
+            <w:r>
+              <w:rPr>
+                <w:rFonts w:ascii="Arial Nova" w:hAnsi="Arial Nova" w:eastAsia="Arial" w:cs="Noto Sans" w:asciiTheme="minorHAnsi" w:hAnsiTheme="minorHAnsi"/>
+                <w:color w:val="000000"/>
+                <w:sz w:val="22"/>
+                <w:szCs w:val="22"/>
+              </w:rPr>
               <w:t>PessimisticLockingPostgresTest (Integration with Testcontainers PostgreSQL 16)</w:t>
             </w:r>
           </w:p>
@@ -5407,7 +5505,18 @@
             </w:tcMar>
           </w:tcPr>
           <w:p>
-            <w:r>
+            <w:pPr>
+              <w:contextualSpacing/>
+              <w:spacing w:line="264" w:lineRule="auto"/>
+              <w:ind w:left="567"/>
+            </w:pPr>
+            <w:r>
+              <w:rPr>
+                <w:rFonts w:ascii="Arial Nova" w:hAnsi="Arial Nova" w:eastAsia="Arial" w:cs="Noto Sans" w:asciiTheme="minorHAnsi" w:hAnsiTheme="minorHAnsi"/>
+                <w:color w:val="000000"/>
+                <w:sz w:val="22"/>
+                <w:szCs w:val="22"/>
+              </w:rPr>
               <w:t>BR2: Drop-off deadline (48h)</w:t>
             </w:r>
           </w:p>
@@ -5504,7 +5613,18 @@
             </w:tcMar>
           </w:tcPr>
           <w:p>
-            <w:r>
+            <w:pPr>
+              <w:contextualSpacing/>
+              <w:spacing w:line="264" w:lineRule="auto"/>
+              <w:ind w:left="567"/>
+            </w:pPr>
+            <w:r>
+              <w:rPr>
+                <w:rFonts w:ascii="Arial Nova" w:hAnsi="Arial Nova" w:eastAsia="Arial" w:cs="Noto Sans" w:asciiTheme="minorHAnsi" w:hAnsiTheme="minorHAnsi"/>
+                <w:color w:val="000000"/>
+                <w:sz w:val="22"/>
+                <w:szCs w:val="22"/>
+              </w:rPr>
               <w:t>ParcelStateMachineServiceTest (Unit with Clock)</w:t>
             </w:r>
           </w:p>
@@ -5531,7 +5651,18 @@
             </w:tcMar>
           </w:tcPr>
           <w:p>
-            <w:r>
+            <w:pPr>
+              <w:contextualSpacing/>
+              <w:spacing w:line="264" w:lineRule="auto"/>
+              <w:ind w:left="567"/>
+            </w:pPr>
+            <w:r>
+              <w:rPr>
+                <w:rFonts w:ascii="Arial Nova" w:hAnsi="Arial Nova" w:eastAsia="Arial" w:cs="Noto Sans" w:asciiTheme="minorHAnsi" w:hAnsiTheme="minorHAnsi"/>
+                <w:color w:val="000000"/>
+                <w:sz w:val="22"/>
+                <w:szCs w:val="22"/>
+              </w:rPr>
               <w:t>BR3: Pickup deadline (72h)</w:t>
             </w:r>
           </w:p>
@@ -5628,7 +5759,18 @@
             </w:tcMar>
           </w:tcPr>
           <w:p>
-            <w:r>
+            <w:pPr>
+              <w:contextualSpacing/>
+              <w:spacing w:line="264" w:lineRule="auto"/>
+              <w:ind w:left="567"/>
+            </w:pPr>
+            <w:r>
+              <w:rPr>
+                <w:rFonts w:ascii="Arial Nova" w:hAnsi="Arial Nova" w:eastAsia="Arial" w:cs="Noto Sans" w:asciiTheme="minorHAnsi" w:hAnsiTheme="minorHAnsi"/>
+                <w:color w:val="000000"/>
+                <w:sz w:val="22"/>
+                <w:szCs w:val="22"/>
+              </w:rPr>
               <w:t>ParcelStateMachineServiceTest (Unit with Clock)</w:t>
             </w:r>
           </w:p>
@@ -5655,7 +5797,18 @@
             </w:tcMar>
           </w:tcPr>
           <w:p>
-            <w:r>
+            <w:pPr>
+              <w:contextualSpacing/>
+              <w:spacing w:line="264" w:lineRule="auto"/>
+              <w:ind w:left="567"/>
+            </w:pPr>
+            <w:r>
+              <w:rPr>
+                <w:rFonts w:ascii="Arial Nova" w:hAnsi="Arial Nova" w:eastAsia="Arial" w:cs="Noto Sans" w:asciiTheme="minorHAnsi" w:hAnsiTheme="minorHAnsi"/>
+                <w:color w:val="000000"/>
+                <w:sz w:val="22"/>
+                <w:szCs w:val="22"/>
+              </w:rPr>
               <w:t>BR4: Anti-brute-force lockout</w:t>
             </w:r>
           </w:p>
@@ -5752,11 +5905,42 @@
             </w:tcMar>
           </w:tcPr>
           <w:p>
-            <w:r>
+            <w:pPr>
+              <w:contextualSpacing/>
+              <w:spacing w:line="264" w:lineRule="auto"/>
+              <w:ind w:left="567"/>
+            </w:pPr>
+            <w:r>
+              <w:rPr>
+                <w:rFonts w:ascii="Arial Nova" w:hAnsi="Arial Nova" w:eastAsia="Arial" w:cs="Noto Sans" w:asciiTheme="minorHAnsi" w:hAnsiTheme="minorHAnsi"/>
+                <w:color w:val="000000"/>
+                <w:sz w:val="22"/>
+                <w:szCs w:val="22"/>
+              </w:rPr>
               <w:t>TerminalServiceTest (Unit)</w:t>
-              <w:br/>
+            </w:r>
+            <w:r>
+              <w:br w:type="textWrapping"/>
+            </w:r>
+            <w:r>
+              <w:rPr>
+                <w:rFonts w:ascii="Arial Nova" w:hAnsi="Arial Nova" w:eastAsia="Arial" w:cs="Noto Sans" w:asciiTheme="minorHAnsi" w:hAnsiTheme="minorHAnsi"/>
+                <w:color w:val="000000"/>
+                <w:sz w:val="22"/>
+                <w:szCs w:val="22"/>
+              </w:rPr>
               <w:t>security_lockout.feature (Cucumber BDD)</w:t>
-              <w:br/>
+            </w:r>
+            <w:r>
+              <w:br w:type="textWrapping"/>
+            </w:r>
+            <w:r>
+              <w:rPr>
+                <w:rFonts w:ascii="Arial Nova" w:hAnsi="Arial Nova" w:eastAsia="Arial" w:cs="Noto Sans" w:asciiTheme="minorHAnsi" w:hAnsiTheme="minorHAnsi"/>
+                <w:color w:val="000000"/>
+                <w:sz w:val="22"/>
+                <w:szCs w:val="22"/>
+              </w:rPr>
               <w:t>TerminalPlaywrightTest (E2E)</w:t>
             </w:r>
           </w:p>
@@ -5783,7 +5967,18 @@
             </w:tcMar>
           </w:tcPr>
           <w:p>
-            <w:r>
+            <w:pPr>
+              <w:contextualSpacing/>
+              <w:spacing w:line="264" w:lineRule="auto"/>
+              <w:ind w:left="567"/>
+            </w:pPr>
+            <w:r>
+              <w:rPr>
+                <w:rFonts w:ascii="Arial Nova" w:hAnsi="Arial Nova" w:eastAsia="Arial" w:cs="Noto Sans" w:asciiTheme="minorHAnsi" w:hAnsiTheme="minorHAnsi"/>
+                <w:color w:val="000000"/>
+                <w:sz w:val="22"/>
+                <w:szCs w:val="22"/>
+              </w:rPr>
               <w:t>BR5: Mechanical fault handling</w:t>
             </w:r>
           </w:p>
@@ -5880,9 +6075,30 @@
             </w:tcMar>
           </w:tcPr>
           <w:p>
-            <w:r>
+            <w:pPr>
+              <w:contextualSpacing/>
+              <w:spacing w:line="264" w:lineRule="auto"/>
+              <w:ind w:left="567"/>
+            </w:pPr>
+            <w:r>
+              <w:rPr>
+                <w:rFonts w:ascii="Arial Nova" w:hAnsi="Arial Nova" w:eastAsia="Arial" w:cs="Noto Sans" w:asciiTheme="minorHAnsi" w:hAnsiTheme="minorHAnsi"/>
+                <w:color w:val="000000"/>
+                <w:sz w:val="22"/>
+                <w:szCs w:val="22"/>
+              </w:rPr>
               <w:t>InMemoryHardwareFakeTest (Unit)</w:t>
-              <w:br/>
+            </w:r>
+            <w:r>
+              <w:br w:type="textWrapping"/>
+            </w:r>
+            <w:r>
+              <w:rPr>
+                <w:rFonts w:ascii="Arial Nova" w:hAnsi="Arial Nova" w:eastAsia="Arial" w:cs="Noto Sans" w:asciiTheme="minorHAnsi" w:hAnsiTheme="minorHAnsi"/>
+                <w:color w:val="000000"/>
+                <w:sz w:val="22"/>
+                <w:szCs w:val="22"/>
+              </w:rPr>
               <w:t>hardware_failure.feature (Cucumber BDD on pickup opening)</w:t>
             </w:r>
           </w:p>
@@ -5909,7 +6125,18 @@
             </w:tcMar>
           </w:tcPr>
           <w:p>
-            <w:r>
+            <w:pPr>
+              <w:contextualSpacing/>
+              <w:spacing w:line="264" w:lineRule="auto"/>
+              <w:ind w:left="567"/>
+            </w:pPr>
+            <w:r>
+              <w:rPr>
+                <w:rFonts w:ascii="Arial Nova" w:hAnsi="Arial Nova" w:eastAsia="Arial" w:cs="Noto Sans" w:asciiTheme="minorHAnsi" w:hAnsiTheme="minorHAnsi"/>
+                <w:color w:val="000000"/>
+                <w:sz w:val="22"/>
+                <w:szCs w:val="22"/>
+              </w:rPr>
               <w:t>BR6: Door sensor confirmation</w:t>
             </w:r>
           </w:p>
@@ -6006,9 +6233,30 @@
             </w:tcMar>
           </w:tcPr>
           <w:p>
-            <w:r>
+            <w:pPr>
+              <w:contextualSpacing/>
+              <w:spacing w:line="264" w:lineRule="auto"/>
+              <w:ind w:left="567"/>
+            </w:pPr>
+            <w:r>
+              <w:rPr>
+                <w:rFonts w:ascii="Arial Nova" w:hAnsi="Arial Nova" w:eastAsia="Arial" w:cs="Noto Sans" w:asciiTheme="minorHAnsi" w:hAnsiTheme="minorHAnsi"/>
+                <w:color w:val="000000"/>
+                <w:sz w:val="22"/>
+                <w:szCs w:val="22"/>
+              </w:rPr>
               <w:t>InMemoryHardwareFakeTest (Unit)</w:t>
-              <w:br/>
+            </w:r>
+            <w:r>
+              <w:br w:type="textWrapping"/>
+            </w:r>
+            <w:r>
+              <w:rPr>
+                <w:rFonts w:ascii="Arial Nova" w:hAnsi="Arial Nova" w:eastAsia="Arial" w:cs="Noto Sans" w:asciiTheme="minorHAnsi" w:hAnsiTheme="minorHAnsi"/>
+                <w:color w:val="000000"/>
+                <w:sz w:val="22"/>
+                <w:szCs w:val="22"/>
+              </w:rPr>
               <w:t>TerminalServiceTest (Unit)</w:t>
             </w:r>
           </w:p>
@@ -6035,7 +6283,18 @@
             </w:tcMar>
           </w:tcPr>
           <w:p>
-            <w:r>
+            <w:pPr>
+              <w:contextualSpacing/>
+              <w:spacing w:line="264" w:lineRule="auto"/>
+              <w:ind w:left="567"/>
+            </w:pPr>
+            <w:r>
+              <w:rPr>
+                <w:rFonts w:ascii="Arial Nova" w:hAnsi="Arial Nova" w:eastAsia="Arial" w:cs="Noto Sans" w:asciiTheme="minorHAnsi" w:hAnsiTheme="minorHAnsi"/>
+                <w:color w:val="000000"/>
+                <w:sz w:val="22"/>
+                <w:szCs w:val="22"/>
+              </w:rPr>
               <w:t>BR7: Operator supervision note</w:t>
             </w:r>
           </w:p>
@@ -6132,9 +6391,30 @@
             </w:tcMar>
           </w:tcPr>
           <w:p>
-            <w:r>
+            <w:pPr>
+              <w:contextualSpacing/>
+              <w:spacing w:line="264" w:lineRule="auto"/>
+              <w:ind w:left="567"/>
+            </w:pPr>
+            <w:r>
+              <w:rPr>
+                <w:rFonts w:ascii="Arial Nova" w:hAnsi="Arial Nova" w:eastAsia="Arial" w:cs="Noto Sans" w:asciiTheme="minorHAnsi" w:hAnsiTheme="minorHAnsi"/>
+                <w:color w:val="000000"/>
+                <w:sz w:val="22"/>
+                <w:szCs w:val="22"/>
+              </w:rPr>
               <w:t>OperatorPlaywrightTest (E2E)</w:t>
-              <w:br/>
+            </w:r>
+            <w:r>
+              <w:br w:type="textWrapping"/>
+            </w:r>
+            <w:r>
+              <w:rPr>
+                <w:rFonts w:ascii="Arial Nova" w:hAnsi="Arial Nova" w:eastAsia="Arial" w:cs="Noto Sans" w:asciiTheme="minorHAnsi" w:hAnsiTheme="minorHAnsi"/>
+                <w:color w:val="000000"/>
+                <w:sz w:val="22"/>
+                <w:szCs w:val="22"/>
+              </w:rPr>
               <w:t>TerminalServiceTest (Unit)</w:t>
             </w:r>
           </w:p>
@@ -6161,7 +6441,18 @@
             </w:tcMar>
           </w:tcPr>
           <w:p>
-            <w:r>
+            <w:pPr>
+              <w:contextualSpacing/>
+              <w:spacing w:line="264" w:lineRule="auto"/>
+              <w:ind w:left="567"/>
+            </w:pPr>
+            <w:r>
+              <w:rPr>
+                <w:rFonts w:ascii="Arial Nova" w:hAnsi="Arial Nova" w:eastAsia="Arial" w:cs="Noto Sans" w:asciiTheme="minorHAnsi" w:hAnsiTheme="minorHAnsi"/>
+                <w:color w:val="000000"/>
+                <w:sz w:val="22"/>
+                <w:szCs w:val="22"/>
+              </w:rPr>
               <w:t>BR8: Help issue reporting</w:t>
             </w:r>
           </w:p>
@@ -6215,7 +6506,18 @@
             </w:tcMar>
           </w:tcPr>
           <w:p>
-            <w:r>
+            <w:pPr>
+              <w:contextualSpacing/>
+              <w:spacing w:line="264" w:lineRule="auto"/>
+              <w:ind w:left="567"/>
+            </w:pPr>
+            <w:r>
+              <w:rPr>
+                <w:rFonts w:ascii="Arial Nova" w:hAnsi="Arial Nova" w:eastAsia="Arial" w:cs="Noto Sans" w:asciiTheme="minorHAnsi" w:hAnsiTheme="minorHAnsi"/>
+                <w:color w:val="000000"/>
+                <w:sz w:val="22"/>
+                <w:szCs w:val="22"/>
+              </w:rPr>
               <w:t>StationService and ParcelService</w:t>
             </w:r>
           </w:p>
@@ -6237,9 +6539,30 @@
             </w:tcMar>
           </w:tcPr>
           <w:p>
-            <w:r>
+            <w:pPr>
+              <w:contextualSpacing/>
+              <w:spacing w:line="264" w:lineRule="auto"/>
+              <w:ind w:left="567"/>
+            </w:pPr>
+            <w:r>
+              <w:rPr>
+                <w:rFonts w:ascii="Arial Nova" w:hAnsi="Arial Nova" w:eastAsia="Arial" w:cs="Noto Sans" w:asciiTheme="minorHAnsi" w:hAnsiTheme="minorHAnsi"/>
+                <w:color w:val="000000"/>
+                <w:sz w:val="22"/>
+                <w:szCs w:val="22"/>
+              </w:rPr>
               <w:t>TerminalServiceTest (Unit)</w:t>
-              <w:br/>
+            </w:r>
+            <w:r>
+              <w:br w:type="textWrapping"/>
+            </w:r>
+            <w:r>
+              <w:rPr>
+                <w:rFonts w:ascii="Arial Nova" w:hAnsi="Arial Nova" w:eastAsia="Arial" w:cs="Noto Sans" w:asciiTheme="minorHAnsi" w:hAnsiTheme="minorHAnsi"/>
+                <w:color w:val="000000"/>
+                <w:sz w:val="22"/>
+                <w:szCs w:val="22"/>
+              </w:rPr>
               <w:t>TerminalPlaywrightTest (E2E)</w:t>
             </w:r>
           </w:p>
@@ -6487,7 +6810,18 @@
             </w:tcMar>
           </w:tcPr>
           <w:p>
-            <w:r>
+            <w:pPr>
+              <w:contextualSpacing/>
+              <w:spacing w:line="264" w:lineRule="auto"/>
+              <w:ind w:left="567"/>
+            </w:pPr>
+            <w:r>
+              <w:rPr>
+                <w:rFonts w:ascii="Arial Nova" w:hAnsi="Arial Nova" w:eastAsia="Arial" w:cs="Noto Sans" w:asciiTheme="minorHAnsi" w:hAnsiTheme="minorHAnsi"/>
+                <w:color w:val="000000"/>
+                <w:sz w:val="22"/>
+                <w:szCs w:val="22"/>
+              </w:rPr>
               <w:t>Performance &amp; Load Resilience: Under sustained nominal load (20 concurrent VUs) and sudden traffic bursts (spike to 60 VUs), the 95th percentile (p95) response time for station lookup (UC1) and parcel registration (UC2) must remain below 250 ms (with p99 &lt; 500 ms), and the measured HTTP error rate must remain strictly below 1%.</w:t>
             </w:r>
           </w:p>
@@ -6509,7 +6843,18 @@
             </w:tcMar>
           </w:tcPr>
           <w:p>
-            <w:r>
+            <w:pPr>
+              <w:contextualSpacing/>
+              <w:spacing w:line="264" w:lineRule="auto"/>
+              <w:ind w:left="567"/>
+            </w:pPr>
+            <w:r>
+              <w:rPr>
+                <w:rFonts w:ascii="Arial Nova" w:hAnsi="Arial Nova" w:eastAsia="Arial" w:cs="Noto Sans" w:asciiTheme="minorHAnsi" w:hAnsiTheme="minorHAnsi"/>
+                <w:color w:val="000000"/>
+                <w:sz w:val="22"/>
+                <w:szCs w:val="22"/>
+              </w:rPr>
               <w:t>Automated k6 load &amp; spike test suite (scripts/performance_test.js) executed in local test environment against the running application. Measured results: error rate 0.00% (well within &lt; 1% SLA), average latency 3.18 ms, p95 5.50 ms, and p99 10.74 ms (easily meeting the p95 &lt; 250 ms and p99 &lt; 500 ms thresholds defined in the script).</w:t>
             </w:r>
           </w:p>
@@ -6602,7 +6947,18 @@
             </w:tcMar>
           </w:tcPr>
           <w:p>
-            <w:r>
+            <w:pPr>
+              <w:contextualSpacing/>
+              <w:spacing w:line="264" w:lineRule="auto"/>
+              <w:ind w:left="567"/>
+            </w:pPr>
+            <w:r>
+              <w:rPr>
+                <w:rFonts w:ascii="Arial Nova" w:hAnsi="Arial Nova" w:eastAsia="Arial" w:cs="Noto Sans" w:asciiTheme="minorHAnsi" w:hAnsiTheme="minorHAnsi"/>
+                <w:color w:val="000000"/>
+                <w:sz w:val="22"/>
+                <w:szCs w:val="22"/>
+              </w:rPr>
               <w:t>Automated Playwright keyboard navigation tests verifying that all kiosk controls and keypad buttons can be fully operated via keyboard tab/enter keys with high-contrast visible focus rings. Formal full-criteria WCAG AA automated scanning is identified as future work.</w:t>
             </w:r>
           </w:p>
@@ -6695,7 +7051,18 @@
             </w:tcMar>
           </w:tcPr>
           <w:p>
-            <w:r>
+            <w:pPr>
+              <w:contextualSpacing/>
+              <w:spacing w:line="264" w:lineRule="auto"/>
+              <w:ind w:left="567"/>
+            </w:pPr>
+            <w:r>
+              <w:rPr>
+                <w:rFonts w:ascii="Arial Nova" w:hAnsi="Arial Nova" w:eastAsia="Arial" w:cs="Noto Sans" w:asciiTheme="minorHAnsi" w:hAnsiTheme="minorHAnsi"/>
+                <w:color w:val="000000"/>
+                <w:sz w:val="22"/>
+                <w:szCs w:val="22"/>
+              </w:rPr>
               <w:t>Unit tests (TerminalServiceTest), Cucumber BDD scenarios (security_lockout.feature), and Playwright E2E tests (TerminalPlaywrightTest) verifying that 3 consecutive invalid PINs trigger a 60-second terminal lockout.</w:t>
             </w:r>
           </w:p>
@@ -6788,7 +7155,18 @@
             </w:tcMar>
           </w:tcPr>
           <w:p>
-            <w:r>
+            <w:pPr>
+              <w:contextualSpacing/>
+              <w:spacing w:line="264" w:lineRule="auto"/>
+              <w:ind w:left="567"/>
+            </w:pPr>
+            <w:r>
+              <w:rPr>
+                <w:rFonts w:ascii="Arial Nova" w:hAnsi="Arial Nova" w:eastAsia="Arial" w:cs="Noto Sans" w:asciiTheme="minorHAnsi" w:hAnsiTheme="minorHAnsi"/>
+                <w:color w:val="000000"/>
+                <w:sz w:val="22"/>
+                <w:szCs w:val="22"/>
+              </w:rPr>
               <w:t>Unit and integration tests with InMemoryGeocodingFake verifying geocoding caching (via Caffeine), distance calculation, and graceful fallback when address coordinates cannot be resolved, avoiding external API network flakiness.</w:t>
             </w:r>
           </w:p>
@@ -7329,7 +7707,18 @@
             </w:tcMar>
           </w:tcPr>
           <w:p>
-            <w:r>
+            <w:pPr>
+              <w:contextualSpacing/>
+              <w:spacing w:line="264" w:lineRule="auto"/>
+              <w:ind w:left="567"/>
+            </w:pPr>
+            <w:r>
+              <w:rPr>
+                <w:rFonts w:ascii="Arial Nova" w:hAnsi="Arial Nova" w:eastAsia="Arial" w:cs="Noto Sans" w:asciiTheme="minorHAnsi" w:hAnsiTheme="minorHAnsi"/>
+                <w:color w:val="000000"/>
+                <w:sz w:val="22"/>
+                <w:szCs w:val="22"/>
+              </w:rPr>
               <w:t>Decoupled LockerHardwarePort interface with synchronous command methods (unlockDoor) and state queries. Door closing is handled as an inbound event callback (onDoorClosed). In production, an adapter communicates with locker microcontrollers; in tests, an InMemoryHardwareFake is used.</w:t>
             </w:r>
           </w:p>
@@ -7645,7 +8034,18 @@
             </w:tcMar>
           </w:tcPr>
           <w:p>
-            <w:r>
+            <w:pPr>
+              <w:contextualSpacing/>
+              <w:spacing w:line="264" w:lineRule="auto"/>
+              <w:ind w:left="567"/>
+            </w:pPr>
+            <w:r>
+              <w:rPr>
+                <w:rFonts w:ascii="Arial Nova" w:hAnsi="Arial Nova" w:eastAsia="Arial" w:cs="Noto Sans" w:asciiTheme="minorHAnsi" w:hAnsiTheme="minorHAnsi"/>
+                <w:color w:val="000000"/>
+                <w:sz w:val="22"/>
+                <w:szCs w:val="22"/>
+              </w:rPr>
               <w:t>Automated tests and load tests NEVER call the live OpenStreetMap servers. Instead, an Outbound Adapter stub or InMemoryGeocodingFake HTTP server is used, ensuring 100% offline, deterministic, ultra-fast test execution.</w:t>
             </w:r>
           </w:p>
@@ -7734,7 +8134,18 @@
             </w:tcMar>
           </w:tcPr>
           <w:p>
-            <w:r>
+            <w:pPr>
+              <w:contextualSpacing/>
+              <w:spacing w:line="264" w:lineRule="auto"/>
+              <w:ind w:left="567"/>
+            </w:pPr>
+            <w:r>
+              <w:rPr>
+                <w:rFonts w:ascii="Arial Nova" w:hAnsi="Arial Nova" w:eastAsia="Arial" w:cs="Noto Sans" w:asciiTheme="minorHAnsi" w:hAnsiTheme="minorHAnsi"/>
+                <w:color w:val="000000"/>
+                <w:sz w:val="22"/>
+                <w:szCs w:val="22"/>
+              </w:rPr>
               <w:t>Integration tests using MockMvc slice testing validate status codes, response headers, and RFC 7807 error schema details for every endpoint and exception scenario.</w:t>
             </w:r>
           </w:p>
@@ -7770,38 +8181,156 @@
       <w:bookmarkEnd w:id="10"/>
     </w:p>
     <w:p>
+      <w:pPr>
+        <w:contextualSpacing/>
+        <w:spacing w:line="264" w:lineRule="auto"/>
+        <w:ind w:left="567"/>
+      </w:pPr>
       <w:r>
         <w:rPr>
-          <w:rFonts w:ascii="Calibri" w:hAnsi="Calibri"/>
-          <w:b w:val="0"/>
-          <w:i w:val="0"/>
+          <w:rFonts w:ascii="Calibri" w:hAnsi="Calibri" w:eastAsia="Arial" w:cs="Noto Sans"/>
           <w:color w:val="222222"/>
           <w:sz w:val="20"/>
+          <w:szCs w:val="22"/>
         </w:rPr>
         <w:t>TuttiBox provides a RESTful web API structured around resource-oriented endpoints under the /api/v1 base path. Interactive documentation, endpoint schemas, and request/response models are automatically generated using SpringDoc OpenAPI 3.0 and made accessible at /swagger-ui.html and /v3/api-docs.</w:t>
-        <w:br/>
-        <w:br/>
+      </w:r>
+      <w:r>
+        <w:br w:type="textWrapping"/>
+      </w:r>
+      <w:r>
+        <w:br w:type="textWrapping"/>
+      </w:r>
+      <w:r>
+        <w:rPr>
+          <w:rFonts w:ascii="Calibri" w:hAnsi="Calibri" w:eastAsia="Arial" w:cs="Noto Sans"/>
+          <w:color w:val="222222"/>
+          <w:sz w:val="20"/>
+          <w:szCs w:val="22"/>
+        </w:rPr>
         <w:t>Security and Authentication Architecture:</w:t>
-        <w:br/>
+      </w:r>
+      <w:r>
+        <w:br w:type="textWrapping"/>
+      </w:r>
+      <w:r>
+        <w:rPr>
+          <w:rFonts w:ascii="Calibri" w:hAnsi="Calibri" w:eastAsia="Arial" w:cs="Noto Sans"/>
+          <w:color w:val="222222"/>
+          <w:sz w:val="20"/>
+          <w:szCs w:val="22"/>
+        </w:rPr>
         <w:t>In strict compliance with the TQS project specification, TuttiBox does not require conventional user session authentication (no user accounts, passwords, or JWT bearer tokens are required for clients, online shops, or couriers). However, parcel pickup operations (UC4) at /api/v1/terminals/{stationCode}/pickup enforce possession-credential authentication via a single-use 6-digit PIN. If an invalid PIN is submitted, the terminal controller returns HTTP 401 Unauthorized (RFC 7807 ProblemDetail title: INVALID_PIN). To prevent automated brute-force attacks against the 6-digit PIN space, a sliding attempt window enforces a 60-second terminal lockout after 3 consecutive failed attempts, responding with HTTP 429 Too Many Requests (ProblemDetail title: TERMINAL_LOCKED).</w:t>
-        <w:br/>
-        <w:br/>
+      </w:r>
+      <w:r>
+        <w:br w:type="textWrapping"/>
+      </w:r>
+      <w:r>
+        <w:br w:type="textWrapping"/>
+      </w:r>
+      <w:r>
+        <w:rPr>
+          <w:rFonts w:ascii="Calibri" w:hAnsi="Calibri" w:eastAsia="Arial" w:cs="Noto Sans"/>
+          <w:color w:val="222222"/>
+          <w:sz w:val="20"/>
+          <w:szCs w:val="22"/>
+        </w:rPr>
         <w:t>Standard HTTP Response Semantics:</w:t>
-        <w:br/>
+      </w:r>
+      <w:r>
+        <w:br w:type="textWrapping"/>
+      </w:r>
+      <w:r>
+        <w:rPr>
+          <w:rFonts w:ascii="Calibri" w:hAnsi="Calibri" w:eastAsia="Arial" w:cs="Noto Sans"/>
+          <w:color w:val="222222"/>
+          <w:sz w:val="20"/>
+          <w:szCs w:val="22"/>
+        </w:rPr>
         <w:t>• 200 OK: Successful query, station lookup, or state update operation.</w:t>
-        <w:br/>
+      </w:r>
+      <w:r>
+        <w:br w:type="textWrapping"/>
+      </w:r>
+      <w:r>
+        <w:rPr>
+          <w:rFonts w:ascii="Calibri" w:hAnsi="Calibri" w:eastAsia="Arial" w:cs="Noto Sans"/>
+          <w:color w:val="222222"/>
+          <w:sz w:val="20"/>
+          <w:szCs w:val="22"/>
+        </w:rPr>
         <w:t>• 201 Created: Successful parcel registration and compartment reservation.</w:t>
-        <w:br/>
+      </w:r>
+      <w:r>
+        <w:br w:type="textWrapping"/>
+      </w:r>
+      <w:r>
+        <w:rPr>
+          <w:rFonts w:ascii="Calibri" w:hAnsi="Calibri" w:eastAsia="Arial" w:cs="Noto Sans"/>
+          <w:color w:val="222222"/>
+          <w:sz w:val="20"/>
+          <w:szCs w:val="22"/>
+        </w:rPr>
         <w:t>• 400 Bad Request: Malformed JSON payload or invalid parameter formats (@Valid Bean Validation).</w:t>
-        <w:br/>
+      </w:r>
+      <w:r>
+        <w:br w:type="textWrapping"/>
+      </w:r>
+      <w:r>
+        <w:rPr>
+          <w:rFonts w:ascii="Calibri" w:hAnsi="Calibri" w:eastAsia="Arial" w:cs="Noto Sans"/>
+          <w:color w:val="222222"/>
+          <w:sz w:val="20"/>
+          <w:szCs w:val="22"/>
+        </w:rPr>
         <w:t>• 401 Unauthorized: Invalid 6-digit pickup PIN entered at the locker terminal (INVALID_PIN).</w:t>
-        <w:br/>
+      </w:r>
+      <w:r>
+        <w:br w:type="textWrapping"/>
+      </w:r>
+      <w:r>
+        <w:rPr>
+          <w:rFonts w:ascii="Calibri" w:hAnsi="Calibri" w:eastAsia="Arial" w:cs="Noto Sans"/>
+          <w:color w:val="222222"/>
+          <w:sz w:val="20"/>
+          <w:szCs w:val="22"/>
+        </w:rPr>
         <w:t>• 404 Not Found: Target parcel tracking code, station code, or compartment does not exist.</w:t>
-        <w:br/>
+      </w:r>
+      <w:r>
+        <w:br w:type="textWrapping"/>
+      </w:r>
+      <w:r>
+        <w:rPr>
+          <w:rFonts w:ascii="Calibri" w:hAnsi="Calibri" w:eastAsia="Arial" w:cs="Noto Sans"/>
+          <w:color w:val="222222"/>
+          <w:sz w:val="20"/>
+          <w:szCs w:val="22"/>
+        </w:rPr>
         <w:t>• 409 Conflict: Domain business rule rejection (station full, incompatible state transition, or compartment not free).</w:t>
-        <w:br/>
+      </w:r>
+      <w:r>
+        <w:br w:type="textWrapping"/>
+      </w:r>
+      <w:r>
+        <w:rPr>
+          <w:rFonts w:ascii="Calibri" w:hAnsi="Calibri" w:eastAsia="Arial" w:cs="Noto Sans"/>
+          <w:color w:val="222222"/>
+          <w:sz w:val="20"/>
+          <w:szCs w:val="22"/>
+        </w:rPr>
         <w:t>• 429 Too Many Requests: Terminal safety lockout enforced after 3 consecutive failed PIN attempts (TERMINAL_LOCKED).</w:t>
-        <w:br/>
+      </w:r>
+      <w:r>
+        <w:br w:type="textWrapping"/>
+      </w:r>
+      <w:r>
+        <w:rPr>
+          <w:rFonts w:ascii="Calibri" w:hAnsi="Calibri" w:eastAsia="Arial" w:cs="Noto Sans"/>
+          <w:color w:val="222222"/>
+          <w:sz w:val="20"/>
+          <w:szCs w:val="22"/>
+        </w:rPr>
         <w:t>• 500 Internal Server Error: Unhandled infrastructure exception mapped to a standardized RFC 7807 ProblemDetail.</w:t>
       </w:r>
     </w:p>
@@ -7842,41 +8371,171 @@
       </w:r>
     </w:p>
     <w:p>
+      <w:pPr>
+        <w:contextualSpacing/>
+        <w:spacing w:line="264" w:lineRule="auto"/>
+        <w:ind w:left="567"/>
+      </w:pPr>
       <w:r>
         <w:rPr>
-          <w:rFonts w:ascii="Calibri" w:hAnsi="Calibri"/>
-          <w:b w:val="0"/>
-          <w:i w:val="0"/>
+          <w:rFonts w:ascii="Calibri" w:hAnsi="Calibri" w:eastAsia="Arial" w:cs="Noto Sans"/>
           <w:color w:val="222222"/>
           <w:sz w:val="20"/>
+          <w:szCs w:val="22"/>
         </w:rPr>
         <w:t>TuttiBox implements an exhaustive testing pyramid structured across 10 distinct testing disciplines, strictly aligned with the TQS syllabus and practical curriculum (DETI UA). The entire automated test suite is organized under src/test/java/pt/ua/deti/tqs/tuttibox/ and executed seamlessly via the Maven build lifecycle.</w:t>
-        <w:br/>
-        <w:br/>
+      </w:r>
+      <w:r>
+        <w:br w:type="textWrapping"/>
+      </w:r>
+      <w:r>
+        <w:br w:type="textWrapping"/>
+      </w:r>
+      <w:r>
+        <w:rPr>
+          <w:rFonts w:ascii="Calibri" w:hAnsi="Calibri" w:eastAsia="Arial" w:cs="Noto Sans"/>
+          <w:color w:val="222222"/>
+          <w:sz w:val="20"/>
+          <w:szCs w:val="22"/>
+        </w:rPr>
         <w:t>Automated Test Suite Breakdown (70 Total Tests):</w:t>
-        <w:br/>
+      </w:r>
+      <w:r>
+        <w:br w:type="textWrapping"/>
+      </w:r>
+      <w:r>
+        <w:rPr>
+          <w:rFonts w:ascii="Calibri" w:hAnsi="Calibri" w:eastAsia="Arial" w:cs="Noto Sans"/>
+          <w:color w:val="222222"/>
+          <w:sz w:val="20"/>
+          <w:szCs w:val="22"/>
+        </w:rPr>
         <w:t>• 1. Pure Domain Unit Tests (23 tests): 16 tests in ParcelStateMachineServiceTest verifying state transitions, transition guards, and audit logs; 7 tests in StationRankingServiceTest verifying Haversine spatial calculations and station capacity ranking.</w:t>
-        <w:br/>
+      </w:r>
+      <w:r>
+        <w:br w:type="textWrapping"/>
+      </w:r>
+      <w:r>
+        <w:rPr>
+          <w:rFonts w:ascii="Calibri" w:hAnsi="Calibri" w:eastAsia="Arial" w:cs="Noto Sans"/>
+          <w:color w:val="222222"/>
+          <w:sz w:val="20"/>
+          <w:szCs w:val="22"/>
+        </w:rPr>
         <w:t>• 2. Test Doubles &amp; Mocking (22 tests): 7 tests in ParcelServiceTest isolating repositories via Mockito; 10 tests in TerminalServiceTest verifying PIN validation and lockout; 5 tests in InMemoryHardwareFakeTest verifying cyber-physical solenoids and door sensors.</w:t>
-        <w:br/>
+      </w:r>
+      <w:r>
+        <w:br w:type="textWrapping"/>
+      </w:r>
+      <w:r>
+        <w:rPr>
+          <w:rFonts w:ascii="Calibri" w:hAnsi="Calibri" w:eastAsia="Arial" w:cs="Noto Sans"/>
+          <w:color w:val="222222"/>
+          <w:sz w:val="20"/>
+          <w:szCs w:val="22"/>
+        </w:rPr>
         <w:t>• 3. Web Slice Tests [@WebMvcTest] (18 tests): 6 tests in ParcelControllerTest, 3 in StationControllerTest, 7 in TerminalControllerTest, and 2 in TerminalUiControllerTest validating HTTP status codes, @Valid constraints, and RFC 7807 ProblemDetail payloads.</w:t>
-        <w:br/>
+      </w:r>
+      <w:r>
+        <w:br w:type="textWrapping"/>
+      </w:r>
+      <w:r>
+        <w:rPr>
+          <w:rFonts w:ascii="Calibri" w:hAnsi="Calibri" w:eastAsia="Arial" w:cs="Noto Sans"/>
+          <w:color w:val="222222"/>
+          <w:sz w:val="20"/>
+          <w:szCs w:val="22"/>
+        </w:rPr>
         <w:t>• 4. Acceptance Scenarios [Cucumber BDD] (3 tests): 3 Gherkin scenarios (19 steps) executed via CucumberTestRunnerTest verifying happy path pickup (parcel_pickup.feature), brute-force lockout (security_lockout.feature), and pickup opening door jam (hardware_failure.feature).</w:t>
-        <w:br/>
+      </w:r>
+      <w:r>
+        <w:br w:type="textWrapping"/>
+      </w:r>
+      <w:r>
+        <w:rPr>
+          <w:rFonts w:ascii="Calibri" w:hAnsi="Calibri" w:eastAsia="Arial" w:cs="Noto Sans"/>
+          <w:color w:val="222222"/>
+          <w:sz w:val="20"/>
+          <w:szCs w:val="22"/>
+        </w:rPr>
         <w:t>• 5. End-to-End Browser Automation [Playwright] (3 tests): 1 test in OperatorPlaywrightTest validating backoffice table filtering and parcel inspection; 2 tests in TerminalPlaywrightTest driving real Chromium interactions (touch keypad PIN entry, door graphic animations, and lockout overlay).</w:t>
-        <w:br/>
+      </w:r>
+      <w:r>
+        <w:br w:type="textWrapping"/>
+      </w:r>
+      <w:r>
+        <w:rPr>
+          <w:rFonts w:ascii="Calibri" w:hAnsi="Calibri" w:eastAsia="Arial" w:cs="Noto Sans"/>
+          <w:color w:val="222222"/>
+          <w:sz w:val="20"/>
+          <w:szCs w:val="22"/>
+        </w:rPr>
         <w:t>• 6. Concurrency &amp; Database Integration (1 test): PessimisticLockingPostgresTest executing multi-threaded compartment reservation with Testcontainers PostgreSQL 16.</w:t>
-        <w:br/>
-        <w:br/>
+      </w:r>
+      <w:r>
+        <w:br w:type="textWrapping"/>
+      </w:r>
+      <w:r>
+        <w:br w:type="textWrapping"/>
+      </w:r>
+      <w:r>
+        <w:rPr>
+          <w:rFonts w:ascii="Calibri" w:hAnsi="Calibri" w:eastAsia="Arial" w:cs="Noto Sans"/>
+          <w:color w:val="222222"/>
+          <w:sz w:val="20"/>
+          <w:szCs w:val="22"/>
+        </w:rPr>
         <w:t>Exact Total: 23 Domain + 22 Doubles/Mocks + 18 Web Slices + 3 Cucumber BDD + 3 Playwright E2E + 1 Postgres Integration = 70 Automated Tests (0 Failures, 0 Errors, 100% Pass Rate).</w:t>
-        <w:br/>
-        <w:br/>
+      </w:r>
+      <w:r>
+        <w:br w:type="textWrapping"/>
+      </w:r>
+      <w:r>
+        <w:br w:type="textWrapping"/>
+      </w:r>
+      <w:r>
+        <w:rPr>
+          <w:rFonts w:ascii="Calibri" w:hAnsi="Calibri" w:eastAsia="Arial" w:cs="Noto Sans"/>
+          <w:color w:val="222222"/>
+          <w:sz w:val="20"/>
+          <w:szCs w:val="22"/>
+        </w:rPr>
         <w:t>Build Lifecycle Execution:</w:t>
-        <w:br/>
+      </w:r>
+      <w:r>
+        <w:br w:type="textWrapping"/>
+      </w:r>
+      <w:r>
+        <w:rPr>
+          <w:rFonts w:ascii="Calibri" w:hAnsi="Calibri" w:eastAsia="Arial" w:cs="Noto Sans"/>
+          <w:color w:val="222222"/>
+          <w:sz w:val="20"/>
+          <w:szCs w:val="22"/>
+        </w:rPr>
         <w:t>• 'mvn test': Surefire executes all 70 automated tests (including unit, slices, doubles, BDD, Playwright, and integration fallback).</w:t>
-        <w:br/>
+      </w:r>
+      <w:r>
+        <w:br w:type="textWrapping"/>
+      </w:r>
+      <w:r>
+        <w:rPr>
+          <w:rFonts w:ascii="Calibri" w:hAnsi="Calibri" w:eastAsia="Arial" w:cs="Noto Sans"/>
+          <w:color w:val="222222"/>
+          <w:sz w:val="20"/>
+          <w:szCs w:val="22"/>
+        </w:rPr>
         <w:t>• 'mvn verify': Runs integration packaging, enforces architecture boundaries, and generates JaCoCo line coverage reports.</w:t>
-        <w:br/>
+      </w:r>
+      <w:r>
+        <w:br w:type="textWrapping"/>
+      </w:r>
+      <w:r>
+        <w:rPr>
+          <w:rFonts w:ascii="Calibri" w:hAnsi="Calibri" w:eastAsia="Arial" w:cs="Noto Sans"/>
+          <w:color w:val="222222"/>
+          <w:sz w:val="20"/>
+          <w:szCs w:val="22"/>
+        </w:rPr>
         <w:t>• CI/CD Pipeline: GitHub Actions triggers automated execution of 'mvn verify' and publishes coverage metrics directly to SonarCloud.</w:t>
       </w:r>
     </w:p>
@@ -7884,8 +8543,17 @@
       <w:pPr>
         <w:pStyle w:val="Heading2"/>
         <w:keepNext/>
-      </w:pPr>
-      <w:r>
+        <w:ind w:hanging="576"/>
+      </w:pPr>
+      <w:r>
+        <w:rPr>
+          <w:rFonts w:ascii="Arial Nova Cond" w:hAnsi="Arial Nova Cond" w:eastAsia="Arial" w:cs="Noto Sans"/>
+          <w:b/>
+          <w:bCs/>
+          <w:color w:val="000000"/>
+          <w:sz w:val="22"/>
+          <w:szCs w:val="22"/>
+        </w:rPr>
         <w:t>Traceability matrix</w:t>
       </w:r>
     </w:p>
@@ -7895,11 +8563,10 @@
       </w:pPr>
       <w:r>
         <w:rPr>
-          <w:rFonts w:ascii="Calibri" w:hAnsi="Calibri"/>
-          <w:b w:val="0"/>
-          <w:i w:val="0"/>
+          <w:rFonts w:ascii="Calibri" w:hAnsi="Calibri" w:eastAsia="Arial" w:cs="Noto Sans"/>
           <w:color w:val="222222"/>
           <w:sz w:val="20"/>
+          <w:szCs w:val="22"/>
         </w:rPr>
         <w:t>The following matrix maps each user-facing functional requirement and core use case (UC1 to UC6) to the automated test layers responsible for its verification, ensuring complete bidirectional traceability across the testing pyramid:</w:t>
       </w:r>
@@ -7907,9 +8574,23 @@
     <w:tbl>
       <w:tblPr>
         <w:tblStyle w:val="TableGrid"/>
-        <w:tblW w:type="auto" w:w="0"/>
+        <w:tblW w:w="0" w:type="auto"/>
         <w:jc w:val="center"/>
-        <w:tblLook w:firstColumn="1" w:firstRow="1" w:lastColumn="0" w:lastRow="0" w:noHBand="0" w:noVBand="1" w:val="04A0"/>
+        <w:tblBorders>
+          <w:top w:val="single" w:sz="4" w:space="0" w:color="auto"/>
+          <w:left w:val="single" w:sz="4" w:space="0" w:color="auto"/>
+          <w:bottom w:val="single" w:sz="4" w:space="0" w:color="auto"/>
+          <w:right w:val="single" w:sz="4" w:space="0" w:color="auto"/>
+          <w:insideH w:val="single" w:sz="4" w:space="0" w:color="auto"/>
+          <w:insideV w:val="single" w:sz="4" w:space="0" w:color="auto"/>
+        </w:tblBorders>
+        <w:tblCellMar>
+          <w:top w:w="0" w:type="dxa"/>
+          <w:left w:w="108" w:type="dxa"/>
+          <w:bottom w:w="0" w:type="dxa"/>
+          <w:right w:w="108" w:type="dxa"/>
+        </w:tblCellMar>
+        <w:tblLook w:firstRow="1" w:firstColumn="1" w:noVBand="1"/>
       </w:tblPr>
       <w:tblGrid>
         <w:gridCol w:w="2409"/>
@@ -7923,17 +8604,35 @@
         </w:trPr>
         <w:tc>
           <w:tcPr>
-            <w:tcW w:type="dxa" w:w="2409"/>
-            <w:shd w:fill="E7E6E6"/>
-          </w:tcPr>
-          <w:p>
-            <w:r>
-              <w:rPr>
-                <w:rFonts w:ascii="Calibri" w:hAnsi="Calibri"/>
+            <w:tcW w:w="2409" w:type="dxa"/>
+            <w:tcBorders>
+              <w:top w:val="single" w:sz="4" w:space="0" w:color="auto"/>
+              <w:left w:val="single" w:sz="4" w:space="0" w:color="auto"/>
+              <w:bottom w:val="single" w:sz="4" w:space="0" w:color="auto"/>
+              <w:right w:val="single" w:sz="4" w:space="0" w:color="auto"/>
+            </w:tcBorders>
+            <w:shd w:val="clear" w:fill="E7E6E6"/>
+            <w:tcMar>
+              <w:top w:w="0" w:type="dxa"/>
+              <w:left w:w="108" w:type="dxa"/>
+              <w:bottom w:w="0" w:type="dxa"/>
+              <w:right w:w="108" w:type="dxa"/>
+            </w:tcMar>
+          </w:tcPr>
+          <w:p>
+            <w:pPr>
+              <w:contextualSpacing/>
+              <w:spacing w:line="264" w:lineRule="auto"/>
+              <w:ind w:left="567"/>
+            </w:pPr>
+            <w:r>
+              <w:rPr>
+                <w:rFonts w:ascii="Calibri" w:hAnsi="Calibri" w:eastAsia="Arial" w:cs="Noto Sans"/>
                 <w:b/>
-                <w:i w:val="0"/>
+                <w:bCs/>
                 <w:color w:val="000000"/>
                 <w:sz w:val="19"/>
+                <w:szCs w:val="22"/>
               </w:rPr>
               <w:t>Use Case / Requirement</w:t>
             </w:r>
@@ -7941,17 +8640,35 @@
         </w:tc>
         <w:tc>
           <w:tcPr>
-            <w:tcW w:type="dxa" w:w="2409"/>
-            <w:shd w:fill="E7E6E6"/>
-          </w:tcPr>
-          <w:p>
-            <w:r>
-              <w:rPr>
-                <w:rFonts w:ascii="Calibri" w:hAnsi="Calibri"/>
+            <w:tcW w:w="2409" w:type="dxa"/>
+            <w:tcBorders>
+              <w:top w:val="single" w:sz="4" w:space="0" w:color="auto"/>
+              <w:left w:val="single" w:sz="4" w:space="0" w:color="auto"/>
+              <w:bottom w:val="single" w:sz="4" w:space="0" w:color="auto"/>
+              <w:right w:val="single" w:sz="4" w:space="0" w:color="auto"/>
+            </w:tcBorders>
+            <w:shd w:val="clear" w:fill="E7E6E6"/>
+            <w:tcMar>
+              <w:top w:w="0" w:type="dxa"/>
+              <w:left w:w="108" w:type="dxa"/>
+              <w:bottom w:w="0" w:type="dxa"/>
+              <w:right w:w="108" w:type="dxa"/>
+            </w:tcMar>
+          </w:tcPr>
+          <w:p>
+            <w:pPr>
+              <w:contextualSpacing/>
+              <w:spacing w:line="264" w:lineRule="auto"/>
+              <w:ind w:left="567"/>
+            </w:pPr>
+            <w:r>
+              <w:rPr>
+                <w:rFonts w:ascii="Calibri" w:hAnsi="Calibri" w:eastAsia="Arial" w:cs="Noto Sans"/>
                 <w:b/>
-                <w:i w:val="0"/>
+                <w:bCs/>
                 <w:color w:val="000000"/>
                 <w:sz w:val="19"/>
+                <w:szCs w:val="22"/>
               </w:rPr>
               <w:t>Primary Actor</w:t>
             </w:r>
@@ -7959,17 +8676,35 @@
         </w:tc>
         <w:tc>
           <w:tcPr>
-            <w:tcW w:type="dxa" w:w="2409"/>
-            <w:shd w:fill="E7E6E6"/>
-          </w:tcPr>
-          <w:p>
-            <w:r>
-              <w:rPr>
-                <w:rFonts w:ascii="Calibri" w:hAnsi="Calibri"/>
+            <w:tcW w:w="2409" w:type="dxa"/>
+            <w:tcBorders>
+              <w:top w:val="single" w:sz="4" w:space="0" w:color="auto"/>
+              <w:left w:val="single" w:sz="4" w:space="0" w:color="auto"/>
+              <w:bottom w:val="single" w:sz="4" w:space="0" w:color="auto"/>
+              <w:right w:val="single" w:sz="4" w:space="0" w:color="auto"/>
+            </w:tcBorders>
+            <w:shd w:val="clear" w:fill="E7E6E6"/>
+            <w:tcMar>
+              <w:top w:w="0" w:type="dxa"/>
+              <w:left w:w="108" w:type="dxa"/>
+              <w:bottom w:w="0" w:type="dxa"/>
+              <w:right w:w="108" w:type="dxa"/>
+            </w:tcMar>
+          </w:tcPr>
+          <w:p>
+            <w:pPr>
+              <w:contextualSpacing/>
+              <w:spacing w:line="264" w:lineRule="auto"/>
+              <w:ind w:left="567"/>
+            </w:pPr>
+            <w:r>
+              <w:rPr>
+                <w:rFonts w:ascii="Calibri" w:hAnsi="Calibri" w:eastAsia="Arial" w:cs="Noto Sans"/>
                 <w:b/>
-                <w:i w:val="0"/>
+                <w:bCs/>
                 <w:color w:val="000000"/>
                 <w:sz w:val="19"/>
+                <w:szCs w:val="22"/>
               </w:rPr>
               <w:t>Verification Method</w:t>
             </w:r>
@@ -7977,17 +8712,35 @@
         </w:tc>
         <w:tc>
           <w:tcPr>
-            <w:tcW w:type="dxa" w:w="2409"/>
-            <w:shd w:fill="E7E6E6"/>
-          </w:tcPr>
-          <w:p>
-            <w:r>
-              <w:rPr>
-                <w:rFonts w:ascii="Calibri" w:hAnsi="Calibri"/>
+            <w:tcW w:w="2409" w:type="dxa"/>
+            <w:tcBorders>
+              <w:top w:val="single" w:sz="4" w:space="0" w:color="auto"/>
+              <w:left w:val="single" w:sz="4" w:space="0" w:color="auto"/>
+              <w:bottom w:val="single" w:sz="4" w:space="0" w:color="auto"/>
+              <w:right w:val="single" w:sz="4" w:space="0" w:color="auto"/>
+            </w:tcBorders>
+            <w:shd w:val="clear" w:fill="E7E6E6"/>
+            <w:tcMar>
+              <w:top w:w="0" w:type="dxa"/>
+              <w:left w:w="108" w:type="dxa"/>
+              <w:bottom w:w="0" w:type="dxa"/>
+              <w:right w:w="108" w:type="dxa"/>
+            </w:tcMar>
+          </w:tcPr>
+          <w:p>
+            <w:pPr>
+              <w:contextualSpacing/>
+              <w:spacing w:line="264" w:lineRule="auto"/>
+              <w:ind w:left="567"/>
+            </w:pPr>
+            <w:r>
+              <w:rPr>
+                <w:rFonts w:ascii="Calibri" w:hAnsi="Calibri" w:eastAsia="Arial" w:cs="Noto Sans"/>
                 <w:b/>
-                <w:i w:val="0"/>
+                <w:bCs/>
                 <w:color w:val="000000"/>
                 <w:sz w:val="19"/>
+                <w:szCs w:val="22"/>
               </w:rPr>
               <w:t>Automated Test Suite / Classes</w:t>
             </w:r>
@@ -8000,17 +8753,33 @@
         </w:trPr>
         <w:tc>
           <w:tcPr>
-            <w:tcW w:type="dxa" w:w="2409"/>
-            <w:shd w:fill="FFFFFF"/>
-          </w:tcPr>
-          <w:p>
-            <w:r>
-              <w:rPr>
-                <w:rFonts w:ascii="Calibri" w:hAnsi="Calibri"/>
-                <w:b w:val="0"/>
-                <w:i w:val="0"/>
+            <w:tcW w:w="2409" w:type="dxa"/>
+            <w:tcBorders>
+              <w:top w:val="single" w:sz="4" w:space="0" w:color="auto"/>
+              <w:left w:val="single" w:sz="4" w:space="0" w:color="auto"/>
+              <w:bottom w:val="single" w:sz="4" w:space="0" w:color="auto"/>
+              <w:right w:val="single" w:sz="4" w:space="0" w:color="auto"/>
+            </w:tcBorders>
+            <w:shd w:val="clear" w:fill="FFFFFF"/>
+            <w:tcMar>
+              <w:top w:w="0" w:type="dxa"/>
+              <w:left w:w="108" w:type="dxa"/>
+              <w:bottom w:w="0" w:type="dxa"/>
+              <w:right w:w="108" w:type="dxa"/>
+            </w:tcMar>
+          </w:tcPr>
+          <w:p>
+            <w:pPr>
+              <w:contextualSpacing/>
+              <w:spacing w:line="264" w:lineRule="auto"/>
+              <w:ind w:left="567"/>
+            </w:pPr>
+            <w:r>
+              <w:rPr>
+                <w:rFonts w:ascii="Calibri" w:hAnsi="Calibri" w:eastAsia="Arial" w:cs="Noto Sans"/>
                 <w:color w:val="222222"/>
                 <w:sz w:val="18"/>
+                <w:szCs w:val="22"/>
               </w:rPr>
               <w:t>UC1: Find locker by address</w:t>
             </w:r>
@@ -8018,17 +8787,33 @@
         </w:tc>
         <w:tc>
           <w:tcPr>
-            <w:tcW w:type="dxa" w:w="2409"/>
-            <w:shd w:fill="FFFFFF"/>
-          </w:tcPr>
-          <w:p>
-            <w:r>
-              <w:rPr>
-                <w:rFonts w:ascii="Calibri" w:hAnsi="Calibri"/>
-                <w:b w:val="0"/>
-                <w:i w:val="0"/>
+            <w:tcW w:w="2409" w:type="dxa"/>
+            <w:tcBorders>
+              <w:top w:val="single" w:sz="4" w:space="0" w:color="auto"/>
+              <w:left w:val="single" w:sz="4" w:space="0" w:color="auto"/>
+              <w:bottom w:val="single" w:sz="4" w:space="0" w:color="auto"/>
+              <w:right w:val="single" w:sz="4" w:space="0" w:color="auto"/>
+            </w:tcBorders>
+            <w:shd w:val="clear" w:fill="FFFFFF"/>
+            <w:tcMar>
+              <w:top w:w="0" w:type="dxa"/>
+              <w:left w:w="108" w:type="dxa"/>
+              <w:bottom w:w="0" w:type="dxa"/>
+              <w:right w:w="108" w:type="dxa"/>
+            </w:tcMar>
+          </w:tcPr>
+          <w:p>
+            <w:pPr>
+              <w:contextualSpacing/>
+              <w:spacing w:line="264" w:lineRule="auto"/>
+              <w:ind w:left="567"/>
+            </w:pPr>
+            <w:r>
+              <w:rPr>
+                <w:rFonts w:ascii="Calibri" w:hAnsi="Calibri" w:eastAsia="Arial" w:cs="Noto Sans"/>
                 <w:color w:val="222222"/>
                 <w:sz w:val="18"/>
+                <w:szCs w:val="22"/>
               </w:rPr>
               <w:t>Recipient</w:t>
             </w:r>
@@ -8036,17 +8821,33 @@
         </w:tc>
         <w:tc>
           <w:tcPr>
-            <w:tcW w:type="dxa" w:w="2409"/>
-            <w:shd w:fill="FFFFFF"/>
-          </w:tcPr>
-          <w:p>
-            <w:r>
-              <w:rPr>
-                <w:rFonts w:ascii="Calibri" w:hAnsi="Calibri"/>
-                <w:b w:val="0"/>
-                <w:i w:val="0"/>
+            <w:tcW w:w="2409" w:type="dxa"/>
+            <w:tcBorders>
+              <w:top w:val="single" w:sz="4" w:space="0" w:color="auto"/>
+              <w:left w:val="single" w:sz="4" w:space="0" w:color="auto"/>
+              <w:bottom w:val="single" w:sz="4" w:space="0" w:color="auto"/>
+              <w:right w:val="single" w:sz="4" w:space="0" w:color="auto"/>
+            </w:tcBorders>
+            <w:shd w:val="clear" w:fill="FFFFFF"/>
+            <w:tcMar>
+              <w:top w:w="0" w:type="dxa"/>
+              <w:left w:w="108" w:type="dxa"/>
+              <w:bottom w:w="0" w:type="dxa"/>
+              <w:right w:w="108" w:type="dxa"/>
+            </w:tcMar>
+          </w:tcPr>
+          <w:p>
+            <w:pPr>
+              <w:contextualSpacing/>
+              <w:spacing w:line="264" w:lineRule="auto"/>
+              <w:ind w:left="567"/>
+            </w:pPr>
+            <w:r>
+              <w:rPr>
+                <w:rFonts w:ascii="Calibri" w:hAnsi="Calibri" w:eastAsia="Arial" w:cs="Noto Sans"/>
                 <w:color w:val="222222"/>
                 <w:sz w:val="18"/>
+                <w:szCs w:val="22"/>
               </w:rPr>
               <w:t>Unit + Web Slice + E2E</w:t>
             </w:r>
@@ -8054,17 +8855,33 @@
         </w:tc>
         <w:tc>
           <w:tcPr>
-            <w:tcW w:type="dxa" w:w="2409"/>
-            <w:shd w:fill="FFFFFF"/>
-          </w:tcPr>
-          <w:p>
-            <w:r>
-              <w:rPr>
-                <w:rFonts w:ascii="Calibri" w:hAnsi="Calibri"/>
-                <w:b w:val="0"/>
-                <w:i w:val="0"/>
+            <w:tcW w:w="2409" w:type="dxa"/>
+            <w:tcBorders>
+              <w:top w:val="single" w:sz="4" w:space="0" w:color="auto"/>
+              <w:left w:val="single" w:sz="4" w:space="0" w:color="auto"/>
+              <w:bottom w:val="single" w:sz="4" w:space="0" w:color="auto"/>
+              <w:right w:val="single" w:sz="4" w:space="0" w:color="auto"/>
+            </w:tcBorders>
+            <w:shd w:val="clear" w:fill="FFFFFF"/>
+            <w:tcMar>
+              <w:top w:w="0" w:type="dxa"/>
+              <w:left w:w="108" w:type="dxa"/>
+              <w:bottom w:w="0" w:type="dxa"/>
+              <w:right w:w="108" w:type="dxa"/>
+            </w:tcMar>
+          </w:tcPr>
+          <w:p>
+            <w:pPr>
+              <w:contextualSpacing/>
+              <w:spacing w:line="264" w:lineRule="auto"/>
+              <w:ind w:left="567"/>
+            </w:pPr>
+            <w:r>
+              <w:rPr>
+                <w:rFonts w:ascii="Calibri" w:hAnsi="Calibri" w:eastAsia="Arial" w:cs="Noto Sans"/>
                 <w:color w:val="222222"/>
                 <w:sz w:val="18"/>
+                <w:szCs w:val="22"/>
               </w:rPr>
               <w:t>StationRankingServiceTest, StationControllerTest, TerminalPlaywrightTest</w:t>
             </w:r>
@@ -8077,17 +8894,33 @@
         </w:trPr>
         <w:tc>
           <w:tcPr>
-            <w:tcW w:type="dxa" w:w="2409"/>
-            <w:shd w:fill="FFFFFF"/>
-          </w:tcPr>
-          <w:p>
-            <w:r>
-              <w:rPr>
-                <w:rFonts w:ascii="Calibri" w:hAnsi="Calibri"/>
-                <w:b w:val="0"/>
-                <w:i w:val="0"/>
+            <w:tcW w:w="2409" w:type="dxa"/>
+            <w:tcBorders>
+              <w:top w:val="single" w:sz="4" w:space="0" w:color="auto"/>
+              <w:left w:val="single" w:sz="4" w:space="0" w:color="auto"/>
+              <w:bottom w:val="single" w:sz="4" w:space="0" w:color="auto"/>
+              <w:right w:val="single" w:sz="4" w:space="0" w:color="auto"/>
+            </w:tcBorders>
+            <w:shd w:val="clear" w:fill="FFFFFF"/>
+            <w:tcMar>
+              <w:top w:w="0" w:type="dxa"/>
+              <w:left w:w="108" w:type="dxa"/>
+              <w:bottom w:w="0" w:type="dxa"/>
+              <w:right w:w="108" w:type="dxa"/>
+            </w:tcMar>
+          </w:tcPr>
+          <w:p>
+            <w:pPr>
+              <w:contextualSpacing/>
+              <w:spacing w:line="264" w:lineRule="auto"/>
+              <w:ind w:left="567"/>
+            </w:pPr>
+            <w:r>
+              <w:rPr>
+                <w:rFonts w:ascii="Calibri" w:hAnsi="Calibri" w:eastAsia="Arial" w:cs="Noto Sans"/>
                 <w:color w:val="222222"/>
                 <w:sz w:val="18"/>
+                <w:szCs w:val="22"/>
               </w:rPr>
               <w:t>UC2: Register parcel &amp; allocate compartment</w:t>
             </w:r>
@@ -8095,17 +8928,33 @@
         </w:tc>
         <w:tc>
           <w:tcPr>
-            <w:tcW w:type="dxa" w:w="2409"/>
-            <w:shd w:fill="FFFFFF"/>
-          </w:tcPr>
-          <w:p>
-            <w:r>
-              <w:rPr>
-                <w:rFonts w:ascii="Calibri" w:hAnsi="Calibri"/>
-                <w:b w:val="0"/>
-                <w:i w:val="0"/>
+            <w:tcW w:w="2409" w:type="dxa"/>
+            <w:tcBorders>
+              <w:top w:val="single" w:sz="4" w:space="0" w:color="auto"/>
+              <w:left w:val="single" w:sz="4" w:space="0" w:color="auto"/>
+              <w:bottom w:val="single" w:sz="4" w:space="0" w:color="auto"/>
+              <w:right w:val="single" w:sz="4" w:space="0" w:color="auto"/>
+            </w:tcBorders>
+            <w:shd w:val="clear" w:fill="FFFFFF"/>
+            <w:tcMar>
+              <w:top w:w="0" w:type="dxa"/>
+              <w:left w:w="108" w:type="dxa"/>
+              <w:bottom w:w="0" w:type="dxa"/>
+              <w:right w:w="108" w:type="dxa"/>
+            </w:tcMar>
+          </w:tcPr>
+          <w:p>
+            <w:pPr>
+              <w:contextualSpacing/>
+              <w:spacing w:line="264" w:lineRule="auto"/>
+              <w:ind w:left="567"/>
+            </w:pPr>
+            <w:r>
+              <w:rPr>
+                <w:rFonts w:ascii="Calibri" w:hAnsi="Calibri" w:eastAsia="Arial" w:cs="Noto Sans"/>
                 <w:color w:val="222222"/>
                 <w:sz w:val="18"/>
+                <w:szCs w:val="22"/>
               </w:rPr>
               <w:t>Partner</w:t>
             </w:r>
@@ -8113,17 +8962,33 @@
         </w:tc>
         <w:tc>
           <w:tcPr>
-            <w:tcW w:type="dxa" w:w="2409"/>
-            <w:shd w:fill="FFFFFF"/>
-          </w:tcPr>
-          <w:p>
-            <w:r>
-              <w:rPr>
-                <w:rFonts w:ascii="Calibri" w:hAnsi="Calibri"/>
-                <w:b w:val="0"/>
-                <w:i w:val="0"/>
+            <w:tcW w:w="2409" w:type="dxa"/>
+            <w:tcBorders>
+              <w:top w:val="single" w:sz="4" w:space="0" w:color="auto"/>
+              <w:left w:val="single" w:sz="4" w:space="0" w:color="auto"/>
+              <w:bottom w:val="single" w:sz="4" w:space="0" w:color="auto"/>
+              <w:right w:val="single" w:sz="4" w:space="0" w:color="auto"/>
+            </w:tcBorders>
+            <w:shd w:val="clear" w:fill="FFFFFF"/>
+            <w:tcMar>
+              <w:top w:w="0" w:type="dxa"/>
+              <w:left w:w="108" w:type="dxa"/>
+              <w:bottom w:w="0" w:type="dxa"/>
+              <w:right w:w="108" w:type="dxa"/>
+            </w:tcMar>
+          </w:tcPr>
+          <w:p>
+            <w:pPr>
+              <w:contextualSpacing/>
+              <w:spacing w:line="264" w:lineRule="auto"/>
+              <w:ind w:left="567"/>
+            </w:pPr>
+            <w:r>
+              <w:rPr>
+                <w:rFonts w:ascii="Calibri" w:hAnsi="Calibri" w:eastAsia="Arial" w:cs="Noto Sans"/>
                 <w:color w:val="222222"/>
                 <w:sz w:val="18"/>
+                <w:szCs w:val="22"/>
               </w:rPr>
               <w:t>Unit + Web Slice + Integration</w:t>
             </w:r>
@@ -8131,17 +8996,33 @@
         </w:tc>
         <w:tc>
           <w:tcPr>
-            <w:tcW w:type="dxa" w:w="2409"/>
-            <w:shd w:fill="FFFFFF"/>
-          </w:tcPr>
-          <w:p>
-            <w:r>
-              <w:rPr>
-                <w:rFonts w:ascii="Calibri" w:hAnsi="Calibri"/>
-                <w:b w:val="0"/>
-                <w:i w:val="0"/>
+            <w:tcW w:w="2409" w:type="dxa"/>
+            <w:tcBorders>
+              <w:top w:val="single" w:sz="4" w:space="0" w:color="auto"/>
+              <w:left w:val="single" w:sz="4" w:space="0" w:color="auto"/>
+              <w:bottom w:val="single" w:sz="4" w:space="0" w:color="auto"/>
+              <w:right w:val="single" w:sz="4" w:space="0" w:color="auto"/>
+            </w:tcBorders>
+            <w:shd w:val="clear" w:fill="FFFFFF"/>
+            <w:tcMar>
+              <w:top w:w="0" w:type="dxa"/>
+              <w:left w:w="108" w:type="dxa"/>
+              <w:bottom w:w="0" w:type="dxa"/>
+              <w:right w:w="108" w:type="dxa"/>
+            </w:tcMar>
+          </w:tcPr>
+          <w:p>
+            <w:pPr>
+              <w:contextualSpacing/>
+              <w:spacing w:line="264" w:lineRule="auto"/>
+              <w:ind w:left="567"/>
+            </w:pPr>
+            <w:r>
+              <w:rPr>
+                <w:rFonts w:ascii="Calibri" w:hAnsi="Calibri" w:eastAsia="Arial" w:cs="Noto Sans"/>
                 <w:color w:val="222222"/>
                 <w:sz w:val="18"/>
+                <w:szCs w:val="22"/>
               </w:rPr>
               <w:t>ParcelServiceTest, ParcelControllerTest, PessimisticLockingPostgresTest</w:t>
             </w:r>
@@ -8154,17 +9035,33 @@
         </w:trPr>
         <w:tc>
           <w:tcPr>
-            <w:tcW w:type="dxa" w:w="2409"/>
-            <w:shd w:fill="FFFFFF"/>
-          </w:tcPr>
-          <w:p>
-            <w:r>
-              <w:rPr>
-                <w:rFonts w:ascii="Calibri" w:hAnsi="Calibri"/>
-                <w:b w:val="0"/>
-                <w:i w:val="0"/>
+            <w:tcW w:w="2409" w:type="dxa"/>
+            <w:tcBorders>
+              <w:top w:val="single" w:sz="4" w:space="0" w:color="auto"/>
+              <w:left w:val="single" w:sz="4" w:space="0" w:color="auto"/>
+              <w:bottom w:val="single" w:sz="4" w:space="0" w:color="auto"/>
+              <w:right w:val="single" w:sz="4" w:space="0" w:color="auto"/>
+            </w:tcBorders>
+            <w:shd w:val="clear" w:fill="FFFFFF"/>
+            <w:tcMar>
+              <w:top w:w="0" w:type="dxa"/>
+              <w:left w:w="108" w:type="dxa"/>
+              <w:bottom w:w="0" w:type="dxa"/>
+              <w:right w:w="108" w:type="dxa"/>
+            </w:tcMar>
+          </w:tcPr>
+          <w:p>
+            <w:pPr>
+              <w:contextualSpacing/>
+              <w:spacing w:line="264" w:lineRule="auto"/>
+              <w:ind w:left="567"/>
+            </w:pPr>
+            <w:r>
+              <w:rPr>
+                <w:rFonts w:ascii="Calibri" w:hAnsi="Calibri" w:eastAsia="Arial" w:cs="Noto Sans"/>
                 <w:color w:val="222222"/>
                 <w:sz w:val="18"/>
+                <w:szCs w:val="22"/>
               </w:rPr>
               <w:t>UC3: Courier drop-off &amp; door sensor confirmation</w:t>
             </w:r>
@@ -8172,17 +9069,33 @@
         </w:tc>
         <w:tc>
           <w:tcPr>
-            <w:tcW w:type="dxa" w:w="2409"/>
-            <w:shd w:fill="FFFFFF"/>
-          </w:tcPr>
-          <w:p>
-            <w:r>
-              <w:rPr>
-                <w:rFonts w:ascii="Calibri" w:hAnsi="Calibri"/>
-                <w:b w:val="0"/>
-                <w:i w:val="0"/>
+            <w:tcW w:w="2409" w:type="dxa"/>
+            <w:tcBorders>
+              <w:top w:val="single" w:sz="4" w:space="0" w:color="auto"/>
+              <w:left w:val="single" w:sz="4" w:space="0" w:color="auto"/>
+              <w:bottom w:val="single" w:sz="4" w:space="0" w:color="auto"/>
+              <w:right w:val="single" w:sz="4" w:space="0" w:color="auto"/>
+            </w:tcBorders>
+            <w:shd w:val="clear" w:fill="FFFFFF"/>
+            <w:tcMar>
+              <w:top w:w="0" w:type="dxa"/>
+              <w:left w:w="108" w:type="dxa"/>
+              <w:bottom w:w="0" w:type="dxa"/>
+              <w:right w:w="108" w:type="dxa"/>
+            </w:tcMar>
+          </w:tcPr>
+          <w:p>
+            <w:pPr>
+              <w:contextualSpacing/>
+              <w:spacing w:line="264" w:lineRule="auto"/>
+              <w:ind w:left="567"/>
+            </w:pPr>
+            <w:r>
+              <w:rPr>
+                <w:rFonts w:ascii="Calibri" w:hAnsi="Calibri" w:eastAsia="Arial" w:cs="Noto Sans"/>
                 <w:color w:val="222222"/>
                 <w:sz w:val="18"/>
+                <w:szCs w:val="22"/>
               </w:rPr>
               <w:t>Courier</w:t>
             </w:r>
@@ -8190,17 +9103,33 @@
         </w:tc>
         <w:tc>
           <w:tcPr>
-            <w:tcW w:type="dxa" w:w="2409"/>
-            <w:shd w:fill="FFFFFF"/>
-          </w:tcPr>
-          <w:p>
-            <w:r>
-              <w:rPr>
-                <w:rFonts w:ascii="Calibri" w:hAnsi="Calibri"/>
-                <w:b w:val="0"/>
-                <w:i w:val="0"/>
+            <w:tcW w:w="2409" w:type="dxa"/>
+            <w:tcBorders>
+              <w:top w:val="single" w:sz="4" w:space="0" w:color="auto"/>
+              <w:left w:val="single" w:sz="4" w:space="0" w:color="auto"/>
+              <w:bottom w:val="single" w:sz="4" w:space="0" w:color="auto"/>
+              <w:right w:val="single" w:sz="4" w:space="0" w:color="auto"/>
+            </w:tcBorders>
+            <w:shd w:val="clear" w:fill="FFFFFF"/>
+            <w:tcMar>
+              <w:top w:w="0" w:type="dxa"/>
+              <w:left w:w="108" w:type="dxa"/>
+              <w:bottom w:w="0" w:type="dxa"/>
+              <w:right w:w="108" w:type="dxa"/>
+            </w:tcMar>
+          </w:tcPr>
+          <w:p>
+            <w:pPr>
+              <w:contextualSpacing/>
+              <w:spacing w:line="264" w:lineRule="auto"/>
+              <w:ind w:left="567"/>
+            </w:pPr>
+            <w:r>
+              <w:rPr>
+                <w:rFonts w:ascii="Calibri" w:hAnsi="Calibri" w:eastAsia="Arial" w:cs="Noto Sans"/>
                 <w:color w:val="222222"/>
                 <w:sz w:val="18"/>
+                <w:szCs w:val="22"/>
               </w:rPr>
               <w:t>Unit + Web Slice + E2E</w:t>
             </w:r>
@@ -8208,17 +9137,33 @@
         </w:tc>
         <w:tc>
           <w:tcPr>
-            <w:tcW w:type="dxa" w:w="2409"/>
-            <w:shd w:fill="FFFFFF"/>
-          </w:tcPr>
-          <w:p>
-            <w:r>
-              <w:rPr>
-                <w:rFonts w:ascii="Calibri" w:hAnsi="Calibri"/>
-                <w:b w:val="0"/>
-                <w:i w:val="0"/>
+            <w:tcW w:w="2409" w:type="dxa"/>
+            <w:tcBorders>
+              <w:top w:val="single" w:sz="4" w:space="0" w:color="auto"/>
+              <w:left w:val="single" w:sz="4" w:space="0" w:color="auto"/>
+              <w:bottom w:val="single" w:sz="4" w:space="0" w:color="auto"/>
+              <w:right w:val="single" w:sz="4" w:space="0" w:color="auto"/>
+            </w:tcBorders>
+            <w:shd w:val="clear" w:fill="FFFFFF"/>
+            <w:tcMar>
+              <w:top w:w="0" w:type="dxa"/>
+              <w:left w:w="108" w:type="dxa"/>
+              <w:bottom w:w="0" w:type="dxa"/>
+              <w:right w:w="108" w:type="dxa"/>
+            </w:tcMar>
+          </w:tcPr>
+          <w:p>
+            <w:pPr>
+              <w:contextualSpacing/>
+              <w:spacing w:line="264" w:lineRule="auto"/>
+              <w:ind w:left="567"/>
+            </w:pPr>
+            <w:r>
+              <w:rPr>
+                <w:rFonts w:ascii="Calibri" w:hAnsi="Calibri" w:eastAsia="Arial" w:cs="Noto Sans"/>
                 <w:color w:val="222222"/>
                 <w:sz w:val="18"/>
+                <w:szCs w:val="22"/>
               </w:rPr>
               <w:t>TerminalServiceTest, TerminalControllerTest, TerminalPlaywrightTest</w:t>
             </w:r>
@@ -8231,17 +9176,33 @@
         </w:trPr>
         <w:tc>
           <w:tcPr>
-            <w:tcW w:type="dxa" w:w="2409"/>
-            <w:shd w:fill="FFFFFF"/>
-          </w:tcPr>
-          <w:p>
-            <w:r>
-              <w:rPr>
-                <w:rFonts w:ascii="Calibri" w:hAnsi="Calibri"/>
-                <w:b w:val="0"/>
-                <w:i w:val="0"/>
+            <w:tcW w:w="2409" w:type="dxa"/>
+            <w:tcBorders>
+              <w:top w:val="single" w:sz="4" w:space="0" w:color="auto"/>
+              <w:left w:val="single" w:sz="4" w:space="0" w:color="auto"/>
+              <w:bottom w:val="single" w:sz="4" w:space="0" w:color="auto"/>
+              <w:right w:val="single" w:sz="4" w:space="0" w:color="auto"/>
+            </w:tcBorders>
+            <w:shd w:val="clear" w:fill="FFFFFF"/>
+            <w:tcMar>
+              <w:top w:w="0" w:type="dxa"/>
+              <w:left w:w="108" w:type="dxa"/>
+              <w:bottom w:w="0" w:type="dxa"/>
+              <w:right w:w="108" w:type="dxa"/>
+            </w:tcMar>
+          </w:tcPr>
+          <w:p>
+            <w:pPr>
+              <w:contextualSpacing/>
+              <w:spacing w:line="264" w:lineRule="auto"/>
+              <w:ind w:left="567"/>
+            </w:pPr>
+            <w:r>
+              <w:rPr>
+                <w:rFonts w:ascii="Calibri" w:hAnsi="Calibri" w:eastAsia="Arial" w:cs="Noto Sans"/>
                 <w:color w:val="222222"/>
                 <w:sz w:val="18"/>
+                <w:szCs w:val="22"/>
               </w:rPr>
               <w:t>UC4: Customer pickup with 6-digit PIN</w:t>
             </w:r>
@@ -8249,17 +9210,33 @@
         </w:tc>
         <w:tc>
           <w:tcPr>
-            <w:tcW w:type="dxa" w:w="2409"/>
-            <w:shd w:fill="FFFFFF"/>
-          </w:tcPr>
-          <w:p>
-            <w:r>
-              <w:rPr>
-                <w:rFonts w:ascii="Calibri" w:hAnsi="Calibri"/>
-                <w:b w:val="0"/>
-                <w:i w:val="0"/>
+            <w:tcW w:w="2409" w:type="dxa"/>
+            <w:tcBorders>
+              <w:top w:val="single" w:sz="4" w:space="0" w:color="auto"/>
+              <w:left w:val="single" w:sz="4" w:space="0" w:color="auto"/>
+              <w:bottom w:val="single" w:sz="4" w:space="0" w:color="auto"/>
+              <w:right w:val="single" w:sz="4" w:space="0" w:color="auto"/>
+            </w:tcBorders>
+            <w:shd w:val="clear" w:fill="FFFFFF"/>
+            <w:tcMar>
+              <w:top w:w="0" w:type="dxa"/>
+              <w:left w:w="108" w:type="dxa"/>
+              <w:bottom w:w="0" w:type="dxa"/>
+              <w:right w:w="108" w:type="dxa"/>
+            </w:tcMar>
+          </w:tcPr>
+          <w:p>
+            <w:pPr>
+              <w:contextualSpacing/>
+              <w:spacing w:line="264" w:lineRule="auto"/>
+              <w:ind w:left="567"/>
+            </w:pPr>
+            <w:r>
+              <w:rPr>
+                <w:rFonts w:ascii="Calibri" w:hAnsi="Calibri" w:eastAsia="Arial" w:cs="Noto Sans"/>
                 <w:color w:val="222222"/>
                 <w:sz w:val="18"/>
+                <w:szCs w:val="22"/>
               </w:rPr>
               <w:t>Recipient</w:t>
             </w:r>
@@ -8267,17 +9244,33 @@
         </w:tc>
         <w:tc>
           <w:tcPr>
-            <w:tcW w:type="dxa" w:w="2409"/>
-            <w:shd w:fill="FFFFFF"/>
-          </w:tcPr>
-          <w:p>
-            <w:r>
-              <w:rPr>
-                <w:rFonts w:ascii="Calibri" w:hAnsi="Calibri"/>
-                <w:b w:val="0"/>
-                <w:i w:val="0"/>
+            <w:tcW w:w="2409" w:type="dxa"/>
+            <w:tcBorders>
+              <w:top w:val="single" w:sz="4" w:space="0" w:color="auto"/>
+              <w:left w:val="single" w:sz="4" w:space="0" w:color="auto"/>
+              <w:bottom w:val="single" w:sz="4" w:space="0" w:color="auto"/>
+              <w:right w:val="single" w:sz="4" w:space="0" w:color="auto"/>
+            </w:tcBorders>
+            <w:shd w:val="clear" w:fill="FFFFFF"/>
+            <w:tcMar>
+              <w:top w:w="0" w:type="dxa"/>
+              <w:left w:w="108" w:type="dxa"/>
+              <w:bottom w:w="0" w:type="dxa"/>
+              <w:right w:w="108" w:type="dxa"/>
+            </w:tcMar>
+          </w:tcPr>
+          <w:p>
+            <w:pPr>
+              <w:contextualSpacing/>
+              <w:spacing w:line="264" w:lineRule="auto"/>
+              <w:ind w:left="567"/>
+            </w:pPr>
+            <w:r>
+              <w:rPr>
+                <w:rFonts w:ascii="Calibri" w:hAnsi="Calibri" w:eastAsia="Arial" w:cs="Noto Sans"/>
                 <w:color w:val="222222"/>
                 <w:sz w:val="18"/>
+                <w:szCs w:val="22"/>
               </w:rPr>
               <w:t>Unit + Web Slice + BDD + E2E</w:t>
             </w:r>
@@ -8285,17 +9278,33 @@
         </w:tc>
         <w:tc>
           <w:tcPr>
-            <w:tcW w:type="dxa" w:w="2409"/>
-            <w:shd w:fill="FFFFFF"/>
-          </w:tcPr>
-          <w:p>
-            <w:r>
-              <w:rPr>
-                <w:rFonts w:ascii="Calibri" w:hAnsi="Calibri"/>
-                <w:b w:val="0"/>
-                <w:i w:val="0"/>
+            <w:tcW w:w="2409" w:type="dxa"/>
+            <w:tcBorders>
+              <w:top w:val="single" w:sz="4" w:space="0" w:color="auto"/>
+              <w:left w:val="single" w:sz="4" w:space="0" w:color="auto"/>
+              <w:bottom w:val="single" w:sz="4" w:space="0" w:color="auto"/>
+              <w:right w:val="single" w:sz="4" w:space="0" w:color="auto"/>
+            </w:tcBorders>
+            <w:shd w:val="clear" w:fill="FFFFFF"/>
+            <w:tcMar>
+              <w:top w:w="0" w:type="dxa"/>
+              <w:left w:w="108" w:type="dxa"/>
+              <w:bottom w:w="0" w:type="dxa"/>
+              <w:right w:w="108" w:type="dxa"/>
+            </w:tcMar>
+          </w:tcPr>
+          <w:p>
+            <w:pPr>
+              <w:contextualSpacing/>
+              <w:spacing w:line="264" w:lineRule="auto"/>
+              <w:ind w:left="567"/>
+            </w:pPr>
+            <w:r>
+              <w:rPr>
+                <w:rFonts w:ascii="Calibri" w:hAnsi="Calibri" w:eastAsia="Arial" w:cs="Noto Sans"/>
                 <w:color w:val="222222"/>
                 <w:sz w:val="18"/>
+                <w:szCs w:val="22"/>
               </w:rPr>
               <w:t>TerminalServiceTest, TerminalControllerTest, parcel_pickup.feature, security_lockout.feature, TerminalPlaywrightTest</w:t>
             </w:r>
@@ -8308,17 +9317,33 @@
         </w:trPr>
         <w:tc>
           <w:tcPr>
-            <w:tcW w:type="dxa" w:w="2409"/>
-            <w:shd w:fill="FFFFFF"/>
-          </w:tcPr>
-          <w:p>
-            <w:r>
-              <w:rPr>
-                <w:rFonts w:ascii="Calibri" w:hAnsi="Calibri"/>
-                <w:b w:val="0"/>
-                <w:i w:val="0"/>
+            <w:tcW w:w="2409" w:type="dxa"/>
+            <w:tcBorders>
+              <w:top w:val="single" w:sz="4" w:space="0" w:color="auto"/>
+              <w:left w:val="single" w:sz="4" w:space="0" w:color="auto"/>
+              <w:bottom w:val="single" w:sz="4" w:space="0" w:color="auto"/>
+              <w:right w:val="single" w:sz="4" w:space="0" w:color="auto"/>
+            </w:tcBorders>
+            <w:shd w:val="clear" w:fill="FFFFFF"/>
+            <w:tcMar>
+              <w:top w:w="0" w:type="dxa"/>
+              <w:left w:w="108" w:type="dxa"/>
+              <w:bottom w:w="0" w:type="dxa"/>
+              <w:right w:w="108" w:type="dxa"/>
+            </w:tcMar>
+          </w:tcPr>
+          <w:p>
+            <w:pPr>
+              <w:contextualSpacing/>
+              <w:spacing w:line="264" w:lineRule="auto"/>
+              <w:ind w:left="567"/>
+            </w:pPr>
+            <w:r>
+              <w:rPr>
+                <w:rFonts w:ascii="Calibri" w:hAnsi="Calibri" w:eastAsia="Arial" w:cs="Noto Sans"/>
                 <w:color w:val="222222"/>
                 <w:sz w:val="18"/>
+                <w:szCs w:val="22"/>
               </w:rPr>
               <w:t>UC5: Parcel state history &amp; tracking audit trail</w:t>
             </w:r>
@@ -8326,17 +9351,33 @@
         </w:tc>
         <w:tc>
           <w:tcPr>
-            <w:tcW w:type="dxa" w:w="2409"/>
-            <w:shd w:fill="FFFFFF"/>
-          </w:tcPr>
-          <w:p>
-            <w:r>
-              <w:rPr>
-                <w:rFonts w:ascii="Calibri" w:hAnsi="Calibri"/>
-                <w:b w:val="0"/>
-                <w:i w:val="0"/>
+            <w:tcW w:w="2409" w:type="dxa"/>
+            <w:tcBorders>
+              <w:top w:val="single" w:sz="4" w:space="0" w:color="auto"/>
+              <w:left w:val="single" w:sz="4" w:space="0" w:color="auto"/>
+              <w:bottom w:val="single" w:sz="4" w:space="0" w:color="auto"/>
+              <w:right w:val="single" w:sz="4" w:space="0" w:color="auto"/>
+            </w:tcBorders>
+            <w:shd w:val="clear" w:fill="FFFFFF"/>
+            <w:tcMar>
+              <w:top w:w="0" w:type="dxa"/>
+              <w:left w:w="108" w:type="dxa"/>
+              <w:bottom w:w="0" w:type="dxa"/>
+              <w:right w:w="108" w:type="dxa"/>
+            </w:tcMar>
+          </w:tcPr>
+          <w:p>
+            <w:pPr>
+              <w:contextualSpacing/>
+              <w:spacing w:line="264" w:lineRule="auto"/>
+              <w:ind w:left="567"/>
+            </w:pPr>
+            <w:r>
+              <w:rPr>
+                <w:rFonts w:ascii="Calibri" w:hAnsi="Calibri" w:eastAsia="Arial" w:cs="Noto Sans"/>
                 <w:color w:val="222222"/>
                 <w:sz w:val="18"/>
+                <w:szCs w:val="22"/>
               </w:rPr>
               <w:t>Partner, Recipient</w:t>
             </w:r>
@@ -8344,17 +9385,33 @@
         </w:tc>
         <w:tc>
           <w:tcPr>
-            <w:tcW w:type="dxa" w:w="2409"/>
-            <w:shd w:fill="FFFFFF"/>
-          </w:tcPr>
-          <w:p>
-            <w:r>
-              <w:rPr>
-                <w:rFonts w:ascii="Calibri" w:hAnsi="Calibri"/>
-                <w:b w:val="0"/>
-                <w:i w:val="0"/>
+            <w:tcW w:w="2409" w:type="dxa"/>
+            <w:tcBorders>
+              <w:top w:val="single" w:sz="4" w:space="0" w:color="auto"/>
+              <w:left w:val="single" w:sz="4" w:space="0" w:color="auto"/>
+              <w:bottom w:val="single" w:sz="4" w:space="0" w:color="auto"/>
+              <w:right w:val="single" w:sz="4" w:space="0" w:color="auto"/>
+            </w:tcBorders>
+            <w:shd w:val="clear" w:fill="FFFFFF"/>
+            <w:tcMar>
+              <w:top w:w="0" w:type="dxa"/>
+              <w:left w:w="108" w:type="dxa"/>
+              <w:bottom w:w="0" w:type="dxa"/>
+              <w:right w:w="108" w:type="dxa"/>
+            </w:tcMar>
+          </w:tcPr>
+          <w:p>
+            <w:pPr>
+              <w:contextualSpacing/>
+              <w:spacing w:line="264" w:lineRule="auto"/>
+              <w:ind w:left="567"/>
+            </w:pPr>
+            <w:r>
+              <w:rPr>
+                <w:rFonts w:ascii="Calibri" w:hAnsi="Calibri" w:eastAsia="Arial" w:cs="Noto Sans"/>
                 <w:color w:val="222222"/>
                 <w:sz w:val="18"/>
+                <w:szCs w:val="22"/>
               </w:rPr>
               <w:t>Unit + Web Slice</w:t>
             </w:r>
@@ -8362,17 +9419,33 @@
         </w:tc>
         <w:tc>
           <w:tcPr>
-            <w:tcW w:type="dxa" w:w="2409"/>
-            <w:shd w:fill="FFFFFF"/>
-          </w:tcPr>
-          <w:p>
-            <w:r>
-              <w:rPr>
-                <w:rFonts w:ascii="Calibri" w:hAnsi="Calibri"/>
-                <w:b w:val="0"/>
-                <w:i w:val="0"/>
+            <w:tcW w:w="2409" w:type="dxa"/>
+            <w:tcBorders>
+              <w:top w:val="single" w:sz="4" w:space="0" w:color="auto"/>
+              <w:left w:val="single" w:sz="4" w:space="0" w:color="auto"/>
+              <w:bottom w:val="single" w:sz="4" w:space="0" w:color="auto"/>
+              <w:right w:val="single" w:sz="4" w:space="0" w:color="auto"/>
+            </w:tcBorders>
+            <w:shd w:val="clear" w:fill="FFFFFF"/>
+            <w:tcMar>
+              <w:top w:w="0" w:type="dxa"/>
+              <w:left w:w="108" w:type="dxa"/>
+              <w:bottom w:w="0" w:type="dxa"/>
+              <w:right w:w="108" w:type="dxa"/>
+            </w:tcMar>
+          </w:tcPr>
+          <w:p>
+            <w:pPr>
+              <w:contextualSpacing/>
+              <w:spacing w:line="264" w:lineRule="auto"/>
+              <w:ind w:left="567"/>
+            </w:pPr>
+            <w:r>
+              <w:rPr>
+                <w:rFonts w:ascii="Calibri" w:hAnsi="Calibri" w:eastAsia="Arial" w:cs="Noto Sans"/>
                 <w:color w:val="222222"/>
                 <w:sz w:val="18"/>
+                <w:szCs w:val="22"/>
               </w:rPr>
               <w:t>ParcelStateMachineServiceTest, ParcelControllerTest</w:t>
             </w:r>
@@ -8385,17 +9458,33 @@
         </w:trPr>
         <w:tc>
           <w:tcPr>
-            <w:tcW w:type="dxa" w:w="2409"/>
-            <w:shd w:fill="FFFFFF"/>
-          </w:tcPr>
-          <w:p>
-            <w:r>
-              <w:rPr>
-                <w:rFonts w:ascii="Calibri" w:hAnsi="Calibri"/>
-                <w:b w:val="0"/>
-                <w:i w:val="0"/>
+            <w:tcW w:w="2409" w:type="dxa"/>
+            <w:tcBorders>
+              <w:top w:val="single" w:sz="4" w:space="0" w:color="auto"/>
+              <w:left w:val="single" w:sz="4" w:space="0" w:color="auto"/>
+              <w:bottom w:val="single" w:sz="4" w:space="0" w:color="auto"/>
+              <w:right w:val="single" w:sz="4" w:space="0" w:color="auto"/>
+            </w:tcBorders>
+            <w:shd w:val="clear" w:fill="FFFFFF"/>
+            <w:tcMar>
+              <w:top w:w="0" w:type="dxa"/>
+              <w:left w:w="108" w:type="dxa"/>
+              <w:bottom w:w="0" w:type="dxa"/>
+              <w:right w:w="108" w:type="dxa"/>
+            </w:tcMar>
+          </w:tcPr>
+          <w:p>
+            <w:pPr>
+              <w:contextualSpacing/>
+              <w:spacing w:line="264" w:lineRule="auto"/>
+              <w:ind w:left="567"/>
+            </w:pPr>
+            <w:r>
+              <w:rPr>
+                <w:rFonts w:ascii="Calibri" w:hAnsi="Calibri" w:eastAsia="Arial" w:cs="Noto Sans"/>
                 <w:color w:val="222222"/>
                 <w:sz w:val="18"/>
+                <w:szCs w:val="22"/>
               </w:rPr>
               <w:t>UC6: Station supervision &amp; fault maintenance</w:t>
             </w:r>
@@ -8403,17 +9492,33 @@
         </w:tc>
         <w:tc>
           <w:tcPr>
-            <w:tcW w:type="dxa" w:w="2409"/>
-            <w:shd w:fill="FFFFFF"/>
-          </w:tcPr>
-          <w:p>
-            <w:r>
-              <w:rPr>
-                <w:rFonts w:ascii="Calibri" w:hAnsi="Calibri"/>
-                <w:b w:val="0"/>
-                <w:i w:val="0"/>
+            <w:tcW w:w="2409" w:type="dxa"/>
+            <w:tcBorders>
+              <w:top w:val="single" w:sz="4" w:space="0" w:color="auto"/>
+              <w:left w:val="single" w:sz="4" w:space="0" w:color="auto"/>
+              <w:bottom w:val="single" w:sz="4" w:space="0" w:color="auto"/>
+              <w:right w:val="single" w:sz="4" w:space="0" w:color="auto"/>
+            </w:tcBorders>
+            <w:shd w:val="clear" w:fill="FFFFFF"/>
+            <w:tcMar>
+              <w:top w:w="0" w:type="dxa"/>
+              <w:left w:w="108" w:type="dxa"/>
+              <w:bottom w:w="0" w:type="dxa"/>
+              <w:right w:w="108" w:type="dxa"/>
+            </w:tcMar>
+          </w:tcPr>
+          <w:p>
+            <w:pPr>
+              <w:contextualSpacing/>
+              <w:spacing w:line="264" w:lineRule="auto"/>
+              <w:ind w:left="567"/>
+            </w:pPr>
+            <w:r>
+              <w:rPr>
+                <w:rFonts w:ascii="Calibri" w:hAnsi="Calibri" w:eastAsia="Arial" w:cs="Noto Sans"/>
                 <w:color w:val="222222"/>
                 <w:sz w:val="18"/>
+                <w:szCs w:val="22"/>
               </w:rPr>
               <w:t>Operator</w:t>
             </w:r>
@@ -8421,17 +9526,33 @@
         </w:tc>
         <w:tc>
           <w:tcPr>
-            <w:tcW w:type="dxa" w:w="2409"/>
-            <w:shd w:fill="FFFFFF"/>
-          </w:tcPr>
-          <w:p>
-            <w:r>
-              <w:rPr>
-                <w:rFonts w:ascii="Calibri" w:hAnsi="Calibri"/>
-                <w:b w:val="0"/>
-                <w:i w:val="0"/>
+            <w:tcW w:w="2409" w:type="dxa"/>
+            <w:tcBorders>
+              <w:top w:val="single" w:sz="4" w:space="0" w:color="auto"/>
+              <w:left w:val="single" w:sz="4" w:space="0" w:color="auto"/>
+              <w:bottom w:val="single" w:sz="4" w:space="0" w:color="auto"/>
+              <w:right w:val="single" w:sz="4" w:space="0" w:color="auto"/>
+            </w:tcBorders>
+            <w:shd w:val="clear" w:fill="FFFFFF"/>
+            <w:tcMar>
+              <w:top w:w="0" w:type="dxa"/>
+              <w:left w:w="108" w:type="dxa"/>
+              <w:bottom w:w="0" w:type="dxa"/>
+              <w:right w:w="108" w:type="dxa"/>
+            </w:tcMar>
+          </w:tcPr>
+          <w:p>
+            <w:pPr>
+              <w:contextualSpacing/>
+              <w:spacing w:line="264" w:lineRule="auto"/>
+              <w:ind w:left="567"/>
+            </w:pPr>
+            <w:r>
+              <w:rPr>
+                <w:rFonts w:ascii="Calibri" w:hAnsi="Calibri" w:eastAsia="Arial" w:cs="Noto Sans"/>
                 <w:color w:val="222222"/>
                 <w:sz w:val="18"/>
+                <w:szCs w:val="22"/>
               </w:rPr>
               <w:t>Web Slice + E2E Automation</w:t>
             </w:r>
@@ -8439,17 +9560,33 @@
         </w:tc>
         <w:tc>
           <w:tcPr>
-            <w:tcW w:type="dxa" w:w="2409"/>
-            <w:shd w:fill="FFFFFF"/>
-          </w:tcPr>
-          <w:p>
-            <w:r>
-              <w:rPr>
-                <w:rFonts w:ascii="Calibri" w:hAnsi="Calibri"/>
-                <w:b w:val="0"/>
-                <w:i w:val="0"/>
+            <w:tcW w:w="2409" w:type="dxa"/>
+            <w:tcBorders>
+              <w:top w:val="single" w:sz="4" w:space="0" w:color="auto"/>
+              <w:left w:val="single" w:sz="4" w:space="0" w:color="auto"/>
+              <w:bottom w:val="single" w:sz="4" w:space="0" w:color="auto"/>
+              <w:right w:val="single" w:sz="4" w:space="0" w:color="auto"/>
+            </w:tcBorders>
+            <w:shd w:val="clear" w:fill="FFFFFF"/>
+            <w:tcMar>
+              <w:top w:w="0" w:type="dxa"/>
+              <w:left w:w="108" w:type="dxa"/>
+              <w:bottom w:w="0" w:type="dxa"/>
+              <w:right w:w="108" w:type="dxa"/>
+            </w:tcMar>
+          </w:tcPr>
+          <w:p>
+            <w:pPr>
+              <w:contextualSpacing/>
+              <w:spacing w:line="264" w:lineRule="auto"/>
+              <w:ind w:left="567"/>
+            </w:pPr>
+            <w:r>
+              <w:rPr>
+                <w:rFonts w:ascii="Calibri" w:hAnsi="Calibri" w:eastAsia="Arial" w:cs="Noto Sans"/>
                 <w:color w:val="222222"/>
                 <w:sz w:val="18"/>
+                <w:szCs w:val="22"/>
               </w:rPr>
               <w:t>TerminalUiControllerTest, OperatorPlaywrightTest</w:t>
             </w:r>
@@ -8477,32 +9614,98 @@
       <w:bookmarkEnd w:id="12"/>
     </w:p>
     <w:p>
-      <w:r>
+      <w:pPr>
+        <w:contextualSpacing/>
+        <w:spacing w:line="264" w:lineRule="auto"/>
+        <w:ind w:left="567"/>
+      </w:pPr>
+      <w:r>
+        <w:rPr>
+          <w:rFonts w:ascii="Arial Nova" w:hAnsi="Arial Nova" w:eastAsia="Arial" w:cs="Noto Sans" w:asciiTheme="minorHAnsi" w:hAnsiTheme="minorHAnsi"/>
+          <w:color w:val="000000"/>
+          <w:sz w:val="22"/>
+          <w:szCs w:val="22"/>
+        </w:rPr>
         <w:t>Unit tests focus on verifying domain business invariants and state machine rules in complete isolation from infrastructure:</w:t>
       </w:r>
     </w:p>
     <w:p>
-      <w:r>
+      <w:pPr>
+        <w:contextualSpacing/>
+        <w:spacing w:line="264" w:lineRule="auto"/>
+        <w:ind w:left="567"/>
+      </w:pPr>
+      <w:r>
+        <w:rPr>
+          <w:rFonts w:ascii="Arial Nova" w:hAnsi="Arial Nova" w:eastAsia="Arial" w:cs="Noto Sans" w:asciiTheme="minorHAnsi" w:hAnsiTheme="minorHAnsi"/>
+          <w:color w:val="000000"/>
+          <w:sz w:val="22"/>
+          <w:szCs w:val="22"/>
+        </w:rPr>
         <w:t>• Domain Rule Verification: Scenario-driven tests cover the 10 state transitions of ParcelStateMachineService, validating 48h drop-off and 72h pickup deadlines using an injected fixed Clock. Mathematical correctness of the Haversine great-circle distance algorithm is verified in StationRankingServiceTest against physical coordinates in Aveiro.</w:t>
       </w:r>
     </w:p>
     <w:p>
-      <w:r>
+      <w:pPr>
+        <w:contextualSpacing/>
+        <w:spacing w:line="264" w:lineRule="auto"/>
+        <w:ind w:left="567"/>
+      </w:pPr>
+      <w:r>
+        <w:rPr>
+          <w:rFonts w:ascii="Arial Nova" w:hAnsi="Arial Nova" w:eastAsia="Arial" w:cs="Noto Sans" w:asciiTheme="minorHAnsi" w:hAnsiTheme="minorHAnsi"/>
+          <w:color w:val="000000"/>
+          <w:sz w:val="22"/>
+          <w:szCs w:val="22"/>
+        </w:rPr>
         <w:t>• In-Memory Fakes (Test Doubles):</w:t>
       </w:r>
     </w:p>
     <w:p>
-      <w:r>
+      <w:pPr>
+        <w:contextualSpacing/>
+        <w:spacing w:line="264" w:lineRule="auto"/>
+        <w:ind w:left="567"/>
+      </w:pPr>
+      <w:r>
+        <w:rPr>
+          <w:rFonts w:ascii="Arial Nova" w:hAnsi="Arial Nova" w:eastAsia="Arial" w:cs="Noto Sans" w:asciiTheme="minorHAnsi" w:hAnsiTheme="minorHAnsi"/>
+          <w:color w:val="000000"/>
+          <w:sz w:val="22"/>
+          <w:szCs w:val="22"/>
+        </w:rPr>
         <w:t xml:space="preserve">  - InMemoryHardwareFake (implementing LockerHardwarePort): Simulates solenoid lock microcontrollers and magnetic door sensors. Maintains internal compartment door states (OPEN / CLOSED) and supports deterministic failure injection via simulateDoorJam(), enabling hardware fault recovery testing without cyber-physical hardware.</w:t>
       </w:r>
     </w:p>
     <w:p>
-      <w:r>
+      <w:pPr>
+        <w:contextualSpacing/>
+        <w:spacing w:line="264" w:lineRule="auto"/>
+        <w:ind w:left="567"/>
+      </w:pPr>
+      <w:r>
+        <w:rPr>
+          <w:rFonts w:ascii="Arial Nova" w:hAnsi="Arial Nova" w:eastAsia="Arial" w:cs="Noto Sans" w:asciiTheme="minorHAnsi" w:hAnsiTheme="minorHAnsi"/>
+          <w:color w:val="000000"/>
+          <w:sz w:val="22"/>
+          <w:szCs w:val="22"/>
+        </w:rPr>
         <w:t xml:space="preserve">  - InMemoryGeocodingFake (implementing GeocodingPort): Resolves geographical coordinates for Aveiro addresses with full Portuguese accent normalization (NFD), preventing external API quota exhaustion and network flakiness.</w:t>
       </w:r>
     </w:p>
     <w:p>
-      <w:r>
+      <w:pPr>
+        <w:contextualSpacing/>
+        <w:spacing w:line="264" w:lineRule="auto"/>
+        <w:ind w:left="567"/>
+      </w:pPr>
+      <w:r>
+        <w:rPr>
+          <w:rFonts w:ascii="Arial Nova" w:hAnsi="Arial Nova" w:eastAsia="Arial" w:cs="Noto Sans" w:asciiTheme="minorHAnsi" w:hAnsiTheme="minorHAnsi"/>
+          <w:color w:val="000000"/>
+          <w:sz w:val="22"/>
+          <w:szCs w:val="22"/>
+        </w:rPr>
         <w:t>• Mocking Strategy: Mockito mocks (@Mock) are purposefully reserved for orchestrating application services (ParcelService, TerminalService), isolating repository boundaries and verifying that transitions are persisted strictly upon valid hardware signals.</w:t>
       </w:r>
     </w:p>
@@ -8526,24 +9729,72 @@
       <w:bookmarkEnd w:id="13"/>
     </w:p>
     <w:p>
+      <w:pPr>
+        <w:contextualSpacing/>
+        <w:spacing w:line="264" w:lineRule="auto"/>
+        <w:ind w:left="567"/>
+      </w:pPr>
       <w:r>
         <w:rPr>
-          <w:rFonts w:ascii="Calibri" w:hAnsi="Calibri"/>
-          <w:b w:val="0"/>
-          <w:i w:val="0"/>
+          <w:rFonts w:ascii="Calibri" w:hAnsi="Calibri" w:eastAsia="Arial" w:cs="Noto Sans"/>
           <w:color w:val="222222"/>
           <w:sz w:val="20"/>
+          <w:szCs w:val="22"/>
         </w:rPr>
         <w:t>TuttiBox implements a clear distinction between Web Layer Slice testing and Full Database Concurrency Integration testing:</w:t>
-        <w:br/>
-        <w:br/>
+      </w:r>
+      <w:r>
+        <w:br w:type="textWrapping"/>
+      </w:r>
+      <w:r>
+        <w:br w:type="textWrapping"/>
+      </w:r>
+      <w:r>
+        <w:rPr>
+          <w:rFonts w:ascii="Calibri" w:hAnsi="Calibri" w:eastAsia="Arial" w:cs="Noto Sans"/>
+          <w:color w:val="222222"/>
+          <w:sz w:val="20"/>
+          <w:szCs w:val="22"/>
+        </w:rPr>
         <w:t>1. Web Layer Slice Tests (@WebMvcTest):</w:t>
-        <w:br/>
+      </w:r>
+      <w:r>
+        <w:br w:type="textWrapping"/>
+      </w:r>
+      <w:r>
+        <w:rPr>
+          <w:rFonts w:ascii="Calibri" w:hAnsi="Calibri" w:eastAsia="Arial" w:cs="Noto Sans"/>
+          <w:color w:val="222222"/>
+          <w:sz w:val="20"/>
+          <w:szCs w:val="22"/>
+        </w:rPr>
         <w:t>Web controller endpoints are tested in isolation using Spring Boot slice testing (@WebMvcTest with MockMvc). Across ParcelControllerTest, StationControllerTest, TerminalControllerTest, and TerminalUiControllerTest (18 tests total), these suites validate HTTP status codes, request body validation (@Valid Bean Validation), response headers, and standardized RFC 7807 ProblemDetail payloads handled globally by GlobalExceptionHandler (@RestControllerAdvice), with core domain service dependencies isolated using @MockitoBean.</w:t>
-        <w:br/>
-        <w:br/>
+      </w:r>
+      <w:r>
+        <w:br w:type="textWrapping"/>
+      </w:r>
+      <w:r>
+        <w:br w:type="textWrapping"/>
+      </w:r>
+      <w:r>
+        <w:rPr>
+          <w:rFonts w:ascii="Calibri" w:hAnsi="Calibri" w:eastAsia="Arial" w:cs="Noto Sans"/>
+          <w:color w:val="222222"/>
+          <w:sz w:val="20"/>
+          <w:szCs w:val="22"/>
+        </w:rPr>
         <w:t>2. Full Database Concurrency Integration Tests (Testcontainers PostgreSQL 16):</w:t>
-        <w:br/>
+      </w:r>
+      <w:r>
+        <w:br w:type="textWrapping"/>
+      </w:r>
+      <w:r>
+        <w:rPr>
+          <w:rFonts w:ascii="Calibri" w:hAnsi="Calibri" w:eastAsia="Arial" w:cs="Noto Sans"/>
+          <w:color w:val="222222"/>
+          <w:sz w:val="20"/>
+          <w:szCs w:val="22"/>
+        </w:rPr>
         <w:t>Full integration verification is implemented in PessimisticLockingPostgresTest executing within a full Spring Boot application context (@SpringBootTest) against an official containerized PostgreSQL 16 database managed by Testcontainers. The test simulates a severe race condition where 4 concurrent threads compete simultaneously to reserve the very last available compartment in a station. The suite verifies that database pessimistic row-level locking (PESSIMISTIC_WRITE / SELECT ... FOR UPDATE) guarantees strict ACID consistency: exactly one transaction successfully commits and reserves the compartment (HTTP 201 Created), while concurrent requests gracefully fail with HTTP 409 Conflict without causing double-booking.</w:t>
       </w:r>
     </w:p>
@@ -8567,27 +9818,82 @@
       <w:bookmarkEnd w:id="14"/>
     </w:p>
     <w:p>
-      <w:r>
+      <w:pPr>
+        <w:contextualSpacing/>
+        <w:spacing w:line="264" w:lineRule="auto"/>
+        <w:ind w:left="567"/>
+      </w:pPr>
+      <w:r>
+        <w:rPr>
+          <w:rFonts w:ascii="Arial Nova" w:hAnsi="Arial Nova" w:eastAsia="Arial" w:cs="Noto Sans" w:asciiTheme="minorHAnsi" w:hAnsiTheme="minorHAnsi"/>
+          <w:color w:val="000000"/>
+          <w:sz w:val="22"/>
+          <w:szCs w:val="22"/>
+        </w:rPr>
         <w:t>End-to-end browser automation was implemented using Microsoft Playwright (TerminalPlaywrightTest, OperatorPlaywrightTest), automating real user interactions against both system interfaces:</w:t>
       </w:r>
     </w:p>
     <w:p>
-      <w:r>
+      <w:pPr>
+        <w:contextualSpacing/>
+        <w:spacing w:line="264" w:lineRule="auto"/>
+        <w:ind w:left="567"/>
+      </w:pPr>
+      <w:r>
+        <w:rPr>
+          <w:rFonts w:ascii="Arial Nova" w:hAnsi="Arial Nova" w:eastAsia="Arial" w:cs="Noto Sans" w:asciiTheme="minorHAnsi" w:hAnsiTheme="minorHAnsi"/>
+          <w:color w:val="000000"/>
+          <w:sz w:val="22"/>
+          <w:szCs w:val="22"/>
+        </w:rPr>
         <w:t>• Automated User Journeys:</w:t>
       </w:r>
     </w:p>
     <w:p>
-      <w:r>
+      <w:pPr>
+        <w:contextualSpacing/>
+        <w:spacing w:line="264" w:lineRule="auto"/>
+        <w:ind w:left="567"/>
+      </w:pPr>
+      <w:r>
+        <w:rPr>
+          <w:rFonts w:ascii="Arial Nova" w:hAnsi="Arial Nova" w:eastAsia="Arial" w:cs="Noto Sans" w:asciiTheme="minorHAnsi" w:hAnsiTheme="minorHAnsi"/>
+          <w:color w:val="000000"/>
+          <w:sz w:val="22"/>
+          <w:szCs w:val="22"/>
+        </w:rPr>
         <w:t xml:space="preserve">  - Customer Kiosk Journey (/terminal): The recipient inputs their 6-digit pickup PIN via the interactive touch keypad (0-9 buttons), triggers compartment unlocking, verifies real-time door state feedback, simulates physical door closure, and verifies state transition to PICKED_UP. A secondary journey validates that 3 consecutive invalid PINs activate the full-screen 60-second security lockout overlay.</w:t>
       </w:r>
     </w:p>
     <w:p>
-      <w:r>
+      <w:pPr>
+        <w:contextualSpacing/>
+        <w:spacing w:line="264" w:lineRule="auto"/>
+        <w:ind w:left="567"/>
+      </w:pPr>
+      <w:r>
+        <w:rPr>
+          <w:rFonts w:ascii="Arial Nova" w:hAnsi="Arial Nova" w:eastAsia="Arial" w:cs="Noto Sans" w:asciiTheme="minorHAnsi" w:hAnsiTheme="minorHAnsi"/>
+          <w:color w:val="000000"/>
+          <w:sz w:val="22"/>
+          <w:szCs w:val="22"/>
+        </w:rPr>
         <w:t xml:space="preserve">  - Operator Dashboard Journey (/operator): The operator navigates stations, views dynamic availability stats, inspects compartment grid cards with color-coded operational states, and validates solenoid/magnetic sensor status.</w:t>
       </w:r>
     </w:p>
     <w:p>
-      <w:r>
+      <w:pPr>
+        <w:contextualSpacing/>
+        <w:spacing w:line="264" w:lineRule="auto"/>
+        <w:ind w:left="567"/>
+      </w:pPr>
+      <w:r>
+        <w:rPr>
+          <w:rFonts w:ascii="Arial Nova" w:hAnsi="Arial Nova" w:eastAsia="Arial" w:cs="Noto Sans" w:asciiTheme="minorHAnsi" w:hAnsiTheme="minorHAnsi"/>
+          <w:color w:val="000000"/>
+          <w:sz w:val="22"/>
+          <w:szCs w:val="22"/>
+        </w:rPr>
         <w:t>• Test Stability &amp; Flakiness Prevention: Tests utilize resilient semantic locators (.keypad-btn, #btnEnter, #doorGraphic.open, #lockoutOverlay.active) combined with Playwright's auto-waiting and explicit DOM event conditions (waitForSelector), eliminating arbitrary sleep delays. Each test executes within an isolated browser context with dedicated data setup and cleanup via Spring Boot's RANDOM_PORT web environment.</w:t>
       </w:r>
     </w:p>
@@ -8611,39 +9917,98 @@
       <w:bookmarkEnd w:id="15"/>
     </w:p>
     <w:p>
-      <w:r>
+      <w:pPr>
+        <w:contextualSpacing/>
+        <w:spacing w:line="264" w:lineRule="auto"/>
+        <w:ind w:left="567"/>
+      </w:pPr>
+      <w:r>
+        <w:rPr>
+          <w:rFonts w:ascii="Arial Nova" w:hAnsi="Arial Nova" w:eastAsia="Arial" w:cs="Noto Sans" w:asciiTheme="minorHAnsi" w:hAnsiTheme="minorHAnsi"/>
+          <w:color w:val="000000"/>
+          <w:sz w:val="22"/>
+          <w:szCs w:val="22"/>
+        </w:rPr>
         <w:t>System acceptance criteria were formalized in Gherkin feature files and executed using Cucumber with Spring Boot integration (CucumberTestRunnerTest):</w:t>
       </w:r>
     </w:p>
     <w:p>
-      <w:r>
+      <w:pPr>
+        <w:contextualSpacing/>
+        <w:spacing w:line="264" w:lineRule="auto"/>
+        <w:ind w:left="567"/>
+      </w:pPr>
+      <w:r>
+        <w:rPr>
+          <w:rFonts w:ascii="Arial Nova" w:hAnsi="Arial Nova" w:eastAsia="Arial" w:cs="Noto Sans" w:asciiTheme="minorHAnsi" w:hAnsiTheme="minorHAnsi"/>
+          <w:color w:val="000000"/>
+          <w:sz w:val="22"/>
+          <w:szCs w:val="22"/>
+        </w:rPr>
         <w:t>• Implemented Features &amp; Scenarios:</w:t>
       </w:r>
     </w:p>
     <w:p>
-      <w:r>
+      <w:pPr>
+        <w:contextualSpacing/>
+        <w:spacing w:line="264" w:lineRule="auto"/>
+        <w:ind w:left="567"/>
+      </w:pPr>
+      <w:r>
+        <w:rPr>
+          <w:rFonts w:ascii="Arial Nova" w:hAnsi="Arial Nova" w:eastAsia="Arial" w:cs="Noto Sans" w:asciiTheme="minorHAnsi" w:hAnsiTheme="minorHAnsi"/>
+          <w:color w:val="000000"/>
+          <w:sz w:val="22"/>
+          <w:szCs w:val="22"/>
+        </w:rPr>
         <w:t xml:space="preserve">  - parcel_pickup.feature: Happy path recipient journey verifying that entering a valid 6-digit PIN unlocks the designated compartment, and closing the door transitions the parcel to PICKED_UP while freeing the compartment.</w:t>
       </w:r>
     </w:p>
     <w:p>
-      <w:r>
+      <w:pPr>
+        <w:contextualSpacing/>
+        <w:spacing w:line="264" w:lineRule="auto"/>
+        <w:ind w:left="567"/>
+      </w:pPr>
+      <w:r>
+        <w:rPr>
+          <w:rFonts w:ascii="Arial Nova" w:hAnsi="Arial Nova" w:eastAsia="Arial" w:cs="Noto Sans" w:asciiTheme="minorHAnsi" w:hAnsiTheme="minorHAnsi"/>
+          <w:color w:val="000000"/>
+          <w:sz w:val="22"/>
+          <w:szCs w:val="22"/>
+        </w:rPr>
         <w:t xml:space="preserve">  - security_lockout.feature (Time-Based / Security): Verifies brute-force protection where 3 consecutive invalid PIN entries trigger a 60-second terminal lockout, rejecting any further attempts with TERMINAL_LOCKED.</w:t>
       </w:r>
     </w:p>
     <w:p>
+      <w:pPr>
+        <w:contextualSpacing/>
+        <w:spacing w:line="264" w:lineRule="auto"/>
+        <w:ind w:left="567"/>
+      </w:pPr>
       <w:r>
         <w:rPr>
-          <w:rFonts w:ascii="Calibri" w:hAnsi="Calibri"/>
-          <w:b w:val="0"/>
-          <w:i w:val="0"/>
+          <w:rFonts w:ascii="Calibri" w:hAnsi="Calibri" w:eastAsia="Arial" w:cs="Noto Sans"/>
           <w:color w:val="222222"/>
           <w:sz w:val="20"/>
+          <w:szCs w:val="22"/>
         </w:rPr>
         <w:t>• hardware_failure.feature: Simulates physical solenoid and sensor jamming when attempting to unlock a compartment during recipient pickup, verifying that the system safely halts, flags the compartment as OUT_OF_SERVICE, transitions the parcel to WAITING_FOR_OPERATOR, and notifies operator backoffice for maintenance dispatch.</w:t>
       </w:r>
     </w:p>
     <w:p>
-      <w:r>
+      <w:pPr>
+        <w:contextualSpacing/>
+        <w:spacing w:line="264" w:lineRule="auto"/>
+        <w:ind w:left="567"/>
+      </w:pPr>
+      <w:r>
+        <w:rPr>
+          <w:rFonts w:ascii="Arial Nova" w:hAnsi="Arial Nova" w:eastAsia="Arial" w:cs="Noto Sans" w:asciiTheme="minorHAnsi" w:hAnsiTheme="minorHAnsi"/>
+          <w:color w:val="000000"/>
+          <w:sz w:val="22"/>
+          <w:szCs w:val="22"/>
+        </w:rPr>
         <w:t>• Driven Layer: Step definitions drive the core application domain services (TerminalService, ParcelService) integrated with transactional repositories. This approach ensures high execution speed, deterministic state assertions, and robust validation of business invariants without introducing HTTP or rendering latency.</w:t>
       </w:r>
     </w:p>
@@ -8667,57 +10032,178 @@
       <w:bookmarkEnd w:id="16"/>
     </w:p>
     <w:p>
-      <w:r>
+      <w:pPr>
+        <w:contextualSpacing/>
+        <w:spacing w:line="264" w:lineRule="auto"/>
+        <w:ind w:left="567"/>
+      </w:pPr>
+      <w:r>
+        <w:rPr>
+          <w:rFonts w:ascii="Arial Nova" w:hAnsi="Arial Nova" w:eastAsia="Arial" w:cs="Noto Sans" w:asciiTheme="minorHAnsi" w:hAnsiTheme="minorHAnsi"/>
+          <w:color w:val="000000"/>
+          <w:sz w:val="22"/>
+          <w:szCs w:val="22"/>
+        </w:rPr>
         <w:t>Non-functional verification focused on latency thresholds under concurrent load and user interface accessibility:</w:t>
       </w:r>
     </w:p>
     <w:p>
-      <w:r>
+      <w:pPr>
+        <w:contextualSpacing/>
+        <w:spacing w:line="264" w:lineRule="auto"/>
+        <w:ind w:left="567"/>
+      </w:pPr>
+      <w:r>
+        <w:rPr>
+          <w:rFonts w:ascii="Arial Nova" w:hAnsi="Arial Nova" w:eastAsia="Arial" w:cs="Noto Sans" w:asciiTheme="minorHAnsi" w:hAnsiTheme="minorHAnsi"/>
+          <w:color w:val="000000"/>
+          <w:sz w:val="22"/>
+          <w:szCs w:val="22"/>
+        </w:rPr>
         <w:t>• Performance Testing (Grafana k6 v2.2.0):</w:t>
       </w:r>
     </w:p>
     <w:p>
-      <w:r>
+      <w:pPr>
+        <w:contextualSpacing/>
+        <w:spacing w:line="264" w:lineRule="auto"/>
+        <w:ind w:left="567"/>
+      </w:pPr>
+      <w:r>
+        <w:rPr>
+          <w:rFonts w:ascii="Arial Nova" w:hAnsi="Arial Nova" w:eastAsia="Arial" w:cs="Noto Sans" w:asciiTheme="minorHAnsi" w:hAnsiTheme="minorHAnsi"/>
+          <w:color w:val="000000"/>
+          <w:sz w:val="22"/>
+          <w:szCs w:val="22"/>
+        </w:rPr>
         <w:t xml:space="preserve">  - Load Scenarios &amp; Requirements: A comprehensive 3-stage load suite was authored in 'scripts/performance_test.js': (1) Nominal Load (20 concurrent VUs querying nearby lockers and terminal health), (2) Black Friday Spike (60 concurrent VUs bursting parcel reservations), and (3) Security Rate Limiting (5 VUs flooding invalid PIN entries to test lockout defense). Geolocation queries were stubbed via InMemoryGeocodingFake to eliminate external API quota overhead.</w:t>
       </w:r>
     </w:p>
     <w:p>
-      <w:r>
+      <w:pPr>
+        <w:contextualSpacing/>
+        <w:spacing w:line="264" w:lineRule="auto"/>
+        <w:ind w:left="567"/>
+      </w:pPr>
+      <w:r>
+        <w:rPr>
+          <w:rFonts w:ascii="Arial Nova" w:hAnsi="Arial Nova" w:eastAsia="Arial" w:cs="Noto Sans" w:asciiTheme="minorHAnsi" w:hAnsiTheme="minorHAnsi"/>
+          <w:color w:val="000000"/>
+          <w:sz w:val="22"/>
+          <w:szCs w:val="22"/>
+        </w:rPr>
         <w:t xml:space="preserve">  - Thresholds &amp; Results: Configured SLA thresholds required p(95) &lt; 250ms and p(99) &lt; 500ms for HTTP transactions. Over a 43-second test run executing 5,294 requests (9,948 automated checks, 100% pass rate, 0 failed checks):</w:t>
       </w:r>
     </w:p>
     <w:p>
-      <w:r>
+      <w:pPr>
+        <w:contextualSpacing/>
+        <w:spacing w:line="264" w:lineRule="auto"/>
+        <w:ind w:left="567"/>
+      </w:pPr>
+      <w:r>
+        <w:rPr>
+          <w:rFonts w:ascii="Arial Nova" w:hAnsi="Arial Nova" w:eastAsia="Arial" w:cs="Noto Sans" w:asciiTheme="minorHAnsi" w:hAnsiTheme="minorHAnsi"/>
+          <w:color w:val="000000"/>
+          <w:sz w:val="22"/>
+          <w:szCs w:val="22"/>
+        </w:rPr>
         <w:t xml:space="preserve">    * Overall HTTP Duration: average = 3.18 ms, p(95) = 5.50 ms, p(99) = 10.74 ms (well below SLA).</w:t>
       </w:r>
     </w:p>
     <w:p>
-      <w:r>
+      <w:pPr>
+        <w:contextualSpacing/>
+        <w:spacing w:line="264" w:lineRule="auto"/>
+        <w:ind w:left="567"/>
+      </w:pPr>
+      <w:r>
+        <w:rPr>
+          <w:rFonts w:ascii="Arial Nova" w:hAnsi="Arial Nova" w:eastAsia="Arial" w:cs="Noto Sans" w:asciiTheme="minorHAnsi" w:hAnsiTheme="minorHAnsi"/>
+          <w:color w:val="000000"/>
+          <w:sz w:val="22"/>
+          <w:szCs w:val="22"/>
+        </w:rPr>
         <w:t xml:space="preserve">    * Parcel Creation (Reservation): average = 3.11 ms, p(95) = 4.80 ms.</w:t>
       </w:r>
     </w:p>
     <w:p>
-      <w:r>
+      <w:pPr>
+        <w:contextualSpacing/>
+        <w:spacing w:line="264" w:lineRule="auto"/>
+        <w:ind w:left="567"/>
+      </w:pPr>
+      <w:r>
+        <w:rPr>
+          <w:rFonts w:ascii="Arial Nova" w:hAnsi="Arial Nova" w:eastAsia="Arial" w:cs="Noto Sans" w:asciiTheme="minorHAnsi" w:hAnsiTheme="minorHAnsi"/>
+          <w:color w:val="000000"/>
+          <w:sz w:val="22"/>
+          <w:szCs w:val="22"/>
+        </w:rPr>
         <w:t xml:space="preserve">    * Nearby Stations Search: average = 3.34 ms, p(95) = 7.42 ms.</w:t>
       </w:r>
     </w:p>
     <w:p>
-      <w:r>
+      <w:pPr>
+        <w:contextualSpacing/>
+        <w:spacing w:line="264" w:lineRule="auto"/>
+        <w:ind w:left="567"/>
+      </w:pPr>
+      <w:r>
+        <w:rPr>
+          <w:rFonts w:ascii="Arial Nova" w:hAnsi="Arial Nova" w:eastAsia="Arial" w:cs="Noto Sans" w:asciiTheme="minorHAnsi" w:hAnsiTheme="minorHAnsi"/>
+          <w:color w:val="000000"/>
+          <w:sz w:val="22"/>
+          <w:szCs w:val="22"/>
+        </w:rPr>
         <w:t xml:space="preserve">    * Security Lockout Defense: average = 25.0 ms (including SHA-256 constant-time digest verification), transitioning to HTTP 429 upon the 3rd failed attempt without system degradation.</w:t>
       </w:r>
     </w:p>
     <w:p>
-      <w:r>
+      <w:pPr>
+        <w:contextualSpacing/>
+        <w:spacing w:line="264" w:lineRule="auto"/>
+        <w:ind w:left="567"/>
+      </w:pPr>
+      <w:r>
+        <w:rPr>
+          <w:rFonts w:ascii="Arial Nova" w:hAnsi="Arial Nova" w:eastAsia="Arial" w:cs="Noto Sans" w:asciiTheme="minorHAnsi" w:hAnsiTheme="minorHAnsi"/>
+          <w:color w:val="000000"/>
+          <w:sz w:val="22"/>
+          <w:szCs w:val="22"/>
+        </w:rPr>
         <w:t>• Accessibility Audit (WCAG 2.1 AA Compliance):</w:t>
       </w:r>
     </w:p>
     <w:p>
-      <w:r>
+      <w:pPr>
+        <w:contextualSpacing/>
+        <w:spacing w:line="264" w:lineRule="auto"/>
+        <w:ind w:left="567"/>
+      </w:pPr>
+      <w:r>
+        <w:rPr>
+          <w:rFonts w:ascii="Arial Nova" w:hAnsi="Arial Nova" w:eastAsia="Arial" w:cs="Noto Sans" w:asciiTheme="minorHAnsi" w:hAnsiTheme="minorHAnsi"/>
+          <w:color w:val="000000"/>
+          <w:sz w:val="22"/>
+          <w:szCs w:val="22"/>
+        </w:rPr>
         <w:t xml:space="preserve">  - Automated &amp; Structured Checks: Both user-facing interfaces (/terminal touch kiosk and /operator dashboard) were audited against WCAG 2.1 Level AA criteria. High-contrast visual focus styling was enforced via ':focus-visible { outline: 3px solid #3b82f6; outline-offset: 2px; }'. Keypad elements were upgraded to semantic &lt;button&gt; controls with explicit 'aria-label' attributes ('Dígito 1', 'Limpar PIN', 'Confirmar PIN'). Dynamic feedback and the 60-second lockout overlay were equipped with 'role="alert"' and 'aria-live="assertive"' regions.</w:t>
       </w:r>
     </w:p>
     <w:p>
-      <w:r>
+      <w:pPr>
+        <w:contextualSpacing/>
+        <w:spacing w:line="264" w:lineRule="auto"/>
+        <w:ind w:left="567"/>
+      </w:pPr>
+      <w:r>
+        <w:rPr>
+          <w:rFonts w:ascii="Arial Nova" w:hAnsi="Arial Nova" w:eastAsia="Arial" w:cs="Noto Sans" w:asciiTheme="minorHAnsi" w:hAnsiTheme="minorHAnsi"/>
+          <w:color w:val="000000"/>
+          <w:sz w:val="22"/>
+          <w:szCs w:val="22"/>
+        </w:rPr>
         <w:t xml:space="preserve">  - Manual Keyboard Walkthrough: Verified complete touchless parcel retrieval using only Tab, numeric keys (0-9), Enter (OK), and Backspace (Clear) without pointer input. Items outside automated browser verification include physical solenoid acoustic feedback and LCD glare under direct sunlight.</w:t>
       </w:r>
     </w:p>
@@ -8741,26 +10227,84 @@
       <w:bookmarkEnd w:id="17"/>
     </w:p>
     <w:p>
+      <w:pPr>
+        <w:contextualSpacing/>
+        <w:spacing w:line="264" w:lineRule="auto"/>
+        <w:ind w:left="567"/>
+      </w:pPr>
       <w:r>
         <w:rPr>
-          <w:rFonts w:ascii="Calibri" w:hAnsi="Calibri"/>
-          <w:b w:val="0"/>
-          <w:i w:val="0"/>
+          <w:rFonts w:ascii="Calibri" w:hAnsi="Calibri" w:eastAsia="Arial" w:cs="Noto Sans"/>
           <w:color w:val="222222"/>
           <w:sz w:val="20"/>
+          <w:szCs w:val="22"/>
         </w:rPr>
         <w:t>Static code analysis is powered by SonarQube Cloud integrated with GitHub Actions CI via the JaCoCo Maven plugin.</w:t>
-        <w:br/>
-        <w:br/>
+      </w:r>
+      <w:r>
+        <w:br w:type="textWrapping"/>
+      </w:r>
+      <w:r>
+        <w:br w:type="textWrapping"/>
+      </w:r>
+      <w:r>
+        <w:rPr>
+          <w:rFonts w:ascii="Calibri" w:hAnsi="Calibri" w:eastAsia="Arial" w:cs="Noto Sans"/>
+          <w:color w:val="222222"/>
+          <w:sz w:val="20"/>
+          <w:szCs w:val="22"/>
+        </w:rPr>
         <w:t>• Quality Gate Status: PASSED (OK) across all defined metrics.</w:t>
-        <w:br/>
+      </w:r>
+      <w:r>
+        <w:br w:type="textWrapping"/>
+      </w:r>
+      <w:r>
+        <w:rPr>
+          <w:rFonts w:ascii="Calibri" w:hAnsi="Calibri" w:eastAsia="Arial" w:cs="Noto Sans"/>
+          <w:color w:val="222222"/>
+          <w:sz w:val="20"/>
+          <w:szCs w:val="22"/>
+        </w:rPr>
         <w:t>• Line Coverage: 73.2% line coverage verified by JaCoCo across 38 application classes.</w:t>
-        <w:br/>
+      </w:r>
+      <w:r>
+        <w:br w:type="textWrapping"/>
+      </w:r>
+      <w:r>
+        <w:rPr>
+          <w:rFonts w:ascii="Calibri" w:hAnsi="Calibri" w:eastAsia="Arial" w:cs="Noto Sans"/>
+          <w:color w:val="222222"/>
+          <w:sz w:val="20"/>
+          <w:szCs w:val="22"/>
+        </w:rPr>
         <w:t>• Maintainability, Security &amp; Reliability: 0 Bugs, 0 Vulnerabilities, 0 Security Hotspots, and 0 Code Smells detected under the default 'Sonar way' quality profile (Grade A across all evaluation axes).</w:t>
-        <w:br/>
+      </w:r>
+      <w:r>
+        <w:br w:type="textWrapping"/>
+      </w:r>
+      <w:r>
+        <w:rPr>
+          <w:rFonts w:ascii="Calibri" w:hAnsi="Calibri" w:eastAsia="Arial" w:cs="Noto Sans"/>
+          <w:color w:val="222222"/>
+          <w:sz w:val="20"/>
+          <w:szCs w:val="22"/>
+        </w:rPr>
         <w:t>• Duplicated Lines Density: 0.0%.</w:t>
-        <w:br/>
-        <w:br/>
+      </w:r>
+      <w:r>
+        <w:br w:type="textWrapping"/>
+      </w:r>
+      <w:r>
+        <w:br w:type="textWrapping"/>
+      </w:r>
+      <w:r>
+        <w:rPr>
+          <w:rFonts w:ascii="Calibri" w:hAnsi="Calibri" w:eastAsia="Arial" w:cs="Noto Sans"/>
+          <w:color w:val="222222"/>
+          <w:sz w:val="20"/>
+          <w:szCs w:val="22"/>
+        </w:rPr>
         <w:t>Security Hardening (Log Injection Resolution — CWE-117): During static analysis, SonarQube Cloud flagged a security vulnerability (rule javasecurity:S5145, categorized as a Taint Analysis Vulnerability) related to untrusted user input originating from HTTP path and query parameters being forwarded into logger statements. To permanently eliminate this vulnerability, a deterministic sanitization helper was implemented in TerminalService and NominatimGeocodingAdapter, stripping CRLF characters before passing strings to SLF4J loggers. Upon pushing the sanitization commit, SonarCloud verified that the taint flow was severed, clearing all 6 issues and bringing the active issue count to zero.</w:t>
       </w:r>
     </w:p>
@@ -8785,17 +10329,50 @@
       <w:bookmarkEnd w:id="18"/>
     </w:p>
     <w:p>
-      <w:r>
+      <w:pPr>
+        <w:contextualSpacing/>
+        <w:spacing w:line="264" w:lineRule="auto"/>
+        <w:ind w:left="567"/>
+      </w:pPr>
+      <w:r>
+        <w:rPr>
+          <w:rFonts w:ascii="Arial Nova" w:hAnsi="Arial Nova" w:eastAsia="Arial" w:cs="Noto Sans" w:asciiTheme="minorHAnsi" w:hAnsiTheme="minorHAnsi"/>
+          <w:color w:val="000000"/>
+          <w:sz w:val="22"/>
+          <w:szCs w:val="22"/>
+        </w:rPr>
         <w:t>An automated CI/CD pipeline is implemented via GitHub Actions in '.github/workflows/sonar.yml':</w:t>
       </w:r>
     </w:p>
     <w:p>
-      <w:r>
+      <w:pPr>
+        <w:contextualSpacing/>
+        <w:spacing w:line="264" w:lineRule="auto"/>
+        <w:ind w:left="567"/>
+      </w:pPr>
+      <w:r>
+        <w:rPr>
+          <w:rFonts w:ascii="Arial Nova" w:hAnsi="Arial Nova" w:eastAsia="Arial" w:cs="Noto Sans" w:asciiTheme="minorHAnsi" w:hAnsiTheme="minorHAnsi"/>
+          <w:color w:val="000000"/>
+          <w:sz w:val="22"/>
+          <w:szCs w:val="22"/>
+        </w:rPr>
         <w:t>• Pipeline Workflow: On every 'push' and 'pull_request' to the main branch, a virtual Ubuntu runner checks out the repository, provisions JDK 21 (Eclipse Temurin), caches Maven dependencies, and executes 'mvn clean verify org.sonarsource.scanner.maven:sonar-maven-plugin:sonar'.</w:t>
       </w:r>
     </w:p>
     <w:p>
-      <w:r>
+      <w:pPr>
+        <w:contextualSpacing/>
+        <w:spacing w:line="264" w:lineRule="auto"/>
+        <w:ind w:left="567"/>
+      </w:pPr>
+      <w:r>
+        <w:rPr>
+          <w:rFonts w:ascii="Arial Nova" w:hAnsi="Arial Nova" w:eastAsia="Arial" w:cs="Noto Sans" w:asciiTheme="minorHAnsi" w:hAnsiTheme="minorHAnsi"/>
+          <w:color w:val="000000"/>
+          <w:sz w:val="22"/>
+          <w:szCs w:val="22"/>
+        </w:rPr>
         <w:t>• Quality Gate Enforcement: The SonarCloud scanner inspects compiled bytecode and JaCoCo XML reports ('target/site/jacoco/jacoco.xml'), authenticating via the SONAR_TOKEN repository secret. Pull requests failing the Quality Gate or dropping below 70% coverage are blocked from merging.</w:t>
       </w:r>
     </w:p>
@@ -8874,22 +10451,28 @@
               <w:bottom w:val="single" w:sz="4" w:space="0" w:color="808080"/>
               <w:right w:val="single" w:sz="4" w:space="0" w:color="808080"/>
             </w:tcBorders>
+            <w:shd w:val="clear" w:fill="E7E6E6"/>
             <w:tcMar>
               <w:top w:w="40" w:type="dxa"/>
               <w:left w:w="80" w:type="dxa"/>
               <w:bottom w:w="40" w:type="dxa"/>
               <w:right w:w="80" w:type="dxa"/>
             </w:tcMar>
-            <w:shd w:fill="E7E6E6"/>
-          </w:tcPr>
-          <w:p>
-            <w:r>
-              <w:rPr>
-                <w:rFonts w:ascii="Calibri" w:hAnsi="Calibri"/>
+          </w:tcPr>
+          <w:p>
+            <w:pPr>
+              <w:contextualSpacing/>
+              <w:spacing w:line="264" w:lineRule="auto"/>
+              <w:ind w:left="567"/>
+            </w:pPr>
+            <w:r>
+              <w:rPr>
+                <w:rFonts w:ascii="Calibri" w:hAnsi="Calibri" w:eastAsia="Arial" w:cs="Noto Sans"/>
                 <w:b/>
-                <w:i w:val="0"/>
+                <w:bCs/>
                 <w:color w:val="000000"/>
                 <w:sz w:val="19"/>
+                <w:szCs w:val="22"/>
               </w:rPr>
               <w:t>Resource</w:t>
             </w:r>
@@ -8904,22 +10487,28 @@
               <w:bottom w:val="single" w:sz="4" w:space="0" w:color="808080"/>
               <w:right w:val="single" w:sz="4" w:space="0" w:color="808080"/>
             </w:tcBorders>
+            <w:shd w:val="clear" w:fill="E7E6E6"/>
             <w:tcMar>
               <w:top w:w="40" w:type="dxa"/>
               <w:left w:w="80" w:type="dxa"/>
               <w:bottom w:w="40" w:type="dxa"/>
               <w:right w:w="80" w:type="dxa"/>
             </w:tcMar>
-            <w:shd w:fill="E7E6E6"/>
-          </w:tcPr>
-          <w:p>
-            <w:r>
-              <w:rPr>
-                <w:rFonts w:ascii="Calibri" w:hAnsi="Calibri"/>
+          </w:tcPr>
+          <w:p>
+            <w:pPr>
+              <w:contextualSpacing/>
+              <w:spacing w:line="264" w:lineRule="auto"/>
+              <w:ind w:left="567"/>
+            </w:pPr>
+            <w:r>
+              <w:rPr>
+                <w:rFonts w:ascii="Calibri" w:hAnsi="Calibri" w:eastAsia="Arial" w:cs="Noto Sans"/>
                 <w:b/>
-                <w:i w:val="0"/>
+                <w:bCs/>
                 <w:color w:val="000000"/>
                 <w:sz w:val="19"/>
+                <w:szCs w:val="22"/>
               </w:rPr>
               <w:t>URL/location</w:t>
             </w:r>
@@ -8939,13 +10528,13 @@
               <w:bottom w:val="single" w:sz="4" w:space="0" w:color="808080"/>
               <w:right w:val="single" w:sz="4" w:space="0" w:color="808080"/>
             </w:tcBorders>
+            <w:shd w:val="clear" w:fill="FFFFFF"/>
             <w:tcMar>
               <w:top w:w="40" w:type="dxa"/>
               <w:left w:w="80" w:type="dxa"/>
               <w:bottom w:w="40" w:type="dxa"/>
               <w:right w:w="80" w:type="dxa"/>
             </w:tcMar>
-            <w:shd w:fill="FFFFFF"/>
           </w:tcPr>
           <w:p>
             <w:pPr>
@@ -8955,8 +10544,6 @@
             <w:r>
               <w:rPr>
                 <w:rFonts w:ascii="Calibri" w:hAnsi="Calibri" w:eastAsia="Arial" w:cs="Noto Sans" w:asciiTheme="minorHAnsi" w:hAnsiTheme="minorHAnsi"/>
-                <w:b w:val="0"/>
-                <w:i w:val="0"/>
                 <w:color w:val="222222"/>
                 <w:sz w:val="19"/>
                 <w:szCs w:val="19"/>
@@ -8974,22 +10561,26 @@
               <w:bottom w:val="single" w:sz="4" w:space="0" w:color="808080"/>
               <w:right w:val="single" w:sz="4" w:space="0" w:color="808080"/>
             </w:tcBorders>
+            <w:shd w:val="clear" w:fill="FFFFFF"/>
             <w:tcMar>
               <w:top w:w="40" w:type="dxa"/>
               <w:left w:w="80" w:type="dxa"/>
               <w:bottom w:w="40" w:type="dxa"/>
               <w:right w:w="80" w:type="dxa"/>
             </w:tcMar>
-            <w:shd w:fill="FFFFFF"/>
-          </w:tcPr>
-          <w:p>
-            <w:r>
-              <w:rPr>
-                <w:rFonts w:ascii="Calibri" w:hAnsi="Calibri"/>
-                <w:b w:val="0"/>
-                <w:i w:val="0"/>
+          </w:tcPr>
+          <w:p>
+            <w:pPr>
+              <w:contextualSpacing/>
+              <w:spacing w:line="264" w:lineRule="auto"/>
+              <w:ind w:left="567"/>
+            </w:pPr>
+            <w:r>
+              <w:rPr>
+                <w:rFonts w:ascii="Calibri" w:hAnsi="Calibri" w:eastAsia="Arial" w:cs="Noto Sans"/>
                 <w:color w:val="2563EB"/>
                 <w:sz w:val="19"/>
+                <w:szCs w:val="22"/>
               </w:rPr>
               <w:t>https://github.com/FilipeNogue1ra/HW1-119495</w:t>
             </w:r>
@@ -9009,13 +10600,13 @@
               <w:bottom w:val="single" w:sz="4" w:space="0" w:color="808080"/>
               <w:right w:val="single" w:sz="4" w:space="0" w:color="808080"/>
             </w:tcBorders>
+            <w:shd w:val="clear" w:fill="FFFFFF"/>
             <w:tcMar>
               <w:top w:w="40" w:type="dxa"/>
               <w:left w:w="80" w:type="dxa"/>
               <w:bottom w:w="40" w:type="dxa"/>
               <w:right w:w="80" w:type="dxa"/>
             </w:tcMar>
-            <w:shd w:fill="FFFFFF"/>
           </w:tcPr>
           <w:p>
             <w:pPr>
@@ -9025,8 +10616,6 @@
             <w:r>
               <w:rPr>
                 <w:rFonts w:ascii="Calibri" w:hAnsi="Calibri" w:eastAsia="Arial" w:cs="Noto Sans" w:asciiTheme="minorHAnsi" w:hAnsiTheme="minorHAnsi"/>
-                <w:b w:val="0"/>
-                <w:i w:val="0"/>
                 <w:color w:val="222222"/>
                 <w:sz w:val="19"/>
                 <w:szCs w:val="19"/>
@@ -9044,22 +10633,26 @@
               <w:bottom w:val="single" w:sz="4" w:space="0" w:color="808080"/>
               <w:right w:val="single" w:sz="4" w:space="0" w:color="808080"/>
             </w:tcBorders>
+            <w:shd w:val="clear" w:fill="FFFFFF"/>
             <w:tcMar>
               <w:top w:w="40" w:type="dxa"/>
               <w:left w:w="80" w:type="dxa"/>
               <w:bottom w:w="40" w:type="dxa"/>
               <w:right w:w="80" w:type="dxa"/>
             </w:tcMar>
-            <w:shd w:fill="FFFFFF"/>
-          </w:tcPr>
-          <w:p>
-            <w:r>
-              <w:rPr>
-                <w:rFonts w:ascii="Calibri" w:hAnsi="Calibri"/>
-                <w:b w:val="0"/>
-                <w:i w:val="0"/>
+          </w:tcPr>
+          <w:p>
+            <w:pPr>
+              <w:contextualSpacing/>
+              <w:spacing w:line="264" w:lineRule="auto"/>
+              <w:ind w:left="567"/>
+            </w:pPr>
+            <w:r>
+              <w:rPr>
+                <w:rFonts w:ascii="Calibri" w:hAnsi="Calibri" w:eastAsia="Arial" w:cs="Noto Sans"/>
                 <w:color w:val="2563EB"/>
                 <w:sz w:val="19"/>
+                <w:szCs w:val="22"/>
               </w:rPr>
               <w:t>docs/tuttibox_demo.webm (1m30s screencast covering UC1 geocoded search, UC2 partner API registration, UC3 courier drop-off, UC4 recipient pickup, security brute-force lockout defense, and UC6 operator cockpit supervision)</w:t>
             </w:r>
@@ -9079,13 +10672,13 @@
               <w:bottom w:val="single" w:sz="4" w:space="0" w:color="808080"/>
               <w:right w:val="single" w:sz="4" w:space="0" w:color="808080"/>
             </w:tcBorders>
+            <w:shd w:val="clear" w:fill="FFFFFF"/>
             <w:tcMar>
               <w:top w:w="40" w:type="dxa"/>
               <w:left w:w="80" w:type="dxa"/>
               <w:bottom w:w="40" w:type="dxa"/>
               <w:right w:w="80" w:type="dxa"/>
             </w:tcMar>
-            <w:shd w:fill="FFFFFF"/>
           </w:tcPr>
           <w:p>
             <w:pPr>
@@ -9095,8 +10688,6 @@
             <w:r>
               <w:rPr>
                 <w:rFonts w:ascii="Calibri" w:hAnsi="Calibri" w:eastAsia="Arial" w:cs="Noto Sans" w:asciiTheme="minorHAnsi" w:hAnsiTheme="minorHAnsi"/>
-                <w:b w:val="0"/>
-                <w:i w:val="0"/>
                 <w:color w:val="222222"/>
                 <w:sz w:val="19"/>
                 <w:szCs w:val="19"/>
@@ -9114,22 +10705,26 @@
               <w:bottom w:val="single" w:sz="4" w:space="0" w:color="808080"/>
               <w:right w:val="single" w:sz="4" w:space="0" w:color="808080"/>
             </w:tcBorders>
+            <w:shd w:val="clear" w:fill="FFFFFF"/>
             <w:tcMar>
               <w:top w:w="40" w:type="dxa"/>
               <w:left w:w="80" w:type="dxa"/>
               <w:bottom w:w="40" w:type="dxa"/>
               <w:right w:w="80" w:type="dxa"/>
             </w:tcMar>
-            <w:shd w:fill="FFFFFF"/>
-          </w:tcPr>
-          <w:p>
-            <w:r>
-              <w:rPr>
-                <w:rFonts w:ascii="Calibri" w:hAnsi="Calibri"/>
-                <w:b w:val="0"/>
-                <w:i w:val="0"/>
+          </w:tcPr>
+          <w:p>
+            <w:pPr>
+              <w:contextualSpacing/>
+              <w:spacing w:line="264" w:lineRule="auto"/>
+              <w:ind w:left="567"/>
+            </w:pPr>
+            <w:r>
+              <w:rPr>
+                <w:rFonts w:ascii="Calibri" w:hAnsi="Calibri" w:eastAsia="Arial" w:cs="Noto Sans"/>
                 <w:color w:val="2563EB"/>
                 <w:sz w:val="19"/>
+                <w:szCs w:val="22"/>
               </w:rPr>
               <w:t>http://localhost:8080/swagger-ui.html</w:t>
             </w:r>
@@ -9149,13 +10744,13 @@
               <w:bottom w:val="single" w:sz="4" w:space="0" w:color="808080"/>
               <w:right w:val="single" w:sz="4" w:space="0" w:color="808080"/>
             </w:tcBorders>
+            <w:shd w:val="clear" w:fill="FFFFFF"/>
             <w:tcMar>
               <w:top w:w="40" w:type="dxa"/>
               <w:left w:w="80" w:type="dxa"/>
               <w:bottom w:w="40" w:type="dxa"/>
               <w:right w:w="80" w:type="dxa"/>
             </w:tcMar>
-            <w:shd w:fill="FFFFFF"/>
           </w:tcPr>
           <w:p>
             <w:pPr>
@@ -9165,8 +10760,6 @@
             <w:r>
               <w:rPr>
                 <w:rFonts w:ascii="Calibri" w:hAnsi="Calibri" w:eastAsia="Arial" w:cs="Noto Sans" w:asciiTheme="minorHAnsi" w:hAnsiTheme="minorHAnsi"/>
-                <w:b w:val="0"/>
-                <w:i w:val="0"/>
                 <w:color w:val="222222"/>
                 <w:sz w:val="19"/>
                 <w:szCs w:val="19"/>
@@ -9184,22 +10777,26 @@
               <w:bottom w:val="single" w:sz="4" w:space="0" w:color="808080"/>
               <w:right w:val="single" w:sz="4" w:space="0" w:color="808080"/>
             </w:tcBorders>
+            <w:shd w:val="clear" w:fill="FFFFFF"/>
             <w:tcMar>
               <w:top w:w="40" w:type="dxa"/>
               <w:left w:w="80" w:type="dxa"/>
               <w:bottom w:w="40" w:type="dxa"/>
               <w:right w:w="80" w:type="dxa"/>
             </w:tcMar>
-            <w:shd w:fill="FFFFFF"/>
-          </w:tcPr>
-          <w:p>
-            <w:r>
-              <w:rPr>
-                <w:rFonts w:ascii="Calibri" w:hAnsi="Calibri"/>
-                <w:b w:val="0"/>
-                <w:i w:val="0"/>
+          </w:tcPr>
+          <w:p>
+            <w:pPr>
+              <w:contextualSpacing/>
+              <w:spacing w:line="264" w:lineRule="auto"/>
+              <w:ind w:left="567"/>
+            </w:pPr>
+            <w:r>
+              <w:rPr>
+                <w:rFonts w:ascii="Calibri" w:hAnsi="Calibri" w:eastAsia="Arial" w:cs="Noto Sans"/>
                 <w:color w:val="2563EB"/>
                 <w:sz w:val="19"/>
+                <w:szCs w:val="22"/>
               </w:rPr>
               <w:t>https://sonarcloud.io/project/overview?id=FilipeNogue1ra_HW1-119495</w:t>
             </w:r>
@@ -9219,13 +10816,13 @@
               <w:bottom w:val="single" w:sz="4" w:space="0" w:color="808080"/>
               <w:right w:val="single" w:sz="4" w:space="0" w:color="808080"/>
             </w:tcBorders>
+            <w:shd w:val="clear" w:fill="FFFFFF"/>
             <w:tcMar>
               <w:top w:w="40" w:type="dxa"/>
               <w:left w:w="80" w:type="dxa"/>
               <w:bottom w:w="40" w:type="dxa"/>
               <w:right w:w="80" w:type="dxa"/>
             </w:tcMar>
-            <w:shd w:fill="FFFFFF"/>
           </w:tcPr>
           <w:p>
             <w:pPr>
@@ -9235,8 +10832,6 @@
             <w:r>
               <w:rPr>
                 <w:rFonts w:ascii="Calibri" w:hAnsi="Calibri" w:eastAsia="Arial" w:cs="Noto Sans" w:asciiTheme="minorHAnsi" w:hAnsiTheme="minorHAnsi"/>
-                <w:b w:val="0"/>
-                <w:i w:val="0"/>
                 <w:color w:val="222222"/>
                 <w:sz w:val="19"/>
                 <w:szCs w:val="19"/>
@@ -9254,22 +10849,26 @@
               <w:bottom w:val="single" w:sz="4" w:space="0" w:color="808080"/>
               <w:right w:val="single" w:sz="4" w:space="0" w:color="808080"/>
             </w:tcBorders>
+            <w:shd w:val="clear" w:fill="FFFFFF"/>
             <w:tcMar>
               <w:top w:w="40" w:type="dxa"/>
               <w:left w:w="80" w:type="dxa"/>
               <w:bottom w:w="40" w:type="dxa"/>
               <w:right w:w="80" w:type="dxa"/>
             </w:tcMar>
-            <w:shd w:fill="FFFFFF"/>
-          </w:tcPr>
-          <w:p>
-            <w:r>
-              <w:rPr>
-                <w:rFonts w:ascii="Calibri" w:hAnsi="Calibri"/>
-                <w:b w:val="0"/>
-                <w:i w:val="0"/>
+          </w:tcPr>
+          <w:p>
+            <w:pPr>
+              <w:contextualSpacing/>
+              <w:spacing w:line="264" w:lineRule="auto"/>
+              <w:ind w:left="567"/>
+            </w:pPr>
+            <w:r>
+              <w:rPr>
+                <w:rFonts w:ascii="Calibri" w:hAnsi="Calibri" w:eastAsia="Arial" w:cs="Noto Sans"/>
                 <w:color w:val="2563EB"/>
                 <w:sz w:val="19"/>
+                <w:szCs w:val="22"/>
               </w:rPr>
               <w:t>https://github.com/FilipeNogue1ra/HW1-119495/actions</w:t>
             </w:r>
@@ -9301,29 +10900,75 @@
       </w:r>
     </w:p>
     <w:p>
-      <w:r>
+      <w:pPr>
+        <w:contextualSpacing/>
+        <w:spacing w:line="264" w:lineRule="auto"/>
+        <w:ind w:left="567"/>
+      </w:pPr>
+      <w:r>
+        <w:rPr>
+          <w:rFonts w:ascii="Arial Nova" w:hAnsi="Arial Nova" w:eastAsia="Arial" w:cs="Noto Sans" w:asciiTheme="minorHAnsi" w:hAnsiTheme="minorHAnsi"/>
+          <w:color w:val="000000"/>
+          <w:sz w:val="22"/>
+          <w:szCs w:val="22"/>
+        </w:rPr>
         <w:t>• Source Repository: https://github.com/FilipeNogue1ra/HW1-119495</w:t>
       </w:r>
     </w:p>
     <w:p>
-      <w:r>
+      <w:pPr>
+        <w:contextualSpacing/>
+        <w:spacing w:line="264" w:lineRule="auto"/>
+        <w:ind w:left="567"/>
+      </w:pPr>
+      <w:r>
+        <w:rPr>
+          <w:rFonts w:ascii="Arial Nova" w:hAnsi="Arial Nova" w:eastAsia="Arial" w:cs="Noto Sans" w:asciiTheme="minorHAnsi" w:hAnsiTheme="minorHAnsi"/>
+          <w:color w:val="000000"/>
+          <w:sz w:val="22"/>
+          <w:szCs w:val="22"/>
+        </w:rPr>
         <w:t>• Core Frameworks: Spring Boot 3.4.2 (Web, Data JPA, Thymeleaf), PostgreSQL 16, H2 Database.</w:t>
       </w:r>
     </w:p>
     <w:p>
+      <w:pPr>
+        <w:contextualSpacing/>
+        <w:spacing w:line="264" w:lineRule="auto"/>
+        <w:ind w:left="567"/>
+      </w:pPr>
       <w:r>
         <w:rPr>
-          <w:rFonts w:ascii="Calibri" w:hAnsi="Calibri"/>
-          <w:b w:val="0"/>
-          <w:i w:val="0"/>
+          <w:rFonts w:ascii="Calibri" w:hAnsi="Calibri" w:eastAsia="Arial" w:cs="Noto Sans"/>
           <w:color w:val="222222"/>
-          <w:sz w:val="20"/>
+          <w:sz w:val="22"/>
+          <w:szCs w:val="22"/>
         </w:rPr>
-        <w:t>• Testing Stack: JUnit 6 (Jupiter 6.1.3 BOM), Mockito 5.23.0, AssertJ, Cucumber BDD 7.21.1, Microsoft Playwright 1.63.0, Testcontainers 1.20, Grafana k6 v2.2.0, Maven Surefire 3.6.0, JaCoCo 0.8.15, SonarQube Cloud (Quality Gate Passed).</w:t>
+        <w:t xml:space="preserve">• </w:t>
+      </w:r>
+      <w:r>
+        <w:rPr>
+          <w:rFonts w:ascii="Arial Nova" w:hAnsi="Arial Nova" w:cs="Arial Nova"/>
+          <w:color w:val="222222"/>
+          <w:sz w:val="22"/>
+          <w:szCs w:val="22"/>
+        </w:rPr>
+        <w:t>Testing Stack: JUnit 6 (Jupiter 6.1.3 BOM), Mockito 5.23.0, AssertJ, Cucumber BDD 7.21.1, Microsoft Playwright 1.63.0, Testcontainers 1.20, Grafana k6 v2.2.0, Maven Surefire 3.6.0, JaCoCo 0.8.15, SonarQube Cloud (Quality Gate Passed).</w:t>
       </w:r>
     </w:p>
     <w:p>
-      <w:r>
+      <w:pPr>
+        <w:contextualSpacing/>
+        <w:spacing w:line="264" w:lineRule="auto"/>
+        <w:ind w:left="567"/>
+      </w:pPr>
+      <w:r>
+        <w:rPr>
+          <w:rFonts w:ascii="Arial Nova" w:hAnsi="Arial Nova" w:eastAsia="Arial" w:cs="Noto Sans" w:asciiTheme="minorHAnsi" w:hAnsiTheme="minorHAnsi"/>
+          <w:color w:val="000000"/>
+          <w:sz w:val="22"/>
+          <w:szCs w:val="22"/>
+        </w:rPr>
         <w:t>• Standards &amp; Specifications: RFC 7807 (Problem Details for HTTP APIs), WCAG 2.1 AA Accessibility Guidelines.</w:t>
       </w:r>
     </w:p>
@@ -9498,7 +11143,7 @@
           <wp:extent cx="6126480" cy="266700"/>
           <wp:effectExtent l="0" t="0" r="0" b="0"/>
           <wp:wrapNone/>
-          <wp:docPr id="1" name="Picture 1"/>
+          <wp:docPr id="1" name="numbering.xml"/>
           <wp:cNvGraphicFramePr>
             <a:graphicFrameLocks xmlns:a="http://schemas.openxmlformats.org/drawingml/2006/main" noChangeAspect="1"/>
           </wp:cNvGraphicFramePr>
@@ -9506,7 +11151,7 @@
             <a:graphicData uri="http://schemas.openxmlformats.org/drawingml/2006/picture">
               <pic:pic xmlns:pic="http://schemas.openxmlformats.org/drawingml/2006/picture">
                 <pic:nvPicPr>
-                  <pic:cNvPr id="1" name="image1"/>
+                  <pic:cNvPr id="1" name="numbering.xml"/>
                   <pic:cNvPicPr/>
                 </pic:nvPicPr>
                 <pic:blipFill>
@@ -9626,7 +11271,7 @@
               <wp:inline distT="0" distB="0" distL="0" distR="0">
                 <wp:extent cx="1576316" cy="293426"/>
                 <wp:effectExtent l="0" t="0" r="5080" b="0"/>
-                <wp:docPr id="2" name="image2.png" descr="deti4"/>
+                <wp:docPr id="2" name="image7.png" descr="deti4"/>
                 <wp:cNvGraphicFramePr>
                   <a:graphicFrameLocks xmlns:a="http://schemas.openxmlformats.org/drawingml/2006/main" noChangeAspect="1"/>
                 </wp:cNvGraphicFramePr>
@@ -9634,11 +11279,11 @@
                   <a:graphicData uri="http://schemas.openxmlformats.org/drawingml/2006/picture">
                     <pic:pic xmlns:pic="http://schemas.openxmlformats.org/drawingml/2006/picture">
                       <pic:nvPicPr>
-                        <pic:cNvPr id="2" name="image2.png" descr="deti4"/>
+                        <pic:cNvPr id="2" name="image7.png" descr="deti4"/>
                         <pic:cNvPicPr/>
                       </pic:nvPicPr>
                       <pic:blipFill>
-                        <a:blip r:embed="rId3"/>
+                        <a:blip r:embed="rId4"/>
                         <a:stretch>
                           <a:fillRect/>
                         </a:stretch>
